--- a/docs/rendu/cahier-des-charges.docx
+++ b/docs/rendu/cahier-des-charges.docx
@@ -99,12 +99,12 @@
         <w:tblW w:type="dxa" w:w="7200"/>
         <w:jc w:val="center"/>
         <w:tblBorders>
-          <w:top w:val="single" w:color="auto" w:sz="4"/>
-          <w:left w:val="single" w:color="auto" w:sz="4"/>
-          <w:bottom w:val="single" w:color="auto" w:sz="4"/>
-          <w:right w:val="single" w:color="auto" w:sz="4"/>
-          <w:insideH w:val="single" w:color="auto" w:sz="4"/>
-          <w:insideV w:val="single" w:color="auto" w:sz="4"/>
+          <w:top w:val="none"/>
+          <w:left w:val="none"/>
+          <w:bottom w:val="none"/>
+          <w:right w:val="none"/>
+          <w:insideH w:val="none"/>
+          <w:insideV w:val="none"/>
         </w:tblBorders>
       </w:tblPr>
       <w:tblGrid>
@@ -128,7 +128,6 @@
               <w:bottom w:type="dxa" w:w="60"/>
               <w:right w:type="dxa" w:w="120"/>
             </w:tcMar>
-            <w:vAlign w:val="center"/>
           </w:tcPr>
           <w:p>
             <w:pPr>
@@ -156,49 +155,12 @@
               <w:bottom w:val="none"/>
               <w:right w:val="none"/>
             </w:tcBorders>
-            <w:shd w:fill="F7F9FA" w:val="clear"/>
-            <w:tcMar>
-              <w:top w:type="dxa" w:w="60"/>
-              <w:left w:type="dxa" w:w="120"/>
-              <w:bottom w:type="dxa" w:w="60"/>
-              <w:right w:type="dxa" w:w="160"/>
-            </w:tcMar>
-            <w:vAlign w:val="center"/>
-          </w:tcPr>
-          <w:p>
-            <w:pPr>
-              <w:spacing w:after="0"/>
-            </w:pPr>
-            <w:r>
-              <w:rPr>
-                <w:rFonts w:ascii="Inter" w:cs="Inter" w:eastAsia="Inter" w:hAnsi="Inter"/>
-                <w:color w:val="222222"/>
-                <w:sz w:val="22"/>
-                <w:szCs w:val="22"/>
-              </w:rPr>
-              <w:t xml:space="preserve">Samuel Ressiot (tech lead), Yassine Zouitni</w:t>
-            </w:r>
-          </w:p>
-        </w:tc>
-      </w:tr>
-      <w:tr>
-        <w:tc>
-          <w:tcPr>
-            <w:tcW w:type="dxa" w:w="2600"/>
-            <w:tcBorders>
-              <w:top w:val="none"/>
-              <w:left w:val="none"/>
-              <w:bottom w:val="none"/>
-              <w:right w:val="none"/>
-            </w:tcBorders>
-            <w:shd w:fill="FFFFFF" w:val="clear"/>
             <w:tcMar>
               <w:top w:type="dxa" w:w="60"/>
               <w:left w:type="dxa" w:w="160"/>
               <w:bottom w:type="dxa" w:w="60"/>
               <w:right w:type="dxa" w:w="120"/>
             </w:tcMar>
-            <w:vAlign w:val="center"/>
           </w:tcPr>
           <w:p>
             <w:pPr>
@@ -207,46 +169,11 @@
             <w:r>
               <w:rPr>
                 <w:rFonts w:ascii="Inter" w:cs="Inter" w:eastAsia="Inter" w:hAnsi="Inter"/>
-                <w:b/>
-                <w:bCs/>
-                <w:color w:val="0D9297"/>
-                <w:sz w:val="22"/>
-                <w:szCs w:val="22"/>
-              </w:rPr>
-              <w:t xml:space="preserve">Cyber</w:t>
-            </w:r>
-          </w:p>
-        </w:tc>
-        <w:tc>
-          <w:tcPr>
-            <w:tcW w:type="dxa" w:w="4600"/>
-            <w:tcBorders>
-              <w:top w:val="none"/>
-              <w:left w:val="none"/>
-              <w:bottom w:val="none"/>
-              <w:right w:val="none"/>
-            </w:tcBorders>
-            <w:shd w:fill="FFFFFF" w:val="clear"/>
-            <w:tcMar>
-              <w:top w:type="dxa" w:w="60"/>
-              <w:left w:type="dxa" w:w="120"/>
-              <w:bottom w:type="dxa" w:w="60"/>
-              <w:right w:type="dxa" w:w="160"/>
-            </w:tcMar>
-            <w:vAlign w:val="center"/>
-          </w:tcPr>
-          <w:p>
-            <w:pPr>
-              <w:spacing w:after="0"/>
-            </w:pPr>
-            <w:r>
-              <w:rPr>
-                <w:rFonts w:ascii="Inter" w:cs="Inter" w:eastAsia="Inter" w:hAnsi="Inter"/>
                 <w:color w:val="222222"/>
                 <w:sz w:val="22"/>
                 <w:szCs w:val="22"/>
               </w:rPr>
-              <w:t xml:space="preserve">Antony Lozano, Remi Reze, Thomas Bremard</w:t>
+              <w:t xml:space="preserve">Samuel Ressiot (tech lead), Yassine Zouitni</w:t>
             </w:r>
           </w:p>
         </w:tc>
@@ -268,7 +195,6 @@
               <w:bottom w:type="dxa" w:w="60"/>
               <w:right w:type="dxa" w:w="120"/>
             </w:tcMar>
-            <w:vAlign w:val="center"/>
           </w:tcPr>
           <w:p>
             <w:pPr>
@@ -283,7 +209,7 @@
                 <w:sz w:val="22"/>
                 <w:szCs w:val="22"/>
               </w:rPr>
-              <w:t xml:space="preserve">Design / QA</w:t>
+              <w:t xml:space="preserve">Cyber</w:t>
             </w:r>
           </w:p>
         </w:tc>
@@ -296,14 +222,12 @@
               <w:bottom w:val="none"/>
               <w:right w:val="none"/>
             </w:tcBorders>
-            <w:shd w:fill="F7F9FA" w:val="clear"/>
             <w:tcMar>
               <w:top w:type="dxa" w:w="60"/>
-              <w:left w:type="dxa" w:w="120"/>
+              <w:left w:type="dxa" w:w="160"/>
               <w:bottom w:type="dxa" w:w="60"/>
-              <w:right w:type="dxa" w:w="160"/>
+              <w:right w:type="dxa" w:w="120"/>
             </w:tcMar>
-            <w:vAlign w:val="center"/>
           </w:tcPr>
           <w:p>
             <w:pPr>
@@ -316,6 +240,73 @@
                 <w:sz w:val="22"/>
                 <w:szCs w:val="22"/>
               </w:rPr>
+              <w:t xml:space="preserve">Antony Lozano, Remi Reze, Thomas Bremard</w:t>
+            </w:r>
+          </w:p>
+        </w:tc>
+      </w:tr>
+      <w:tr>
+        <w:tc>
+          <w:tcPr>
+            <w:tcW w:type="dxa" w:w="2600"/>
+            <w:tcBorders>
+              <w:top w:val="none"/>
+              <w:left w:val="none"/>
+              <w:bottom w:val="none"/>
+              <w:right w:val="none"/>
+            </w:tcBorders>
+            <w:shd w:fill="F7F9FA" w:val="clear"/>
+            <w:tcMar>
+              <w:top w:type="dxa" w:w="60"/>
+              <w:left w:type="dxa" w:w="160"/>
+              <w:bottom w:type="dxa" w:w="60"/>
+              <w:right w:type="dxa" w:w="120"/>
+            </w:tcMar>
+          </w:tcPr>
+          <w:p>
+            <w:pPr>
+              <w:spacing w:after="0"/>
+            </w:pPr>
+            <w:r>
+              <w:rPr>
+                <w:rFonts w:ascii="Inter" w:cs="Inter" w:eastAsia="Inter" w:hAnsi="Inter"/>
+                <w:b/>
+                <w:bCs/>
+                <w:color w:val="0D9297"/>
+                <w:sz w:val="22"/>
+                <w:szCs w:val="22"/>
+              </w:rPr>
+              <w:t xml:space="preserve">Design / QA</w:t>
+            </w:r>
+          </w:p>
+        </w:tc>
+        <w:tc>
+          <w:tcPr>
+            <w:tcW w:type="dxa" w:w="4600"/>
+            <w:tcBorders>
+              <w:top w:val="none"/>
+              <w:left w:val="none"/>
+              <w:bottom w:val="none"/>
+              <w:right w:val="none"/>
+            </w:tcBorders>
+            <w:tcMar>
+              <w:top w:type="dxa" w:w="60"/>
+              <w:left w:type="dxa" w:w="160"/>
+              <w:bottom w:type="dxa" w:w="60"/>
+              <w:right w:type="dxa" w:w="120"/>
+            </w:tcMar>
+          </w:tcPr>
+          <w:p>
+            <w:pPr>
+              <w:spacing w:after="0"/>
+            </w:pPr>
+            <w:r>
+              <w:rPr>
+                <w:rFonts w:ascii="Inter" w:cs="Inter" w:eastAsia="Inter" w:hAnsi="Inter"/>
+                <w:color w:val="222222"/>
+                <w:sz w:val="22"/>
+                <w:szCs w:val="22"/>
+              </w:rPr>
               <w:t xml:space="preserve">Julien Volmerange, Mahe Pernot</w:t>
             </w:r>
           </w:p>
@@ -323,35 +314,43 @@
       </w:tr>
     </w:tbl>
     <w:p>
-      <w:pPr>
-        <w:spacing w:before="700"/>
-      </w:pPr>
-    </w:p>
-    <w:p>
-      <w:pPr>
+      <w:r>
+        <w:br/>
+        <w:t xml:space="preserve"/>
+      </w:r>
+    </w:p>
+    <w:p>
+      <w:pPr>
+        <w:spacing w:before="400"/>
         <w:jc w:val="center"/>
       </w:pPr>
       <w:r>
         <w:rPr>
           <w:rFonts w:ascii="Inter" w:cs="Inter" w:eastAsia="Inter" w:hAnsi="Inter"/>
-          <w:color w:val="37474F"/>
+          <w:i/>
+          <w:iCs/>
+          <w:color w:val="0D9297"/>
           <w:sz w:val="22"/>
           <w:szCs w:val="22"/>
         </w:rPr>
-        <w:t xml:space="preserve">Oral jury EPSI Open Innovation — juin 2026</w:t>
-      </w:r>
-    </w:p>
-    <w:p>
-      <w:r>
-        <w:br w:type="page"/>
-      </w:r>
-    </w:p>
-    <w:p>
-      <w:pPr>
-        <w:pBdr>
-          <w:bottom w:val="single" w:color="0D9297" w:sz="12" w:space="6"/>
-        </w:pBdr>
-        <w:spacing w:after="200"/>
+        <w:t xml:space="preserve">Build Fast. Deploy Smart.</w:t>
+      </w:r>
+    </w:p>
+    <w:p>
+      <w:r>
+        <w:t xml:space="preserve"/>
+      </w:r>
+    </w:p>
+    <w:p>
+      <w:r>
+        <w:t xml:space="preserve"/>
+      </w:r>
+    </w:p>
+    <w:p/>
+    <w:p>
+      <w:pPr>
+        <w:pageBreakBefore/>
+        <w:spacing w:after="160"/>
       </w:pPr>
       <w:r>
         <w:rPr>
@@ -385,29 +384,125 @@
       </w:sdtContent>
     </w:sdt>
     <w:p>
-      <w:r>
-        <w:br w:type="page"/>
-      </w:r>
+      <w:pPr>
+        <w:pageBreakBefore/>
+      </w:pPr>
+    </w:p>
+    <w:tbl>
+      <w:tblPr>
+        <w:tblW w:type="pct" w:w="100%"/>
+        <w:tblBorders>
+          <w:top w:val="none"/>
+          <w:left w:val="single" w:color="0D9297" w:sz="18"/>
+          <w:bottom w:val="none"/>
+          <w:right w:val="none"/>
+          <w:insideH w:val="none"/>
+          <w:insideV w:val="none"/>
+        </w:tblBorders>
+      </w:tblPr>
+      <w:tblGrid>
+        <w:gridCol w:w="100"/>
+      </w:tblGrid>
+      <w:tr>
+        <w:tc>
+          <w:tcPr>
+            <w:shd w:fill="F5F6F8" w:val="clear"/>
+            <w:tcMar>
+              <w:top w:type="dxa" w:w="80"/>
+              <w:left w:type="dxa" w:w="160"/>
+              <w:bottom w:type="dxa" w:w="80"/>
+              <w:right w:type="dxa" w:w="120"/>
+            </w:tcMar>
+          </w:tcPr>
+          <w:p>
+            <w:pPr>
+              <w:spacing w:after="0"/>
+            </w:pPr>
+            <w:r>
+              <w:rPr>
+                <w:rFonts w:ascii="Inter" w:cs="Inter" w:eastAsia="Inter" w:hAnsi="Inter"/>
+                <w:color w:val="222222"/>
+              </w:rPr>
+              <w:t xml:space="preserve">Reformulation propre du besoin et des exigences, alignée sur l'état </w:t>
+            </w:r>
+            <w:r>
+              <w:rPr>
+                <w:rFonts w:ascii="Inter" w:cs="Inter" w:eastAsia="Inter" w:hAnsi="Inter"/>
+                <w:b/>
+                <w:bCs/>
+                <w:color w:val="222222"/>
+              </w:rPr>
+              <w:t xml:space="preserve">réel</w:t>
+            </w:r>
+            <w:r>
+              <w:rPr>
+                <w:rFonts w:ascii="Inter" w:cs="Inter" w:eastAsia="Inter" w:hAnsi="Inter"/>
+                <w:color w:val="222222"/>
+              </w:rPr>
+              <w:t xml:space="preserve"> du code à la date de rédaction. Les exigences marquées </w:t>
+            </w:r>
+            <w:r>
+              <w:rPr>
+                <w:rFonts w:ascii="Inter" w:cs="Inter" w:eastAsia="Inter" w:hAnsi="Inter"/>
+                <w:i/>
+                <w:iCs/>
+                <w:color w:val="37474F"/>
+              </w:rPr>
+              <w:t xml:space="preserve">(roadmap)</w:t>
+            </w:r>
+            <w:r>
+              <w:rPr>
+                <w:rFonts w:ascii="Inter" w:cs="Inter" w:eastAsia="Inter" w:hAnsi="Inter"/>
+                <w:color w:val="222222"/>
+              </w:rPr>
+              <w:t xml:space="preserve"> ne sont pas encore implémentées.</w:t>
+            </w:r>
+          </w:p>
+        </w:tc>
+      </w:tr>
+    </w:tbl>
+    <w:p>
+      <w:pPr>
+        <w:spacing w:after="120"/>
+      </w:pPr>
+    </w:p>
+    <w:p>
+      <w:pPr>
+        <w:pBdr>
+          <w:bottom w:val="single" w:color="DCE2E8" w:sz="4" w:space="4"/>
+        </w:pBdr>
+        <w:spacing w:after="120" w:before="80"/>
+      </w:pPr>
     </w:p>
     <w:p>
       <w:pPr>
         <w:pStyle w:val="Heading2"/>
-      </w:pPr>
-      <w:r>
-        <w:rPr>
-          <w:rFonts w:ascii="Inter" w:cs="Inter" w:eastAsia="Inter" w:hAnsi="Inter"/>
+        <w:pBdr>
+          <w:bottom w:val="single" w:color="C9CFD6" w:sz="6" w:space="4"/>
+        </w:pBdr>
+        <w:spacing w:after="120" w:before="280"/>
+      </w:pPr>
+      <w:r>
+        <w:rPr>
+          <w:rFonts w:ascii="Inter" w:cs="Inter" w:eastAsia="Inter" w:hAnsi="Inter"/>
+          <w:b/>
+          <w:bCs/>
+          <w:color w:val="032233"/>
+          <w:sz w:val="28"/>
+          <w:szCs w:val="28"/>
         </w:rPr>
         <w:t xml:space="preserve">1. Besoins</w:t>
       </w:r>
     </w:p>
     <w:p>
       <w:pPr>
-        <w:spacing w:after="160" w:line="276" w:lineRule="auto"/>
+        <w:spacing w:after="140" w:line="276"/>
         <w:jc w:val="both"/>
       </w:pPr>
       <w:r>
         <w:rPr>
           <w:rFonts w:ascii="Inter" w:cs="Inter" w:eastAsia="Inter" w:hAnsi="Inter"/>
+          <w:color w:val="222222"/>
         </w:rPr>
         <w:t xml:space="preserve">StackNest est une </w:t>
       </w:r>
@@ -416,12 +511,14 @@
           <w:rFonts w:ascii="Inter" w:cs="Inter" w:eastAsia="Inter" w:hAnsi="Inter"/>
           <w:b/>
           <w:bCs/>
+          <w:color w:val="222222"/>
         </w:rPr>
         <w:t xml:space="preserve">Internal Developer Platform (IDP)</w:t>
       </w:r>
       <w:r>
         <w:rPr>
           <w:rFonts w:ascii="Inter" w:cs="Inter" w:eastAsia="Inter" w:hAnsi="Inter"/>
+          <w:color w:val="222222"/>
         </w:rPr>
         <w:t xml:space="preserve"> : un guichet unique permettant à une équipe technique de </w:t>
       </w:r>
@@ -430,12 +527,14 @@
           <w:rFonts w:ascii="Inter" w:cs="Inter" w:eastAsia="Inter" w:hAnsi="Inter"/>
           <w:b/>
           <w:bCs/>
+          <w:color w:val="222222"/>
         </w:rPr>
         <w:t xml:space="preserve">provisionner des ressources IT en autonomie</w:t>
       </w:r>
       <w:r>
         <w:rPr>
           <w:rFonts w:ascii="Inter" w:cs="Inter" w:eastAsia="Inter" w:hAnsi="Inter"/>
+          <w:color w:val="222222"/>
         </w:rPr>
         <w:t xml:space="preserve"> (bases de données, caches, services, runtimes, stacks multi-services), sans passer par un ticket Ops, et avec un cadrage de la plateforme (catalogue maîtrisé, versions, sécurité). Deux portes d'entrée : </w:t>
       </w:r>
@@ -444,12 +543,14 @@
           <w:rFonts w:ascii="Inter" w:cs="Inter" w:eastAsia="Inter" w:hAnsi="Inter"/>
           <w:b/>
           <w:bCs/>
+          <w:color w:val="222222"/>
         </w:rPr>
         <w:t xml:space="preserve">UI web</w:t>
       </w:r>
       <w:r>
         <w:rPr>
           <w:rFonts w:ascii="Inter" w:cs="Inter" w:eastAsia="Inter" w:hAnsi="Inter"/>
+          <w:color w:val="222222"/>
         </w:rPr>
         <w:t xml:space="preserve"> et </w:t>
       </w:r>
@@ -458,28 +559,952 @@
           <w:rFonts w:ascii="Inter" w:cs="Inter" w:eastAsia="Inter" w:hAnsi="Inter"/>
           <w:b/>
           <w:bCs/>
+          <w:color w:val="222222"/>
         </w:rPr>
         <w:t xml:space="preserve">assistant IA</w:t>
       </w:r>
       <w:r>
         <w:rPr>
           <w:rFonts w:ascii="Inter" w:cs="Inter" w:eastAsia="Inter" w:hAnsi="Inter"/>
+          <w:color w:val="222222"/>
         </w:rPr>
         <w:t xml:space="preserve">.</w:t>
       </w:r>
     </w:p>
     <w:p>
       <w:pPr>
-        <w:spacing w:after="160" w:line="276" w:lineRule="auto"/>
+        <w:pStyle w:val="Heading3"/>
+        <w:spacing w:after="120" w:before="200"/>
+      </w:pPr>
+      <w:r>
+        <w:rPr>
+          <w:rFonts w:ascii="Inter" w:cs="Inter" w:eastAsia="Inter" w:hAnsi="Inter"/>
+          <w:b/>
+          <w:bCs/>
+          <w:color w:val="0D9297"/>
+          <w:sz w:val="24"/>
+          <w:szCs w:val="24"/>
+        </w:rPr>
+        <w:t xml:space="preserve">1.1 Problématique &amp; définition du besoin (cas entreprise + cas étudiant)</w:t>
+      </w:r>
+    </w:p>
+    <w:p>
+      <w:pPr>
+        <w:spacing w:after="140" w:line="276"/>
         <w:jc w:val="both"/>
       </w:pPr>
       <w:r>
         <w:rPr>
           <w:rFonts w:ascii="Inter" w:cs="Inter" w:eastAsia="Inter" w:hAnsi="Inter"/>
-          <w:b/>
-          <w:bCs/>
-        </w:rPr>
-        <w:t xml:space="preserve">Besoins primaires :</w:t>
+          <w:color w:val="222222"/>
+        </w:rPr>
+        <w:t xml:space="preserve">Le besoin d'</w:t>
+      </w:r>
+      <w:r>
+        <w:rPr>
+          <w:rFonts w:ascii="Inter" w:cs="Inter" w:eastAsia="Inter" w:hAnsi="Inter"/>
+          <w:b/>
+          <w:bCs/>
+          <w:color w:val="222222"/>
+        </w:rPr>
+        <w:t xml:space="preserve">autonomie encadrée</w:t>
+      </w:r>
+      <w:r>
+        <w:rPr>
+          <w:rFonts w:ascii="Inter" w:cs="Inter" w:eastAsia="Inter" w:hAnsi="Inter"/>
+          <w:color w:val="222222"/>
+        </w:rPr>
+        <w:t xml:space="preserve"> vise </w:t>
+      </w:r>
+      <w:r>
+        <w:rPr>
+          <w:rFonts w:ascii="Inter" w:cs="Inter" w:eastAsia="Inter" w:hAnsi="Inter"/>
+          <w:b/>
+          <w:bCs/>
+          <w:color w:val="222222"/>
+        </w:rPr>
+        <w:t xml:space="preserve">deux publics</w:t>
+      </w:r>
+      <w:r>
+        <w:rPr>
+          <w:rFonts w:ascii="Inter" w:cs="Inter" w:eastAsia="Inter" w:hAnsi="Inter"/>
+          <w:color w:val="222222"/>
+        </w:rPr>
+        <w:t xml:space="preserve"> :</w:t>
+      </w:r>
+    </w:p>
+    <w:p>
+      <w:pPr>
+        <w:pStyle w:val="ListParagraph"/>
+        <w:numPr>
+          <w:ilvl w:val="0"/>
+          <w:numId w:val="1"/>
+        </w:numPr>
+        <w:spacing w:after="60" w:line="264"/>
+      </w:pPr>
+      <w:r>
+        <w:rPr>
+          <w:rFonts w:ascii="Inter" w:cs="Inter" w:eastAsia="Inter" w:hAnsi="Inter"/>
+          <w:b/>
+          <w:bCs/>
+          <w:color w:val="222222"/>
+        </w:rPr>
+        <w:t xml:space="preserve">Cas entreprise</w:t>
+      </w:r>
+      <w:r>
+        <w:rPr>
+          <w:rFonts w:ascii="Inter" w:cs="Inter" w:eastAsia="Inter" w:hAnsi="Inter"/>
+          <w:color w:val="222222"/>
+        </w:rPr>
+        <w:t xml:space="preserve"> — obtenir une ressource passe par un </w:t>
+      </w:r>
+      <w:r>
+        <w:rPr>
+          <w:rFonts w:ascii="Inter" w:cs="Inter" w:eastAsia="Inter" w:hAnsi="Inter"/>
+          <w:b/>
+          <w:bCs/>
+          <w:color w:val="222222"/>
+        </w:rPr>
+        <w:t xml:space="preserve">ticket Ops</w:t>
+      </w:r>
+      <w:r>
+        <w:rPr>
+          <w:rFonts w:ascii="Inter" w:cs="Inter" w:eastAsia="Inter" w:hAnsi="Inter"/>
+          <w:color w:val="222222"/>
+        </w:rPr>
+        <w:t xml:space="preserve"> (délai, friction) ou par des</w:t>
+      </w:r>
+    </w:p>
+    <w:p>
+      <w:pPr>
+        <w:spacing w:after="140" w:line="276"/>
+        <w:jc w:val="both"/>
+      </w:pPr>
+      <w:r>
+        <w:rPr>
+          <w:rFonts w:ascii="Inter" w:cs="Inter" w:eastAsia="Inter" w:hAnsi="Inter"/>
+          <w:color w:val="222222"/>
+        </w:rPr>
+        <w:t xml:space="preserve">conteneurs « à la main » (hétérogénéité, versions EOL, secrets en clair). Besoin : </w:t>
+      </w:r>
+      <w:r>
+        <w:rPr>
+          <w:rFonts w:ascii="Inter" w:cs="Inter" w:eastAsia="Inter" w:hAnsi="Inter"/>
+          <w:b/>
+          <w:bCs/>
+          <w:color w:val="222222"/>
+        </w:rPr>
+        <w:t xml:space="preserve">rendre les équipes autonomes</w:t>
+      </w:r>
+      <w:r>
+        <w:rPr>
+          <w:rFonts w:ascii="Inter" w:cs="Inter" w:eastAsia="Inter" w:hAnsi="Inter"/>
+          <w:color w:val="222222"/>
+        </w:rPr>
+        <w:t xml:space="preserve"> tout en </w:t>
+      </w:r>
+      <w:r>
+        <w:rPr>
+          <w:rFonts w:ascii="Inter" w:cs="Inter" w:eastAsia="Inter" w:hAnsi="Inter"/>
+          <w:b/>
+          <w:bCs/>
+          <w:color w:val="222222"/>
+        </w:rPr>
+        <w:t xml:space="preserve">gardant le contrôle</w:t>
+      </w:r>
+      <w:r>
+        <w:rPr>
+          <w:rFonts w:ascii="Inter" w:cs="Inter" w:eastAsia="Inter" w:hAnsi="Inter"/>
+          <w:color w:val="222222"/>
+        </w:rPr>
+        <w:t xml:space="preserve">.</w:t>
+      </w:r>
+    </w:p>
+    <w:p>
+      <w:pPr>
+        <w:pStyle w:val="ListParagraph"/>
+        <w:numPr>
+          <w:ilvl w:val="0"/>
+          <w:numId w:val="1"/>
+        </w:numPr>
+        <w:spacing w:after="60" w:line="264"/>
+      </w:pPr>
+      <w:r>
+        <w:rPr>
+          <w:rFonts w:ascii="Inter" w:cs="Inter" w:eastAsia="Inter" w:hAnsi="Inter"/>
+          <w:b/>
+          <w:bCs/>
+          <w:color w:val="222222"/>
+        </w:rPr>
+        <w:t xml:space="preserve">Cas étudiant</w:t>
+      </w:r>
+      <w:r>
+        <w:rPr>
+          <w:rFonts w:ascii="Inter" w:cs="Inter" w:eastAsia="Inter" w:hAnsi="Inter"/>
+          <w:color w:val="222222"/>
+        </w:rPr>
+        <w:t xml:space="preserve"> — pour un </w:t>
+      </w:r>
+      <w:r>
+        <w:rPr>
+          <w:rFonts w:ascii="Inter" w:cs="Inter" w:eastAsia="Inter" w:hAnsi="Inter"/>
+          <w:b/>
+          <w:bCs/>
+          <w:color w:val="222222"/>
+        </w:rPr>
+        <w:t xml:space="preserve">TP / projet de cours</w:t>
+      </w:r>
+      <w:r>
+        <w:rPr>
+          <w:rFonts w:ascii="Inter" w:cs="Inter" w:eastAsia="Inter" w:hAnsi="Inter"/>
+          <w:color w:val="222222"/>
+        </w:rPr>
+        <w:t xml:space="preserve">, il faut une BDD + un runtime </w:t>
+      </w:r>
+      <w:r>
+        <w:rPr>
+          <w:rFonts w:ascii="Inter" w:cs="Inter" w:eastAsia="Inter" w:hAnsi="Inter"/>
+          <w:b/>
+          <w:bCs/>
+          <w:color w:val="222222"/>
+        </w:rPr>
+        <w:t xml:space="preserve">en minutes</w:t>
+      </w:r>
+      <w:r>
+        <w:rPr>
+          <w:rFonts w:ascii="Inter" w:cs="Inter" w:eastAsia="Inter" w:hAnsi="Inter"/>
+          <w:color w:val="222222"/>
+        </w:rPr>
+        <w:t xml:space="preserve">,</w:t>
+      </w:r>
+    </w:p>
+    <w:p>
+      <w:pPr>
+        <w:spacing w:after="140" w:line="276"/>
+        <w:jc w:val="both"/>
+      </w:pPr>
+      <w:r>
+        <w:rPr>
+          <w:rFonts w:ascii="Inter" w:cs="Inter" w:eastAsia="Inter" w:hAnsi="Inter"/>
+          <w:b/>
+          <w:bCs/>
+          <w:color w:val="222222"/>
+        </w:rPr>
+        <w:t xml:space="preserve">budget 0 €</w:t>
+      </w:r>
+      <w:r>
+        <w:rPr>
+          <w:rFonts w:ascii="Inter" w:cs="Inter" w:eastAsia="Inter" w:hAnsi="Inter"/>
+          <w:color w:val="222222"/>
+        </w:rPr>
+        <w:t xml:space="preserve">, </w:t>
+      </w:r>
+      <w:r>
+        <w:rPr>
+          <w:rFonts w:ascii="Inter" w:cs="Inter" w:eastAsia="Inter" w:hAnsi="Inter"/>
+          <w:b/>
+          <w:bCs/>
+          <w:color w:val="222222"/>
+        </w:rPr>
+        <w:t xml:space="preserve">sans compétence infra</w:t>
+      </w:r>
+      <w:r>
+        <w:rPr>
+          <w:rFonts w:ascii="Inter" w:cs="Inter" w:eastAsia="Inter" w:hAnsi="Inter"/>
+          <w:color w:val="222222"/>
+        </w:rPr>
+        <w:t xml:space="preserve">. Besoin : </w:t>
+      </w:r>
+      <w:r>
+        <w:rPr>
+          <w:rFonts w:ascii="Inter" w:cs="Inter" w:eastAsia="Inter" w:hAnsi="Inter"/>
+          <w:b/>
+          <w:bCs/>
+          <w:color w:val="222222"/>
+        </w:rPr>
+        <w:t xml:space="preserve">provisionner vite et gratuitement</w:t>
+      </w:r>
+      <w:r>
+        <w:rPr>
+          <w:rFonts w:ascii="Inter" w:cs="Inter" w:eastAsia="Inter" w:hAnsi="Inter"/>
+          <w:color w:val="222222"/>
+        </w:rPr>
+        <w:t xml:space="preserve">.</w:t>
+      </w:r>
+    </w:p>
+    <w:p>
+      <w:pPr>
+        <w:pStyle w:val="Heading3"/>
+        <w:spacing w:after="120" w:before="200"/>
+      </w:pPr>
+      <w:r>
+        <w:rPr>
+          <w:rFonts w:ascii="Inter" w:cs="Inter" w:eastAsia="Inter" w:hAnsi="Inter"/>
+          <w:b/>
+          <w:bCs/>
+          <w:color w:val="0D9297"/>
+          <w:sz w:val="24"/>
+          <w:szCs w:val="24"/>
+        </w:rPr>
+        <w:t xml:space="preserve">1.2 Personas</w:t>
+      </w:r>
+    </w:p>
+    <w:tbl>
+      <w:tblPr>
+        <w:tblW w:type="pct" w:w="100%"/>
+        <w:tblBorders>
+          <w:top w:val="single" w:color="C9CFD6" w:sz="4"/>
+          <w:left w:val="single" w:color="C9CFD6" w:sz="4"/>
+          <w:bottom w:val="single" w:color="C9CFD6" w:sz="4"/>
+          <w:right w:val="single" w:color="C9CFD6" w:sz="4"/>
+          <w:insideH w:val="single" w:color="C9CFD6" w:sz="4"/>
+          <w:insideV w:val="single" w:color="C9CFD6" w:sz="4"/>
+        </w:tblBorders>
+      </w:tblPr>
+      <w:tblGrid>
+        <w:gridCol w:w="1872"/>
+        <w:gridCol w:w="1872"/>
+        <w:gridCol w:w="1872"/>
+        <w:gridCol w:w="1872"/>
+        <w:gridCol w:w="1872"/>
+      </w:tblGrid>
+      <w:tr>
+        <w:trPr>
+          <w:tblHeader/>
+        </w:trPr>
+        <w:tc>
+          <w:tcPr>
+            <w:shd w:fill="032233" w:val="clear"/>
+            <w:tcMar>
+              <w:top w:type="dxa" w:w="60"/>
+              <w:left w:type="dxa" w:w="120"/>
+              <w:bottom w:type="dxa" w:w="60"/>
+              <w:right w:type="dxa" w:w="120"/>
+            </w:tcMar>
+          </w:tcPr>
+          <w:p>
+            <w:pPr>
+              <w:spacing w:after="0"/>
+            </w:pPr>
+            <w:r>
+              <w:rPr>
+                <w:rFonts w:ascii="Inter" w:cs="Inter" w:eastAsia="Inter" w:hAnsi="Inter"/>
+                <w:b/>
+                <w:bCs/>
+                <w:color w:val="FFFFFF"/>
+                <w:sz w:val="20"/>
+                <w:szCs w:val="20"/>
+              </w:rPr>
+              <w:t xml:space="preserve">Persona</w:t>
+            </w:r>
+          </w:p>
+        </w:tc>
+        <w:tc>
+          <w:tcPr>
+            <w:shd w:fill="032233" w:val="clear"/>
+            <w:tcMar>
+              <w:top w:type="dxa" w:w="60"/>
+              <w:left w:type="dxa" w:w="120"/>
+              <w:bottom w:type="dxa" w:w="60"/>
+              <w:right w:type="dxa" w:w="120"/>
+            </w:tcMar>
+          </w:tcPr>
+          <w:p>
+            <w:pPr>
+              <w:spacing w:after="0"/>
+            </w:pPr>
+            <w:r>
+              <w:rPr>
+                <w:rFonts w:ascii="Inter" w:cs="Inter" w:eastAsia="Inter" w:hAnsi="Inter"/>
+                <w:b/>
+                <w:bCs/>
+                <w:color w:val="FFFFFF"/>
+                <w:sz w:val="20"/>
+                <w:szCs w:val="20"/>
+              </w:rPr>
+              <w:t xml:space="preserve">Profil</w:t>
+            </w:r>
+          </w:p>
+        </w:tc>
+        <w:tc>
+          <w:tcPr>
+            <w:shd w:fill="032233" w:val="clear"/>
+            <w:tcMar>
+              <w:top w:type="dxa" w:w="60"/>
+              <w:left w:type="dxa" w:w="120"/>
+              <w:bottom w:type="dxa" w:w="60"/>
+              <w:right w:type="dxa" w:w="120"/>
+            </w:tcMar>
+          </w:tcPr>
+          <w:p>
+            <w:pPr>
+              <w:spacing w:after="0"/>
+            </w:pPr>
+            <w:r>
+              <w:rPr>
+                <w:rFonts w:ascii="Inter" w:cs="Inter" w:eastAsia="Inter" w:hAnsi="Inter"/>
+                <w:b/>
+                <w:bCs/>
+                <w:color w:val="FFFFFF"/>
+                <w:sz w:val="20"/>
+                <w:szCs w:val="20"/>
+              </w:rPr>
+              <w:t xml:space="preserve">Cas</w:t>
+            </w:r>
+          </w:p>
+        </w:tc>
+        <w:tc>
+          <w:tcPr>
+            <w:shd w:fill="032233" w:val="clear"/>
+            <w:tcMar>
+              <w:top w:type="dxa" w:w="60"/>
+              <w:left w:type="dxa" w:w="120"/>
+              <w:bottom w:type="dxa" w:w="60"/>
+              <w:right w:type="dxa" w:w="120"/>
+            </w:tcMar>
+          </w:tcPr>
+          <w:p>
+            <w:pPr>
+              <w:spacing w:after="0"/>
+            </w:pPr>
+            <w:r>
+              <w:rPr>
+                <w:rFonts w:ascii="Inter" w:cs="Inter" w:eastAsia="Inter" w:hAnsi="Inter"/>
+                <w:b/>
+                <w:bCs/>
+                <w:color w:val="FFFFFF"/>
+                <w:sz w:val="20"/>
+                <w:szCs w:val="20"/>
+              </w:rPr>
+              <w:t xml:space="preserve">Besoin</w:t>
+            </w:r>
+          </w:p>
+        </w:tc>
+        <w:tc>
+          <w:tcPr>
+            <w:shd w:fill="032233" w:val="clear"/>
+            <w:tcMar>
+              <w:top w:type="dxa" w:w="60"/>
+              <w:left w:type="dxa" w:w="120"/>
+              <w:bottom w:type="dxa" w:w="60"/>
+              <w:right w:type="dxa" w:w="120"/>
+            </w:tcMar>
+          </w:tcPr>
+          <w:p>
+            <w:pPr>
+              <w:spacing w:after="0"/>
+            </w:pPr>
+            <w:r>
+              <w:rPr>
+                <w:rFonts w:ascii="Inter" w:cs="Inter" w:eastAsia="Inter" w:hAnsi="Inter"/>
+                <w:b/>
+                <w:bCs/>
+                <w:color w:val="FFFFFF"/>
+                <w:sz w:val="20"/>
+                <w:szCs w:val="20"/>
+              </w:rPr>
+              <w:t xml:space="preserve">Plan cible</w:t>
+            </w:r>
+          </w:p>
+        </w:tc>
+      </w:tr>
+      <w:tr>
+        <w:tc>
+          <w:tcPr>
+            <w:tcMar>
+              <w:top w:type="dxa" w:w="50"/>
+              <w:left w:type="dxa" w:w="120"/>
+              <w:bottom w:type="dxa" w:w="50"/>
+              <w:right w:type="dxa" w:w="120"/>
+            </w:tcMar>
+          </w:tcPr>
+          <w:p>
+            <w:pPr>
+              <w:spacing w:after="0"/>
+            </w:pPr>
+            <w:r>
+              <w:rPr>
+                <w:rFonts w:ascii="Inter" w:cs="Inter" w:eastAsia="Inter" w:hAnsi="Inter"/>
+                <w:b/>
+                <w:bCs/>
+                <w:color w:val="222222"/>
+              </w:rPr>
+              <w:t xml:space="preserve">Lucas, 21 ans</w:t>
+            </w:r>
+          </w:p>
+        </w:tc>
+        <w:tc>
+          <w:tcPr>
+            <w:tcMar>
+              <w:top w:type="dxa" w:w="50"/>
+              <w:left w:type="dxa" w:w="120"/>
+              <w:bottom w:type="dxa" w:w="50"/>
+              <w:right w:type="dxa" w:w="120"/>
+            </w:tcMar>
+          </w:tcPr>
+          <w:p>
+            <w:pPr>
+              <w:spacing w:after="0"/>
+            </w:pPr>
+            <w:r>
+              <w:rPr>
+                <w:rFonts w:ascii="Inter" w:cs="Inter" w:eastAsia="Inter" w:hAnsi="Inter"/>
+                <w:color w:val="222222"/>
+              </w:rPr>
+              <w:t xml:space="preserve">Étudiant</w:t>
+            </w:r>
+          </w:p>
+        </w:tc>
+        <w:tc>
+          <w:tcPr>
+            <w:tcMar>
+              <w:top w:type="dxa" w:w="50"/>
+              <w:left w:type="dxa" w:w="120"/>
+              <w:bottom w:type="dxa" w:w="50"/>
+              <w:right w:type="dxa" w:w="120"/>
+            </w:tcMar>
+          </w:tcPr>
+          <w:p>
+            <w:pPr>
+              <w:spacing w:after="0"/>
+            </w:pPr>
+            <w:r>
+              <w:rPr>
+                <w:rFonts w:ascii="Inter" w:cs="Inter" w:eastAsia="Inter" w:hAnsi="Inter"/>
+                <w:color w:val="222222"/>
+              </w:rPr>
+              <w:t xml:space="preserve">Étudiant (TP)</w:t>
+            </w:r>
+          </w:p>
+        </w:tc>
+        <w:tc>
+          <w:tcPr>
+            <w:tcMar>
+              <w:top w:type="dxa" w:w="50"/>
+              <w:left w:type="dxa" w:w="120"/>
+              <w:bottom w:type="dxa" w:w="50"/>
+              <w:right w:type="dxa" w:w="120"/>
+            </w:tcMar>
+          </w:tcPr>
+          <w:p>
+            <w:pPr>
+              <w:spacing w:after="0"/>
+            </w:pPr>
+            <w:r>
+              <w:rPr>
+                <w:rFonts w:ascii="Inter" w:cs="Inter" w:eastAsia="Inter" w:hAnsi="Inter"/>
+                <w:color w:val="222222"/>
+              </w:rPr>
+              <w:t xml:space="preserve">BDD + runtime en &lt; 2 min, budget 0 €, zéro infra</w:t>
+            </w:r>
+          </w:p>
+        </w:tc>
+        <w:tc>
+          <w:tcPr>
+            <w:tcMar>
+              <w:top w:type="dxa" w:w="50"/>
+              <w:left w:type="dxa" w:w="120"/>
+              <w:bottom w:type="dxa" w:w="50"/>
+              <w:right w:type="dxa" w:w="120"/>
+            </w:tcMar>
+          </w:tcPr>
+          <w:p>
+            <w:pPr>
+              <w:spacing w:after="0"/>
+            </w:pPr>
+            <w:r>
+              <w:rPr>
+                <w:rFonts w:ascii="Inter" w:cs="Inter" w:eastAsia="Inter" w:hAnsi="Inter"/>
+                <w:b/>
+                <w:bCs/>
+                <w:color w:val="222222"/>
+              </w:rPr>
+              <w:t xml:space="preserve">Free</w:t>
+            </w:r>
+            <w:r>
+              <w:rPr>
+                <w:rFonts w:ascii="Inter" w:cs="Inter" w:eastAsia="Inter" w:hAnsi="Inter"/>
+                <w:color w:val="222222"/>
+              </w:rPr>
+              <w:t xml:space="preserve"> / self-hosted</w:t>
+            </w:r>
+          </w:p>
+        </w:tc>
+      </w:tr>
+      <w:tr>
+        <w:tc>
+          <w:tcPr>
+            <w:shd w:fill="F2F4F6" w:val="clear"/>
+            <w:tcMar>
+              <w:top w:type="dxa" w:w="50"/>
+              <w:left w:type="dxa" w:w="120"/>
+              <w:bottom w:type="dxa" w:w="50"/>
+              <w:right w:type="dxa" w:w="120"/>
+            </w:tcMar>
+          </w:tcPr>
+          <w:p>
+            <w:pPr>
+              <w:spacing w:after="0"/>
+            </w:pPr>
+            <w:r>
+              <w:rPr>
+                <w:rFonts w:ascii="Inter" w:cs="Inter" w:eastAsia="Inter" w:hAnsi="Inter"/>
+                <w:b/>
+                <w:bCs/>
+                <w:color w:val="222222"/>
+              </w:rPr>
+              <w:t xml:space="preserve">Sarah, 32 ans</w:t>
+            </w:r>
+          </w:p>
+        </w:tc>
+        <w:tc>
+          <w:tcPr>
+            <w:shd w:fill="F2F4F6" w:val="clear"/>
+            <w:tcMar>
+              <w:top w:type="dxa" w:w="50"/>
+              <w:left w:type="dxa" w:w="120"/>
+              <w:bottom w:type="dxa" w:w="50"/>
+              <w:right w:type="dxa" w:w="120"/>
+            </w:tcMar>
+          </w:tcPr>
+          <w:p>
+            <w:pPr>
+              <w:spacing w:after="0"/>
+            </w:pPr>
+            <w:r>
+              <w:rPr>
+                <w:rFonts w:ascii="Inter" w:cs="Inter" w:eastAsia="Inter" w:hAnsi="Inter"/>
+                <w:color w:val="222222"/>
+              </w:rPr>
+              <w:t xml:space="preserve">Dev senior</w:t>
+            </w:r>
+          </w:p>
+        </w:tc>
+        <w:tc>
+          <w:tcPr>
+            <w:shd w:fill="F2F4F6" w:val="clear"/>
+            <w:tcMar>
+              <w:top w:type="dxa" w:w="50"/>
+              <w:left w:type="dxa" w:w="120"/>
+              <w:bottom w:type="dxa" w:w="50"/>
+              <w:right w:type="dxa" w:w="120"/>
+            </w:tcMar>
+          </w:tcPr>
+          <w:p>
+            <w:pPr>
+              <w:spacing w:after="0"/>
+            </w:pPr>
+            <w:r>
+              <w:rPr>
+                <w:rFonts w:ascii="Inter" w:cs="Inter" w:eastAsia="Inter" w:hAnsi="Inter"/>
+                <w:color w:val="222222"/>
+              </w:rPr>
+              <w:t xml:space="preserve">Entreprise</w:t>
+            </w:r>
+          </w:p>
+        </w:tc>
+        <w:tc>
+          <w:tcPr>
+            <w:shd w:fill="F2F4F6" w:val="clear"/>
+            <w:tcMar>
+              <w:top w:type="dxa" w:w="50"/>
+              <w:left w:type="dxa" w:w="120"/>
+              <w:bottom w:type="dxa" w:w="50"/>
+              <w:right w:type="dxa" w:w="120"/>
+            </w:tcMar>
+          </w:tcPr>
+          <w:p>
+            <w:pPr>
+              <w:spacing w:after="0"/>
+            </w:pPr>
+            <w:r>
+              <w:rPr>
+                <w:rFonts w:ascii="Inter" w:cs="Inter" w:eastAsia="Inter" w:hAnsi="Inter"/>
+                <w:color w:val="222222"/>
+              </w:rPr>
+              <w:t xml:space="preserve">Sandbox isolé pour tester une migration sans impacter l'équipe</w:t>
+            </w:r>
+          </w:p>
+        </w:tc>
+        <w:tc>
+          <w:tcPr>
+            <w:shd w:fill="F2F4F6" w:val="clear"/>
+            <w:tcMar>
+              <w:top w:type="dxa" w:w="50"/>
+              <w:left w:type="dxa" w:w="120"/>
+              <w:bottom w:type="dxa" w:w="50"/>
+              <w:right w:type="dxa" w:w="120"/>
+            </w:tcMar>
+          </w:tcPr>
+          <w:p>
+            <w:pPr>
+              <w:spacing w:after="0"/>
+            </w:pPr>
+            <w:r>
+              <w:rPr>
+                <w:rFonts w:ascii="Inter" w:cs="Inter" w:eastAsia="Inter" w:hAnsi="Inter"/>
+                <w:b/>
+                <w:bCs/>
+                <w:color w:val="222222"/>
+              </w:rPr>
+              <w:t xml:space="preserve">Pro / Team</w:t>
+            </w:r>
+          </w:p>
+        </w:tc>
+      </w:tr>
+      <w:tr>
+        <w:tc>
+          <w:tcPr>
+            <w:tcMar>
+              <w:top w:type="dxa" w:w="50"/>
+              <w:left w:type="dxa" w:w="120"/>
+              <w:bottom w:type="dxa" w:w="50"/>
+              <w:right w:type="dxa" w:w="120"/>
+            </w:tcMar>
+          </w:tcPr>
+          <w:p>
+            <w:pPr>
+              <w:spacing w:after="0"/>
+            </w:pPr>
+            <w:r>
+              <w:rPr>
+                <w:rFonts w:ascii="Inter" w:cs="Inter" w:eastAsia="Inter" w:hAnsi="Inter"/>
+                <w:b/>
+                <w:bCs/>
+                <w:color w:val="222222"/>
+              </w:rPr>
+              <w:t xml:space="preserve">Marc, 38 ans</w:t>
+            </w:r>
+          </w:p>
+        </w:tc>
+        <w:tc>
+          <w:tcPr>
+            <w:tcMar>
+              <w:top w:type="dxa" w:w="50"/>
+              <w:left w:type="dxa" w:w="120"/>
+              <w:bottom w:type="dxa" w:w="50"/>
+              <w:right w:type="dxa" w:w="120"/>
+            </w:tcMar>
+          </w:tcPr>
+          <w:p>
+            <w:pPr>
+              <w:spacing w:after="0"/>
+            </w:pPr>
+            <w:r>
+              <w:rPr>
+                <w:rFonts w:ascii="Inter" w:cs="Inter" w:eastAsia="Inter" w:hAnsi="Inter"/>
+                <w:color w:val="222222"/>
+              </w:rPr>
+              <w:t xml:space="preserve">Lead dev PME</w:t>
+            </w:r>
+          </w:p>
+        </w:tc>
+        <w:tc>
+          <w:tcPr>
+            <w:tcMar>
+              <w:top w:type="dxa" w:w="50"/>
+              <w:left w:type="dxa" w:w="120"/>
+              <w:bottom w:type="dxa" w:w="50"/>
+              <w:right w:type="dxa" w:w="120"/>
+            </w:tcMar>
+          </w:tcPr>
+          <w:p>
+            <w:pPr>
+              <w:spacing w:after="0"/>
+            </w:pPr>
+            <w:r>
+              <w:rPr>
+                <w:rFonts w:ascii="Inter" w:cs="Inter" w:eastAsia="Inter" w:hAnsi="Inter"/>
+                <w:color w:val="222222"/>
+              </w:rPr>
+              <w:t xml:space="preserve">Entreprise</w:t>
+            </w:r>
+          </w:p>
+        </w:tc>
+        <w:tc>
+          <w:tcPr>
+            <w:tcMar>
+              <w:top w:type="dxa" w:w="50"/>
+              <w:left w:type="dxa" w:w="120"/>
+              <w:bottom w:type="dxa" w:w="50"/>
+              <w:right w:type="dxa" w:w="120"/>
+            </w:tcMar>
+          </w:tcPr>
+          <w:p>
+            <w:pPr>
+              <w:spacing w:after="0"/>
+            </w:pPr>
+            <w:r>
+              <w:rPr>
+                <w:rFonts w:ascii="Inter" w:cs="Inter" w:eastAsia="Inter" w:hAnsi="Inter"/>
+                <w:color w:val="222222"/>
+              </w:rPr>
+              <w:t xml:space="preserve">Automatiser des envs de test, budget maîtrisé, souveraineté</w:t>
+            </w:r>
+          </w:p>
+        </w:tc>
+        <w:tc>
+          <w:tcPr>
+            <w:tcMar>
+              <w:top w:type="dxa" w:w="50"/>
+              <w:left w:type="dxa" w:w="120"/>
+              <w:bottom w:type="dxa" w:w="50"/>
+              <w:right w:type="dxa" w:w="120"/>
+            </w:tcMar>
+          </w:tcPr>
+          <w:p>
+            <w:pPr>
+              <w:spacing w:after="0"/>
+            </w:pPr>
+            <w:r>
+              <w:rPr>
+                <w:rFonts w:ascii="Inter" w:cs="Inter" w:eastAsia="Inter" w:hAnsi="Inter"/>
+                <w:b/>
+                <w:bCs/>
+                <w:color w:val="222222"/>
+              </w:rPr>
+              <w:t xml:space="preserve">Team / Entreprise</w:t>
+            </w:r>
+            <w:r>
+              <w:rPr>
+                <w:rFonts w:ascii="Inter" w:cs="Inter" w:eastAsia="Inter" w:hAnsi="Inter"/>
+                <w:color w:val="222222"/>
+              </w:rPr>
+              <w:t xml:space="preserve"> ou self-hosted</w:t>
+            </w:r>
+          </w:p>
+        </w:tc>
+      </w:tr>
+    </w:tbl>
+    <w:p>
+      <w:pPr>
+        <w:spacing w:after="140"/>
+      </w:pPr>
+    </w:p>
+    <w:tbl>
+      <w:tblPr>
+        <w:tblW w:type="pct" w:w="100%"/>
+        <w:tblBorders>
+          <w:top w:val="none"/>
+          <w:left w:val="single" w:color="0D9297" w:sz="18"/>
+          <w:bottom w:val="none"/>
+          <w:right w:val="none"/>
+          <w:insideH w:val="none"/>
+          <w:insideV w:val="none"/>
+        </w:tblBorders>
+      </w:tblPr>
+      <w:tblGrid>
+        <w:gridCol w:w="100"/>
+      </w:tblGrid>
+      <w:tr>
+        <w:tc>
+          <w:tcPr>
+            <w:shd w:fill="F5F6F8" w:val="clear"/>
+            <w:tcMar>
+              <w:top w:type="dxa" w:w="80"/>
+              <w:left w:type="dxa" w:w="160"/>
+              <w:bottom w:type="dxa" w:w="80"/>
+              <w:right w:type="dxa" w:w="120"/>
+            </w:tcMar>
+          </w:tcPr>
+          <w:p>
+            <w:pPr>
+              <w:spacing w:after="0"/>
+            </w:pPr>
+            <w:r>
+              <w:rPr>
+                <w:rFonts w:ascii="Inter" w:cs="Inter" w:eastAsia="Inter" w:hAnsi="Inter"/>
+                <w:color w:val="222222"/>
+              </w:rPr>
+              <w:t xml:space="preserve">Le cas étudiant (Lucas, gratuit) </w:t>
+            </w:r>
+            <w:r>
+              <w:rPr>
+                <w:rFonts w:ascii="Inter" w:cs="Inter" w:eastAsia="Inter" w:hAnsi="Inter"/>
+                <w:b/>
+                <w:bCs/>
+                <w:color w:val="222222"/>
+              </w:rPr>
+              <w:t xml:space="preserve">alimente</w:t>
+            </w:r>
+            <w:r>
+              <w:rPr>
+                <w:rFonts w:ascii="Inter" w:cs="Inter" w:eastAsia="Inter" w:hAnsi="Inter"/>
+                <w:color w:val="222222"/>
+              </w:rPr>
+              <w:t xml:space="preserve"> le cas entreprise : devenu salarié, l'ancien étudiant </w:t>
+            </w:r>
+            <w:r>
+              <w:rPr>
+                <w:rFonts w:ascii="Inter" w:cs="Inter" w:eastAsia="Inter" w:hAnsi="Inter"/>
+                <w:b/>
+                <w:bCs/>
+                <w:color w:val="222222"/>
+              </w:rPr>
+              <w:t xml:space="preserve">réintroduit</w:t>
+            </w:r>
+            <w:r>
+              <w:rPr>
+                <w:rFonts w:ascii="Inter" w:cs="Inter" w:eastAsia="Inter" w:hAnsi="Inter"/>
+                <w:color w:val="222222"/>
+              </w:rPr>
+              <w:t xml:space="preserve"> StackNest dans son équipe (stratégie d'insertion </w:t>
+            </w:r>
+            <w:r>
+              <w:rPr>
+                <w:rFonts w:ascii="Inter" w:cs="Inter" w:eastAsia="Inter" w:hAnsi="Inter"/>
+                <w:i/>
+                <w:iCs/>
+                <w:color w:val="37474F"/>
+              </w:rPr>
+              <w:t xml:space="preserve">bottom-up</w:t>
+            </w:r>
+            <w:r>
+              <w:rPr>
+                <w:rFonts w:ascii="Inter" w:cs="Inter" w:eastAsia="Inter" w:hAnsi="Inter"/>
+                <w:color w:val="222222"/>
+              </w:rPr>
+              <w:t xml:space="preserve">, cf. </w:t>
+            </w:r>
+            <w:r>
+              <w:rPr>
+                <w:rFonts w:ascii="JetBrains Mono" w:cs="JetBrains Mono" w:eastAsia="JetBrains Mono" w:hAnsi="JetBrains Mono"/>
+                <w:color w:val="032233"/>
+                <w:shd w:fill="EEF2F5" w:val="clear"/>
+              </w:rPr>
+              <w:t xml:space="preserve">docs/rendu/business-strategie.md</w:t>
+            </w:r>
+            <w:r>
+              <w:rPr>
+                <w:rFonts w:ascii="Inter" w:cs="Inter" w:eastAsia="Inter" w:hAnsi="Inter"/>
+                <w:color w:val="222222"/>
+              </w:rPr>
+              <w:t xml:space="preserve">).</w:t>
+            </w:r>
+          </w:p>
+        </w:tc>
+      </w:tr>
+    </w:tbl>
+    <w:p>
+      <w:pPr>
+        <w:spacing w:after="120"/>
+      </w:pPr>
+    </w:p>
+    <w:p>
+      <w:pPr>
+        <w:pStyle w:val="Heading3"/>
+        <w:spacing w:after="120" w:before="200"/>
+      </w:pPr>
+      <w:r>
+        <w:rPr>
+          <w:rFonts w:ascii="Inter" w:cs="Inter" w:eastAsia="Inter" w:hAnsi="Inter"/>
+          <w:b/>
+          <w:bCs/>
+          <w:color w:val="0D9297"/>
+          <w:sz w:val="24"/>
+          <w:szCs w:val="24"/>
+        </w:rPr>
+        <w:t xml:space="preserve">1.3 Besoins primaires</w:t>
       </w:r>
     </w:p>
     <w:p>
@@ -489,11 +1514,12 @@
           <w:ilvl w:val="0"/>
           <w:numId w:val="2"/>
         </w:numPr>
-        <w:spacing w:after="60" w:line="276" w:lineRule="auto"/>
-      </w:pPr>
-      <w:r>
-        <w:rPr>
-          <w:rFonts w:ascii="Inter" w:cs="Inter" w:eastAsia="Inter" w:hAnsi="Inter"/>
+        <w:spacing w:after="60" w:line="264"/>
+      </w:pPr>
+      <w:r>
+        <w:rPr>
+          <w:rFonts w:ascii="Inter" w:cs="Inter" w:eastAsia="Inter" w:hAnsi="Inter"/>
+          <w:color w:val="222222"/>
         </w:rPr>
         <w:t xml:space="preserve">Parcourir un catalogue de ressources et en consulter le détail (versions, paramètres).</w:t>
       </w:r>
@@ -505,11 +1531,12 @@
           <w:ilvl w:val="0"/>
           <w:numId w:val="2"/>
         </w:numPr>
-        <w:spacing w:after="60" w:line="276" w:lineRule="auto"/>
-      </w:pPr>
-      <w:r>
-        <w:rPr>
-          <w:rFonts w:ascii="Inter" w:cs="Inter" w:eastAsia="Inter" w:hAnsi="Inter"/>
+        <w:spacing w:after="60" w:line="264"/>
+      </w:pPr>
+      <w:r>
+        <w:rPr>
+          <w:rFonts w:ascii="Inter" w:cs="Inter" w:eastAsia="Inter" w:hAnsi="Inter"/>
+          <w:color w:val="222222"/>
         </w:rPr>
         <w:t xml:space="preserve">Déployer une ressource réelle et en suivre la progression en temps réel.</w:t>
       </w:r>
@@ -521,11 +1548,12 @@
           <w:ilvl w:val="0"/>
           <w:numId w:val="2"/>
         </w:numPr>
-        <w:spacing w:after="60" w:line="276" w:lineRule="auto"/>
-      </w:pPr>
-      <w:r>
-        <w:rPr>
-          <w:rFonts w:ascii="Inter" w:cs="Inter" w:eastAsia="Inter" w:hAnsi="Inter"/>
+        <w:spacing w:after="60" w:line="264"/>
+      </w:pPr>
+      <w:r>
+        <w:rPr>
+          <w:rFonts w:ascii="Inter" w:cs="Inter" w:eastAsia="Inter" w:hAnsi="Inter"/>
+          <w:color w:val="222222"/>
         </w:rPr>
         <w:t xml:space="preserve">Gérer le cycle de vie d'une ressource (arrêter, démarrer, régénérer le secret, détruire).</w:t>
       </w:r>
@@ -537,11 +1565,12 @@
           <w:ilvl w:val="0"/>
           <w:numId w:val="2"/>
         </w:numPr>
-        <w:spacing w:after="60" w:line="276" w:lineRule="auto"/>
-      </w:pPr>
-      <w:r>
-        <w:rPr>
-          <w:rFonts w:ascii="Inter" w:cs="Inter" w:eastAsia="Inter" w:hAnsi="Inter"/>
+        <w:spacing w:after="60" w:line="264"/>
+      </w:pPr>
+      <w:r>
+        <w:rPr>
+          <w:rFonts w:ascii="Inter" w:cs="Inter" w:eastAsia="Inter" w:hAnsi="Inter"/>
+          <w:color w:val="222222"/>
         </w:rPr>
         <w:t xml:space="preserve">Composer une </w:t>
       </w:r>
@@ -550,12 +1579,14 @@
           <w:rFonts w:ascii="Inter" w:cs="Inter" w:eastAsia="Inter" w:hAnsi="Inter"/>
           <w:b/>
           <w:bCs/>
+          <w:color w:val="222222"/>
         </w:rPr>
         <w:t xml:space="preserve">stack multi-services</w:t>
       </w:r>
       <w:r>
         <w:rPr>
           <w:rFonts w:ascii="Inter" w:cs="Inter" w:eastAsia="Inter" w:hAnsi="Inter"/>
+          <w:color w:val="222222"/>
         </w:rPr>
         <w:t xml:space="preserve"> câblée et la déployer en un projet </w:t>
       </w:r>
@@ -563,15 +1594,14 @@
         <w:rPr>
           <w:rFonts w:ascii="JetBrains Mono" w:cs="JetBrains Mono" w:eastAsia="JetBrains Mono" w:hAnsi="JetBrains Mono"/>
           <w:color w:val="032233"/>
-          <w:sz w:val="20"/>
-          <w:szCs w:val="20"/>
-          <w:shd w:fill="F5F6F8" w:val="clear"/>
+          <w:shd w:fill="EEF2F5" w:val="clear"/>
         </w:rPr>
         <w:t xml:space="preserve">docker compose</w:t>
       </w:r>
       <w:r>
         <w:rPr>
           <w:rFonts w:ascii="Inter" w:cs="Inter" w:eastAsia="Inter" w:hAnsi="Inter"/>
+          <w:color w:val="222222"/>
         </w:rPr>
         <w:t xml:space="preserve">.</w:t>
       </w:r>
@@ -583,11 +1613,12 @@
           <w:ilvl w:val="0"/>
           <w:numId w:val="2"/>
         </w:numPr>
-        <w:spacing w:after="60" w:line="276" w:lineRule="auto"/>
-      </w:pPr>
-      <w:r>
-        <w:rPr>
-          <w:rFonts w:ascii="Inter" w:cs="Inter" w:eastAsia="Inter" w:hAnsi="Inter"/>
+        <w:spacing w:after="60" w:line="264"/>
+      </w:pPr>
+      <w:r>
+        <w:rPr>
+          <w:rFonts w:ascii="Inter" w:cs="Inter" w:eastAsia="Inter" w:hAnsi="Inter"/>
+          <w:color w:val="222222"/>
         </w:rPr>
         <w:t xml:space="preserve">Décrire son besoin </w:t>
       </w:r>
@@ -596,12 +1627,14 @@
           <w:rFonts w:ascii="Inter" w:cs="Inter" w:eastAsia="Inter" w:hAnsi="Inter"/>
           <w:b/>
           <w:bCs/>
+          <w:color w:val="222222"/>
         </w:rPr>
         <w:t xml:space="preserve">en langage naturel</w:t>
       </w:r>
       <w:r>
         <w:rPr>
           <w:rFonts w:ascii="Inter" w:cs="Inter" w:eastAsia="Inter" w:hAnsi="Inter"/>
+          <w:color w:val="222222"/>
         </w:rPr>
         <w:t xml:space="preserve"> et faire proposer une action confirmable par l'IA.</w:t>
       </w:r>
@@ -613,11 +1646,12 @@
           <w:ilvl w:val="0"/>
           <w:numId w:val="2"/>
         </w:numPr>
-        <w:spacing w:after="60" w:line="276" w:lineRule="auto"/>
-      </w:pPr>
-      <w:r>
-        <w:rPr>
-          <w:rFonts w:ascii="Inter" w:cs="Inter" w:eastAsia="Inter" w:hAnsi="Inter"/>
+        <w:spacing w:after="60" w:line="264"/>
+      </w:pPr>
+      <w:r>
+        <w:rPr>
+          <w:rFonts w:ascii="Inter" w:cs="Inter" w:eastAsia="Inter" w:hAnsi="Inter"/>
+          <w:color w:val="222222"/>
         </w:rPr>
         <w:t xml:space="preserve">S'authentifier de façon sécurisée et ne voir que ses propres ressources.</w:t>
       </w:r>
@@ -625,18 +1659,27 @@
     <w:p>
       <w:pPr>
         <w:pBdr>
-          <w:bottom w:val="single" w:color="C9CFD6" w:sz="6" w:space="1"/>
+          <w:bottom w:val="single" w:color="DCE2E8" w:sz="4" w:space="4"/>
         </w:pBdr>
-        <w:spacing w:after="120" w:before="60"/>
+        <w:spacing w:after="120" w:before="80"/>
       </w:pPr>
     </w:p>
     <w:p>
       <w:pPr>
         <w:pStyle w:val="Heading2"/>
-      </w:pPr>
-      <w:r>
-        <w:rPr>
-          <w:rFonts w:ascii="Inter" w:cs="Inter" w:eastAsia="Inter" w:hAnsi="Inter"/>
+        <w:pBdr>
+          <w:bottom w:val="single" w:color="C9CFD6" w:sz="6" w:space="4"/>
+        </w:pBdr>
+        <w:spacing w:after="120" w:before="280"/>
+      </w:pPr>
+      <w:r>
+        <w:rPr>
+          <w:rFonts w:ascii="Inter" w:cs="Inter" w:eastAsia="Inter" w:hAnsi="Inter"/>
+          <w:b/>
+          <w:bCs/>
+          <w:color w:val="032233"/>
+          <w:sz w:val="28"/>
+          <w:szCs w:val="28"/>
         </w:rPr>
         <w:t xml:space="preserve">2. Exigences fonctionnelles (« Le système doit… »)</w:t>
       </w:r>
@@ -644,10 +1687,16 @@
     <w:p>
       <w:pPr>
         <w:pStyle w:val="Heading3"/>
-      </w:pPr>
-      <w:r>
-        <w:rPr>
-          <w:rFonts w:ascii="Inter" w:cs="Inter" w:eastAsia="Inter" w:hAnsi="Inter"/>
+        <w:spacing w:after="120" w:before="200"/>
+      </w:pPr>
+      <w:r>
+        <w:rPr>
+          <w:rFonts w:ascii="Inter" w:cs="Inter" w:eastAsia="Inter" w:hAnsi="Inter"/>
+          <w:b/>
+          <w:bCs/>
+          <w:color w:val="0D9297"/>
+          <w:sz w:val="24"/>
+          <w:szCs w:val="24"/>
         </w:rPr>
         <w:t xml:space="preserve">2.1 Authentification &amp; comptes</w:t>
       </w:r>
@@ -657,13 +1706,14 @@
         <w:pStyle w:val="ListParagraph"/>
         <w:numPr>
           <w:ilvl w:val="0"/>
-          <w:numId w:val="3"/>
+          <w:numId w:val="1"/>
         </w:numPr>
-        <w:spacing w:after="60" w:line="276" w:lineRule="auto"/>
-      </w:pPr>
-      <w:r>
-        <w:rPr>
-          <w:rFonts w:ascii="Inter" w:cs="Inter" w:eastAsia="Inter" w:hAnsi="Inter"/>
+        <w:spacing w:after="60" w:line="264"/>
+      </w:pPr>
+      <w:r>
+        <w:rPr>
+          <w:rFonts w:ascii="Inter" w:cs="Inter" w:eastAsia="Inter" w:hAnsi="Inter"/>
+          <w:color w:val="222222"/>
         </w:rPr>
         <w:t xml:space="preserve">Le système </w:t>
       </w:r>
@@ -672,26 +1722,43 @@
           <w:rFonts w:ascii="Inter" w:cs="Inter" w:eastAsia="Inter" w:hAnsi="Inter"/>
           <w:b/>
           <w:bCs/>
+          <w:color w:val="222222"/>
         </w:rPr>
         <w:t xml:space="preserve">doit</w:t>
       </w:r>
       <w:r>
         <w:rPr>
           <w:rFonts w:ascii="Inter" w:cs="Inter" w:eastAsia="Inter" w:hAnsi="Inter"/>
-        </w:rPr>
-        <w:t xml:space="preserve"> permettre l'inscription via email + nom + mot de passe, avec acceptation des CGU et </w:t>
-      </w:r>
-      <w:r>
-        <w:rPr>
-          <w:rFonts w:ascii="Inter" w:cs="Inter" w:eastAsia="Inter" w:hAnsi="Inter"/>
-          <w:b/>
-          <w:bCs/>
+          <w:color w:val="222222"/>
+        </w:rPr>
+        <w:t xml:space="preserve"> permettre l'inscription via email + nom + mot de passe, avec acceptation des</w:t>
+      </w:r>
+    </w:p>
+    <w:p>
+      <w:pPr>
+        <w:spacing w:after="140" w:line="276"/>
+        <w:jc w:val="both"/>
+      </w:pPr>
+      <w:r>
+        <w:rPr>
+          <w:rFonts w:ascii="Inter" w:cs="Inter" w:eastAsia="Inter" w:hAnsi="Inter"/>
+          <w:color w:val="222222"/>
+        </w:rPr>
+        <w:t xml:space="preserve">CGU et </w:t>
+      </w:r>
+      <w:r>
+        <w:rPr>
+          <w:rFonts w:ascii="Inter" w:cs="Inter" w:eastAsia="Inter" w:hAnsi="Inter"/>
+          <w:b/>
+          <w:bCs/>
+          <w:color w:val="222222"/>
         </w:rPr>
         <w:t xml:space="preserve">âge minimum 18 ans</w:t>
       </w:r>
       <w:r>
         <w:rPr>
           <w:rFonts w:ascii="Inter" w:cs="Inter" w:eastAsia="Inter" w:hAnsi="Inter"/>
+          <w:color w:val="222222"/>
         </w:rPr>
         <w:t xml:space="preserve">.</w:t>
       </w:r>
@@ -701,13 +1768,14 @@
         <w:pStyle w:val="ListParagraph"/>
         <w:numPr>
           <w:ilvl w:val="0"/>
-          <w:numId w:val="3"/>
+          <w:numId w:val="1"/>
         </w:numPr>
-        <w:spacing w:after="60" w:line="276" w:lineRule="auto"/>
-      </w:pPr>
-      <w:r>
-        <w:rPr>
-          <w:rFonts w:ascii="Inter" w:cs="Inter" w:eastAsia="Inter" w:hAnsi="Inter"/>
+        <w:spacing w:after="60" w:line="264"/>
+      </w:pPr>
+      <w:r>
+        <w:rPr>
+          <w:rFonts w:ascii="Inter" w:cs="Inter" w:eastAsia="Inter" w:hAnsi="Inter"/>
+          <w:color w:val="222222"/>
         </w:rPr>
         <w:t xml:space="preserve">Le système </w:t>
       </w:r>
@@ -716,12 +1784,14 @@
           <w:rFonts w:ascii="Inter" w:cs="Inter" w:eastAsia="Inter" w:hAnsi="Inter"/>
           <w:b/>
           <w:bCs/>
+          <w:color w:val="222222"/>
         </w:rPr>
         <w:t xml:space="preserve">doit</w:t>
       </w:r>
       <w:r>
         <w:rPr>
           <w:rFonts w:ascii="Inter" w:cs="Inter" w:eastAsia="Inter" w:hAnsi="Inter"/>
+          <w:color w:val="222222"/>
         </w:rPr>
         <w:t xml:space="preserve"> envoyer un email de </w:t>
       </w:r>
@@ -730,14 +1800,29 @@
           <w:rFonts w:ascii="Inter" w:cs="Inter" w:eastAsia="Inter" w:hAnsi="Inter"/>
           <w:b/>
           <w:bCs/>
+          <w:color w:val="222222"/>
         </w:rPr>
         <w:t xml:space="preserve">vérification</w:t>
       </w:r>
       <w:r>
         <w:rPr>
           <w:rFonts w:ascii="Inter" w:cs="Inter" w:eastAsia="Inter" w:hAnsi="Inter"/>
-        </w:rPr>
-        <w:t xml:space="preserve"> et n'activer pleinement le compte qu'après vérification.</w:t>
+          <w:color w:val="222222"/>
+        </w:rPr>
+        <w:t xml:space="preserve"> et n'activer pleinement le compte qu'après</w:t>
+      </w:r>
+    </w:p>
+    <w:p>
+      <w:pPr>
+        <w:spacing w:after="140" w:line="276"/>
+        <w:jc w:val="both"/>
+      </w:pPr>
+      <w:r>
+        <w:rPr>
+          <w:rFonts w:ascii="Inter" w:cs="Inter" w:eastAsia="Inter" w:hAnsi="Inter"/>
+          <w:color w:val="222222"/>
+        </w:rPr>
+        <w:t xml:space="preserve">vérification.</w:t>
       </w:r>
     </w:p>
     <w:p>
@@ -745,13 +1830,14 @@
         <w:pStyle w:val="ListParagraph"/>
         <w:numPr>
           <w:ilvl w:val="0"/>
-          <w:numId w:val="3"/>
+          <w:numId w:val="1"/>
         </w:numPr>
-        <w:spacing w:after="60" w:line="276" w:lineRule="auto"/>
-      </w:pPr>
-      <w:r>
-        <w:rPr>
-          <w:rFonts w:ascii="Inter" w:cs="Inter" w:eastAsia="Inter" w:hAnsi="Inter"/>
+        <w:spacing w:after="60" w:line="264"/>
+      </w:pPr>
+      <w:r>
+        <w:rPr>
+          <w:rFonts w:ascii="Inter" w:cs="Inter" w:eastAsia="Inter" w:hAnsi="Inter"/>
+          <w:color w:val="222222"/>
         </w:rPr>
         <w:t xml:space="preserve">Le système </w:t>
       </w:r>
@@ -760,12 +1846,14 @@
           <w:rFonts w:ascii="Inter" w:cs="Inter" w:eastAsia="Inter" w:hAnsi="Inter"/>
           <w:b/>
           <w:bCs/>
+          <w:color w:val="222222"/>
         </w:rPr>
         <w:t xml:space="preserve">doit</w:t>
       </w:r>
       <w:r>
         <w:rPr>
           <w:rFonts w:ascii="Inter" w:cs="Inter" w:eastAsia="Inter" w:hAnsi="Inter"/>
+          <w:color w:val="222222"/>
         </w:rPr>
         <w:t xml:space="preserve"> authentifier par </w:t>
       </w:r>
@@ -774,14 +1862,29 @@
           <w:rFonts w:ascii="Inter" w:cs="Inter" w:eastAsia="Inter" w:hAnsi="Inter"/>
           <w:b/>
           <w:bCs/>
+          <w:color w:val="222222"/>
         </w:rPr>
         <w:t xml:space="preserve">JWT</w:t>
       </w:r>
       <w:r>
         <w:rPr>
           <w:rFonts w:ascii="Inter" w:cs="Inter" w:eastAsia="Inter" w:hAnsi="Inter"/>
-        </w:rPr>
-        <w:t xml:space="preserve"> (token d'accès court + token de rafraîchissement) et permettre le logout.</w:t>
+          <w:color w:val="222222"/>
+        </w:rPr>
+        <w:t xml:space="preserve"> (token d'accès court + token de rafraîchissement) et</w:t>
+      </w:r>
+    </w:p>
+    <w:p>
+      <w:pPr>
+        <w:spacing w:after="140" w:line="276"/>
+        <w:jc w:val="both"/>
+      </w:pPr>
+      <w:r>
+        <w:rPr>
+          <w:rFonts w:ascii="Inter" w:cs="Inter" w:eastAsia="Inter" w:hAnsi="Inter"/>
+          <w:color w:val="222222"/>
+        </w:rPr>
+        <w:t xml:space="preserve">permettre le logout.</w:t>
       </w:r>
     </w:p>
     <w:p>
@@ -789,13 +1892,14 @@
         <w:pStyle w:val="ListParagraph"/>
         <w:numPr>
           <w:ilvl w:val="0"/>
-          <w:numId w:val="3"/>
+          <w:numId w:val="1"/>
         </w:numPr>
-        <w:spacing w:after="60" w:line="276" w:lineRule="auto"/>
-      </w:pPr>
-      <w:r>
-        <w:rPr>
-          <w:rFonts w:ascii="Inter" w:cs="Inter" w:eastAsia="Inter" w:hAnsi="Inter"/>
+        <w:spacing w:after="60" w:line="264"/>
+      </w:pPr>
+      <w:r>
+        <w:rPr>
+          <w:rFonts w:ascii="Inter" w:cs="Inter" w:eastAsia="Inter" w:hAnsi="Inter"/>
+          <w:color w:val="222222"/>
         </w:rPr>
         <w:t xml:space="preserve">Le système </w:t>
       </w:r>
@@ -804,12 +1908,14 @@
           <w:rFonts w:ascii="Inter" w:cs="Inter" w:eastAsia="Inter" w:hAnsi="Inter"/>
           <w:b/>
           <w:bCs/>
+          <w:color w:val="222222"/>
         </w:rPr>
         <w:t xml:space="preserve">doit</w:t>
       </w:r>
       <w:r>
         <w:rPr>
           <w:rFonts w:ascii="Inter" w:cs="Inter" w:eastAsia="Inter" w:hAnsi="Inter"/>
+          <w:color w:val="222222"/>
         </w:rPr>
         <w:t xml:space="preserve"> gérer un parcours </w:t>
       </w:r>
@@ -818,12 +1924,14 @@
           <w:rFonts w:ascii="Inter" w:cs="Inter" w:eastAsia="Inter" w:hAnsi="Inter"/>
           <w:b/>
           <w:bCs/>
+          <w:color w:val="222222"/>
         </w:rPr>
         <w:t xml:space="preserve">mot de passe oublié</w:t>
       </w:r>
       <w:r>
         <w:rPr>
           <w:rFonts w:ascii="Inter" w:cs="Inter" w:eastAsia="Inter" w:hAnsi="Inter"/>
+          <w:color w:val="222222"/>
         </w:rPr>
         <w:t xml:space="preserve"> (demande + réinitialisation).</w:t>
       </w:r>
@@ -833,13 +1941,14 @@
         <w:pStyle w:val="ListParagraph"/>
         <w:numPr>
           <w:ilvl w:val="0"/>
-          <w:numId w:val="3"/>
+          <w:numId w:val="1"/>
         </w:numPr>
-        <w:spacing w:after="60" w:line="276" w:lineRule="auto"/>
-      </w:pPr>
-      <w:r>
-        <w:rPr>
-          <w:rFonts w:ascii="Inter" w:cs="Inter" w:eastAsia="Inter" w:hAnsi="Inter"/>
+        <w:spacing w:after="60" w:line="264"/>
+      </w:pPr>
+      <w:r>
+        <w:rPr>
+          <w:rFonts w:ascii="Inter" w:cs="Inter" w:eastAsia="Inter" w:hAnsi="Inter"/>
+          <w:color w:val="222222"/>
         </w:rPr>
         <w:t xml:space="preserve">Le système </w:t>
       </w:r>
@@ -848,12 +1957,14 @@
           <w:rFonts w:ascii="Inter" w:cs="Inter" w:eastAsia="Inter" w:hAnsi="Inter"/>
           <w:b/>
           <w:bCs/>
+          <w:color w:val="222222"/>
         </w:rPr>
         <w:t xml:space="preserve">doit</w:t>
       </w:r>
       <w:r>
         <w:rPr>
           <w:rFonts w:ascii="Inter" w:cs="Inter" w:eastAsia="Inter" w:hAnsi="Inter"/>
+          <w:color w:val="222222"/>
         </w:rPr>
         <w:t xml:space="preserve"> appliquer un </w:t>
       </w:r>
@@ -862,12 +1973,14 @@
           <w:rFonts w:ascii="Inter" w:cs="Inter" w:eastAsia="Inter" w:hAnsi="Inter"/>
           <w:b/>
           <w:bCs/>
+          <w:color w:val="222222"/>
         </w:rPr>
         <w:t xml:space="preserve">RBAC</w:t>
       </w:r>
       <w:r>
         <w:rPr>
           <w:rFonts w:ascii="Inter" w:cs="Inter" w:eastAsia="Inter" w:hAnsi="Inter"/>
+          <w:color w:val="222222"/>
         </w:rPr>
         <w:t xml:space="preserve"> à deux rôles (</w:t>
       </w:r>
@@ -875,15 +1988,14 @@
         <w:rPr>
           <w:rFonts w:ascii="JetBrains Mono" w:cs="JetBrains Mono" w:eastAsia="JetBrains Mono" w:hAnsi="JetBrains Mono"/>
           <w:color w:val="032233"/>
-          <w:sz w:val="20"/>
-          <w:szCs w:val="20"/>
-          <w:shd w:fill="F5F6F8" w:val="clear"/>
+          <w:shd w:fill="EEF2F5" w:val="clear"/>
         </w:rPr>
         <w:t xml:space="preserve">admin</w:t>
       </w:r>
       <w:r>
         <w:rPr>
           <w:rFonts w:ascii="Inter" w:cs="Inter" w:eastAsia="Inter" w:hAnsi="Inter"/>
+          <w:color w:val="222222"/>
         </w:rPr>
         <w:t xml:space="preserve">, </w:t>
       </w:r>
@@ -891,31 +2003,42 @@
         <w:rPr>
           <w:rFonts w:ascii="JetBrains Mono" w:cs="JetBrains Mono" w:eastAsia="JetBrains Mono" w:hAnsi="JetBrains Mono"/>
           <w:color w:val="032233"/>
-          <w:sz w:val="20"/>
-          <w:szCs w:val="20"/>
-          <w:shd w:fill="F5F6F8" w:val="clear"/>
+          <w:shd w:fill="EEF2F5" w:val="clear"/>
         </w:rPr>
         <w:t xml:space="preserve">user</w:t>
       </w:r>
       <w:r>
         <w:rPr>
           <w:rFonts w:ascii="Inter" w:cs="Inter" w:eastAsia="Inter" w:hAnsi="Inter"/>
-        </w:rPr>
-        <w:t xml:space="preserve">) et créer tout compte avec le rôle </w:t>
+          <w:color w:val="222222"/>
+        </w:rPr>
+        <w:t xml:space="preserve">) et créer tout compte avec</w:t>
+      </w:r>
+    </w:p>
+    <w:p>
+      <w:pPr>
+        <w:spacing w:after="140" w:line="276"/>
+        <w:jc w:val="both"/>
+      </w:pPr>
+      <w:r>
+        <w:rPr>
+          <w:rFonts w:ascii="Inter" w:cs="Inter" w:eastAsia="Inter" w:hAnsi="Inter"/>
+          <w:color w:val="222222"/>
+        </w:rPr>
+        <w:t xml:space="preserve">le rôle </w:t>
       </w:r>
       <w:r>
         <w:rPr>
           <w:rFonts w:ascii="JetBrains Mono" w:cs="JetBrains Mono" w:eastAsia="JetBrains Mono" w:hAnsi="JetBrains Mono"/>
           <w:color w:val="032233"/>
-          <w:sz w:val="20"/>
-          <w:szCs w:val="20"/>
-          <w:shd w:fill="F5F6F8" w:val="clear"/>
+          <w:shd w:fill="EEF2F5" w:val="clear"/>
         </w:rPr>
         <w:t xml:space="preserve">user</w:t>
       </w:r>
       <w:r>
         <w:rPr>
           <w:rFonts w:ascii="Inter" w:cs="Inter" w:eastAsia="Inter" w:hAnsi="Inter"/>
+          <w:color w:val="222222"/>
         </w:rPr>
         <w:t xml:space="preserve"> par défaut.</w:t>
       </w:r>
@@ -925,13 +2048,14 @@
         <w:pStyle w:val="ListParagraph"/>
         <w:numPr>
           <w:ilvl w:val="0"/>
-          <w:numId w:val="3"/>
+          <w:numId w:val="1"/>
         </w:numPr>
-        <w:spacing w:after="60" w:line="276" w:lineRule="auto"/>
-      </w:pPr>
-      <w:r>
-        <w:rPr>
-          <w:rFonts w:ascii="Inter" w:cs="Inter" w:eastAsia="Inter" w:hAnsi="Inter"/>
+        <w:spacing w:after="60" w:line="264"/>
+      </w:pPr>
+      <w:r>
+        <w:rPr>
+          <w:rFonts w:ascii="Inter" w:cs="Inter" w:eastAsia="Inter" w:hAnsi="Inter"/>
+          <w:color w:val="222222"/>
         </w:rPr>
         <w:t xml:space="preserve">Le système </w:t>
       </w:r>
@@ -940,12 +2064,14 @@
           <w:rFonts w:ascii="Inter" w:cs="Inter" w:eastAsia="Inter" w:hAnsi="Inter"/>
           <w:b/>
           <w:bCs/>
+          <w:color w:val="222222"/>
         </w:rPr>
         <w:t xml:space="preserve">doit</w:t>
       </w:r>
       <w:r>
         <w:rPr>
           <w:rFonts w:ascii="Inter" w:cs="Inter" w:eastAsia="Inter" w:hAnsi="Inter"/>
+          <w:color w:val="222222"/>
         </w:rPr>
         <w:t xml:space="preserve"> fournir une commande CLI </w:t>
       </w:r>
@@ -953,15 +2079,14 @@
         <w:rPr>
           <w:rFonts w:ascii="JetBrains Mono" w:cs="JetBrains Mono" w:eastAsia="JetBrains Mono" w:hAnsi="JetBrains Mono"/>
           <w:color w:val="032233"/>
-          <w:sz w:val="20"/>
-          <w:szCs w:val="20"/>
-          <w:shd w:fill="F5F6F8" w:val="clear"/>
+          <w:shd w:fill="EEF2F5" w:val="clear"/>
         </w:rPr>
         <w:t xml:space="preserve">create-admin</w:t>
       </w:r>
       <w:r>
         <w:rPr>
           <w:rFonts w:ascii="Inter" w:cs="Inter" w:eastAsia="Inter" w:hAnsi="Inter"/>
+          <w:color w:val="222222"/>
         </w:rPr>
         <w:t xml:space="preserve"> (aucun credential par défaut en clair).</w:t>
       </w:r>
@@ -971,13 +2096,14 @@
         <w:pStyle w:val="ListParagraph"/>
         <w:numPr>
           <w:ilvl w:val="0"/>
-          <w:numId w:val="3"/>
+          <w:numId w:val="1"/>
         </w:numPr>
-        <w:spacing w:after="60" w:line="276" w:lineRule="auto"/>
-      </w:pPr>
-      <w:r>
-        <w:rPr>
-          <w:rFonts w:ascii="Inter" w:cs="Inter" w:eastAsia="Inter" w:hAnsi="Inter"/>
+        <w:spacing w:after="60" w:line="264"/>
+      </w:pPr>
+      <w:r>
+        <w:rPr>
+          <w:rFonts w:ascii="Inter" w:cs="Inter" w:eastAsia="Inter" w:hAnsi="Inter"/>
+          <w:color w:val="222222"/>
         </w:rPr>
         <w:t xml:space="preserve">Le système </w:t>
       </w:r>
@@ -986,12 +2112,14 @@
           <w:rFonts w:ascii="Inter" w:cs="Inter" w:eastAsia="Inter" w:hAnsi="Inter"/>
           <w:b/>
           <w:bCs/>
+          <w:color w:val="222222"/>
         </w:rPr>
         <w:t xml:space="preserve">doit</w:t>
       </w:r>
       <w:r>
         <w:rPr>
           <w:rFonts w:ascii="Inter" w:cs="Inter" w:eastAsia="Inter" w:hAnsi="Inter"/>
+          <w:color w:val="222222"/>
         </w:rPr>
         <w:t xml:space="preserve"> prendre en charge le </w:t>
       </w:r>
@@ -1000,12 +2128,14 @@
           <w:rFonts w:ascii="Inter" w:cs="Inter" w:eastAsia="Inter" w:hAnsi="Inter"/>
           <w:b/>
           <w:bCs/>
+          <w:color w:val="222222"/>
         </w:rPr>
         <w:t xml:space="preserve">MFA TOTP</w:t>
       </w:r>
       <w:r>
         <w:rPr>
           <w:rFonts w:ascii="Inter" w:cs="Inter" w:eastAsia="Inter" w:hAnsi="Inter"/>
+          <w:color w:val="222222"/>
         </w:rPr>
         <w:t xml:space="preserve">. </w:t>
       </w:r>
@@ -1014,6 +2144,7 @@
           <w:rFonts w:ascii="Inter" w:cs="Inter" w:eastAsia="Inter" w:hAnsi="Inter"/>
           <w:i/>
           <w:iCs/>
+          <w:color w:val="37474F"/>
         </w:rPr>
         <w:t xml:space="preserve">(roadmap)</w:t>
       </w:r>
@@ -1021,10 +2152,16 @@
     <w:p>
       <w:pPr>
         <w:pStyle w:val="Heading3"/>
-      </w:pPr>
-      <w:r>
-        <w:rPr>
-          <w:rFonts w:ascii="Inter" w:cs="Inter" w:eastAsia="Inter" w:hAnsi="Inter"/>
+        <w:spacing w:after="120" w:before="200"/>
+      </w:pPr>
+      <w:r>
+        <w:rPr>
+          <w:rFonts w:ascii="Inter" w:cs="Inter" w:eastAsia="Inter" w:hAnsi="Inter"/>
+          <w:b/>
+          <w:bCs/>
+          <w:color w:val="0D9297"/>
+          <w:sz w:val="24"/>
+          <w:szCs w:val="24"/>
         </w:rPr>
         <w:t xml:space="preserve">2.2 Catalogue</w:t>
       </w:r>
@@ -1034,13 +2171,14 @@
         <w:pStyle w:val="ListParagraph"/>
         <w:numPr>
           <w:ilvl w:val="0"/>
-          <w:numId w:val="3"/>
+          <w:numId w:val="1"/>
         </w:numPr>
-        <w:spacing w:after="60" w:line="276" w:lineRule="auto"/>
-      </w:pPr>
-      <w:r>
-        <w:rPr>
-          <w:rFonts w:ascii="Inter" w:cs="Inter" w:eastAsia="Inter" w:hAnsi="Inter"/>
+        <w:spacing w:after="60" w:line="264"/>
+      </w:pPr>
+      <w:r>
+        <w:rPr>
+          <w:rFonts w:ascii="Inter" w:cs="Inter" w:eastAsia="Inter" w:hAnsi="Inter"/>
+          <w:color w:val="222222"/>
         </w:rPr>
         <w:t xml:space="preserve">Le système </w:t>
       </w:r>
@@ -1049,26 +2187,36 @@
           <w:rFonts w:ascii="Inter" w:cs="Inter" w:eastAsia="Inter" w:hAnsi="Inter"/>
           <w:b/>
           <w:bCs/>
+          <w:color w:val="222222"/>
         </w:rPr>
         <w:t xml:space="preserve">doit</w:t>
       </w:r>
       <w:r>
         <w:rPr>
           <w:rFonts w:ascii="Inter" w:cs="Inter" w:eastAsia="Inter" w:hAnsi="Inter"/>
-        </w:rPr>
-        <w:t xml:space="preserve"> exposer un catalogue de templates avec catégories, versions et indicateurs </w:t>
-      </w:r>
-      <w:r>
-        <w:rPr>
-          <w:rFonts w:ascii="Inter" w:cs="Inter" w:eastAsia="Inter" w:hAnsi="Inter"/>
-          <w:b/>
-          <w:bCs/>
+          <w:color w:val="222222"/>
+        </w:rPr>
+        <w:t xml:space="preserve"> exposer un catalogue de templates avec catégories, versions et indicateurs</w:t>
+      </w:r>
+    </w:p>
+    <w:p>
+      <w:pPr>
+        <w:spacing w:after="140" w:line="276"/>
+        <w:jc w:val="both"/>
+      </w:pPr>
+      <w:r>
+        <w:rPr>
+          <w:rFonts w:ascii="Inter" w:cs="Inter" w:eastAsia="Inter" w:hAnsi="Inter"/>
+          <w:b/>
+          <w:bCs/>
+          <w:color w:val="222222"/>
         </w:rPr>
         <w:t xml:space="preserve">LTS/EOL</w:t>
       </w:r>
       <w:r>
         <w:rPr>
           <w:rFonts w:ascii="Inter" w:cs="Inter" w:eastAsia="Inter" w:hAnsi="Inter"/>
+          <w:color w:val="222222"/>
         </w:rPr>
         <w:t xml:space="preserve">, et pré-sélectionner la version par défaut.</w:t>
       </w:r>
@@ -1078,13 +2226,14 @@
         <w:pStyle w:val="ListParagraph"/>
         <w:numPr>
           <w:ilvl w:val="0"/>
-          <w:numId w:val="3"/>
+          <w:numId w:val="1"/>
         </w:numPr>
-        <w:spacing w:after="60" w:line="276" w:lineRule="auto"/>
-      </w:pPr>
-      <w:r>
-        <w:rPr>
-          <w:rFonts w:ascii="Inter" w:cs="Inter" w:eastAsia="Inter" w:hAnsi="Inter"/>
+        <w:spacing w:after="60" w:line="264"/>
+      </w:pPr>
+      <w:r>
+        <w:rPr>
+          <w:rFonts w:ascii="Inter" w:cs="Inter" w:eastAsia="Inter" w:hAnsi="Inter"/>
+          <w:color w:val="222222"/>
         </w:rPr>
         <w:t xml:space="preserve">Le système </w:t>
       </w:r>
@@ -1093,12 +2242,14 @@
           <w:rFonts w:ascii="Inter" w:cs="Inter" w:eastAsia="Inter" w:hAnsi="Inter"/>
           <w:b/>
           <w:bCs/>
+          <w:color w:val="222222"/>
         </w:rPr>
         <w:t xml:space="preserve">doit</w:t>
       </w:r>
       <w:r>
         <w:rPr>
           <w:rFonts w:ascii="Inter" w:cs="Inter" w:eastAsia="Inter" w:hAnsi="Inter"/>
+          <w:color w:val="222222"/>
         </w:rPr>
         <w:t xml:space="preserve"> permettre le </w:t>
       </w:r>
@@ -1107,12 +2258,14 @@
           <w:rFonts w:ascii="Inter" w:cs="Inter" w:eastAsia="Inter" w:hAnsi="Inter"/>
           <w:b/>
           <w:bCs/>
+          <w:color w:val="222222"/>
         </w:rPr>
         <w:t xml:space="preserve">filtrage</w:t>
       </w:r>
       <w:r>
         <w:rPr>
           <w:rFonts w:ascii="Inter" w:cs="Inter" w:eastAsia="Inter" w:hAnsi="Inter"/>
+          <w:color w:val="222222"/>
         </w:rPr>
         <w:t xml:space="preserve"> (catégorie) et la consultation du </w:t>
       </w:r>
@@ -1121,14 +2274,29 @@
           <w:rFonts w:ascii="Inter" w:cs="Inter" w:eastAsia="Inter" w:hAnsi="Inter"/>
           <w:b/>
           <w:bCs/>
+          <w:color w:val="222222"/>
         </w:rPr>
         <w:t xml:space="preserve">détail</w:t>
       </w:r>
       <w:r>
         <w:rPr>
           <w:rFonts w:ascii="Inter" w:cs="Inter" w:eastAsia="Inter" w:hAnsi="Inter"/>
-        </w:rPr>
-        <w:t xml:space="preserve"> d'un template avec ses paramètres configurables.</w:t>
+          <w:color w:val="222222"/>
+        </w:rPr>
+        <w:t xml:space="preserve"> d'un</w:t>
+      </w:r>
+    </w:p>
+    <w:p>
+      <w:pPr>
+        <w:spacing w:after="140" w:line="276"/>
+        <w:jc w:val="both"/>
+      </w:pPr>
+      <w:r>
+        <w:rPr>
+          <w:rFonts w:ascii="Inter" w:cs="Inter" w:eastAsia="Inter" w:hAnsi="Inter"/>
+          <w:color w:val="222222"/>
+        </w:rPr>
+        <w:t xml:space="preserve">template avec ses paramètres configurables.</w:t>
       </w:r>
     </w:p>
     <w:p>
@@ -1136,13 +2304,14 @@
         <w:pStyle w:val="ListParagraph"/>
         <w:numPr>
           <w:ilvl w:val="0"/>
-          <w:numId w:val="3"/>
+          <w:numId w:val="1"/>
         </w:numPr>
-        <w:spacing w:after="60" w:line="276" w:lineRule="auto"/>
-      </w:pPr>
-      <w:r>
-        <w:rPr>
-          <w:rFonts w:ascii="Inter" w:cs="Inter" w:eastAsia="Inter" w:hAnsi="Inter"/>
+        <w:spacing w:after="60" w:line="264"/>
+      </w:pPr>
+      <w:r>
+        <w:rPr>
+          <w:rFonts w:ascii="Inter" w:cs="Inter" w:eastAsia="Inter" w:hAnsi="Inter"/>
+          <w:color w:val="222222"/>
         </w:rPr>
         <w:t xml:space="preserve">Le système </w:t>
       </w:r>
@@ -1151,12 +2320,14 @@
           <w:rFonts w:ascii="Inter" w:cs="Inter" w:eastAsia="Inter" w:hAnsi="Inter"/>
           <w:b/>
           <w:bCs/>
+          <w:color w:val="222222"/>
         </w:rPr>
         <w:t xml:space="preserve">doit</w:t>
       </w:r>
       <w:r>
         <w:rPr>
           <w:rFonts w:ascii="Inter" w:cs="Inter" w:eastAsia="Inter" w:hAnsi="Inter"/>
+          <w:color w:val="222222"/>
         </w:rPr>
         <w:t xml:space="preserve"> distinguer les ressources </w:t>
       </w:r>
@@ -1165,42 +2336,45 @@
           <w:rFonts w:ascii="Inter" w:cs="Inter" w:eastAsia="Inter" w:hAnsi="Inter"/>
           <w:b/>
           <w:bCs/>
+          <w:color w:val="222222"/>
         </w:rPr>
         <w:t xml:space="preserve">déployables</w:t>
       </w:r>
       <w:r>
         <w:rPr>
           <w:rFonts w:ascii="Inter" w:cs="Inter" w:eastAsia="Inter" w:hAnsi="Inter"/>
-        </w:rPr>
-        <w:t xml:space="preserve"> (Docker) des ressources </w:t>
-      </w:r>
-      <w:r>
-        <w:rPr>
-          <w:rFonts w:ascii="Inter" w:cs="Inter" w:eastAsia="Inter" w:hAnsi="Inter"/>
-          <w:b/>
-          <w:bCs/>
-        </w:rPr>
-        <w:t xml:space="preserve">non déployables</w:t>
-      </w:r>
-      <w:r>
-        <w:rPr>
-          <w:rFonts w:ascii="Inter" w:cs="Inter" w:eastAsia="Inter" w:hAnsi="Inter"/>
+          <w:color w:val="222222"/>
+        </w:rPr>
+        <w:t xml:space="preserve"> (Docker) des ressources **non</w:t>
+      </w:r>
+    </w:p>
+    <w:p>
+      <w:pPr>
+        <w:spacing w:after="140" w:line="276"/>
+        <w:jc w:val="both"/>
+      </w:pPr>
+      <w:r>
+        <w:rPr>
+          <w:rFonts w:ascii="Inter" w:cs="Inter" w:eastAsia="Inter" w:hAnsi="Inter"/>
+          <w:color w:val="222222"/>
+        </w:rPr>
+        <w:t xml:space="preserve">déployables</w:t>
+      </w:r>
+      <w:r>
+        <w:rPr>
+          <w:rFonts w:ascii="Inter" w:cs="Inter" w:eastAsia="Inter" w:hAnsi="Inter"/>
+          <w:b/>
+          <w:bCs/>
+          <w:color w:val="222222"/>
         </w:rPr>
         <w:t xml:space="preserve"> au MVP (moteur Terraform, runtimes langage), et </w:t>
       </w:r>
       <w:r>
         <w:rPr>
           <w:rFonts w:ascii="Inter" w:cs="Inter" w:eastAsia="Inter" w:hAnsi="Inter"/>
-          <w:b/>
-          <w:bCs/>
-        </w:rPr>
-        <w:t xml:space="preserve">bloquer</w:t>
-      </w:r>
-      <w:r>
-        <w:rPr>
-          <w:rFonts w:ascii="Inter" w:cs="Inter" w:eastAsia="Inter" w:hAnsi="Inter"/>
-        </w:rPr>
-        <w:t xml:space="preserve"> le déploiement de ces dernières tout en les affichant.</w:t>
+          <w:color w:val="222222"/>
+        </w:rPr>
+        <w:t xml:space="preserve">bloquer** le déploiement de ces dernières tout en les affichant.</w:t>
       </w:r>
     </w:p>
     <w:p>
@@ -1208,13 +2382,14 @@
         <w:pStyle w:val="ListParagraph"/>
         <w:numPr>
           <w:ilvl w:val="0"/>
-          <w:numId w:val="3"/>
+          <w:numId w:val="1"/>
         </w:numPr>
-        <w:spacing w:after="60" w:line="276" w:lineRule="auto"/>
-      </w:pPr>
-      <w:r>
-        <w:rPr>
-          <w:rFonts w:ascii="Inter" w:cs="Inter" w:eastAsia="Inter" w:hAnsi="Inter"/>
+        <w:spacing w:after="60" w:line="264"/>
+      </w:pPr>
+      <w:r>
+        <w:rPr>
+          <w:rFonts w:ascii="Inter" w:cs="Inter" w:eastAsia="Inter" w:hAnsi="Inter"/>
+          <w:color w:val="222222"/>
         </w:rPr>
         <w:t xml:space="preserve">Le système </w:t>
       </w:r>
@@ -1223,12 +2398,14 @@
           <w:rFonts w:ascii="Inter" w:cs="Inter" w:eastAsia="Inter" w:hAnsi="Inter"/>
           <w:b/>
           <w:bCs/>
+          <w:color w:val="222222"/>
         </w:rPr>
         <w:t xml:space="preserve">doit</w:t>
       </w:r>
       <w:r>
         <w:rPr>
           <w:rFonts w:ascii="Inter" w:cs="Inter" w:eastAsia="Inter" w:hAnsi="Inter"/>
+          <w:color w:val="222222"/>
         </w:rPr>
         <w:t xml:space="preserve"> offrir un </w:t>
       </w:r>
@@ -1237,12 +2414,14 @@
           <w:rFonts w:ascii="Inter" w:cs="Inter" w:eastAsia="Inter" w:hAnsi="Inter"/>
           <w:b/>
           <w:bCs/>
+          <w:color w:val="222222"/>
         </w:rPr>
         <w:t xml:space="preserve">CRUD admin</w:t>
       </w:r>
       <w:r>
         <w:rPr>
           <w:rFonts w:ascii="Inter" w:cs="Inter" w:eastAsia="Inter" w:hAnsi="Inter"/>
+          <w:color w:val="222222"/>
         </w:rPr>
         <w:t xml:space="preserve"> des templates.</w:t>
       </w:r>
@@ -1250,10 +2429,16 @@
     <w:p>
       <w:pPr>
         <w:pStyle w:val="Heading3"/>
-      </w:pPr>
-      <w:r>
-        <w:rPr>
-          <w:rFonts w:ascii="Inter" w:cs="Inter" w:eastAsia="Inter" w:hAnsi="Inter"/>
+        <w:spacing w:after="120" w:before="200"/>
+      </w:pPr>
+      <w:r>
+        <w:rPr>
+          <w:rFonts w:ascii="Inter" w:cs="Inter" w:eastAsia="Inter" w:hAnsi="Inter"/>
+          <w:b/>
+          <w:bCs/>
+          <w:color w:val="0D9297"/>
+          <w:sz w:val="24"/>
+          <w:szCs w:val="24"/>
         </w:rPr>
         <w:t xml:space="preserve">2.3 Déploiement</w:t>
       </w:r>
@@ -1263,13 +2448,14 @@
         <w:pStyle w:val="ListParagraph"/>
         <w:numPr>
           <w:ilvl w:val="0"/>
-          <w:numId w:val="3"/>
+          <w:numId w:val="1"/>
         </w:numPr>
-        <w:spacing w:after="60" w:line="276" w:lineRule="auto"/>
-      </w:pPr>
-      <w:r>
-        <w:rPr>
-          <w:rFonts w:ascii="Inter" w:cs="Inter" w:eastAsia="Inter" w:hAnsi="Inter"/>
+        <w:spacing w:after="60" w:line="264"/>
+      </w:pPr>
+      <w:r>
+        <w:rPr>
+          <w:rFonts w:ascii="Inter" w:cs="Inter" w:eastAsia="Inter" w:hAnsi="Inter"/>
+          <w:color w:val="222222"/>
         </w:rPr>
         <w:t xml:space="preserve">Le système </w:t>
       </w:r>
@@ -1278,14 +2464,29 @@
           <w:rFonts w:ascii="Inter" w:cs="Inter" w:eastAsia="Inter" w:hAnsi="Inter"/>
           <w:b/>
           <w:bCs/>
+          <w:color w:val="222222"/>
         </w:rPr>
         <w:t xml:space="preserve">doit</w:t>
       </w:r>
       <w:r>
         <w:rPr>
           <w:rFonts w:ascii="Inter" w:cs="Inter" w:eastAsia="Inter" w:hAnsi="Inter"/>
-        </w:rPr>
-        <w:t xml:space="preserve"> permettre de déployer une ressource Docker à partir d'un template + version + paramètres validés.</w:t>
+          <w:color w:val="222222"/>
+        </w:rPr>
+        <w:t xml:space="preserve"> permettre de déployer une ressource Docker à partir d'un template + version +</w:t>
+      </w:r>
+    </w:p>
+    <w:p>
+      <w:pPr>
+        <w:spacing w:after="140" w:line="276"/>
+        <w:jc w:val="both"/>
+      </w:pPr>
+      <w:r>
+        <w:rPr>
+          <w:rFonts w:ascii="Inter" w:cs="Inter" w:eastAsia="Inter" w:hAnsi="Inter"/>
+          <w:color w:val="222222"/>
+        </w:rPr>
+        <w:t xml:space="preserve">paramètres validés.</w:t>
       </w:r>
     </w:p>
     <w:p>
@@ -1293,13 +2494,14 @@
         <w:pStyle w:val="ListParagraph"/>
         <w:numPr>
           <w:ilvl w:val="0"/>
-          <w:numId w:val="3"/>
+          <w:numId w:val="1"/>
         </w:numPr>
-        <w:spacing w:after="60" w:line="276" w:lineRule="auto"/>
-      </w:pPr>
-      <w:r>
-        <w:rPr>
-          <w:rFonts w:ascii="Inter" w:cs="Inter" w:eastAsia="Inter" w:hAnsi="Inter"/>
+        <w:spacing w:after="60" w:line="264"/>
+      </w:pPr>
+      <w:r>
+        <w:rPr>
+          <w:rFonts w:ascii="Inter" w:cs="Inter" w:eastAsia="Inter" w:hAnsi="Inter"/>
+          <w:color w:val="222222"/>
         </w:rPr>
         <w:t xml:space="preserve">Le système </w:t>
       </w:r>
@@ -1308,12 +2510,14 @@
           <w:rFonts w:ascii="Inter" w:cs="Inter" w:eastAsia="Inter" w:hAnsi="Inter"/>
           <w:b/>
           <w:bCs/>
+          <w:color w:val="222222"/>
         </w:rPr>
         <w:t xml:space="preserve">doit</w:t>
       </w:r>
       <w:r>
         <w:rPr>
           <w:rFonts w:ascii="Inter" w:cs="Inter" w:eastAsia="Inter" w:hAnsi="Inter"/>
+          <w:color w:val="222222"/>
         </w:rPr>
         <w:t xml:space="preserve"> provisionner réellement le conteneur sur un </w:t>
       </w:r>
@@ -1322,14 +2526,29 @@
           <w:rFonts w:ascii="Inter" w:cs="Inter" w:eastAsia="Inter" w:hAnsi="Inter"/>
           <w:b/>
           <w:bCs/>
+          <w:color w:val="222222"/>
         </w:rPr>
         <w:t xml:space="preserve">hôte d'exécution séparé</w:t>
       </w:r>
       <w:r>
         <w:rPr>
           <w:rFonts w:ascii="Inter" w:cs="Inter" w:eastAsia="Inter" w:hAnsi="Inter"/>
-        </w:rPr>
-        <w:t xml:space="preserve"> du plan de contrôle.</w:t>
+          <w:color w:val="222222"/>
+        </w:rPr>
+        <w:t xml:space="preserve"> du plan</w:t>
+      </w:r>
+    </w:p>
+    <w:p>
+      <w:pPr>
+        <w:spacing w:after="140" w:line="276"/>
+        <w:jc w:val="both"/>
+      </w:pPr>
+      <w:r>
+        <w:rPr>
+          <w:rFonts w:ascii="Inter" w:cs="Inter" w:eastAsia="Inter" w:hAnsi="Inter"/>
+          <w:color w:val="222222"/>
+        </w:rPr>
+        <w:t xml:space="preserve">de contrôle.</w:t>
       </w:r>
     </w:p>
     <w:p>
@@ -1337,13 +2556,14 @@
         <w:pStyle w:val="ListParagraph"/>
         <w:numPr>
           <w:ilvl w:val="0"/>
-          <w:numId w:val="3"/>
+          <w:numId w:val="1"/>
         </w:numPr>
-        <w:spacing w:after="60" w:line="276" w:lineRule="auto"/>
-      </w:pPr>
-      <w:r>
-        <w:rPr>
-          <w:rFonts w:ascii="Inter" w:cs="Inter" w:eastAsia="Inter" w:hAnsi="Inter"/>
+        <w:spacing w:after="60" w:line="264"/>
+      </w:pPr>
+      <w:r>
+        <w:rPr>
+          <w:rFonts w:ascii="Inter" w:cs="Inter" w:eastAsia="Inter" w:hAnsi="Inter"/>
+          <w:color w:val="222222"/>
         </w:rPr>
         <w:t xml:space="preserve">Le système </w:t>
       </w:r>
@@ -1352,12 +2572,14 @@
           <w:rFonts w:ascii="Inter" w:cs="Inter" w:eastAsia="Inter" w:hAnsi="Inter"/>
           <w:b/>
           <w:bCs/>
+          <w:color w:val="222222"/>
         </w:rPr>
         <w:t xml:space="preserve">doit</w:t>
       </w:r>
       <w:r>
         <w:rPr>
           <w:rFonts w:ascii="Inter" w:cs="Inter" w:eastAsia="Inter" w:hAnsi="Inter"/>
+          <w:color w:val="222222"/>
         </w:rPr>
         <w:t xml:space="preserve"> diffuser la progression du déploiement en </w:t>
       </w:r>
@@ -1366,12 +2588,14 @@
           <w:rFonts w:ascii="Inter" w:cs="Inter" w:eastAsia="Inter" w:hAnsi="Inter"/>
           <w:b/>
           <w:bCs/>
+          <w:color w:val="222222"/>
         </w:rPr>
         <w:t xml:space="preserve">temps réel (SSE)</w:t>
       </w:r>
       <w:r>
         <w:rPr>
           <w:rFonts w:ascii="Inter" w:cs="Inter" w:eastAsia="Inter" w:hAnsi="Inter"/>
+          <w:color w:val="222222"/>
         </w:rPr>
         <w:t xml:space="preserve">.</w:t>
       </w:r>
@@ -1381,13 +2605,14 @@
         <w:pStyle w:val="ListParagraph"/>
         <w:numPr>
           <w:ilvl w:val="0"/>
-          <w:numId w:val="3"/>
+          <w:numId w:val="1"/>
         </w:numPr>
-        <w:spacing w:after="60" w:line="276" w:lineRule="auto"/>
-      </w:pPr>
-      <w:r>
-        <w:rPr>
-          <w:rFonts w:ascii="Inter" w:cs="Inter" w:eastAsia="Inter" w:hAnsi="Inter"/>
+        <w:spacing w:after="60" w:line="264"/>
+      </w:pPr>
+      <w:r>
+        <w:rPr>
+          <w:rFonts w:ascii="Inter" w:cs="Inter" w:eastAsia="Inter" w:hAnsi="Inter"/>
+          <w:color w:val="222222"/>
         </w:rPr>
         <w:t xml:space="preserve">Le système </w:t>
       </w:r>
@@ -1396,12 +2621,14 @@
           <w:rFonts w:ascii="Inter" w:cs="Inter" w:eastAsia="Inter" w:hAnsi="Inter"/>
           <w:b/>
           <w:bCs/>
+          <w:color w:val="222222"/>
         </w:rPr>
         <w:t xml:space="preserve">doit</w:t>
       </w:r>
       <w:r>
         <w:rPr>
           <w:rFonts w:ascii="Inter" w:cs="Inter" w:eastAsia="Inter" w:hAnsi="Inter"/>
+          <w:color w:val="222222"/>
         </w:rPr>
         <w:t xml:space="preserve"> générer les secrets </w:t>
       </w:r>
@@ -1410,12 +2637,14 @@
           <w:rFonts w:ascii="Inter" w:cs="Inter" w:eastAsia="Inter" w:hAnsi="Inter"/>
           <w:b/>
           <w:bCs/>
+          <w:color w:val="222222"/>
         </w:rPr>
         <w:t xml:space="preserve">côté worker</w:t>
       </w:r>
       <w:r>
         <w:rPr>
           <w:rFonts w:ascii="Inter" w:cs="Inter" w:eastAsia="Inter" w:hAnsi="Inter"/>
+          <w:color w:val="222222"/>
         </w:rPr>
         <w:t xml:space="preserve">, ne </w:t>
       </w:r>
@@ -1424,26 +2653,43 @@
           <w:rFonts w:ascii="Inter" w:cs="Inter" w:eastAsia="Inter" w:hAnsi="Inter"/>
           <w:b/>
           <w:bCs/>
+          <w:color w:val="222222"/>
         </w:rPr>
         <w:t xml:space="preserve">jamais</w:t>
       </w:r>
       <w:r>
         <w:rPr>
           <w:rFonts w:ascii="Inter" w:cs="Inter" w:eastAsia="Inter" w:hAnsi="Inter"/>
-        </w:rPr>
-        <w:t xml:space="preserve"> les persister, et les afficher </w:t>
-      </w:r>
-      <w:r>
-        <w:rPr>
-          <w:rFonts w:ascii="Inter" w:cs="Inter" w:eastAsia="Inter" w:hAnsi="Inter"/>
-          <w:b/>
-          <w:bCs/>
+          <w:color w:val="222222"/>
+        </w:rPr>
+        <w:t xml:space="preserve"> les persister, et les</w:t>
+      </w:r>
+    </w:p>
+    <w:p>
+      <w:pPr>
+        <w:spacing w:after="140" w:line="276"/>
+        <w:jc w:val="both"/>
+      </w:pPr>
+      <w:r>
+        <w:rPr>
+          <w:rFonts w:ascii="Inter" w:cs="Inter" w:eastAsia="Inter" w:hAnsi="Inter"/>
+          <w:color w:val="222222"/>
+        </w:rPr>
+        <w:t xml:space="preserve">afficher </w:t>
+      </w:r>
+      <w:r>
+        <w:rPr>
+          <w:rFonts w:ascii="Inter" w:cs="Inter" w:eastAsia="Inter" w:hAnsi="Inter"/>
+          <w:b/>
+          <w:bCs/>
+          <w:color w:val="222222"/>
         </w:rPr>
         <w:t xml:space="preserve">une seule fois</w:t>
       </w:r>
       <w:r>
         <w:rPr>
           <w:rFonts w:ascii="Inter" w:cs="Inter" w:eastAsia="Inter" w:hAnsi="Inter"/>
+          <w:color w:val="222222"/>
         </w:rPr>
         <w:t xml:space="preserve">.</w:t>
       </w:r>
@@ -1453,13 +2699,14 @@
         <w:pStyle w:val="ListParagraph"/>
         <w:numPr>
           <w:ilvl w:val="0"/>
-          <w:numId w:val="3"/>
+          <w:numId w:val="1"/>
         </w:numPr>
-        <w:spacing w:after="60" w:line="276" w:lineRule="auto"/>
-      </w:pPr>
-      <w:r>
-        <w:rPr>
-          <w:rFonts w:ascii="Inter" w:cs="Inter" w:eastAsia="Inter" w:hAnsi="Inter"/>
+        <w:spacing w:after="60" w:line="264"/>
+      </w:pPr>
+      <w:r>
+        <w:rPr>
+          <w:rFonts w:ascii="Inter" w:cs="Inter" w:eastAsia="Inter" w:hAnsi="Inter"/>
+          <w:color w:val="222222"/>
         </w:rPr>
         <w:t xml:space="preserve">Le système </w:t>
       </w:r>
@@ -1468,12 +2715,14 @@
           <w:rFonts w:ascii="Inter" w:cs="Inter" w:eastAsia="Inter" w:hAnsi="Inter"/>
           <w:b/>
           <w:bCs/>
+          <w:color w:val="222222"/>
         </w:rPr>
         <w:t xml:space="preserve">doit</w:t>
       </w:r>
       <w:r>
         <w:rPr>
           <w:rFonts w:ascii="Inter" w:cs="Inter" w:eastAsia="Inter" w:hAnsi="Inter"/>
+          <w:color w:val="222222"/>
         </w:rPr>
         <w:t xml:space="preserve"> offrir le </w:t>
       </w:r>
@@ -1482,14 +2731,29 @@
           <w:rFonts w:ascii="Inter" w:cs="Inter" w:eastAsia="Inter" w:hAnsi="Inter"/>
           <w:b/>
           <w:bCs/>
+          <w:color w:val="222222"/>
         </w:rPr>
         <w:t xml:space="preserve">cycle de vie complet</w:t>
       </w:r>
       <w:r>
         <w:rPr>
           <w:rFonts w:ascii="Inter" w:cs="Inter" w:eastAsia="Inter" w:hAnsi="Inter"/>
-        </w:rPr>
-        <w:t xml:space="preserve"> : arrêter, démarrer, régénérer le secret, détruire.</w:t>
+          <w:color w:val="222222"/>
+        </w:rPr>
+        <w:t xml:space="preserve"> : arrêter, démarrer, régénérer le secret,</w:t>
+      </w:r>
+    </w:p>
+    <w:p>
+      <w:pPr>
+        <w:spacing w:after="140" w:line="276"/>
+        <w:jc w:val="both"/>
+      </w:pPr>
+      <w:r>
+        <w:rPr>
+          <w:rFonts w:ascii="Inter" w:cs="Inter" w:eastAsia="Inter" w:hAnsi="Inter"/>
+          <w:color w:val="222222"/>
+        </w:rPr>
+        <w:t xml:space="preserve">détruire.</w:t>
       </w:r>
     </w:p>
     <w:p>
@@ -1497,13 +2761,14 @@
         <w:pStyle w:val="ListParagraph"/>
         <w:numPr>
           <w:ilvl w:val="0"/>
-          <w:numId w:val="3"/>
+          <w:numId w:val="1"/>
         </w:numPr>
-        <w:spacing w:after="60" w:line="276" w:lineRule="auto"/>
-      </w:pPr>
-      <w:r>
-        <w:rPr>
-          <w:rFonts w:ascii="Inter" w:cs="Inter" w:eastAsia="Inter" w:hAnsi="Inter"/>
+        <w:spacing w:after="60" w:line="264"/>
+      </w:pPr>
+      <w:r>
+        <w:rPr>
+          <w:rFonts w:ascii="Inter" w:cs="Inter" w:eastAsia="Inter" w:hAnsi="Inter"/>
+          <w:color w:val="222222"/>
         </w:rPr>
         <w:t xml:space="preserve">Le système </w:t>
       </w:r>
@@ -1512,12 +2777,14 @@
           <w:rFonts w:ascii="Inter" w:cs="Inter" w:eastAsia="Inter" w:hAnsi="Inter"/>
           <w:b/>
           <w:bCs/>
+          <w:color w:val="222222"/>
         </w:rPr>
         <w:t xml:space="preserve">doit</w:t>
       </w:r>
       <w:r>
         <w:rPr>
           <w:rFonts w:ascii="Inter" w:cs="Inter" w:eastAsia="Inter" w:hAnsi="Inter"/>
+          <w:color w:val="222222"/>
         </w:rPr>
         <w:t xml:space="preserve"> lister les déploiements de l'utilisateur et en exposer le détail (accès, statut).</w:t>
       </w:r>
@@ -1527,13 +2794,14 @@
         <w:pStyle w:val="ListParagraph"/>
         <w:numPr>
           <w:ilvl w:val="0"/>
-          <w:numId w:val="3"/>
+          <w:numId w:val="1"/>
         </w:numPr>
-        <w:spacing w:after="60" w:line="276" w:lineRule="auto"/>
-      </w:pPr>
-      <w:r>
-        <w:rPr>
-          <w:rFonts w:ascii="Inter" w:cs="Inter" w:eastAsia="Inter" w:hAnsi="Inter"/>
+        <w:spacing w:after="60" w:line="264"/>
+      </w:pPr>
+      <w:r>
+        <w:rPr>
+          <w:rFonts w:ascii="Inter" w:cs="Inter" w:eastAsia="Inter" w:hAnsi="Inter"/>
+          <w:color w:val="222222"/>
         </w:rPr>
         <w:t xml:space="preserve">Le système </w:t>
       </w:r>
@@ -1542,12 +2810,14 @@
           <w:rFonts w:ascii="Inter" w:cs="Inter" w:eastAsia="Inter" w:hAnsi="Inter"/>
           <w:b/>
           <w:bCs/>
+          <w:color w:val="222222"/>
         </w:rPr>
         <w:t xml:space="preserve">doit</w:t>
       </w:r>
       <w:r>
         <w:rPr>
           <w:rFonts w:ascii="Inter" w:cs="Inter" w:eastAsia="Inter" w:hAnsi="Inter"/>
+          <w:color w:val="222222"/>
         </w:rPr>
         <w:t xml:space="preserve"> permettre des </w:t>
       </w:r>
@@ -1556,23 +2826,44 @@
           <w:rFonts w:ascii="Inter" w:cs="Inter" w:eastAsia="Inter" w:hAnsi="Inter"/>
           <w:b/>
           <w:bCs/>
+          <w:color w:val="222222"/>
         </w:rPr>
         <w:t xml:space="preserve">actions en masse</w:t>
       </w:r>
       <w:r>
         <w:rPr>
           <w:rFonts w:ascii="Inter" w:cs="Inter" w:eastAsia="Inter" w:hAnsi="Inter"/>
-        </w:rPr>
-        <w:t xml:space="preserve"> (arrêter/démarrer/supprimer plusieurs déploiements sélectionnés).</w:t>
+          <w:color w:val="222222"/>
+        </w:rPr>
+        <w:t xml:space="preserve"> (arrêter/démarrer/supprimer plusieurs</w:t>
+      </w:r>
+    </w:p>
+    <w:p>
+      <w:pPr>
+        <w:spacing w:after="140" w:line="276"/>
+        <w:jc w:val="both"/>
+      </w:pPr>
+      <w:r>
+        <w:rPr>
+          <w:rFonts w:ascii="Inter" w:cs="Inter" w:eastAsia="Inter" w:hAnsi="Inter"/>
+          <w:color w:val="222222"/>
+        </w:rPr>
+        <w:t xml:space="preserve">déploiements sélectionnés).</w:t>
       </w:r>
     </w:p>
     <w:p>
       <w:pPr>
         <w:pStyle w:val="Heading3"/>
-      </w:pPr>
-      <w:r>
-        <w:rPr>
-          <w:rFonts w:ascii="Inter" w:cs="Inter" w:eastAsia="Inter" w:hAnsi="Inter"/>
+        <w:spacing w:after="120" w:before="200"/>
+      </w:pPr>
+      <w:r>
+        <w:rPr>
+          <w:rFonts w:ascii="Inter" w:cs="Inter" w:eastAsia="Inter" w:hAnsi="Inter"/>
+          <w:b/>
+          <w:bCs/>
+          <w:color w:val="0D9297"/>
+          <w:sz w:val="24"/>
+          <w:szCs w:val="24"/>
         </w:rPr>
         <w:t xml:space="preserve">2.4 Composeur de stack</w:t>
       </w:r>
@@ -1582,13 +2873,14 @@
         <w:pStyle w:val="ListParagraph"/>
         <w:numPr>
           <w:ilvl w:val="0"/>
-          <w:numId w:val="3"/>
+          <w:numId w:val="1"/>
         </w:numPr>
-        <w:spacing w:after="60" w:line="276" w:lineRule="auto"/>
-      </w:pPr>
-      <w:r>
-        <w:rPr>
-          <w:rFonts w:ascii="Inter" w:cs="Inter" w:eastAsia="Inter" w:hAnsi="Inter"/>
+        <w:spacing w:after="60" w:line="264"/>
+      </w:pPr>
+      <w:r>
+        <w:rPr>
+          <w:rFonts w:ascii="Inter" w:cs="Inter" w:eastAsia="Inter" w:hAnsi="Inter"/>
+          <w:color w:val="222222"/>
         </w:rPr>
         <w:t xml:space="preserve">Le système </w:t>
       </w:r>
@@ -1597,14 +2889,29 @@
           <w:rFonts w:ascii="Inter" w:cs="Inter" w:eastAsia="Inter" w:hAnsi="Inter"/>
           <w:b/>
           <w:bCs/>
+          <w:color w:val="222222"/>
         </w:rPr>
         <w:t xml:space="preserve">doit</w:t>
       </w:r>
       <w:r>
         <w:rPr>
           <w:rFonts w:ascii="Inter" w:cs="Inter" w:eastAsia="Inter" w:hAnsi="Inter"/>
-        </w:rPr>
-        <w:t xml:space="preserve"> permettre d'assembler une stack de N services depuis le catalogue (alias + version + paramètres).</w:t>
+          <w:color w:val="222222"/>
+        </w:rPr>
+        <w:t xml:space="preserve"> permettre d'assembler une stack de N services depuis le catalogue (alias +</w:t>
+      </w:r>
+    </w:p>
+    <w:p>
+      <w:pPr>
+        <w:spacing w:after="140" w:line="276"/>
+        <w:jc w:val="both"/>
+      </w:pPr>
+      <w:r>
+        <w:rPr>
+          <w:rFonts w:ascii="Inter" w:cs="Inter" w:eastAsia="Inter" w:hAnsi="Inter"/>
+          <w:color w:val="222222"/>
+        </w:rPr>
+        <w:t xml:space="preserve">version + paramètres).</w:t>
       </w:r>
     </w:p>
     <w:p>
@@ -1612,13 +2919,14 @@
         <w:pStyle w:val="ListParagraph"/>
         <w:numPr>
           <w:ilvl w:val="0"/>
-          <w:numId w:val="3"/>
+          <w:numId w:val="1"/>
         </w:numPr>
-        <w:spacing w:after="60" w:line="276" w:lineRule="auto"/>
-      </w:pPr>
-      <w:r>
-        <w:rPr>
-          <w:rFonts w:ascii="Inter" w:cs="Inter" w:eastAsia="Inter" w:hAnsi="Inter"/>
+        <w:spacing w:after="60" w:line="264"/>
+      </w:pPr>
+      <w:r>
+        <w:rPr>
+          <w:rFonts w:ascii="Inter" w:cs="Inter" w:eastAsia="Inter" w:hAnsi="Inter"/>
+          <w:color w:val="222222"/>
         </w:rPr>
         <w:t xml:space="preserve">Le système </w:t>
       </w:r>
@@ -1627,12 +2935,14 @@
           <w:rFonts w:ascii="Inter" w:cs="Inter" w:eastAsia="Inter" w:hAnsi="Inter"/>
           <w:b/>
           <w:bCs/>
+          <w:color w:val="222222"/>
         </w:rPr>
         <w:t xml:space="preserve">doit</w:t>
       </w:r>
       <w:r>
         <w:rPr>
           <w:rFonts w:ascii="Inter" w:cs="Inter" w:eastAsia="Inter" w:hAnsi="Inter"/>
+          <w:color w:val="222222"/>
         </w:rPr>
         <w:t xml:space="preserve"> permettre de déclarer des </w:t>
       </w:r>
@@ -1641,42 +2951,42 @@
           <w:rFonts w:ascii="Inter" w:cs="Inter" w:eastAsia="Inter" w:hAnsi="Inter"/>
           <w:b/>
           <w:bCs/>
+          <w:color w:val="222222"/>
         </w:rPr>
         <w:t xml:space="preserve">liens</w:t>
       </w:r>
       <w:r>
         <w:rPr>
           <w:rFonts w:ascii="Inter" w:cs="Inter" w:eastAsia="Inter" w:hAnsi="Inter"/>
-        </w:rPr>
-        <w:t xml:space="preserve"> entre services et de </w:t>
-      </w:r>
-      <w:r>
-        <w:rPr>
-          <w:rFonts w:ascii="Inter" w:cs="Inter" w:eastAsia="Inter" w:hAnsi="Inter"/>
-          <w:b/>
-          <w:bCs/>
-        </w:rPr>
-        <w:t xml:space="preserve">câbler des variables d'environnement</w:t>
-      </w:r>
-      <w:r>
-        <w:rPr>
-          <w:rFonts w:ascii="Inter" w:cs="Inter" w:eastAsia="Inter" w:hAnsi="Inter"/>
-        </w:rPr>
-        <w:t xml:space="preserve"> par expressions (</w:t>
+          <w:color w:val="222222"/>
+        </w:rPr>
+        <w:t xml:space="preserve"> entre services et de **câbler des variables</w:t>
+      </w:r>
+    </w:p>
+    <w:p>
+      <w:pPr>
+        <w:spacing w:after="140" w:line="276"/>
+        <w:jc w:val="both"/>
+      </w:pPr>
+      <w:r>
+        <w:rPr>
+          <w:rFonts w:ascii="Inter" w:cs="Inter" w:eastAsia="Inter" w:hAnsi="Inter"/>
+          <w:color w:val="222222"/>
+        </w:rPr>
+        <w:t xml:space="preserve">d'environnement** par expressions (</w:t>
       </w:r>
       <w:r>
         <w:rPr>
           <w:rFonts w:ascii="JetBrains Mono" w:cs="JetBrains Mono" w:eastAsia="JetBrains Mono" w:hAnsi="JetBrains Mono"/>
           <w:color w:val="032233"/>
-          <w:sz w:val="20"/>
-          <w:szCs w:val="20"/>
-          <w:shd w:fill="F5F6F8" w:val="clear"/>
+          <w:shd w:fill="EEF2F5" w:val="clear"/>
         </w:rPr>
         <w:t xml:space="preserve">{to.alias}</w:t>
       </w:r>
       <w:r>
         <w:rPr>
           <w:rFonts w:ascii="Inter" w:cs="Inter" w:eastAsia="Inter" w:hAnsi="Inter"/>
+          <w:color w:val="222222"/>
         </w:rPr>
         <w:t xml:space="preserve">, </w:t>
       </w:r>
@@ -1684,15 +2994,14 @@
         <w:rPr>
           <w:rFonts w:ascii="JetBrains Mono" w:cs="JetBrains Mono" w:eastAsia="JetBrains Mono" w:hAnsi="JetBrains Mono"/>
           <w:color w:val="032233"/>
-          <w:sz w:val="20"/>
-          <w:szCs w:val="20"/>
-          <w:shd w:fill="F5F6F8" w:val="clear"/>
+          <w:shd w:fill="EEF2F5" w:val="clear"/>
         </w:rPr>
         <w:t xml:space="preserve">{to.port}</w:t>
       </w:r>
       <w:r>
         <w:rPr>
           <w:rFonts w:ascii="Inter" w:cs="Inter" w:eastAsia="Inter" w:hAnsi="Inter"/>
+          <w:color w:val="222222"/>
         </w:rPr>
         <w:t xml:space="preserve">, </w:t>
       </w:r>
@@ -1700,15 +3009,14 @@
         <w:rPr>
           <w:rFonts w:ascii="JetBrains Mono" w:cs="JetBrains Mono" w:eastAsia="JetBrains Mono" w:hAnsi="JetBrains Mono"/>
           <w:color w:val="032233"/>
-          <w:sz w:val="20"/>
-          <w:szCs w:val="20"/>
-          <w:shd w:fill="F5F6F8" w:val="clear"/>
+          <w:shd w:fill="EEF2F5" w:val="clear"/>
         </w:rPr>
         <w:t xml:space="preserve">{to.secret}</w:t>
       </w:r>
       <w:r>
         <w:rPr>
           <w:rFonts w:ascii="Inter" w:cs="Inter" w:eastAsia="Inter" w:hAnsi="Inter"/>
+          <w:color w:val="222222"/>
         </w:rPr>
         <w:t xml:space="preserve">, </w:t>
       </w:r>
@@ -1716,31 +3024,35 @@
         <w:rPr>
           <w:rFonts w:ascii="JetBrains Mono" w:cs="JetBrains Mono" w:eastAsia="JetBrains Mono" w:hAnsi="JetBrains Mono"/>
           <w:color w:val="032233"/>
-          <w:sz w:val="20"/>
-          <w:szCs w:val="20"/>
-          <w:shd w:fill="F5F6F8" w:val="clear"/>
+          <w:shd w:fill="EEF2F5" w:val="clear"/>
         </w:rPr>
         <w:t xml:space="preserve">{to.username}</w:t>
       </w:r>
       <w:r>
         <w:rPr>
           <w:rFonts w:ascii="Inter" w:cs="Inter" w:eastAsia="Inter" w:hAnsi="Inter"/>
-        </w:rPr>
-        <w:t xml:space="preserve">, </w:t>
-      </w:r>
+          <w:color w:val="222222"/>
+        </w:rPr>
+        <w:t xml:space="preserve">,</w:t>
+      </w:r>
+    </w:p>
+    <w:p>
+      <w:pPr>
+        <w:spacing w:after="140" w:line="276"/>
+        <w:jc w:val="both"/>
+      </w:pPr>
       <w:r>
         <w:rPr>
           <w:rFonts w:ascii="JetBrains Mono" w:cs="JetBrains Mono" w:eastAsia="JetBrains Mono" w:hAnsi="JetBrains Mono"/>
           <w:color w:val="032233"/>
-          <w:sz w:val="20"/>
-          <w:szCs w:val="20"/>
-          <w:shd w:fill="F5F6F8" w:val="clear"/>
+          <w:shd w:fill="EEF2F5" w:val="clear"/>
         </w:rPr>
         <w:t xml:space="preserve">{to.db_name}</w:t>
       </w:r>
       <w:r>
         <w:rPr>
           <w:rFonts w:ascii="Inter" w:cs="Inter" w:eastAsia="Inter" w:hAnsi="Inter"/>
+          <w:color w:val="222222"/>
         </w:rPr>
         <w:t xml:space="preserve">), avec des défauts proposés.</w:t>
       </w:r>
@@ -1750,13 +3062,14 @@
         <w:pStyle w:val="ListParagraph"/>
         <w:numPr>
           <w:ilvl w:val="0"/>
-          <w:numId w:val="3"/>
+          <w:numId w:val="1"/>
         </w:numPr>
-        <w:spacing w:after="60" w:line="276" w:lineRule="auto"/>
-      </w:pPr>
-      <w:r>
-        <w:rPr>
-          <w:rFonts w:ascii="Inter" w:cs="Inter" w:eastAsia="Inter" w:hAnsi="Inter"/>
+        <w:spacing w:after="60" w:line="264"/>
+      </w:pPr>
+      <w:r>
+        <w:rPr>
+          <w:rFonts w:ascii="Inter" w:cs="Inter" w:eastAsia="Inter" w:hAnsi="Inter"/>
+          <w:color w:val="222222"/>
         </w:rPr>
         <w:t xml:space="preserve">Le système </w:t>
       </w:r>
@@ -1765,12 +3078,14 @@
           <w:rFonts w:ascii="Inter" w:cs="Inter" w:eastAsia="Inter" w:hAnsi="Inter"/>
           <w:b/>
           <w:bCs/>
+          <w:color w:val="222222"/>
         </w:rPr>
         <w:t xml:space="preserve">doit</w:t>
       </w:r>
       <w:r>
         <w:rPr>
           <w:rFonts w:ascii="Inter" w:cs="Inter" w:eastAsia="Inter" w:hAnsi="Inter"/>
+          <w:color w:val="222222"/>
         </w:rPr>
         <w:t xml:space="preserve"> valider la composition (alias uniques, ≥ 1 service, </w:t>
       </w:r>
@@ -1779,12 +3094,14 @@
           <w:rFonts w:ascii="Inter" w:cs="Inter" w:eastAsia="Inter" w:hAnsi="Inter"/>
           <w:b/>
           <w:bCs/>
+          <w:color w:val="222222"/>
         </w:rPr>
         <w:t xml:space="preserve">graphe acyclique</w:t>
       </w:r>
       <w:r>
         <w:rPr>
           <w:rFonts w:ascii="Inter" w:cs="Inter" w:eastAsia="Inter" w:hAnsi="Inter"/>
+          <w:color w:val="222222"/>
         </w:rPr>
         <w:t xml:space="preserve">).</w:t>
       </w:r>
@@ -1794,13 +3111,14 @@
         <w:pStyle w:val="ListParagraph"/>
         <w:numPr>
           <w:ilvl w:val="0"/>
-          <w:numId w:val="3"/>
+          <w:numId w:val="1"/>
         </w:numPr>
-        <w:spacing w:after="60" w:line="276" w:lineRule="auto"/>
-      </w:pPr>
-      <w:r>
-        <w:rPr>
-          <w:rFonts w:ascii="Inter" w:cs="Inter" w:eastAsia="Inter" w:hAnsi="Inter"/>
+        <w:spacing w:after="60" w:line="264"/>
+      </w:pPr>
+      <w:r>
+        <w:rPr>
+          <w:rFonts w:ascii="Inter" w:cs="Inter" w:eastAsia="Inter" w:hAnsi="Inter"/>
+          <w:color w:val="222222"/>
         </w:rPr>
         <w:t xml:space="preserve">Le système </w:t>
       </w:r>
@@ -1809,12 +3127,14 @@
           <w:rFonts w:ascii="Inter" w:cs="Inter" w:eastAsia="Inter" w:hAnsi="Inter"/>
           <w:b/>
           <w:bCs/>
+          <w:color w:val="222222"/>
         </w:rPr>
         <w:t xml:space="preserve">doit</w:t>
       </w:r>
       <w:r>
         <w:rPr>
           <w:rFonts w:ascii="Inter" w:cs="Inter" w:eastAsia="Inter" w:hAnsi="Inter"/>
+          <w:color w:val="222222"/>
         </w:rPr>
         <w:t xml:space="preserve"> déployer la stack comme un </w:t>
       </w:r>
@@ -1823,26 +3143,43 @@
           <w:rFonts w:ascii="Inter" w:cs="Inter" w:eastAsia="Inter" w:hAnsi="Inter"/>
           <w:b/>
           <w:bCs/>
+          <w:color w:val="222222"/>
         </w:rPr>
         <w:t xml:space="preserve">projet `docker compose`</w:t>
       </w:r>
       <w:r>
         <w:rPr>
           <w:rFonts w:ascii="Inter" w:cs="Inter" w:eastAsia="Inter" w:hAnsi="Inter"/>
-        </w:rPr>
-        <w:t xml:space="preserve">, en transmettant le compose-file </w:t>
-      </w:r>
-      <w:r>
-        <w:rPr>
-          <w:rFonts w:ascii="Inter" w:cs="Inter" w:eastAsia="Inter" w:hAnsi="Inter"/>
-          <w:b/>
-          <w:bCs/>
+          <w:color w:val="222222"/>
+        </w:rPr>
+        <w:t xml:space="preserve">, en transmettant le</w:t>
+      </w:r>
+    </w:p>
+    <w:p>
+      <w:pPr>
+        <w:spacing w:after="140" w:line="276"/>
+        <w:jc w:val="both"/>
+      </w:pPr>
+      <w:r>
+        <w:rPr>
+          <w:rFonts w:ascii="Inter" w:cs="Inter" w:eastAsia="Inter" w:hAnsi="Inter"/>
+          <w:color w:val="222222"/>
+        </w:rPr>
+        <w:t xml:space="preserve">compose-file </w:t>
+      </w:r>
+      <w:r>
+        <w:rPr>
+          <w:rFonts w:ascii="Inter" w:cs="Inter" w:eastAsia="Inter" w:hAnsi="Inter"/>
+          <w:b/>
+          <w:bCs/>
+          <w:color w:val="222222"/>
         </w:rPr>
         <w:t xml:space="preserve">par stdin</w:t>
       </w:r>
       <w:r>
         <w:rPr>
           <w:rFonts w:ascii="Inter" w:cs="Inter" w:eastAsia="Inter" w:hAnsi="Inter"/>
+          <w:color w:val="222222"/>
         </w:rPr>
         <w:t xml:space="preserve"> (jamais sur disque).</w:t>
       </w:r>
@@ -1852,13 +3189,14 @@
         <w:pStyle w:val="ListParagraph"/>
         <w:numPr>
           <w:ilvl w:val="0"/>
-          <w:numId w:val="3"/>
+          <w:numId w:val="1"/>
         </w:numPr>
-        <w:spacing w:after="60" w:line="276" w:lineRule="auto"/>
-      </w:pPr>
-      <w:r>
-        <w:rPr>
-          <w:rFonts w:ascii="Inter" w:cs="Inter" w:eastAsia="Inter" w:hAnsi="Inter"/>
+        <w:spacing w:after="60" w:line="264"/>
+      </w:pPr>
+      <w:r>
+        <w:rPr>
+          <w:rFonts w:ascii="Inter" w:cs="Inter" w:eastAsia="Inter" w:hAnsi="Inter"/>
+          <w:color w:val="222222"/>
         </w:rPr>
         <w:t xml:space="preserve">Le système </w:t>
       </w:r>
@@ -1867,12 +3205,14 @@
           <w:rFonts w:ascii="Inter" w:cs="Inter" w:eastAsia="Inter" w:hAnsi="Inter"/>
           <w:b/>
           <w:bCs/>
+          <w:color w:val="222222"/>
         </w:rPr>
         <w:t xml:space="preserve">doit</w:t>
       </w:r>
       <w:r>
         <w:rPr>
           <w:rFonts w:ascii="Inter" w:cs="Inter" w:eastAsia="Inter" w:hAnsi="Inter"/>
+          <w:color w:val="222222"/>
         </w:rPr>
         <w:t xml:space="preserve"> présenter un détail </w:t>
       </w:r>
@@ -1881,26 +3221,43 @@
           <w:rFonts w:ascii="Inter" w:cs="Inter" w:eastAsia="Inter" w:hAnsi="Inter"/>
           <w:b/>
           <w:bCs/>
+          <w:color w:val="222222"/>
         </w:rPr>
         <w:t xml:space="preserve">à deux niveaux</w:t>
       </w:r>
       <w:r>
         <w:rPr>
           <w:rFonts w:ascii="Inter" w:cs="Inter" w:eastAsia="Inter" w:hAnsi="Inter"/>
-        </w:rPr>
-        <w:t xml:space="preserve"> : statut global de la stack + statut, accès et logs </w:t>
-      </w:r>
-      <w:r>
-        <w:rPr>
-          <w:rFonts w:ascii="Inter" w:cs="Inter" w:eastAsia="Inter" w:hAnsi="Inter"/>
-          <w:b/>
-          <w:bCs/>
+          <w:color w:val="222222"/>
+        </w:rPr>
+        <w:t xml:space="preserve"> : statut global de la stack + statut,</w:t>
+      </w:r>
+    </w:p>
+    <w:p>
+      <w:pPr>
+        <w:spacing w:after="140" w:line="276"/>
+        <w:jc w:val="both"/>
+      </w:pPr>
+      <w:r>
+        <w:rPr>
+          <w:rFonts w:ascii="Inter" w:cs="Inter" w:eastAsia="Inter" w:hAnsi="Inter"/>
+          <w:color w:val="222222"/>
+        </w:rPr>
+        <w:t xml:space="preserve">accès et logs </w:t>
+      </w:r>
+      <w:r>
+        <w:rPr>
+          <w:rFonts w:ascii="Inter" w:cs="Inter" w:eastAsia="Inter" w:hAnsi="Inter"/>
+          <w:b/>
+          <w:bCs/>
+          <w:color w:val="222222"/>
         </w:rPr>
         <w:t xml:space="preserve">par service</w:t>
       </w:r>
       <w:r>
         <w:rPr>
           <w:rFonts w:ascii="Inter" w:cs="Inter" w:eastAsia="Inter" w:hAnsi="Inter"/>
+          <w:color w:val="222222"/>
         </w:rPr>
         <w:t xml:space="preserve">.</w:t>
       </w:r>
@@ -1910,13 +3267,14 @@
         <w:pStyle w:val="ListParagraph"/>
         <w:numPr>
           <w:ilvl w:val="0"/>
-          <w:numId w:val="3"/>
+          <w:numId w:val="1"/>
         </w:numPr>
-        <w:spacing w:after="60" w:line="276" w:lineRule="auto"/>
-      </w:pPr>
-      <w:r>
-        <w:rPr>
-          <w:rFonts w:ascii="Inter" w:cs="Inter" w:eastAsia="Inter" w:hAnsi="Inter"/>
+        <w:spacing w:after="60" w:line="264"/>
+      </w:pPr>
+      <w:r>
+        <w:rPr>
+          <w:rFonts w:ascii="Inter" w:cs="Inter" w:eastAsia="Inter" w:hAnsi="Inter"/>
+          <w:color w:val="222222"/>
         </w:rPr>
         <w:t xml:space="preserve">Le système </w:t>
       </w:r>
@@ -1925,12 +3283,14 @@
           <w:rFonts w:ascii="Inter" w:cs="Inter" w:eastAsia="Inter" w:hAnsi="Inter"/>
           <w:b/>
           <w:bCs/>
+          <w:color w:val="222222"/>
         </w:rPr>
         <w:t xml:space="preserve">doit</w:t>
       </w:r>
       <w:r>
         <w:rPr>
           <w:rFonts w:ascii="Inter" w:cs="Inter" w:eastAsia="Inter" w:hAnsi="Inter"/>
+          <w:color w:val="222222"/>
         </w:rPr>
         <w:t xml:space="preserve"> détruire une stack et </w:t>
       </w:r>
@@ -1939,12 +3299,14 @@
           <w:rFonts w:ascii="Inter" w:cs="Inter" w:eastAsia="Inter" w:hAnsi="Inter"/>
           <w:b/>
           <w:bCs/>
+          <w:color w:val="222222"/>
         </w:rPr>
         <w:t xml:space="preserve">ses volumes</w:t>
       </w:r>
       <w:r>
         <w:rPr>
           <w:rFonts w:ascii="Inter" w:cs="Inter" w:eastAsia="Inter" w:hAnsi="Inter"/>
+          <w:color w:val="222222"/>
         </w:rPr>
         <w:t xml:space="preserve"> (</w:t>
       </w:r>
@@ -1952,15 +3314,14 @@
         <w:rPr>
           <w:rFonts w:ascii="JetBrains Mono" w:cs="JetBrains Mono" w:eastAsia="JetBrains Mono" w:hAnsi="JetBrains Mono"/>
           <w:color w:val="032233"/>
-          <w:sz w:val="20"/>
-          <w:szCs w:val="20"/>
-          <w:shd w:fill="F5F6F8" w:val="clear"/>
+          <w:shd w:fill="EEF2F5" w:val="clear"/>
         </w:rPr>
         <w:t xml:space="preserve">compose down -v</w:t>
       </w:r>
       <w:r>
         <w:rPr>
           <w:rFonts w:ascii="Inter" w:cs="Inter" w:eastAsia="Inter" w:hAnsi="Inter"/>
+          <w:color w:val="222222"/>
         </w:rPr>
         <w:t xml:space="preserve">).</w:t>
       </w:r>
@@ -1970,13 +3331,14 @@
         <w:pStyle w:val="ListParagraph"/>
         <w:numPr>
           <w:ilvl w:val="0"/>
-          <w:numId w:val="3"/>
+          <w:numId w:val="1"/>
         </w:numPr>
-        <w:spacing w:after="60" w:line="276" w:lineRule="auto"/>
-      </w:pPr>
-      <w:r>
-        <w:rPr>
-          <w:rFonts w:ascii="Inter" w:cs="Inter" w:eastAsia="Inter" w:hAnsi="Inter"/>
+        <w:spacing w:after="60" w:line="264"/>
+      </w:pPr>
+      <w:r>
+        <w:rPr>
+          <w:rFonts w:ascii="Inter" w:cs="Inter" w:eastAsia="Inter" w:hAnsi="Inter"/>
+          <w:color w:val="222222"/>
         </w:rPr>
         <w:t xml:space="preserve">Le système </w:t>
       </w:r>
@@ -1985,12 +3347,14 @@
           <w:rFonts w:ascii="Inter" w:cs="Inter" w:eastAsia="Inter" w:hAnsi="Inter"/>
           <w:b/>
           <w:bCs/>
+          <w:color w:val="222222"/>
         </w:rPr>
         <w:t xml:space="preserve">doit</w:t>
       </w:r>
       <w:r>
         <w:rPr>
           <w:rFonts w:ascii="Inter" w:cs="Inter" w:eastAsia="Inter" w:hAnsi="Inter"/>
+          <w:color w:val="222222"/>
         </w:rPr>
         <w:t xml:space="preserve"> offrir des </w:t>
       </w:r>
@@ -1999,12 +3363,14 @@
           <w:rFonts w:ascii="Inter" w:cs="Inter" w:eastAsia="Inter" w:hAnsi="Inter"/>
           <w:b/>
           <w:bCs/>
+          <w:color w:val="222222"/>
         </w:rPr>
         <w:t xml:space="preserve">actions en masse</w:t>
       </w:r>
       <w:r>
         <w:rPr>
           <w:rFonts w:ascii="Inter" w:cs="Inter" w:eastAsia="Inter" w:hAnsi="Inter"/>
+          <w:color w:val="222222"/>
         </w:rPr>
         <w:t xml:space="preserve"> sur les stacks.</w:t>
       </w:r>
@@ -2012,10 +3378,16 @@
     <w:p>
       <w:pPr>
         <w:pStyle w:val="Heading3"/>
-      </w:pPr>
-      <w:r>
-        <w:rPr>
-          <w:rFonts w:ascii="Inter" w:cs="Inter" w:eastAsia="Inter" w:hAnsi="Inter"/>
+        <w:spacing w:after="120" w:before="200"/>
+      </w:pPr>
+      <w:r>
+        <w:rPr>
+          <w:rFonts w:ascii="Inter" w:cs="Inter" w:eastAsia="Inter" w:hAnsi="Inter"/>
+          <w:b/>
+          <w:bCs/>
+          <w:color w:val="0D9297"/>
+          <w:sz w:val="24"/>
+          <w:szCs w:val="24"/>
         </w:rPr>
         <w:t xml:space="preserve">2.5 Chat IA</w:t>
       </w:r>
@@ -2025,13 +3397,14 @@
         <w:pStyle w:val="ListParagraph"/>
         <w:numPr>
           <w:ilvl w:val="0"/>
-          <w:numId w:val="3"/>
+          <w:numId w:val="1"/>
         </w:numPr>
-        <w:spacing w:after="60" w:line="276" w:lineRule="auto"/>
-      </w:pPr>
-      <w:r>
-        <w:rPr>
-          <w:rFonts w:ascii="Inter" w:cs="Inter" w:eastAsia="Inter" w:hAnsi="Inter"/>
+        <w:spacing w:after="60" w:line="264"/>
+      </w:pPr>
+      <w:r>
+        <w:rPr>
+          <w:rFonts w:ascii="Inter" w:cs="Inter" w:eastAsia="Inter" w:hAnsi="Inter"/>
+          <w:color w:val="222222"/>
         </w:rPr>
         <w:t xml:space="preserve">Le système </w:t>
       </w:r>
@@ -2040,28 +3413,29 @@
           <w:rFonts w:ascii="Inter" w:cs="Inter" w:eastAsia="Inter" w:hAnsi="Inter"/>
           <w:b/>
           <w:bCs/>
+          <w:color w:val="222222"/>
         </w:rPr>
         <w:t xml:space="preserve">doit</w:t>
       </w:r>
       <w:r>
         <w:rPr>
           <w:rFonts w:ascii="Inter" w:cs="Inter" w:eastAsia="Inter" w:hAnsi="Inter"/>
-        </w:rPr>
-        <w:t xml:space="preserve"> comprendre une intention en langage naturel et la </w:t>
-      </w:r>
-      <w:r>
-        <w:rPr>
-          <w:rFonts w:ascii="Inter" w:cs="Inter" w:eastAsia="Inter" w:hAnsi="Inter"/>
-          <w:b/>
-          <w:bCs/>
-        </w:rPr>
-        <w:t xml:space="preserve">mapper sur le catalogue réel</w:t>
-      </w:r>
-      <w:r>
-        <w:rPr>
-          <w:rFonts w:ascii="Inter" w:cs="Inter" w:eastAsia="Inter" w:hAnsi="Inter"/>
-        </w:rPr>
-        <w:t xml:space="preserve">.</w:t>
+          <w:color w:val="222222"/>
+        </w:rPr>
+        <w:t xml:space="preserve"> comprendre une intention en langage naturel et la **mapper sur le catalogue</w:t>
+      </w:r>
+    </w:p>
+    <w:p>
+      <w:pPr>
+        <w:spacing w:after="140" w:line="276"/>
+        <w:jc w:val="both"/>
+      </w:pPr>
+      <w:r>
+        <w:rPr>
+          <w:rFonts w:ascii="Inter" w:cs="Inter" w:eastAsia="Inter" w:hAnsi="Inter"/>
+          <w:color w:val="222222"/>
+        </w:rPr>
+        <w:t xml:space="preserve">réel**.</w:t>
       </w:r>
     </w:p>
     <w:p>
@@ -2069,13 +3443,14 @@
         <w:pStyle w:val="ListParagraph"/>
         <w:numPr>
           <w:ilvl w:val="0"/>
-          <w:numId w:val="3"/>
+          <w:numId w:val="1"/>
         </w:numPr>
-        <w:spacing w:after="60" w:line="276" w:lineRule="auto"/>
-      </w:pPr>
-      <w:r>
-        <w:rPr>
-          <w:rFonts w:ascii="Inter" w:cs="Inter" w:eastAsia="Inter" w:hAnsi="Inter"/>
+        <w:spacing w:after="60" w:line="264"/>
+      </w:pPr>
+      <w:r>
+        <w:rPr>
+          <w:rFonts w:ascii="Inter" w:cs="Inter" w:eastAsia="Inter" w:hAnsi="Inter"/>
+          <w:color w:val="222222"/>
         </w:rPr>
         <w:t xml:space="preserve">Le système </w:t>
       </w:r>
@@ -2084,12 +3459,14 @@
           <w:rFonts w:ascii="Inter" w:cs="Inter" w:eastAsia="Inter" w:hAnsi="Inter"/>
           <w:b/>
           <w:bCs/>
+          <w:color w:val="222222"/>
         </w:rPr>
         <w:t xml:space="preserve">doit</w:t>
       </w:r>
       <w:r>
         <w:rPr>
           <w:rFonts w:ascii="Inter" w:cs="Inter" w:eastAsia="Inter" w:hAnsi="Inter"/>
+          <w:color w:val="222222"/>
         </w:rPr>
         <w:t xml:space="preserve"> proposer des actions (</w:t>
       </w:r>
@@ -2097,15 +3474,14 @@
         <w:rPr>
           <w:rFonts w:ascii="JetBrains Mono" w:cs="JetBrains Mono" w:eastAsia="JetBrains Mono" w:hAnsi="JetBrains Mono"/>
           <w:color w:val="032233"/>
-          <w:sz w:val="20"/>
-          <w:szCs w:val="20"/>
-          <w:shd w:fill="F5F6F8" w:val="clear"/>
+          <w:shd w:fill="EEF2F5" w:val="clear"/>
         </w:rPr>
         <w:t xml:space="preserve">deploy</w:t>
       </w:r>
       <w:r>
         <w:rPr>
           <w:rFonts w:ascii="Inter" w:cs="Inter" w:eastAsia="Inter" w:hAnsi="Inter"/>
+          <w:color w:val="222222"/>
         </w:rPr>
         <w:t xml:space="preserve">, </w:t>
       </w:r>
@@ -2113,15 +3489,14 @@
         <w:rPr>
           <w:rFonts w:ascii="JetBrains Mono" w:cs="JetBrains Mono" w:eastAsia="JetBrains Mono" w:hAnsi="JetBrains Mono"/>
           <w:color w:val="032233"/>
-          <w:sz w:val="20"/>
-          <w:szCs w:val="20"/>
-          <w:shd w:fill="F5F6F8" w:val="clear"/>
+          <w:shd w:fill="EEF2F5" w:val="clear"/>
         </w:rPr>
         <w:t xml:space="preserve">stop</w:t>
       </w:r>
       <w:r>
         <w:rPr>
           <w:rFonts w:ascii="Inter" w:cs="Inter" w:eastAsia="Inter" w:hAnsi="Inter"/>
+          <w:color w:val="222222"/>
         </w:rPr>
         <w:t xml:space="preserve">, </w:t>
       </w:r>
@@ -2129,15 +3504,14 @@
         <w:rPr>
           <w:rFonts w:ascii="JetBrains Mono" w:cs="JetBrains Mono" w:eastAsia="JetBrains Mono" w:hAnsi="JetBrains Mono"/>
           <w:color w:val="032233"/>
-          <w:sz w:val="20"/>
-          <w:szCs w:val="20"/>
-          <w:shd w:fill="F5F6F8" w:val="clear"/>
+          <w:shd w:fill="EEF2F5" w:val="clear"/>
         </w:rPr>
         <w:t xml:space="preserve">start</w:t>
       </w:r>
       <w:r>
         <w:rPr>
           <w:rFonts w:ascii="Inter" w:cs="Inter" w:eastAsia="Inter" w:hAnsi="Inter"/>
+          <w:color w:val="222222"/>
         </w:rPr>
         <w:t xml:space="preserve">, </w:t>
       </w:r>
@@ -2145,29 +3519,36 @@
         <w:rPr>
           <w:rFonts w:ascii="JetBrains Mono" w:cs="JetBrains Mono" w:eastAsia="JetBrains Mono" w:hAnsi="JetBrains Mono"/>
           <w:color w:val="032233"/>
-          <w:sz w:val="20"/>
-          <w:szCs w:val="20"/>
-          <w:shd w:fill="F5F6F8" w:val="clear"/>
+          <w:shd w:fill="EEF2F5" w:val="clear"/>
         </w:rPr>
         <w:t xml:space="preserve">regenerate</w:t>
       </w:r>
       <w:r>
         <w:rPr>
           <w:rFonts w:ascii="Inter" w:cs="Inter" w:eastAsia="Inter" w:hAnsi="Inter"/>
-        </w:rPr>
-        <w:t xml:space="preserve">, </w:t>
-      </w:r>
-      <w:r>
-        <w:rPr>
-          <w:rFonts w:ascii="Inter" w:cs="Inter" w:eastAsia="Inter" w:hAnsi="Inter"/>
-          <w:b/>
-          <w:bCs/>
+          <w:color w:val="222222"/>
+        </w:rPr>
+        <w:t xml:space="preserve">,</w:t>
+      </w:r>
+    </w:p>
+    <w:p>
+      <w:pPr>
+        <w:spacing w:after="140" w:line="276"/>
+        <w:jc w:val="both"/>
+      </w:pPr>
+      <w:r>
+        <w:rPr>
+          <w:rFonts w:ascii="Inter" w:cs="Inter" w:eastAsia="Inter" w:hAnsi="Inter"/>
+          <w:b/>
+          <w:bCs/>
+          <w:color w:val="222222"/>
         </w:rPr>
         <w:t xml:space="preserve">`compose_stack`</w:t>
       </w:r>
       <w:r>
         <w:rPr>
           <w:rFonts w:ascii="Inter" w:cs="Inter" w:eastAsia="Inter" w:hAnsi="Inter"/>
+          <w:color w:val="222222"/>
         </w:rPr>
         <w:t xml:space="preserve">) sous forme d'une </w:t>
       </w:r>
@@ -2176,12 +3557,14 @@
           <w:rFonts w:ascii="Inter" w:cs="Inter" w:eastAsia="Inter" w:hAnsi="Inter"/>
           <w:b/>
           <w:bCs/>
+          <w:color w:val="222222"/>
         </w:rPr>
         <w:t xml:space="preserve">carte de confirmation</w:t>
       </w:r>
       <w:r>
         <w:rPr>
           <w:rFonts w:ascii="Inter" w:cs="Inter" w:eastAsia="Inter" w:hAnsi="Inter"/>
+          <w:color w:val="222222"/>
         </w:rPr>
         <w:t xml:space="preserve"> reformulant l'intention, sans jamais exécuter sans confirmation.</w:t>
       </w:r>
@@ -2191,13 +3574,14 @@
         <w:pStyle w:val="ListParagraph"/>
         <w:numPr>
           <w:ilvl w:val="0"/>
-          <w:numId w:val="3"/>
+          <w:numId w:val="1"/>
         </w:numPr>
-        <w:spacing w:after="60" w:line="276" w:lineRule="auto"/>
-      </w:pPr>
-      <w:r>
-        <w:rPr>
-          <w:rFonts w:ascii="Inter" w:cs="Inter" w:eastAsia="Inter" w:hAnsi="Inter"/>
+        <w:spacing w:after="60" w:line="264"/>
+      </w:pPr>
+      <w:r>
+        <w:rPr>
+          <w:rFonts w:ascii="Inter" w:cs="Inter" w:eastAsia="Inter" w:hAnsi="Inter"/>
+          <w:color w:val="222222"/>
         </w:rPr>
         <w:t xml:space="preserve">Le système </w:t>
       </w:r>
@@ -2206,12 +3590,14 @@
           <w:rFonts w:ascii="Inter" w:cs="Inter" w:eastAsia="Inter" w:hAnsi="Inter"/>
           <w:b/>
           <w:bCs/>
+          <w:color w:val="222222"/>
         </w:rPr>
         <w:t xml:space="preserve">doit</w:t>
       </w:r>
       <w:r>
         <w:rPr>
           <w:rFonts w:ascii="Inter" w:cs="Inter" w:eastAsia="Inter" w:hAnsi="Inter"/>
+          <w:color w:val="222222"/>
         </w:rPr>
         <w:t xml:space="preserve"> streamer la réponse de l'assistant </w:t>
       </w:r>
@@ -2220,12 +3606,14 @@
           <w:rFonts w:ascii="Inter" w:cs="Inter" w:eastAsia="Inter" w:hAnsi="Inter"/>
           <w:b/>
           <w:bCs/>
+          <w:color w:val="222222"/>
         </w:rPr>
         <w:t xml:space="preserve">token par token (SSE)</w:t>
       </w:r>
       <w:r>
         <w:rPr>
           <w:rFonts w:ascii="Inter" w:cs="Inter" w:eastAsia="Inter" w:hAnsi="Inter"/>
+          <w:color w:val="222222"/>
         </w:rPr>
         <w:t xml:space="preserve">.</w:t>
       </w:r>
@@ -2235,13 +3623,14 @@
         <w:pStyle w:val="ListParagraph"/>
         <w:numPr>
           <w:ilvl w:val="0"/>
-          <w:numId w:val="3"/>
+          <w:numId w:val="1"/>
         </w:numPr>
-        <w:spacing w:after="60" w:line="276" w:lineRule="auto"/>
-      </w:pPr>
-      <w:r>
-        <w:rPr>
-          <w:rFonts w:ascii="Inter" w:cs="Inter" w:eastAsia="Inter" w:hAnsi="Inter"/>
+        <w:spacing w:after="60" w:line="264"/>
+      </w:pPr>
+      <w:r>
+        <w:rPr>
+          <w:rFonts w:ascii="Inter" w:cs="Inter" w:eastAsia="Inter" w:hAnsi="Inter"/>
+          <w:color w:val="222222"/>
         </w:rPr>
         <w:t xml:space="preserve">Le système </w:t>
       </w:r>
@@ -2250,12 +3639,14 @@
           <w:rFonts w:ascii="Inter" w:cs="Inter" w:eastAsia="Inter" w:hAnsi="Inter"/>
           <w:b/>
           <w:bCs/>
+          <w:color w:val="222222"/>
         </w:rPr>
         <w:t xml:space="preserve">doit</w:t>
       </w:r>
       <w:r>
         <w:rPr>
           <w:rFonts w:ascii="Inter" w:cs="Inter" w:eastAsia="Inter" w:hAnsi="Inter"/>
+          <w:color w:val="222222"/>
         </w:rPr>
         <w:t xml:space="preserve"> gérer plusieurs </w:t>
       </w:r>
@@ -2264,14 +3655,29 @@
           <w:rFonts w:ascii="Inter" w:cs="Inter" w:eastAsia="Inter" w:hAnsi="Inter"/>
           <w:b/>
           <w:bCs/>
+          <w:color w:val="222222"/>
         </w:rPr>
         <w:t xml:space="preserve">fils de discussion</w:t>
       </w:r>
       <w:r>
         <w:rPr>
           <w:rFonts w:ascii="Inter" w:cs="Inter" w:eastAsia="Inter" w:hAnsi="Inter"/>
-        </w:rPr>
-        <w:t xml:space="preserve"> par utilisateur (créer / renommer / supprimer / sélectionner).</w:t>
+          <w:color w:val="222222"/>
+        </w:rPr>
+        <w:t xml:space="preserve"> par utilisateur (créer / renommer /</w:t>
+      </w:r>
+    </w:p>
+    <w:p>
+      <w:pPr>
+        <w:spacing w:after="140" w:line="276"/>
+        <w:jc w:val="both"/>
+      </w:pPr>
+      <w:r>
+        <w:rPr>
+          <w:rFonts w:ascii="Inter" w:cs="Inter" w:eastAsia="Inter" w:hAnsi="Inter"/>
+          <w:color w:val="222222"/>
+        </w:rPr>
+        <w:t xml:space="preserve">supprimer / sélectionner).</w:t>
       </w:r>
     </w:p>
     <w:p>
@@ -2279,13 +3685,14 @@
         <w:pStyle w:val="ListParagraph"/>
         <w:numPr>
           <w:ilvl w:val="0"/>
-          <w:numId w:val="3"/>
+          <w:numId w:val="1"/>
         </w:numPr>
-        <w:spacing w:after="60" w:line="276" w:lineRule="auto"/>
-      </w:pPr>
-      <w:r>
-        <w:rPr>
-          <w:rFonts w:ascii="Inter" w:cs="Inter" w:eastAsia="Inter" w:hAnsi="Inter"/>
+        <w:spacing w:after="60" w:line="264"/>
+      </w:pPr>
+      <w:r>
+        <w:rPr>
+          <w:rFonts w:ascii="Inter" w:cs="Inter" w:eastAsia="Inter" w:hAnsi="Inter"/>
+          <w:color w:val="222222"/>
         </w:rPr>
         <w:t xml:space="preserve">Le système </w:t>
       </w:r>
@@ -2294,12 +3701,14 @@
           <w:rFonts w:ascii="Inter" w:cs="Inter" w:eastAsia="Inter" w:hAnsi="Inter"/>
           <w:b/>
           <w:bCs/>
+          <w:color w:val="222222"/>
         </w:rPr>
         <w:t xml:space="preserve">doit</w:t>
       </w:r>
       <w:r>
         <w:rPr>
           <w:rFonts w:ascii="Inter" w:cs="Inter" w:eastAsia="Inter" w:hAnsi="Inter"/>
+          <w:color w:val="222222"/>
         </w:rPr>
         <w:t xml:space="preserve"> s'appuyer sur un </w:t>
       </w:r>
@@ -2308,14 +3717,29 @@
           <w:rFonts w:ascii="Inter" w:cs="Inter" w:eastAsia="Inter" w:hAnsi="Inter"/>
           <w:b/>
           <w:bCs/>
+          <w:color w:val="222222"/>
         </w:rPr>
         <w:t xml:space="preserve">port LLM agnostique</w:t>
       </w:r>
       <w:r>
         <w:rPr>
           <w:rFonts w:ascii="Inter" w:cs="Inter" w:eastAsia="Inter" w:hAnsi="Inter"/>
-        </w:rPr>
-        <w:t xml:space="preserve"> permettant de brancher Ollama, OpenAI ou Anthropic, sans changer la logique métier.</w:t>
+          <w:color w:val="222222"/>
+        </w:rPr>
+        <w:t xml:space="preserve"> permettant de brancher Ollama, OpenAI</w:t>
+      </w:r>
+    </w:p>
+    <w:p>
+      <w:pPr>
+        <w:spacing w:after="140" w:line="276"/>
+        <w:jc w:val="both"/>
+      </w:pPr>
+      <w:r>
+        <w:rPr>
+          <w:rFonts w:ascii="Inter" w:cs="Inter" w:eastAsia="Inter" w:hAnsi="Inter"/>
+          <w:color w:val="222222"/>
+        </w:rPr>
+        <w:t xml:space="preserve">ou Anthropic, sans changer la logique métier.</w:t>
       </w:r>
     </w:p>
     <w:p>
@@ -2323,13 +3747,14 @@
         <w:pStyle w:val="ListParagraph"/>
         <w:numPr>
           <w:ilvl w:val="0"/>
-          <w:numId w:val="3"/>
+          <w:numId w:val="1"/>
         </w:numPr>
-        <w:spacing w:after="60" w:line="276" w:lineRule="auto"/>
-      </w:pPr>
-      <w:r>
-        <w:rPr>
-          <w:rFonts w:ascii="Inter" w:cs="Inter" w:eastAsia="Inter" w:hAnsi="Inter"/>
+        <w:spacing w:after="60" w:line="264"/>
+      </w:pPr>
+      <w:r>
+        <w:rPr>
+          <w:rFonts w:ascii="Inter" w:cs="Inter" w:eastAsia="Inter" w:hAnsi="Inter"/>
+          <w:color w:val="222222"/>
         </w:rPr>
         <w:t xml:space="preserve">Le système, lors de la confirmation, </w:t>
       </w:r>
@@ -2338,23 +3763,44 @@
           <w:rFonts w:ascii="Inter" w:cs="Inter" w:eastAsia="Inter" w:hAnsi="Inter"/>
           <w:b/>
           <w:bCs/>
+          <w:color w:val="222222"/>
         </w:rPr>
         <w:t xml:space="preserve">doit</w:t>
       </w:r>
       <w:r>
         <w:rPr>
           <w:rFonts w:ascii="Inter" w:cs="Inter" w:eastAsia="Inter" w:hAnsi="Inter"/>
-        </w:rPr>
-        <w:t xml:space="preserve"> déléguer aux use cases de déploiement/stack existants (aucune duplication).</w:t>
+          <w:color w:val="222222"/>
+        </w:rPr>
+        <w:t xml:space="preserve"> déléguer aux use cases de déploiement/stack existants</w:t>
+      </w:r>
+    </w:p>
+    <w:p>
+      <w:pPr>
+        <w:spacing w:after="140" w:line="276"/>
+        <w:jc w:val="both"/>
+      </w:pPr>
+      <w:r>
+        <w:rPr>
+          <w:rFonts w:ascii="Inter" w:cs="Inter" w:eastAsia="Inter" w:hAnsi="Inter"/>
+          <w:color w:val="222222"/>
+        </w:rPr>
+        <w:t xml:space="preserve">(aucune duplication).</w:t>
       </w:r>
     </w:p>
     <w:p>
       <w:pPr>
         <w:pStyle w:val="Heading3"/>
-      </w:pPr>
-      <w:r>
-        <w:rPr>
-          <w:rFonts w:ascii="Inter" w:cs="Inter" w:eastAsia="Inter" w:hAnsi="Inter"/>
+        <w:spacing w:after="120" w:before="200"/>
+      </w:pPr>
+      <w:r>
+        <w:rPr>
+          <w:rFonts w:ascii="Inter" w:cs="Inter" w:eastAsia="Inter" w:hAnsi="Inter"/>
+          <w:b/>
+          <w:bCs/>
+          <w:color w:val="0D9297"/>
+          <w:sz w:val="24"/>
+          <w:szCs w:val="24"/>
         </w:rPr>
         <w:t xml:space="preserve">2.6 Dashboard</w:t>
       </w:r>
@@ -2364,13 +3810,14 @@
         <w:pStyle w:val="ListParagraph"/>
         <w:numPr>
           <w:ilvl w:val="0"/>
-          <w:numId w:val="3"/>
+          <w:numId w:val="1"/>
         </w:numPr>
-        <w:spacing w:after="60" w:line="276" w:lineRule="auto"/>
-      </w:pPr>
-      <w:r>
-        <w:rPr>
-          <w:rFonts w:ascii="Inter" w:cs="Inter" w:eastAsia="Inter" w:hAnsi="Inter"/>
+        <w:spacing w:after="60" w:line="264"/>
+      </w:pPr>
+      <w:r>
+        <w:rPr>
+          <w:rFonts w:ascii="Inter" w:cs="Inter" w:eastAsia="Inter" w:hAnsi="Inter"/>
+          <w:color w:val="222222"/>
         </w:rPr>
         <w:t xml:space="preserve">Le système </w:t>
       </w:r>
@@ -2379,143 +3826,258 @@
           <w:rFonts w:ascii="Inter" w:cs="Inter" w:eastAsia="Inter" w:hAnsi="Inter"/>
           <w:b/>
           <w:bCs/>
+          <w:color w:val="222222"/>
         </w:rPr>
         <w:t xml:space="preserve">doit</w:t>
       </w:r>
       <w:r>
         <w:rPr>
           <w:rFonts w:ascii="Inter" w:cs="Inter" w:eastAsia="Inter" w:hAnsi="Inter"/>
-        </w:rPr>
-        <w:t xml:space="preserve"> présenter une vue de synthèse (KPIs, ressources actives) agrégée à partir des déploiements et stacks.</w:t>
-      </w:r>
-    </w:p>
-    <w:p>
-      <w:pPr>
-        <w:pBdr>
-          <w:bottom w:val="single" w:color="C9CFD6" w:sz="6" w:space="1"/>
-        </w:pBdr>
-        <w:spacing w:after="120" w:before="60"/>
-      </w:pPr>
-    </w:p>
-    <w:p>
-      <w:pPr>
-        <w:pStyle w:val="Heading2"/>
-      </w:pPr>
-      <w:r>
-        <w:rPr>
-          <w:rFonts w:ascii="Inter" w:cs="Inter" w:eastAsia="Inter" w:hAnsi="Inter"/>
-        </w:rPr>
-        <w:t xml:space="preserve">3. Exigences non fonctionnelles</w:t>
+          <w:color w:val="222222"/>
+        </w:rPr>
+        <w:t xml:space="preserve"> présenter une vue de synthèse (KPIs, ressources actives) agrégée à partir des</w:t>
+      </w:r>
+    </w:p>
+    <w:p>
+      <w:pPr>
+        <w:spacing w:after="140" w:line="276"/>
+        <w:jc w:val="both"/>
+      </w:pPr>
+      <w:r>
+        <w:rPr>
+          <w:rFonts w:ascii="Inter" w:cs="Inter" w:eastAsia="Inter" w:hAnsi="Inter"/>
+          <w:color w:val="222222"/>
+        </w:rPr>
+        <w:t xml:space="preserve">déploiements et stacks.</w:t>
       </w:r>
     </w:p>
     <w:p>
       <w:pPr>
         <w:pStyle w:val="Heading3"/>
-      </w:pPr>
-      <w:r>
-        <w:rPr>
-          <w:rFonts w:ascii="Inter" w:cs="Inter" w:eastAsia="Inter" w:hAnsi="Inter"/>
-        </w:rPr>
-        <w:t xml:space="preserve">3.1 Performance &amp; temps réel</w:t>
-      </w:r>
+        <w:spacing w:after="120" w:before="200"/>
+      </w:pPr>
+      <w:r>
+        <w:rPr>
+          <w:rFonts w:ascii="Inter" w:cs="Inter" w:eastAsia="Inter" w:hAnsi="Inter"/>
+          <w:b/>
+          <w:bCs/>
+          <w:color w:val="0D9297"/>
+          <w:sz w:val="24"/>
+          <w:szCs w:val="24"/>
+        </w:rPr>
+        <w:t xml:space="preserve">2.7 Exigences business (hypothèse — modèle hébergé freemium + self-host open-core, à valider)</w:t>
+      </w:r>
+    </w:p>
+    <w:tbl>
+      <w:tblPr>
+        <w:tblW w:type="pct" w:w="100%"/>
+        <w:tblBorders>
+          <w:top w:val="none"/>
+          <w:left w:val="single" w:color="0D9297" w:sz="18"/>
+          <w:bottom w:val="none"/>
+          <w:right w:val="none"/>
+          <w:insideH w:val="none"/>
+          <w:insideV w:val="none"/>
+        </w:tblBorders>
+      </w:tblPr>
+      <w:tblGrid>
+        <w:gridCol w:w="100"/>
+      </w:tblGrid>
+      <w:tr>
+        <w:tc>
+          <w:tcPr>
+            <w:shd w:fill="F5F6F8" w:val="clear"/>
+            <w:tcMar>
+              <w:top w:type="dxa" w:w="80"/>
+              <w:left w:type="dxa" w:w="160"/>
+              <w:bottom w:type="dxa" w:w="80"/>
+              <w:right w:type="dxa" w:w="120"/>
+            </w:tcMar>
+          </w:tcPr>
+          <w:p>
+            <w:pPr>
+              <w:spacing w:after="0"/>
+            </w:pPr>
+            <w:r>
+              <w:rPr>
+                <w:rFonts w:ascii="Inter" w:cs="Inter" w:eastAsia="Inter" w:hAnsi="Inter"/>
+                <w:color w:val="222222"/>
+              </w:rPr>
+              <w:t xml:space="preserve">Ces exigences cadrent le </w:t>
+            </w:r>
+            <w:r>
+              <w:rPr>
+                <w:rFonts w:ascii="Inter" w:cs="Inter" w:eastAsia="Inter" w:hAnsi="Inter"/>
+                <w:b/>
+                <w:bCs/>
+                <w:color w:val="222222"/>
+              </w:rPr>
+              <w:t xml:space="preserve">modèle économique cible</w:t>
+            </w:r>
+            <w:r>
+              <w:rPr>
+                <w:rFonts w:ascii="Inter" w:cs="Inter" w:eastAsia="Inter" w:hAnsi="Inter"/>
+                <w:color w:val="222222"/>
+              </w:rPr>
+              <w:t xml:space="preserve"> (cf. </w:t>
+            </w:r>
+            <w:r>
+              <w:rPr>
+                <w:rFonts w:ascii="JetBrains Mono" w:cs="JetBrains Mono" w:eastAsia="JetBrains Mono" w:hAnsi="JetBrains Mono"/>
+                <w:color w:val="032233"/>
+                <w:shd w:fill="EEF2F5" w:val="clear"/>
+              </w:rPr>
+              <w:t xml:space="preserve">docs/rendu/business-strategie.md</w:t>
+            </w:r>
+            <w:r>
+              <w:rPr>
+                <w:rFonts w:ascii="Inter" w:cs="Inter" w:eastAsia="Inter" w:hAnsi="Inter"/>
+                <w:color w:val="222222"/>
+              </w:rPr>
+              <w:t xml:space="preserve">). Elles sont des </w:t>
+            </w:r>
+            <w:r>
+              <w:rPr>
+                <w:rFonts w:ascii="Inter" w:cs="Inter" w:eastAsia="Inter" w:hAnsi="Inter"/>
+                <w:b/>
+                <w:bCs/>
+                <w:color w:val="222222"/>
+              </w:rPr>
+              <w:t xml:space="preserve">hypothèses stratégiques</w:t>
+            </w:r>
+            <w:r>
+              <w:rPr>
+                <w:rFonts w:ascii="Inter" w:cs="Inter" w:eastAsia="Inter" w:hAnsi="Inter"/>
+                <w:color w:val="222222"/>
+              </w:rPr>
+              <w:t xml:space="preserve"> non implémentées au MVP.</w:t>
+            </w:r>
+          </w:p>
+        </w:tc>
+      </w:tr>
+    </w:tbl>
+    <w:p>
+      <w:pPr>
+        <w:spacing w:after="120"/>
+      </w:pPr>
     </w:p>
     <w:p>
       <w:pPr>
         <w:pStyle w:val="ListParagraph"/>
         <w:numPr>
           <w:ilvl w:val="0"/>
-          <w:numId w:val="3"/>
+          <w:numId w:val="1"/>
         </w:numPr>
-        <w:spacing w:after="60" w:line="276" w:lineRule="auto"/>
-      </w:pPr>
-      <w:r>
-        <w:rPr>
-          <w:rFonts w:ascii="Inter" w:cs="Inter" w:eastAsia="Inter" w:hAnsi="Inter"/>
-        </w:rPr>
-        <w:t xml:space="preserve">Les appels longs (provisioning, LLM) </w:t>
-      </w:r>
-      <w:r>
-        <w:rPr>
-          <w:rFonts w:ascii="Inter" w:cs="Inter" w:eastAsia="Inter" w:hAnsi="Inter"/>
-          <w:b/>
-          <w:bCs/>
-        </w:rPr>
-        <w:t xml:space="preserve">doivent</w:t>
-      </w:r>
-      <w:r>
-        <w:rPr>
-          <w:rFonts w:ascii="Inter" w:cs="Inter" w:eastAsia="Inter" w:hAnsi="Inter"/>
-        </w:rPr>
-        <w:t xml:space="preserve"> être </w:t>
-      </w:r>
-      <w:r>
-        <w:rPr>
-          <w:rFonts w:ascii="Inter" w:cs="Inter" w:eastAsia="Inter" w:hAnsi="Inter"/>
-          <w:b/>
-          <w:bCs/>
-        </w:rPr>
-        <w:t xml:space="preserve">non bloquants</w:t>
-      </w:r>
-      <w:r>
-        <w:rPr>
-          <w:rFonts w:ascii="Inter" w:cs="Inter" w:eastAsia="Inter" w:hAnsi="Inter"/>
-        </w:rPr>
-        <w:t xml:space="preserve"> (async natif FastAPI, file </w:t>
-      </w:r>
-      <w:r>
-        <w:rPr>
-          <w:rFonts w:ascii="JetBrains Mono" w:cs="JetBrains Mono" w:eastAsia="JetBrains Mono" w:hAnsi="JetBrains Mono"/>
-          <w:color w:val="032233"/>
-          <w:sz w:val="20"/>
-          <w:szCs w:val="20"/>
-          <w:shd w:fill="F5F6F8" w:val="clear"/>
-        </w:rPr>
-        <w:t xml:space="preserve">arq</w:t>
-      </w:r>
-      <w:r>
-        <w:rPr>
-          <w:rFonts w:ascii="Inter" w:cs="Inter" w:eastAsia="Inter" w:hAnsi="Inter"/>
-        </w:rPr>
-        <w:t xml:space="preserve">). Le retour utilisateur </w:t>
-      </w:r>
-      <w:r>
-        <w:rPr>
-          <w:rFonts w:ascii="Inter" w:cs="Inter" w:eastAsia="Inter" w:hAnsi="Inter"/>
-          <w:b/>
-          <w:bCs/>
-        </w:rPr>
-        <w:t xml:space="preserve">doit</w:t>
-      </w:r>
-      <w:r>
-        <w:rPr>
-          <w:rFonts w:ascii="Inter" w:cs="Inter" w:eastAsia="Inter" w:hAnsi="Inter"/>
-        </w:rPr>
-        <w:t xml:space="preserve"> être </w:t>
-      </w:r>
-      <w:r>
-        <w:rPr>
-          <w:rFonts w:ascii="Inter" w:cs="Inter" w:eastAsia="Inter" w:hAnsi="Inter"/>
-          <w:b/>
-          <w:bCs/>
-        </w:rPr>
-        <w:t xml:space="preserve">temps réel</w:t>
-      </w:r>
-      <w:r>
-        <w:rPr>
-          <w:rFonts w:ascii="Inter" w:cs="Inter" w:eastAsia="Inter" w:hAnsi="Inter"/>
-        </w:rPr>
-        <w:t xml:space="preserve"> via SSE.</w:t>
-      </w:r>
-    </w:p>
-    <w:p>
-      <w:pPr>
-        <w:pStyle w:val="Heading3"/>
-      </w:pPr>
-      <w:r>
-        <w:rPr>
-          <w:rFonts w:ascii="Inter" w:cs="Inter" w:eastAsia="Inter" w:hAnsi="Inter"/>
-        </w:rPr>
-        <w:t xml:space="preserve">3.2 Sécurité</w:t>
+        <w:spacing w:after="60" w:line="264"/>
+      </w:pPr>
+      <w:r>
+        <w:rPr>
+          <w:rFonts w:ascii="Inter" w:cs="Inter" w:eastAsia="Inter" w:hAnsi="Inter"/>
+          <w:color w:val="222222"/>
+        </w:rPr>
+        <w:t xml:space="preserve">Le système </w:t>
+      </w:r>
+      <w:r>
+        <w:rPr>
+          <w:rFonts w:ascii="Inter" w:cs="Inter" w:eastAsia="Inter" w:hAnsi="Inter"/>
+          <w:b/>
+          <w:bCs/>
+          <w:color w:val="222222"/>
+        </w:rPr>
+        <w:t xml:space="preserve">devrait</w:t>
+      </w:r>
+      <w:r>
+        <w:rPr>
+          <w:rFonts w:ascii="Inter" w:cs="Inter" w:eastAsia="Inter" w:hAnsi="Inter"/>
+          <w:color w:val="222222"/>
+        </w:rPr>
+        <w:t xml:space="preserve"> supporter un </w:t>
+      </w:r>
+      <w:r>
+        <w:rPr>
+          <w:rFonts w:ascii="Inter" w:cs="Inter" w:eastAsia="Inter" w:hAnsi="Inter"/>
+          <w:b/>
+          <w:bCs/>
+          <w:color w:val="222222"/>
+        </w:rPr>
+        <w:t xml:space="preserve">modèle freemium</w:t>
+      </w:r>
+      <w:r>
+        <w:rPr>
+          <w:rFonts w:ascii="Inter" w:cs="Inter" w:eastAsia="Inter" w:hAnsi="Inter"/>
+          <w:color w:val="222222"/>
+        </w:rPr>
+        <w:t xml:space="preserve"> : un </w:t>
+      </w:r>
+      <w:r>
+        <w:rPr>
+          <w:rFonts w:ascii="Inter" w:cs="Inter" w:eastAsia="Inter" w:hAnsi="Inter"/>
+          <w:b/>
+          <w:bCs/>
+          <w:color w:val="222222"/>
+        </w:rPr>
+        <w:t xml:space="preserve">tier Free</w:t>
+      </w:r>
+      <w:r>
+        <w:rPr>
+          <w:rFonts w:ascii="Inter" w:cs="Inter" w:eastAsia="Inter" w:hAnsi="Inter"/>
+          <w:color w:val="222222"/>
+        </w:rPr>
+        <w:t xml:space="preserve"> calibré pour l'usage</w:t>
+      </w:r>
+    </w:p>
+    <w:p>
+      <w:pPr>
+        <w:spacing w:after="140" w:line="276"/>
+        <w:jc w:val="both"/>
+      </w:pPr>
+      <w:r>
+        <w:rPr>
+          <w:rFonts w:ascii="Inter" w:cs="Inter" w:eastAsia="Inter" w:hAnsi="Inter"/>
+          <w:color w:val="222222"/>
+        </w:rPr>
+        <w:t xml:space="preserve">pédagogique (quotas serrés — nb de déploiements/stacks, ressources, rétention courte, </w:t>
+      </w:r>
+      <w:r>
+        <w:rPr>
+          <w:rFonts w:ascii="Inter" w:cs="Inter" w:eastAsia="Inter" w:hAnsi="Inter"/>
+          <w:b/>
+          <w:bCs/>
+          <w:color w:val="222222"/>
+        </w:rPr>
+        <w:t xml:space="preserve">usage non-production</w:t>
+      </w:r>
+      <w:r>
+        <w:rPr>
+          <w:rFonts w:ascii="Inter" w:cs="Inter" w:eastAsia="Inter" w:hAnsi="Inter"/>
+          <w:color w:val="222222"/>
+        </w:rPr>
+        <w:t xml:space="preserve">, 1 utilisateur) et des tiers </w:t>
+      </w:r>
+      <w:r>
+        <w:rPr>
+          <w:rFonts w:ascii="Inter" w:cs="Inter" w:eastAsia="Inter" w:hAnsi="Inter"/>
+          <w:b/>
+          <w:bCs/>
+          <w:color w:val="222222"/>
+        </w:rPr>
+        <w:t xml:space="preserve">payants</w:t>
+      </w:r>
+      <w:r>
+        <w:rPr>
+          <w:rFonts w:ascii="Inter" w:cs="Inter" w:eastAsia="Inter" w:hAnsi="Inter"/>
+          <w:color w:val="222222"/>
+        </w:rPr>
+        <w:t xml:space="preserve"> (Pro / Team / Entreprise) débloquant davantage de ressources, RBAC/SSO, support et SLA. </w:t>
+      </w:r>
+      <w:r>
+        <w:rPr>
+          <w:rFonts w:ascii="Inter" w:cs="Inter" w:eastAsia="Inter" w:hAnsi="Inter"/>
+          <w:i/>
+          <w:iCs/>
+          <w:color w:val="37474F"/>
+        </w:rPr>
+        <w:t xml:space="preserve">(roadmap)</w:t>
       </w:r>
     </w:p>
     <w:p>
@@ -2523,43 +4085,70 @@
         <w:pStyle w:val="ListParagraph"/>
         <w:numPr>
           <w:ilvl w:val="0"/>
-          <w:numId w:val="3"/>
+          <w:numId w:val="1"/>
         </w:numPr>
-        <w:spacing w:after="60" w:line="276" w:lineRule="auto"/>
-      </w:pPr>
-      <w:r>
-        <w:rPr>
-          <w:rFonts w:ascii="Inter" w:cs="Inter" w:eastAsia="Inter" w:hAnsi="Inter"/>
-        </w:rPr>
-        <w:t xml:space="preserve">Les </w:t>
-      </w:r>
-      <w:r>
-        <w:rPr>
-          <w:rFonts w:ascii="Inter" w:cs="Inter" w:eastAsia="Inter" w:hAnsi="Inter"/>
-          <w:b/>
-          <w:bCs/>
-        </w:rPr>
-        <w:t xml:space="preserve">secrets</w:t>
-      </w:r>
-      <w:r>
-        <w:rPr>
-          <w:rFonts w:ascii="Inter" w:cs="Inter" w:eastAsia="Inter" w:hAnsi="Inter"/>
-        </w:rPr>
-        <w:t xml:space="preserve"> ne </w:t>
-      </w:r>
-      <w:r>
-        <w:rPr>
-          <w:rFonts w:ascii="Inter" w:cs="Inter" w:eastAsia="Inter" w:hAnsi="Inter"/>
-          <w:b/>
-          <w:bCs/>
-        </w:rPr>
-        <w:t xml:space="preserve">doivent jamais</w:t>
-      </w:r>
-      <w:r>
-        <w:rPr>
-          <w:rFonts w:ascii="Inter" w:cs="Inter" w:eastAsia="Inter" w:hAnsi="Inter"/>
-        </w:rPr>
-        <w:t xml:space="preserve"> être persistés ni renvoyés par l'API/SSE (générés worker-side, injectés dans l'environnement du conteneur uniquement, affichés une fois).</w:t>
+        <w:spacing w:after="60" w:line="264"/>
+      </w:pPr>
+      <w:r>
+        <w:rPr>
+          <w:rFonts w:ascii="Inter" w:cs="Inter" w:eastAsia="Inter" w:hAnsi="Inter"/>
+          <w:color w:val="222222"/>
+        </w:rPr>
+        <w:t xml:space="preserve">Le système </w:t>
+      </w:r>
+      <w:r>
+        <w:rPr>
+          <w:rFonts w:ascii="Inter" w:cs="Inter" w:eastAsia="Inter" w:hAnsi="Inter"/>
+          <w:b/>
+          <w:bCs/>
+          <w:color w:val="222222"/>
+        </w:rPr>
+        <w:t xml:space="preserve">devrait</w:t>
+      </w:r>
+      <w:r>
+        <w:rPr>
+          <w:rFonts w:ascii="Inter" w:cs="Inter" w:eastAsia="Inter" w:hAnsi="Inter"/>
+          <w:color w:val="222222"/>
+        </w:rPr>
+        <w:t xml:space="preserve"> appliquer des </w:t>
+      </w:r>
+      <w:r>
+        <w:rPr>
+          <w:rFonts w:ascii="Inter" w:cs="Inter" w:eastAsia="Inter" w:hAnsi="Inter"/>
+          <w:b/>
+          <w:bCs/>
+          <w:color w:val="222222"/>
+        </w:rPr>
+        <w:t xml:space="preserve">quotas par plan</w:t>
+      </w:r>
+      <w:r>
+        <w:rPr>
+          <w:rFonts w:ascii="Inter" w:cs="Inter" w:eastAsia="Inter" w:hAnsi="Inter"/>
+          <w:color w:val="222222"/>
+        </w:rPr>
+        <w:t xml:space="preserve"> (déploiements actifs, ressources allouées,</w:t>
+      </w:r>
+    </w:p>
+    <w:p>
+      <w:pPr>
+        <w:spacing w:after="140" w:line="276"/>
+        <w:jc w:val="both"/>
+      </w:pPr>
+      <w:r>
+        <w:rPr>
+          <w:rFonts w:ascii="Inter" w:cs="Inter" w:eastAsia="Inter" w:hAnsi="Inter"/>
+          <w:color w:val="222222"/>
+        </w:rPr>
+        <w:t xml:space="preserve">rétention des logs, budget de tokens LLM). </w:t>
+      </w:r>
+      <w:r>
+        <w:rPr>
+          <w:rFonts w:ascii="Inter" w:cs="Inter" w:eastAsia="Inter" w:hAnsi="Inter"/>
+          <w:i/>
+          <w:iCs/>
+          <w:color w:val="37474F"/>
+        </w:rPr>
+        <w:t xml:space="preserve">(roadmap)</w:t>
       </w:r>
     </w:p>
     <w:p>
@@ -2567,29 +4156,174 @@
         <w:pStyle w:val="ListParagraph"/>
         <w:numPr>
           <w:ilvl w:val="0"/>
-          <w:numId w:val="3"/>
+          <w:numId w:val="1"/>
         </w:numPr>
-        <w:spacing w:after="60" w:line="276" w:lineRule="auto"/>
-      </w:pPr>
-      <w:r>
-        <w:rPr>
-          <w:rFonts w:ascii="Inter" w:cs="Inter" w:eastAsia="Inter" w:hAnsi="Inter"/>
-        </w:rPr>
-        <w:t xml:space="preserve">Le compose-file d'une stack </w:t>
-      </w:r>
-      <w:r>
-        <w:rPr>
-          <w:rFonts w:ascii="Inter" w:cs="Inter" w:eastAsia="Inter" w:hAnsi="Inter"/>
-          <w:b/>
-          <w:bCs/>
-        </w:rPr>
-        <w:t xml:space="preserve">ne doit jamais</w:t>
-      </w:r>
-      <w:r>
-        <w:rPr>
-          <w:rFonts w:ascii="Inter" w:cs="Inter" w:eastAsia="Inter" w:hAnsi="Inter"/>
-        </w:rPr>
-        <w:t xml:space="preserve"> toucher le disque (transmis par stdin).</w:t>
+        <w:spacing w:after="60" w:line="264"/>
+      </w:pPr>
+      <w:r>
+        <w:rPr>
+          <w:rFonts w:ascii="Inter" w:cs="Inter" w:eastAsia="Inter" w:hAnsi="Inter"/>
+          <w:color w:val="222222"/>
+        </w:rPr>
+        <w:t xml:space="preserve">En mode </w:t>
+      </w:r>
+      <w:r>
+        <w:rPr>
+          <w:rFonts w:ascii="Inter" w:cs="Inter" w:eastAsia="Inter" w:hAnsi="Inter"/>
+          <w:b/>
+          <w:bCs/>
+          <w:color w:val="222222"/>
+        </w:rPr>
+        <w:t xml:space="preserve">hébergé (SaaS)</w:t>
+      </w:r>
+      <w:r>
+        <w:rPr>
+          <w:rFonts w:ascii="Inter" w:cs="Inter" w:eastAsia="Inter" w:hAnsi="Inter"/>
+          <w:color w:val="222222"/>
+        </w:rPr>
+        <w:t xml:space="preserve">, le système </w:t>
+      </w:r>
+      <w:r>
+        <w:rPr>
+          <w:rFonts w:ascii="Inter" w:cs="Inter" w:eastAsia="Inter" w:hAnsi="Inter"/>
+          <w:b/>
+          <w:bCs/>
+          <w:color w:val="222222"/>
+        </w:rPr>
+        <w:t xml:space="preserve">doit</w:t>
+      </w:r>
+      <w:r>
+        <w:rPr>
+          <w:rFonts w:ascii="Inter" w:cs="Inter" w:eastAsia="Inter" w:hAnsi="Inter"/>
+          <w:color w:val="222222"/>
+        </w:rPr>
+        <w:t xml:space="preserve"> garantir une </w:t>
+      </w:r>
+      <w:r>
+        <w:rPr>
+          <w:rFonts w:ascii="Inter" w:cs="Inter" w:eastAsia="Inter" w:hAnsi="Inter"/>
+          <w:b/>
+          <w:bCs/>
+          <w:color w:val="222222"/>
+        </w:rPr>
+        <w:t xml:space="preserve">isolation multi-tenant</w:t>
+      </w:r>
+      <w:r>
+        <w:rPr>
+          <w:rFonts w:ascii="Inter" w:cs="Inter" w:eastAsia="Inter" w:hAnsi="Inter"/>
+          <w:color w:val="222222"/>
+        </w:rPr>
+        <w:t xml:space="preserve"> (scoping par</w:t>
+      </w:r>
+    </w:p>
+    <w:p>
+      <w:pPr>
+        <w:spacing w:after="140" w:line="276"/>
+        <w:jc w:val="both"/>
+      </w:pPr>
+      <w:r>
+        <w:rPr>
+          <w:rFonts w:ascii="JetBrains Mono" w:cs="JetBrains Mono" w:eastAsia="JetBrains Mono" w:hAnsi="JetBrains Mono"/>
+          <w:color w:val="032233"/>
+          <w:shd w:fill="EEF2F5" w:val="clear"/>
+        </w:rPr>
+        <w:t xml:space="preserve">owner_id</w:t>
+      </w:r>
+      <w:r>
+        <w:rPr>
+          <w:rFonts w:ascii="Inter" w:cs="Inter" w:eastAsia="Inter" w:hAnsi="Inter"/>
+          <w:color w:val="222222"/>
+        </w:rPr>
+        <w:t xml:space="preserve"> déjà en place ; </w:t>
+      </w:r>
+      <w:r>
+        <w:rPr>
+          <w:rFonts w:ascii="Inter" w:cs="Inter" w:eastAsia="Inter" w:hAnsi="Inter"/>
+          <w:b/>
+          <w:bCs/>
+          <w:color w:val="222222"/>
+        </w:rPr>
+        <w:t xml:space="preserve">single-tenant</w:t>
+      </w:r>
+      <w:r>
+        <w:rPr>
+          <w:rFonts w:ascii="Inter" w:cs="Inter" w:eastAsia="Inter" w:hAnsi="Inter"/>
+          <w:color w:val="222222"/>
+        </w:rPr>
+        <w:t xml:space="preserve"> dédié pour l'offre Entreprise), une </w:t>
+      </w:r>
+      <w:r>
+        <w:rPr>
+          <w:rFonts w:ascii="Inter" w:cs="Inter" w:eastAsia="Inter" w:hAnsi="Inter"/>
+          <w:b/>
+          <w:bCs/>
+          <w:color w:val="222222"/>
+        </w:rPr>
+        <w:t xml:space="preserve">localisation des données dans l'UE</w:t>
+      </w:r>
+      <w:r>
+        <w:rPr>
+          <w:rFonts w:ascii="Inter" w:cs="Inter" w:eastAsia="Inter" w:hAnsi="Inter"/>
+          <w:color w:val="222222"/>
+        </w:rPr>
+        <w:t xml:space="preserve">, le </w:t>
+      </w:r>
+      <w:r>
+        <w:rPr>
+          <w:rFonts w:ascii="Inter" w:cs="Inter" w:eastAsia="Inter" w:hAnsi="Inter"/>
+          <w:b/>
+          <w:bCs/>
+          <w:color w:val="222222"/>
+        </w:rPr>
+        <w:t xml:space="preserve">chiffrement at-rest et in-transit</w:t>
+      </w:r>
+      <w:r>
+        <w:rPr>
+          <w:rFonts w:ascii="Inter" w:cs="Inter" w:eastAsia="Inter" w:hAnsi="Inter"/>
+          <w:color w:val="222222"/>
+        </w:rPr>
+        <w:t xml:space="preserve">, la </w:t>
+      </w:r>
+      <w:r>
+        <w:rPr>
+          <w:rFonts w:ascii="Inter" w:cs="Inter" w:eastAsia="Inter" w:hAnsi="Inter"/>
+          <w:b/>
+          <w:bCs/>
+          <w:color w:val="222222"/>
+        </w:rPr>
+        <w:t xml:space="preserve">réversibilité / export</w:t>
+      </w:r>
+      <w:r>
+        <w:rPr>
+          <w:rFonts w:ascii="Inter" w:cs="Inter" w:eastAsia="Inter" w:hAnsi="Inter"/>
+          <w:color w:val="222222"/>
+        </w:rPr>
+        <w:t xml:space="preserve"> des données, et un </w:t>
+      </w:r>
+      <w:r>
+        <w:rPr>
+          <w:rFonts w:ascii="Inter" w:cs="Inter" w:eastAsia="Inter" w:hAnsi="Inter"/>
+          <w:b/>
+          <w:bCs/>
+          <w:color w:val="222222"/>
+        </w:rPr>
+        <w:t xml:space="preserve">DPA</w:t>
+      </w:r>
+      <w:r>
+        <w:rPr>
+          <w:rFonts w:ascii="Inter" w:cs="Inter" w:eastAsia="Inter" w:hAnsi="Inter"/>
+          <w:color w:val="222222"/>
+        </w:rPr>
+        <w:t xml:space="preserve"> pour les offres payantes. </w:t>
+      </w:r>
+      <w:r>
+        <w:rPr>
+          <w:rFonts w:ascii="Inter" w:cs="Inter" w:eastAsia="Inter" w:hAnsi="Inter"/>
+          <w:i/>
+          <w:iCs/>
+          <w:color w:val="37474F"/>
+        </w:rPr>
+        <w:t xml:space="preserve">(roadmap pour l'offre hébergée)</w:t>
       </w:r>
     </w:p>
     <w:p>
@@ -2597,43 +4331,147 @@
         <w:pStyle w:val="ListParagraph"/>
         <w:numPr>
           <w:ilvl w:val="0"/>
-          <w:numId w:val="3"/>
+          <w:numId w:val="1"/>
         </w:numPr>
-        <w:spacing w:after="60" w:line="276" w:lineRule="auto"/>
-      </w:pPr>
-      <w:r>
-        <w:rPr>
-          <w:rFonts w:ascii="Inter" w:cs="Inter" w:eastAsia="Inter" w:hAnsi="Inter"/>
-        </w:rPr>
-        <w:t xml:space="preserve">L'IA </w:t>
-      </w:r>
-      <w:r>
-        <w:rPr>
-          <w:rFonts w:ascii="Inter" w:cs="Inter" w:eastAsia="Inter" w:hAnsi="Inter"/>
-          <w:b/>
-          <w:bCs/>
+        <w:spacing w:after="60" w:line="264"/>
+      </w:pPr>
+      <w:r>
+        <w:rPr>
+          <w:rFonts w:ascii="Inter" w:cs="Inter" w:eastAsia="Inter" w:hAnsi="Inter"/>
+          <w:color w:val="222222"/>
+        </w:rPr>
+        <w:t xml:space="preserve">Le système </w:t>
+      </w:r>
+      <w:r>
+        <w:rPr>
+          <w:rFonts w:ascii="Inter" w:cs="Inter" w:eastAsia="Inter" w:hAnsi="Inter"/>
+          <w:b/>
+          <w:bCs/>
+          <w:color w:val="222222"/>
         </w:rPr>
         <w:t xml:space="preserve">doit</w:t>
       </w:r>
       <w:r>
         <w:rPr>
           <w:rFonts w:ascii="Inter" w:cs="Inter" w:eastAsia="Inter" w:hAnsi="Inter"/>
-        </w:rPr>
-        <w:t xml:space="preserve"> être protégée contre l'hallucination par une </w:t>
-      </w:r>
-      <w:r>
-        <w:rPr>
-          <w:rFonts w:ascii="Inter" w:cs="Inter" w:eastAsia="Inter" w:hAnsi="Inter"/>
-          <w:b/>
-          <w:bCs/>
-        </w:rPr>
-        <w:t xml:space="preserve">défense en profondeur</w:t>
-      </w:r>
-      <w:r>
-        <w:rPr>
-          <w:rFonts w:ascii="Inter" w:cs="Inter" w:eastAsia="Inter" w:hAnsi="Inter"/>
-        </w:rPr>
-        <w:t xml:space="preserve"> (boîte à outils fermée, validation déterministe des arguments, confirmation obligatoire, garde-fous métier).</w:t>
+          <w:color w:val="222222"/>
+        </w:rPr>
+        <w:t xml:space="preserve"> rester </w:t>
+      </w:r>
+      <w:r>
+        <w:rPr>
+          <w:rFonts w:ascii="Inter" w:cs="Inter" w:eastAsia="Inter" w:hAnsi="Inter"/>
+          <w:b/>
+          <w:bCs/>
+          <w:color w:val="222222"/>
+        </w:rPr>
+        <w:t xml:space="preserve">self-hostable</w:t>
+      </w:r>
+      <w:r>
+        <w:rPr>
+          <w:rFonts w:ascii="Inter" w:cs="Inter" w:eastAsia="Inter" w:hAnsi="Inter"/>
+          <w:color w:val="222222"/>
+        </w:rPr>
+        <w:t xml:space="preserve"> (cœur open-core déployable par l'utilisateur sur son</w:t>
+      </w:r>
+    </w:p>
+    <w:p>
+      <w:pPr>
+        <w:spacing w:after="140" w:line="276"/>
+        <w:jc w:val="both"/>
+      </w:pPr>
+      <w:r>
+        <w:rPr>
+          <w:rFonts w:ascii="Inter" w:cs="Inter" w:eastAsia="Inter" w:hAnsi="Inter"/>
+          <w:color w:val="222222"/>
+        </w:rPr>
+        <w:t xml:space="preserve">propre serveur), afin de préserver la </w:t>
+      </w:r>
+      <w:r>
+        <w:rPr>
+          <w:rFonts w:ascii="Inter" w:cs="Inter" w:eastAsia="Inter" w:hAnsi="Inter"/>
+          <w:b/>
+          <w:bCs/>
+          <w:color w:val="222222"/>
+        </w:rPr>
+        <w:t xml:space="preserve">souveraineté</w:t>
+      </w:r>
+      <w:r>
+        <w:rPr>
+          <w:rFonts w:ascii="Inter" w:cs="Inter" w:eastAsia="Inter" w:hAnsi="Inter"/>
+          <w:color w:val="222222"/>
+        </w:rPr>
+        <w:t xml:space="preserve"> et l'</w:t>
+      </w:r>
+      <w:r>
+        <w:rPr>
+          <w:rFonts w:ascii="Inter" w:cs="Inter" w:eastAsia="Inter" w:hAnsi="Inter"/>
+          <w:b/>
+          <w:bCs/>
+          <w:color w:val="222222"/>
+        </w:rPr>
+        <w:t xml:space="preserve">anti-lock-in</w:t>
+      </w:r>
+      <w:r>
+        <w:rPr>
+          <w:rFonts w:ascii="Inter" w:cs="Inter" w:eastAsia="Inter" w:hAnsi="Inter"/>
+          <w:color w:val="222222"/>
+        </w:rPr>
+        <w:t xml:space="preserve">. </w:t>
+      </w:r>
+      <w:r>
+        <w:rPr>
+          <w:rFonts w:ascii="Inter" w:cs="Inter" w:eastAsia="Inter" w:hAnsi="Inter"/>
+          <w:i/>
+          <w:iCs/>
+          <w:color w:val="37474F"/>
+        </w:rPr>
+        <w:t xml:space="preserve">(déjà vrai au MVP)</w:t>
+      </w:r>
+    </w:p>
+    <w:p>
+      <w:pPr>
+        <w:pBdr>
+          <w:bottom w:val="single" w:color="DCE2E8" w:sz="4" w:space="4"/>
+        </w:pBdr>
+        <w:spacing w:after="120" w:before="80"/>
+      </w:pPr>
+    </w:p>
+    <w:p>
+      <w:pPr>
+        <w:pStyle w:val="Heading2"/>
+        <w:pBdr>
+          <w:bottom w:val="single" w:color="C9CFD6" w:sz="6" w:space="4"/>
+        </w:pBdr>
+        <w:spacing w:after="120" w:before="280"/>
+      </w:pPr>
+      <w:r>
+        <w:rPr>
+          <w:rFonts w:ascii="Inter" w:cs="Inter" w:eastAsia="Inter" w:hAnsi="Inter"/>
+          <w:b/>
+          <w:bCs/>
+          <w:color w:val="032233"/>
+          <w:sz w:val="28"/>
+          <w:szCs w:val="28"/>
+        </w:rPr>
+        <w:t xml:space="preserve">3. Exigences non fonctionnelles</w:t>
+      </w:r>
+    </w:p>
+    <w:p>
+      <w:pPr>
+        <w:pStyle w:val="Heading3"/>
+        <w:spacing w:after="120" w:before="200"/>
+      </w:pPr>
+      <w:r>
+        <w:rPr>
+          <w:rFonts w:ascii="Inter" w:cs="Inter" w:eastAsia="Inter" w:hAnsi="Inter"/>
+          <w:b/>
+          <w:bCs/>
+          <w:color w:val="0D9297"/>
+          <w:sz w:val="24"/>
+          <w:szCs w:val="24"/>
+        </w:rPr>
+        <w:t xml:space="preserve">3.1 Performance &amp; temps réel</w:t>
       </w:r>
     </w:p>
     <w:p>
@@ -2641,27 +4479,30 @@
         <w:pStyle w:val="ListParagraph"/>
         <w:numPr>
           <w:ilvl w:val="0"/>
-          <w:numId w:val="3"/>
+          <w:numId w:val="1"/>
         </w:numPr>
-        <w:spacing w:after="60" w:line="276" w:lineRule="auto"/>
-      </w:pPr>
-      <w:r>
-        <w:rPr>
-          <w:rFonts w:ascii="Inter" w:cs="Inter" w:eastAsia="Inter" w:hAnsi="Inter"/>
-        </w:rPr>
-        <w:t xml:space="preserve">Toutes les ressources </w:t>
-      </w:r>
-      <w:r>
-        <w:rPr>
-          <w:rFonts w:ascii="Inter" w:cs="Inter" w:eastAsia="Inter" w:hAnsi="Inter"/>
-          <w:b/>
-          <w:bCs/>
+        <w:spacing w:after="60" w:line="264"/>
+      </w:pPr>
+      <w:r>
+        <w:rPr>
+          <w:rFonts w:ascii="Inter" w:cs="Inter" w:eastAsia="Inter" w:hAnsi="Inter"/>
+          <w:color w:val="222222"/>
+        </w:rPr>
+        <w:t xml:space="preserve">Les appels longs (provisioning, LLM) </w:t>
+      </w:r>
+      <w:r>
+        <w:rPr>
+          <w:rFonts w:ascii="Inter" w:cs="Inter" w:eastAsia="Inter" w:hAnsi="Inter"/>
+          <w:b/>
+          <w:bCs/>
+          <w:color w:val="222222"/>
         </w:rPr>
         <w:t xml:space="preserve">doivent</w:t>
       </w:r>
       <w:r>
         <w:rPr>
           <w:rFonts w:ascii="Inter" w:cs="Inter" w:eastAsia="Inter" w:hAnsi="Inter"/>
+          <w:color w:val="222222"/>
         </w:rPr>
         <w:t xml:space="preserve"> être </w:t>
       </w:r>
@@ -2670,30 +4511,86 @@
           <w:rFonts w:ascii="Inter" w:cs="Inter" w:eastAsia="Inter" w:hAnsi="Inter"/>
           <w:b/>
           <w:bCs/>
-        </w:rPr>
-        <w:t xml:space="preserve">scopées par propriétaire</w:t>
-      </w:r>
-      <w:r>
-        <w:rPr>
-          <w:rFonts w:ascii="Inter" w:cs="Inter" w:eastAsia="Inter" w:hAnsi="Inter"/>
-        </w:rPr>
-        <w:t xml:space="preserve"> (</w:t>
-      </w:r>
+          <w:color w:val="222222"/>
+        </w:rPr>
+        <w:t xml:space="preserve">non bloquants</w:t>
+      </w:r>
+      <w:r>
+        <w:rPr>
+          <w:rFonts w:ascii="Inter" w:cs="Inter" w:eastAsia="Inter" w:hAnsi="Inter"/>
+          <w:color w:val="222222"/>
+        </w:rPr>
+        <w:t xml:space="preserve"> (async natif FastAPI, file</w:t>
+      </w:r>
+    </w:p>
+    <w:p>
+      <w:pPr>
+        <w:spacing w:after="140" w:line="276"/>
+        <w:jc w:val="both"/>
+      </w:pPr>
       <w:r>
         <w:rPr>
           <w:rFonts w:ascii="JetBrains Mono" w:cs="JetBrains Mono" w:eastAsia="JetBrains Mono" w:hAnsi="JetBrains Mono"/>
           <w:color w:val="032233"/>
-          <w:sz w:val="20"/>
-          <w:szCs w:val="20"/>
-          <w:shd w:fill="F5F6F8" w:val="clear"/>
-        </w:rPr>
-        <w:t xml:space="preserve">owner_id</w:t>
-      </w:r>
-      <w:r>
-        <w:rPr>
-          <w:rFonts w:ascii="Inter" w:cs="Inter" w:eastAsia="Inter" w:hAnsi="Inter"/>
-        </w:rPr>
-        <w:t xml:space="preserve">).</w:t>
+          <w:shd w:fill="EEF2F5" w:val="clear"/>
+        </w:rPr>
+        <w:t xml:space="preserve">arq</w:t>
+      </w:r>
+      <w:r>
+        <w:rPr>
+          <w:rFonts w:ascii="Inter" w:cs="Inter" w:eastAsia="Inter" w:hAnsi="Inter"/>
+          <w:color w:val="222222"/>
+        </w:rPr>
+        <w:t xml:space="preserve">). Le retour utilisateur </w:t>
+      </w:r>
+      <w:r>
+        <w:rPr>
+          <w:rFonts w:ascii="Inter" w:cs="Inter" w:eastAsia="Inter" w:hAnsi="Inter"/>
+          <w:b/>
+          <w:bCs/>
+          <w:color w:val="222222"/>
+        </w:rPr>
+        <w:t xml:space="preserve">doit</w:t>
+      </w:r>
+      <w:r>
+        <w:rPr>
+          <w:rFonts w:ascii="Inter" w:cs="Inter" w:eastAsia="Inter" w:hAnsi="Inter"/>
+          <w:color w:val="222222"/>
+        </w:rPr>
+        <w:t xml:space="preserve"> être </w:t>
+      </w:r>
+      <w:r>
+        <w:rPr>
+          <w:rFonts w:ascii="Inter" w:cs="Inter" w:eastAsia="Inter" w:hAnsi="Inter"/>
+          <w:b/>
+          <w:bCs/>
+          <w:color w:val="222222"/>
+        </w:rPr>
+        <w:t xml:space="preserve">temps réel</w:t>
+      </w:r>
+      <w:r>
+        <w:rPr>
+          <w:rFonts w:ascii="Inter" w:cs="Inter" w:eastAsia="Inter" w:hAnsi="Inter"/>
+          <w:color w:val="222222"/>
+        </w:rPr>
+        <w:t xml:space="preserve"> via SSE.</w:t>
+      </w:r>
+    </w:p>
+    <w:p>
+      <w:pPr>
+        <w:pStyle w:val="Heading3"/>
+        <w:spacing w:after="120" w:before="200"/>
+      </w:pPr>
+      <w:r>
+        <w:rPr>
+          <w:rFonts w:ascii="Inter" w:cs="Inter" w:eastAsia="Inter" w:hAnsi="Inter"/>
+          <w:b/>
+          <w:bCs/>
+          <w:color w:val="0D9297"/>
+          <w:sz w:val="24"/>
+          <w:szCs w:val="24"/>
+        </w:rPr>
+        <w:t xml:space="preserve">3.2 Sécurité</w:t>
       </w:r>
     </w:p>
     <w:p>
@@ -2701,29 +4598,61 @@
         <w:pStyle w:val="ListParagraph"/>
         <w:numPr>
           <w:ilvl w:val="0"/>
-          <w:numId w:val="3"/>
+          <w:numId w:val="1"/>
         </w:numPr>
-        <w:spacing w:after="60" w:line="276" w:lineRule="auto"/>
-      </w:pPr>
-      <w:r>
-        <w:rPr>
-          <w:rFonts w:ascii="Inter" w:cs="Inter" w:eastAsia="Inter" w:hAnsi="Inter"/>
-        </w:rPr>
-        <w:t xml:space="preserve">Le plan de contrôle </w:t>
-      </w:r>
-      <w:r>
-        <w:rPr>
-          <w:rFonts w:ascii="Inter" w:cs="Inter" w:eastAsia="Inter" w:hAnsi="Inter"/>
-          <w:b/>
-          <w:bCs/>
-        </w:rPr>
-        <w:t xml:space="preserve">ne doit jamais</w:t>
-      </w:r>
-      <w:r>
-        <w:rPr>
-          <w:rFonts w:ascii="Inter" w:cs="Inter" w:eastAsia="Inter" w:hAnsi="Inter"/>
-        </w:rPr>
-        <w:t xml:space="preserve"> exécuter les workloads utilisateurs (isolation).</w:t>
+        <w:spacing w:after="60" w:line="264"/>
+      </w:pPr>
+      <w:r>
+        <w:rPr>
+          <w:rFonts w:ascii="Inter" w:cs="Inter" w:eastAsia="Inter" w:hAnsi="Inter"/>
+          <w:color w:val="222222"/>
+        </w:rPr>
+        <w:t xml:space="preserve">Les </w:t>
+      </w:r>
+      <w:r>
+        <w:rPr>
+          <w:rFonts w:ascii="Inter" w:cs="Inter" w:eastAsia="Inter" w:hAnsi="Inter"/>
+          <w:b/>
+          <w:bCs/>
+          <w:color w:val="222222"/>
+        </w:rPr>
+        <w:t xml:space="preserve">secrets</w:t>
+      </w:r>
+      <w:r>
+        <w:rPr>
+          <w:rFonts w:ascii="Inter" w:cs="Inter" w:eastAsia="Inter" w:hAnsi="Inter"/>
+          <w:color w:val="222222"/>
+        </w:rPr>
+        <w:t xml:space="preserve"> ne </w:t>
+      </w:r>
+      <w:r>
+        <w:rPr>
+          <w:rFonts w:ascii="Inter" w:cs="Inter" w:eastAsia="Inter" w:hAnsi="Inter"/>
+          <w:b/>
+          <w:bCs/>
+          <w:color w:val="222222"/>
+        </w:rPr>
+        <w:t xml:space="preserve">doivent jamais</w:t>
+      </w:r>
+      <w:r>
+        <w:rPr>
+          <w:rFonts w:ascii="Inter" w:cs="Inter" w:eastAsia="Inter" w:hAnsi="Inter"/>
+          <w:color w:val="222222"/>
+        </w:rPr>
+        <w:t xml:space="preserve"> être persistés ni renvoyés par l'API/SSE (générés worker-side,</w:t>
+      </w:r>
+    </w:p>
+    <w:p>
+      <w:pPr>
+        <w:spacing w:after="140" w:line="276"/>
+        <w:jc w:val="both"/>
+      </w:pPr>
+      <w:r>
+        <w:rPr>
+          <w:rFonts w:ascii="Inter" w:cs="Inter" w:eastAsia="Inter" w:hAnsi="Inter"/>
+          <w:color w:val="222222"/>
+        </w:rPr>
+        <w:t xml:space="preserve">injectés dans l'environnement du conteneur uniquement, affichés une fois).</w:t>
       </w:r>
     </w:p>
     <w:p>
@@ -2731,40 +4660,32 @@
         <w:pStyle w:val="ListParagraph"/>
         <w:numPr>
           <w:ilvl w:val="0"/>
-          <w:numId w:val="3"/>
+          <w:numId w:val="1"/>
         </w:numPr>
-        <w:spacing w:after="60" w:line="276" w:lineRule="auto"/>
-      </w:pPr>
-      <w:r>
-        <w:rPr>
-          <w:rFonts w:ascii="Inter" w:cs="Inter" w:eastAsia="Inter" w:hAnsi="Inter"/>
-        </w:rPr>
-        <w:t xml:space="preserve">La CI </w:t>
-      </w:r>
-      <w:r>
-        <w:rPr>
-          <w:rFonts w:ascii="Inter" w:cs="Inter" w:eastAsia="Inter" w:hAnsi="Inter"/>
-          <w:b/>
-          <w:bCs/>
-        </w:rPr>
-        <w:t xml:space="preserve">doit</w:t>
-      </w:r>
-      <w:r>
-        <w:rPr>
-          <w:rFonts w:ascii="Inter" w:cs="Inter" w:eastAsia="Inter" w:hAnsi="Inter"/>
-        </w:rPr>
-        <w:t xml:space="preserve"> comporter des contrôles de sécurité (SAST, scan de secrets, audit dépendances).</w:t>
-      </w:r>
-    </w:p>
-    <w:p>
-      <w:pPr>
-        <w:pStyle w:val="Heading3"/>
-      </w:pPr>
-      <w:r>
-        <w:rPr>
-          <w:rFonts w:ascii="Inter" w:cs="Inter" w:eastAsia="Inter" w:hAnsi="Inter"/>
-        </w:rPr>
-        <w:t xml:space="preserve">3.3 Disponibilité &amp; résilience</w:t>
+        <w:spacing w:after="60" w:line="264"/>
+      </w:pPr>
+      <w:r>
+        <w:rPr>
+          <w:rFonts w:ascii="Inter" w:cs="Inter" w:eastAsia="Inter" w:hAnsi="Inter"/>
+          <w:color w:val="222222"/>
+        </w:rPr>
+        <w:t xml:space="preserve">Le compose-file d'une stack </w:t>
+      </w:r>
+      <w:r>
+        <w:rPr>
+          <w:rFonts w:ascii="Inter" w:cs="Inter" w:eastAsia="Inter" w:hAnsi="Inter"/>
+          <w:b/>
+          <w:bCs/>
+          <w:color w:val="222222"/>
+        </w:rPr>
+        <w:t xml:space="preserve">ne doit jamais</w:t>
+      </w:r>
+      <w:r>
+        <w:rPr>
+          <w:rFonts w:ascii="Inter" w:cs="Inter" w:eastAsia="Inter" w:hAnsi="Inter"/>
+          <w:color w:val="222222"/>
+        </w:rPr>
+        <w:t xml:space="preserve"> toucher le disque (transmis par stdin).</w:t>
       </w:r>
     </w:p>
     <w:p>
@@ -2772,43 +4693,61 @@
         <w:pStyle w:val="ListParagraph"/>
         <w:numPr>
           <w:ilvl w:val="0"/>
-          <w:numId w:val="3"/>
+          <w:numId w:val="1"/>
         </w:numPr>
-        <w:spacing w:after="60" w:line="276" w:lineRule="auto"/>
-      </w:pPr>
-      <w:r>
-        <w:rPr>
-          <w:rFonts w:ascii="Inter" w:cs="Inter" w:eastAsia="Inter" w:hAnsi="Inter"/>
-        </w:rPr>
-        <w:t xml:space="preserve">Les services de base (db, redis, api) </w:t>
-      </w:r>
-      <w:r>
-        <w:rPr>
-          <w:rFonts w:ascii="Inter" w:cs="Inter" w:eastAsia="Inter" w:hAnsi="Inter"/>
-          <w:b/>
-          <w:bCs/>
-        </w:rPr>
-        <w:t xml:space="preserve">doivent</w:t>
-      </w:r>
-      <w:r>
-        <w:rPr>
-          <w:rFonts w:ascii="Inter" w:cs="Inter" w:eastAsia="Inter" w:hAnsi="Inter"/>
-        </w:rPr>
-        <w:t xml:space="preserve"> exposer des </w:t>
-      </w:r>
-      <w:r>
-        <w:rPr>
-          <w:rFonts w:ascii="Inter" w:cs="Inter" w:eastAsia="Inter" w:hAnsi="Inter"/>
-          <w:b/>
-          <w:bCs/>
-        </w:rPr>
-        <w:t xml:space="preserve">healthchecks</w:t>
-      </w:r>
-      <w:r>
-        <w:rPr>
-          <w:rFonts w:ascii="Inter" w:cs="Inter" w:eastAsia="Inter" w:hAnsi="Inter"/>
-        </w:rPr>
-        <w:t xml:space="preserve"> Docker.</w:t>
+        <w:spacing w:after="60" w:line="264"/>
+      </w:pPr>
+      <w:r>
+        <w:rPr>
+          <w:rFonts w:ascii="Inter" w:cs="Inter" w:eastAsia="Inter" w:hAnsi="Inter"/>
+          <w:color w:val="222222"/>
+        </w:rPr>
+        <w:t xml:space="preserve">L'IA </w:t>
+      </w:r>
+      <w:r>
+        <w:rPr>
+          <w:rFonts w:ascii="Inter" w:cs="Inter" w:eastAsia="Inter" w:hAnsi="Inter"/>
+          <w:b/>
+          <w:bCs/>
+          <w:color w:val="222222"/>
+        </w:rPr>
+        <w:t xml:space="preserve">doit</w:t>
+      </w:r>
+      <w:r>
+        <w:rPr>
+          <w:rFonts w:ascii="Inter" w:cs="Inter" w:eastAsia="Inter" w:hAnsi="Inter"/>
+          <w:color w:val="222222"/>
+        </w:rPr>
+        <w:t xml:space="preserve"> être protégée contre l'hallucination par une </w:t>
+      </w:r>
+      <w:r>
+        <w:rPr>
+          <w:rFonts w:ascii="Inter" w:cs="Inter" w:eastAsia="Inter" w:hAnsi="Inter"/>
+          <w:b/>
+          <w:bCs/>
+          <w:color w:val="222222"/>
+        </w:rPr>
+        <w:t xml:space="preserve">défense en profondeur</w:t>
+      </w:r>
+      <w:r>
+        <w:rPr>
+          <w:rFonts w:ascii="Inter" w:cs="Inter" w:eastAsia="Inter" w:hAnsi="Inter"/>
+          <w:color w:val="222222"/>
+        </w:rPr>
+        <w:t xml:space="preserve"> (boîte à</w:t>
+      </w:r>
+    </w:p>
+    <w:p>
+      <w:pPr>
+        <w:spacing w:after="140" w:line="276"/>
+        <w:jc w:val="both"/>
+      </w:pPr>
+      <w:r>
+        <w:rPr>
+          <w:rFonts w:ascii="Inter" w:cs="Inter" w:eastAsia="Inter" w:hAnsi="Inter"/>
+          <w:color w:val="222222"/>
+        </w:rPr>
+        <w:t xml:space="preserve">outils fermée, validation déterministe des arguments, confirmation obligatoire, garde-fous métier).</w:t>
       </w:r>
     </w:p>
     <w:p>
@@ -2816,57 +4755,61 @@
         <w:pStyle w:val="ListParagraph"/>
         <w:numPr>
           <w:ilvl w:val="0"/>
-          <w:numId w:val="3"/>
+          <w:numId w:val="1"/>
         </w:numPr>
-        <w:spacing w:after="60" w:line="276" w:lineRule="auto"/>
-      </w:pPr>
-      <w:r>
-        <w:rPr>
-          <w:rFonts w:ascii="Inter" w:cs="Inter" w:eastAsia="Inter" w:hAnsi="Inter"/>
-        </w:rPr>
-        <w:t xml:space="preserve">Les jobs de provisioning </w:t>
-      </w:r>
-      <w:r>
-        <w:rPr>
-          <w:rFonts w:ascii="Inter" w:cs="Inter" w:eastAsia="Inter" w:hAnsi="Inter"/>
-          <w:b/>
-          <w:bCs/>
+        <w:spacing w:after="60" w:line="264"/>
+      </w:pPr>
+      <w:r>
+        <w:rPr>
+          <w:rFonts w:ascii="Inter" w:cs="Inter" w:eastAsia="Inter" w:hAnsi="Inter"/>
+          <w:color w:val="222222"/>
+        </w:rPr>
+        <w:t xml:space="preserve">Toutes les ressources </w:t>
+      </w:r>
+      <w:r>
+        <w:rPr>
+          <w:rFonts w:ascii="Inter" w:cs="Inter" w:eastAsia="Inter" w:hAnsi="Inter"/>
+          <w:b/>
+          <w:bCs/>
+          <w:color w:val="222222"/>
         </w:rPr>
         <w:t xml:space="preserve">doivent</w:t>
       </w:r>
       <w:r>
         <w:rPr>
           <w:rFonts w:ascii="Inter" w:cs="Inter" w:eastAsia="Inter" w:hAnsi="Inter"/>
-        </w:rPr>
-        <w:t xml:space="preserve"> bénéficier de </w:t>
-      </w:r>
-      <w:r>
-        <w:rPr>
-          <w:rFonts w:ascii="Inter" w:cs="Inter" w:eastAsia="Inter" w:hAnsi="Inter"/>
-          <w:b/>
-          <w:bCs/>
-        </w:rPr>
-        <w:t xml:space="preserve">retries</w:t>
-      </w:r>
-      <w:r>
-        <w:rPr>
-          <w:rFonts w:ascii="Inter" w:cs="Inter" w:eastAsia="Inter" w:hAnsi="Inter"/>
-        </w:rPr>
-        <w:t xml:space="preserve"> (file </w:t>
+          <w:color w:val="222222"/>
+        </w:rPr>
+        <w:t xml:space="preserve"> être </w:t>
+      </w:r>
+      <w:r>
+        <w:rPr>
+          <w:rFonts w:ascii="Inter" w:cs="Inter" w:eastAsia="Inter" w:hAnsi="Inter"/>
+          <w:b/>
+          <w:bCs/>
+          <w:color w:val="222222"/>
+        </w:rPr>
+        <w:t xml:space="preserve">scopées par propriétaire</w:t>
+      </w:r>
+      <w:r>
+        <w:rPr>
+          <w:rFonts w:ascii="Inter" w:cs="Inter" w:eastAsia="Inter" w:hAnsi="Inter"/>
+          <w:color w:val="222222"/>
+        </w:rPr>
+        <w:t xml:space="preserve"> (</w:t>
       </w:r>
       <w:r>
         <w:rPr>
           <w:rFonts w:ascii="JetBrains Mono" w:cs="JetBrains Mono" w:eastAsia="JetBrains Mono" w:hAnsi="JetBrains Mono"/>
           <w:color w:val="032233"/>
-          <w:sz w:val="20"/>
-          <w:szCs w:val="20"/>
-          <w:shd w:fill="F5F6F8" w:val="clear"/>
-        </w:rPr>
-        <w:t xml:space="preserve">arq</w:t>
-      </w:r>
-      <w:r>
-        <w:rPr>
-          <w:rFonts w:ascii="Inter" w:cs="Inter" w:eastAsia="Inter" w:hAnsi="Inter"/>
+          <w:shd w:fill="EEF2F5" w:val="clear"/>
+        </w:rPr>
+        <w:t xml:space="preserve">owner_id</w:t>
+      </w:r>
+      <w:r>
+        <w:rPr>
+          <w:rFonts w:ascii="Inter" w:cs="Inter" w:eastAsia="Inter" w:hAnsi="Inter"/>
+          <w:color w:val="222222"/>
         </w:rPr>
         <w:t xml:space="preserve">).</w:t>
       </w:r>
@@ -2876,54 +4819,32 @@
         <w:pStyle w:val="ListParagraph"/>
         <w:numPr>
           <w:ilvl w:val="0"/>
-          <w:numId w:val="3"/>
+          <w:numId w:val="1"/>
         </w:numPr>
-        <w:spacing w:after="60" w:line="276" w:lineRule="auto"/>
-      </w:pPr>
-      <w:r>
-        <w:rPr>
-          <w:rFonts w:ascii="Inter" w:cs="Inter" w:eastAsia="Inter" w:hAnsi="Inter"/>
-        </w:rPr>
-        <w:t xml:space="preserve">L'état d'un déploiement </w:t>
-      </w:r>
-      <w:r>
-        <w:rPr>
-          <w:rFonts w:ascii="Inter" w:cs="Inter" w:eastAsia="Inter" w:hAnsi="Inter"/>
-          <w:b/>
-          <w:bCs/>
-        </w:rPr>
-        <w:t xml:space="preserve">doit</w:t>
-      </w:r>
-      <w:r>
-        <w:rPr>
-          <w:rFonts w:ascii="Inter" w:cs="Inter" w:eastAsia="Inter" w:hAnsi="Inter"/>
-        </w:rPr>
-        <w:t xml:space="preserve"> suivre une </w:t>
-      </w:r>
-      <w:r>
-        <w:rPr>
-          <w:rFonts w:ascii="Inter" w:cs="Inter" w:eastAsia="Inter" w:hAnsi="Inter"/>
-          <w:b/>
-          <w:bCs/>
-        </w:rPr>
-        <w:t xml:space="preserve">machine à états</w:t>
-      </w:r>
-      <w:r>
-        <w:rPr>
-          <w:rFonts w:ascii="Inter" w:cs="Inter" w:eastAsia="Inter" w:hAnsi="Inter"/>
-        </w:rPr>
-        <w:t xml:space="preserve"> explicite, sans état incohérent.</w:t>
-      </w:r>
-    </w:p>
-    <w:p>
-      <w:pPr>
-        <w:pStyle w:val="Heading3"/>
-      </w:pPr>
-      <w:r>
-        <w:rPr>
-          <w:rFonts w:ascii="Inter" w:cs="Inter" w:eastAsia="Inter" w:hAnsi="Inter"/>
-        </w:rPr>
-        <w:t xml:space="preserve">3.4 RGPD &amp; confidentialité</w:t>
+        <w:spacing w:after="60" w:line="264"/>
+      </w:pPr>
+      <w:r>
+        <w:rPr>
+          <w:rFonts w:ascii="Inter" w:cs="Inter" w:eastAsia="Inter" w:hAnsi="Inter"/>
+          <w:color w:val="222222"/>
+        </w:rPr>
+        <w:t xml:space="preserve">Le plan de contrôle </w:t>
+      </w:r>
+      <w:r>
+        <w:rPr>
+          <w:rFonts w:ascii="Inter" w:cs="Inter" w:eastAsia="Inter" w:hAnsi="Inter"/>
+          <w:b/>
+          <w:bCs/>
+          <w:color w:val="222222"/>
+        </w:rPr>
+        <w:t xml:space="preserve">ne doit jamais</w:t>
+      </w:r>
+      <w:r>
+        <w:rPr>
+          <w:rFonts w:ascii="Inter" w:cs="Inter" w:eastAsia="Inter" w:hAnsi="Inter"/>
+          <w:color w:val="222222"/>
+        </w:rPr>
+        <w:t xml:space="preserve"> exécuter les workloads utilisateurs (isolation).</w:t>
       </w:r>
     </w:p>
     <w:p>
@@ -2931,57 +4852,49 @@
         <w:pStyle w:val="ListParagraph"/>
         <w:numPr>
           <w:ilvl w:val="0"/>
-          <w:numId w:val="3"/>
+          <w:numId w:val="1"/>
         </w:numPr>
-        <w:spacing w:after="60" w:line="276" w:lineRule="auto"/>
-      </w:pPr>
-      <w:r>
-        <w:rPr>
-          <w:rFonts w:ascii="Inter" w:cs="Inter" w:eastAsia="Inter" w:hAnsi="Inter"/>
-        </w:rPr>
-        <w:t xml:space="preserve">Le système </w:t>
-      </w:r>
-      <w:r>
-        <w:rPr>
-          <w:rFonts w:ascii="Inter" w:cs="Inter" w:eastAsia="Inter" w:hAnsi="Inter"/>
-          <w:b/>
-          <w:bCs/>
+        <w:spacing w:after="60" w:line="264"/>
+      </w:pPr>
+      <w:r>
+        <w:rPr>
+          <w:rFonts w:ascii="Inter" w:cs="Inter" w:eastAsia="Inter" w:hAnsi="Inter"/>
+          <w:color w:val="222222"/>
+        </w:rPr>
+        <w:t xml:space="preserve">La CI </w:t>
+      </w:r>
+      <w:r>
+        <w:rPr>
+          <w:rFonts w:ascii="Inter" w:cs="Inter" w:eastAsia="Inter" w:hAnsi="Inter"/>
+          <w:b/>
+          <w:bCs/>
+          <w:color w:val="222222"/>
         </w:rPr>
         <w:t xml:space="preserve">doit</w:t>
       </w:r>
       <w:r>
         <w:rPr>
           <w:rFonts w:ascii="Inter" w:cs="Inter" w:eastAsia="Inter" w:hAnsi="Inter"/>
-        </w:rPr>
-        <w:t xml:space="preserve"> collecter le </w:t>
-      </w:r>
-      <w:r>
-        <w:rPr>
-          <w:rFonts w:ascii="Inter" w:cs="Inter" w:eastAsia="Inter" w:hAnsi="Inter"/>
-          <w:b/>
-          <w:bCs/>
-        </w:rPr>
-        <w:t xml:space="preserve">strict minimum</w:t>
-      </w:r>
-      <w:r>
-        <w:rPr>
-          <w:rFonts w:ascii="Inter" w:cs="Inter" w:eastAsia="Inter" w:hAnsi="Inter"/>
-        </w:rPr>
-        <w:t xml:space="preserve"> (email + nom), </w:t>
-      </w:r>
-      <w:r>
-        <w:rPr>
-          <w:rFonts w:ascii="Inter" w:cs="Inter" w:eastAsia="Inter" w:hAnsi="Inter"/>
-          <w:b/>
-          <w:bCs/>
-        </w:rPr>
-        <w:t xml:space="preserve">sans IP stockée</w:t>
-      </w:r>
-      <w:r>
-        <w:rPr>
-          <w:rFonts w:ascii="Inter" w:cs="Inter" w:eastAsia="Inter" w:hAnsi="Inter"/>
-        </w:rPr>
-        <w:t xml:space="preserve">.</w:t>
+          <w:color w:val="222222"/>
+        </w:rPr>
+        <w:t xml:space="preserve"> comporter des contrôles de sécurité (SAST, scan de secrets, audit dépendances).</w:t>
+      </w:r>
+    </w:p>
+    <w:p>
+      <w:pPr>
+        <w:pStyle w:val="Heading3"/>
+        <w:spacing w:after="120" w:before="200"/>
+      </w:pPr>
+      <w:r>
+        <w:rPr>
+          <w:rFonts w:ascii="Inter" w:cs="Inter" w:eastAsia="Inter" w:hAnsi="Inter"/>
+          <w:b/>
+          <w:bCs/>
+          <w:color w:val="0D9297"/>
+          <w:sz w:val="24"/>
+          <w:szCs w:val="24"/>
+        </w:rPr>
+        <w:t xml:space="preserve">3.3 Disponibilité &amp; résilience</w:t>
       </w:r>
     </w:p>
     <w:p>
@@ -2989,57 +4902,48 @@
         <w:pStyle w:val="ListParagraph"/>
         <w:numPr>
           <w:ilvl w:val="0"/>
-          <w:numId w:val="3"/>
+          <w:numId w:val="1"/>
         </w:numPr>
-        <w:spacing w:after="60" w:line="276" w:lineRule="auto"/>
-      </w:pPr>
-      <w:r>
-        <w:rPr>
-          <w:rFonts w:ascii="Inter" w:cs="Inter" w:eastAsia="Inter" w:hAnsi="Inter"/>
-        </w:rPr>
-        <w:t xml:space="preserve">L'IA </w:t>
-      </w:r>
-      <w:r>
-        <w:rPr>
-          <w:rFonts w:ascii="Inter" w:cs="Inter" w:eastAsia="Inter" w:hAnsi="Inter"/>
-          <w:b/>
-          <w:bCs/>
-        </w:rPr>
-        <w:t xml:space="preserve">doit</w:t>
-      </w:r>
-      <w:r>
-        <w:rPr>
-          <w:rFonts w:ascii="Inter" w:cs="Inter" w:eastAsia="Inter" w:hAnsi="Inter"/>
-        </w:rPr>
-        <w:t xml:space="preserve"> fonctionner </w:t>
-      </w:r>
-      <w:r>
-        <w:rPr>
-          <w:rFonts w:ascii="Inter" w:cs="Inter" w:eastAsia="Inter" w:hAnsi="Inter"/>
-          <w:b/>
-          <w:bCs/>
-        </w:rPr>
-        <w:t xml:space="preserve">on-premise par défaut</w:t>
-      </w:r>
-      <w:r>
-        <w:rPr>
-          <w:rFonts w:ascii="Inter" w:cs="Inter" w:eastAsia="Inter" w:hAnsi="Inter"/>
-        </w:rPr>
-        <w:t xml:space="preserve"> (Ollama) ; tout recours à un tiers </w:t>
-      </w:r>
-      <w:r>
-        <w:rPr>
-          <w:rFonts w:ascii="Inter" w:cs="Inter" w:eastAsia="Inter" w:hAnsi="Inter"/>
-          <w:b/>
-          <w:bCs/>
-        </w:rPr>
-        <w:t xml:space="preserve">doit</w:t>
-      </w:r>
-      <w:r>
-        <w:rPr>
-          <w:rFonts w:ascii="Inter" w:cs="Inter" w:eastAsia="Inter" w:hAnsi="Inter"/>
-        </w:rPr>
-        <w:t xml:space="preserve"> être signalé à l'utilisateur.</w:t>
+        <w:spacing w:after="60" w:line="264"/>
+      </w:pPr>
+      <w:r>
+        <w:rPr>
+          <w:rFonts w:ascii="Inter" w:cs="Inter" w:eastAsia="Inter" w:hAnsi="Inter"/>
+          <w:color w:val="222222"/>
+        </w:rPr>
+        <w:t xml:space="preserve">Les services de base (db, redis, api) </w:t>
+      </w:r>
+      <w:r>
+        <w:rPr>
+          <w:rFonts w:ascii="Inter" w:cs="Inter" w:eastAsia="Inter" w:hAnsi="Inter"/>
+          <w:b/>
+          <w:bCs/>
+          <w:color w:val="222222"/>
+        </w:rPr>
+        <w:t xml:space="preserve">doivent</w:t>
+      </w:r>
+      <w:r>
+        <w:rPr>
+          <w:rFonts w:ascii="Inter" w:cs="Inter" w:eastAsia="Inter" w:hAnsi="Inter"/>
+          <w:color w:val="222222"/>
+        </w:rPr>
+        <w:t xml:space="preserve"> exposer des </w:t>
+      </w:r>
+      <w:r>
+        <w:rPr>
+          <w:rFonts w:ascii="Inter" w:cs="Inter" w:eastAsia="Inter" w:hAnsi="Inter"/>
+          <w:b/>
+          <w:bCs/>
+          <w:color w:val="222222"/>
+        </w:rPr>
+        <w:t xml:space="preserve">healthchecks</w:t>
+      </w:r>
+      <w:r>
+        <w:rPr>
+          <w:rFonts w:ascii="Inter" w:cs="Inter" w:eastAsia="Inter" w:hAnsi="Inter"/>
+          <w:color w:val="222222"/>
+        </w:rPr>
+        <w:t xml:space="preserve"> Docker.</w:t>
       </w:r>
     </w:p>
     <w:p>
@@ -3047,82 +4951,63 @@
         <w:pStyle w:val="ListParagraph"/>
         <w:numPr>
           <w:ilvl w:val="0"/>
-          <w:numId w:val="3"/>
+          <w:numId w:val="1"/>
         </w:numPr>
-        <w:spacing w:after="60" w:line="276" w:lineRule="auto"/>
-      </w:pPr>
-      <w:r>
-        <w:rPr>
-          <w:rFonts w:ascii="Inter" w:cs="Inter" w:eastAsia="Inter" w:hAnsi="Inter"/>
-        </w:rPr>
-        <w:t xml:space="preserve">Le système </w:t>
-      </w:r>
-      <w:r>
-        <w:rPr>
-          <w:rFonts w:ascii="Inter" w:cs="Inter" w:eastAsia="Inter" w:hAnsi="Inter"/>
-          <w:b/>
-          <w:bCs/>
-        </w:rPr>
-        <w:t xml:space="preserve">doit</w:t>
-      </w:r>
-      <w:r>
-        <w:rPr>
-          <w:rFonts w:ascii="Inter" w:cs="Inter" w:eastAsia="Inter" w:hAnsi="Inter"/>
-        </w:rPr>
-        <w:t xml:space="preserve"> appliquer </w:t>
-      </w:r>
-      <w:r>
-        <w:rPr>
-          <w:rFonts w:ascii="Inter" w:cs="Inter" w:eastAsia="Inter" w:hAnsi="Inter"/>
-          <w:b/>
-          <w:bCs/>
-        </w:rPr>
-        <w:t xml:space="preserve">privacy by default</w:t>
-      </w:r>
-      <w:r>
-        <w:rPr>
-          <w:rFonts w:ascii="Inter" w:cs="Inter" w:eastAsia="Inter" w:hAnsi="Inter"/>
-        </w:rPr>
-        <w:t xml:space="preserve"> (rôle minimal) et prévoir le </w:t>
-      </w:r>
-      <w:r>
-        <w:rPr>
-          <w:rFonts w:ascii="Inter" w:cs="Inter" w:eastAsia="Inter" w:hAnsi="Inter"/>
-          <w:b/>
-          <w:bCs/>
-        </w:rPr>
-        <w:t xml:space="preserve">droit à l'oubli</w:t>
-      </w:r>
-      <w:r>
-        <w:rPr>
-          <w:rFonts w:ascii="Inter" w:cs="Inter" w:eastAsia="Inter" w:hAnsi="Inter"/>
-        </w:rPr>
-        <w:t xml:space="preserve"> (cascade) et des durées de </w:t>
-      </w:r>
-      <w:r>
-        <w:rPr>
-          <w:rFonts w:ascii="Inter" w:cs="Inter" w:eastAsia="Inter" w:hAnsi="Inter"/>
-          <w:b/>
-          <w:bCs/>
-        </w:rPr>
-        <w:t xml:space="preserve">rétention</w:t>
-      </w:r>
-      <w:r>
-        <w:rPr>
-          <w:rFonts w:ascii="Inter" w:cs="Inter" w:eastAsia="Inter" w:hAnsi="Inter"/>
-        </w:rPr>
-        <w:t xml:space="preserve"> bornées.</w:t>
-      </w:r>
-    </w:p>
-    <w:p>
-      <w:pPr>
-        <w:pStyle w:val="Heading3"/>
-      </w:pPr>
-      <w:r>
-        <w:rPr>
-          <w:rFonts w:ascii="Inter" w:cs="Inter" w:eastAsia="Inter" w:hAnsi="Inter"/>
-        </w:rPr>
-        <w:t xml:space="preserve">3.5 Maintenabilité &amp; qualité</w:t>
+        <w:spacing w:after="60" w:line="264"/>
+      </w:pPr>
+      <w:r>
+        <w:rPr>
+          <w:rFonts w:ascii="Inter" w:cs="Inter" w:eastAsia="Inter" w:hAnsi="Inter"/>
+          <w:color w:val="222222"/>
+        </w:rPr>
+        <w:t xml:space="preserve">Les jobs de provisioning </w:t>
+      </w:r>
+      <w:r>
+        <w:rPr>
+          <w:rFonts w:ascii="Inter" w:cs="Inter" w:eastAsia="Inter" w:hAnsi="Inter"/>
+          <w:b/>
+          <w:bCs/>
+          <w:color w:val="222222"/>
+        </w:rPr>
+        <w:t xml:space="preserve">doivent</w:t>
+      </w:r>
+      <w:r>
+        <w:rPr>
+          <w:rFonts w:ascii="Inter" w:cs="Inter" w:eastAsia="Inter" w:hAnsi="Inter"/>
+          <w:color w:val="222222"/>
+        </w:rPr>
+        <w:t xml:space="preserve"> bénéficier de </w:t>
+      </w:r>
+      <w:r>
+        <w:rPr>
+          <w:rFonts w:ascii="Inter" w:cs="Inter" w:eastAsia="Inter" w:hAnsi="Inter"/>
+          <w:b/>
+          <w:bCs/>
+          <w:color w:val="222222"/>
+        </w:rPr>
+        <w:t xml:space="preserve">retries</w:t>
+      </w:r>
+      <w:r>
+        <w:rPr>
+          <w:rFonts w:ascii="Inter" w:cs="Inter" w:eastAsia="Inter" w:hAnsi="Inter"/>
+          <w:color w:val="222222"/>
+        </w:rPr>
+        <w:t xml:space="preserve"> (file </w:t>
+      </w:r>
+      <w:r>
+        <w:rPr>
+          <w:rFonts w:ascii="JetBrains Mono" w:cs="JetBrains Mono" w:eastAsia="JetBrains Mono" w:hAnsi="JetBrains Mono"/>
+          <w:color w:val="032233"/>
+          <w:shd w:fill="EEF2F5" w:val="clear"/>
+        </w:rPr>
+        <w:t xml:space="preserve">arq</w:t>
+      </w:r>
+      <w:r>
+        <w:rPr>
+          <w:rFonts w:ascii="Inter" w:cs="Inter" w:eastAsia="Inter" w:hAnsi="Inter"/>
+          <w:color w:val="222222"/>
+        </w:rPr>
+        <w:t xml:space="preserve">).</w:t>
       </w:r>
     </w:p>
     <w:p>
@@ -3130,57 +5015,65 @@
         <w:pStyle w:val="ListParagraph"/>
         <w:numPr>
           <w:ilvl w:val="0"/>
-          <w:numId w:val="3"/>
+          <w:numId w:val="1"/>
         </w:numPr>
-        <w:spacing w:after="60" w:line="276" w:lineRule="auto"/>
-      </w:pPr>
-      <w:r>
-        <w:rPr>
-          <w:rFonts w:ascii="Inter" w:cs="Inter" w:eastAsia="Inter" w:hAnsi="Inter"/>
-        </w:rPr>
-        <w:t xml:space="preserve">Le code </w:t>
-      </w:r>
-      <w:r>
-        <w:rPr>
-          <w:rFonts w:ascii="Inter" w:cs="Inter" w:eastAsia="Inter" w:hAnsi="Inter"/>
-          <w:b/>
-          <w:bCs/>
+        <w:spacing w:after="60" w:line="264"/>
+      </w:pPr>
+      <w:r>
+        <w:rPr>
+          <w:rFonts w:ascii="Inter" w:cs="Inter" w:eastAsia="Inter" w:hAnsi="Inter"/>
+          <w:color w:val="222222"/>
+        </w:rPr>
+        <w:t xml:space="preserve">L'état d'un déploiement </w:t>
+      </w:r>
+      <w:r>
+        <w:rPr>
+          <w:rFonts w:ascii="Inter" w:cs="Inter" w:eastAsia="Inter" w:hAnsi="Inter"/>
+          <w:b/>
+          <w:bCs/>
+          <w:color w:val="222222"/>
         </w:rPr>
         <w:t xml:space="preserve">doit</w:t>
       </w:r>
       <w:r>
         <w:rPr>
           <w:rFonts w:ascii="Inter" w:cs="Inter" w:eastAsia="Inter" w:hAnsi="Inter"/>
-        </w:rPr>
-        <w:t xml:space="preserve"> suivre la </w:t>
-      </w:r>
-      <w:r>
-        <w:rPr>
-          <w:rFonts w:ascii="Inter" w:cs="Inter" w:eastAsia="Inter" w:hAnsi="Inter"/>
-          <w:b/>
-          <w:bCs/>
-        </w:rPr>
-        <w:t xml:space="preserve">Clean Architecture + vertical slicing</w:t>
-      </w:r>
-      <w:r>
-        <w:rPr>
-          <w:rFonts w:ascii="Inter" w:cs="Inter" w:eastAsia="Inter" w:hAnsi="Inter"/>
-        </w:rPr>
-        <w:t xml:space="preserve"> (back et front), </w:t>
-      </w:r>
-      <w:r>
-        <w:rPr>
-          <w:rFonts w:ascii="Inter" w:cs="Inter" w:eastAsia="Inter" w:hAnsi="Inter"/>
-          <w:b/>
-          <w:bCs/>
-        </w:rPr>
-        <w:t xml:space="preserve">1 fichier = 1 classe / composant</w:t>
-      </w:r>
-      <w:r>
-        <w:rPr>
-          <w:rFonts w:ascii="Inter" w:cs="Inter" w:eastAsia="Inter" w:hAnsi="Inter"/>
-        </w:rPr>
-        <w:t xml:space="preserve">, séparation DTO/Model côté front.</w:t>
+          <w:color w:val="222222"/>
+        </w:rPr>
+        <w:t xml:space="preserve"> suivre une </w:t>
+      </w:r>
+      <w:r>
+        <w:rPr>
+          <w:rFonts w:ascii="Inter" w:cs="Inter" w:eastAsia="Inter" w:hAnsi="Inter"/>
+          <w:b/>
+          <w:bCs/>
+          <w:color w:val="222222"/>
+        </w:rPr>
+        <w:t xml:space="preserve">machine à états</w:t>
+      </w:r>
+      <w:r>
+        <w:rPr>
+          <w:rFonts w:ascii="Inter" w:cs="Inter" w:eastAsia="Inter" w:hAnsi="Inter"/>
+          <w:color w:val="222222"/>
+        </w:rPr>
+        <w:t xml:space="preserve"> explicite, sans état incohérent.</w:t>
+      </w:r>
+    </w:p>
+    <w:p>
+      <w:pPr>
+        <w:pStyle w:val="Heading3"/>
+        <w:spacing w:after="120" w:before="200"/>
+      </w:pPr>
+      <w:r>
+        <w:rPr>
+          <w:rFonts w:ascii="Inter" w:cs="Inter" w:eastAsia="Inter" w:hAnsi="Inter"/>
+          <w:b/>
+          <w:bCs/>
+          <w:color w:val="0D9297"/>
+          <w:sz w:val="24"/>
+          <w:szCs w:val="24"/>
+        </w:rPr>
+        <w:t xml:space="preserve">3.4 RGPD &amp; confidentialité</w:t>
       </w:r>
     </w:p>
     <w:p>
@@ -3188,55 +5081,62 @@
         <w:pStyle w:val="ListParagraph"/>
         <w:numPr>
           <w:ilvl w:val="0"/>
-          <w:numId w:val="3"/>
+          <w:numId w:val="1"/>
         </w:numPr>
-        <w:spacing w:after="60" w:line="276" w:lineRule="auto"/>
-      </w:pPr>
-      <w:r>
-        <w:rPr>
-          <w:rFonts w:ascii="Inter" w:cs="Inter" w:eastAsia="Inter" w:hAnsi="Inter"/>
-        </w:rPr>
-        <w:t xml:space="preserve">Tout développement </w:t>
-      </w:r>
-      <w:r>
-        <w:rPr>
-          <w:rFonts w:ascii="Inter" w:cs="Inter" w:eastAsia="Inter" w:hAnsi="Inter"/>
-          <w:b/>
-          <w:bCs/>
+        <w:spacing w:after="60" w:line="264"/>
+      </w:pPr>
+      <w:r>
+        <w:rPr>
+          <w:rFonts w:ascii="Inter" w:cs="Inter" w:eastAsia="Inter" w:hAnsi="Inter"/>
+          <w:color w:val="222222"/>
+        </w:rPr>
+        <w:t xml:space="preserve">Le système </w:t>
+      </w:r>
+      <w:r>
+        <w:rPr>
+          <w:rFonts w:ascii="Inter" w:cs="Inter" w:eastAsia="Inter" w:hAnsi="Inter"/>
+          <w:b/>
+          <w:bCs/>
+          <w:color w:val="222222"/>
         </w:rPr>
         <w:t xml:space="preserve">doit</w:t>
       </w:r>
       <w:r>
         <w:rPr>
           <w:rFonts w:ascii="Inter" w:cs="Inter" w:eastAsia="Inter" w:hAnsi="Inter"/>
-        </w:rPr>
-        <w:t xml:space="preserve"> suivre le </w:t>
-      </w:r>
-      <w:r>
-        <w:rPr>
-          <w:rFonts w:ascii="Inter" w:cs="Inter" w:eastAsia="Inter" w:hAnsi="Inter"/>
-          <w:b/>
-          <w:bCs/>
-        </w:rPr>
-        <w:t xml:space="preserve">TDD strict</w:t>
-      </w:r>
-      <w:r>
-        <w:rPr>
-          <w:rFonts w:ascii="Inter" w:cs="Inter" w:eastAsia="Inter" w:hAnsi="Inter"/>
-        </w:rPr>
-        <w:t xml:space="preserve"> (Red → Green → Blue), avec couverture cible </w:t>
-      </w:r>
-      <w:r>
-        <w:rPr>
-          <w:rFonts w:ascii="Inter" w:cs="Inter" w:eastAsia="Inter" w:hAnsi="Inter"/>
-          <w:b/>
-          <w:bCs/>
-        </w:rPr>
-        <w:t xml:space="preserve">80 % global / 90 % logique métier</w:t>
-      </w:r>
-      <w:r>
-        <w:rPr>
-          <w:rFonts w:ascii="Inter" w:cs="Inter" w:eastAsia="Inter" w:hAnsi="Inter"/>
+          <w:color w:val="222222"/>
+        </w:rPr>
+        <w:t xml:space="preserve"> collecter le </w:t>
+      </w:r>
+      <w:r>
+        <w:rPr>
+          <w:rFonts w:ascii="Inter" w:cs="Inter" w:eastAsia="Inter" w:hAnsi="Inter"/>
+          <w:b/>
+          <w:bCs/>
+          <w:color w:val="222222"/>
+        </w:rPr>
+        <w:t xml:space="preserve">strict minimum</w:t>
+      </w:r>
+      <w:r>
+        <w:rPr>
+          <w:rFonts w:ascii="Inter" w:cs="Inter" w:eastAsia="Inter" w:hAnsi="Inter"/>
+          <w:color w:val="222222"/>
+        </w:rPr>
+        <w:t xml:space="preserve"> (email + nom), </w:t>
+      </w:r>
+      <w:r>
+        <w:rPr>
+          <w:rFonts w:ascii="Inter" w:cs="Inter" w:eastAsia="Inter" w:hAnsi="Inter"/>
+          <w:b/>
+          <w:bCs/>
+          <w:color w:val="222222"/>
+        </w:rPr>
+        <w:t xml:space="preserve">sans IP stockée</w:t>
+      </w:r>
+      <w:r>
+        <w:rPr>
+          <w:rFonts w:ascii="Inter" w:cs="Inter" w:eastAsia="Inter" w:hAnsi="Inter"/>
+          <w:color w:val="222222"/>
         </w:rPr>
         <w:t xml:space="preserve">.</w:t>
       </w:r>
@@ -3246,132 +5146,77 @@
         <w:pStyle w:val="ListParagraph"/>
         <w:numPr>
           <w:ilvl w:val="0"/>
-          <w:numId w:val="3"/>
+          <w:numId w:val="1"/>
         </w:numPr>
-        <w:spacing w:after="60" w:line="276" w:lineRule="auto"/>
-      </w:pPr>
-      <w:r>
-        <w:rPr>
-          <w:rFonts w:ascii="Inter" w:cs="Inter" w:eastAsia="Inter" w:hAnsi="Inter"/>
-        </w:rPr>
-        <w:t xml:space="preserve">Les gates </w:t>
-      </w:r>
-      <w:r>
-        <w:rPr>
-          <w:rFonts w:ascii="Inter" w:cs="Inter" w:eastAsia="Inter" w:hAnsi="Inter"/>
-          <w:b/>
-          <w:bCs/>
-        </w:rPr>
-        <w:t xml:space="preserve">lint / format / typecheck / tests</w:t>
-      </w:r>
-      <w:r>
-        <w:rPr>
-          <w:rFonts w:ascii="Inter" w:cs="Inter" w:eastAsia="Inter" w:hAnsi="Inter"/>
-        </w:rPr>
-        <w:t xml:space="preserve"> </w:t>
-      </w:r>
-      <w:r>
-        <w:rPr>
-          <w:rFonts w:ascii="Inter" w:cs="Inter" w:eastAsia="Inter" w:hAnsi="Inter"/>
-          <w:b/>
-          <w:bCs/>
-        </w:rPr>
-        <w:t xml:space="preserve">doivent</w:t>
-      </w:r>
-      <w:r>
-        <w:rPr>
-          <w:rFonts w:ascii="Inter" w:cs="Inter" w:eastAsia="Inter" w:hAnsi="Inter"/>
-        </w:rPr>
-        <w:t xml:space="preserve"> être </w:t>
-      </w:r>
-      <w:r>
-        <w:rPr>
-          <w:rFonts w:ascii="Inter" w:cs="Inter" w:eastAsia="Inter" w:hAnsi="Inter"/>
-          <w:b/>
-          <w:bCs/>
-        </w:rPr>
-        <w:t xml:space="preserve">bloquants</w:t>
-      </w:r>
-      <w:r>
-        <w:rPr>
-          <w:rFonts w:ascii="Inter" w:cs="Inter" w:eastAsia="Inter" w:hAnsi="Inter"/>
-        </w:rPr>
-        <w:t xml:space="preserve"> en CI (</w:t>
-      </w:r>
-      <w:r>
-        <w:rPr>
-          <w:rFonts w:ascii="JetBrains Mono" w:cs="JetBrains Mono" w:eastAsia="JetBrains Mono" w:hAnsi="JetBrains Mono"/>
-          <w:color w:val="032233"/>
-          <w:sz w:val="20"/>
-          <w:szCs w:val="20"/>
-          <w:shd w:fill="F5F6F8" w:val="clear"/>
-        </w:rPr>
-        <w:t xml:space="preserve">eslint --max-warnings 0</w:t>
-      </w:r>
-      <w:r>
-        <w:rPr>
-          <w:rFonts w:ascii="Inter" w:cs="Inter" w:eastAsia="Inter" w:hAnsi="Inter"/>
-        </w:rPr>
-        <w:t xml:space="preserve">, </w:t>
-      </w:r>
-      <w:r>
-        <w:rPr>
-          <w:rFonts w:ascii="JetBrains Mono" w:cs="JetBrains Mono" w:eastAsia="JetBrains Mono" w:hAnsi="JetBrains Mono"/>
-          <w:color w:val="032233"/>
-          <w:sz w:val="20"/>
-          <w:szCs w:val="20"/>
-          <w:shd w:fill="F5F6F8" w:val="clear"/>
-        </w:rPr>
-        <w:t xml:space="preserve">prettier --check</w:t>
-      </w:r>
-      <w:r>
-        <w:rPr>
-          <w:rFonts w:ascii="Inter" w:cs="Inter" w:eastAsia="Inter" w:hAnsi="Inter"/>
-        </w:rPr>
-        <w:t xml:space="preserve">, </w:t>
-      </w:r>
-      <w:r>
-        <w:rPr>
-          <w:rFonts w:ascii="JetBrains Mono" w:cs="JetBrains Mono" w:eastAsia="JetBrains Mono" w:hAnsi="JetBrains Mono"/>
-          <w:color w:val="032233"/>
-          <w:sz w:val="20"/>
-          <w:szCs w:val="20"/>
-          <w:shd w:fill="F5F6F8" w:val="clear"/>
-        </w:rPr>
-        <w:t xml:space="preserve">mypy</w:t>
-      </w:r>
-      <w:r>
-        <w:rPr>
-          <w:rFonts w:ascii="Inter" w:cs="Inter" w:eastAsia="Inter" w:hAnsi="Inter"/>
-        </w:rPr>
-        <w:t xml:space="preserve">, </w:t>
-      </w:r>
-      <w:r>
-        <w:rPr>
-          <w:rFonts w:ascii="JetBrains Mono" w:cs="JetBrains Mono" w:eastAsia="JetBrains Mono" w:hAnsi="JetBrains Mono"/>
-          <w:color w:val="032233"/>
-          <w:sz w:val="20"/>
-          <w:szCs w:val="20"/>
-          <w:shd w:fill="F5F6F8" w:val="clear"/>
-        </w:rPr>
-        <w:t xml:space="preserve">ruff</w:t>
-      </w:r>
-      <w:r>
-        <w:rPr>
-          <w:rFonts w:ascii="Inter" w:cs="Inter" w:eastAsia="Inter" w:hAnsi="Inter"/>
-        </w:rPr>
-        <w:t xml:space="preserve">).</w:t>
-      </w:r>
-    </w:p>
-    <w:p>
-      <w:pPr>
-        <w:pStyle w:val="Heading3"/>
-      </w:pPr>
-      <w:r>
-        <w:rPr>
-          <w:rFonts w:ascii="Inter" w:cs="Inter" w:eastAsia="Inter" w:hAnsi="Inter"/>
-        </w:rPr>
-        <w:t xml:space="preserve">3.6 Portabilité</w:t>
+        <w:spacing w:after="60" w:line="264"/>
+      </w:pPr>
+      <w:r>
+        <w:rPr>
+          <w:rFonts w:ascii="Inter" w:cs="Inter" w:eastAsia="Inter" w:hAnsi="Inter"/>
+          <w:color w:val="222222"/>
+        </w:rPr>
+        <w:t xml:space="preserve">L'IA </w:t>
+      </w:r>
+      <w:r>
+        <w:rPr>
+          <w:rFonts w:ascii="Inter" w:cs="Inter" w:eastAsia="Inter" w:hAnsi="Inter"/>
+          <w:b/>
+          <w:bCs/>
+          <w:color w:val="222222"/>
+        </w:rPr>
+        <w:t xml:space="preserve">doit</w:t>
+      </w:r>
+      <w:r>
+        <w:rPr>
+          <w:rFonts w:ascii="Inter" w:cs="Inter" w:eastAsia="Inter" w:hAnsi="Inter"/>
+          <w:color w:val="222222"/>
+        </w:rPr>
+        <w:t xml:space="preserve"> fonctionner </w:t>
+      </w:r>
+      <w:r>
+        <w:rPr>
+          <w:rFonts w:ascii="Inter" w:cs="Inter" w:eastAsia="Inter" w:hAnsi="Inter"/>
+          <w:b/>
+          <w:bCs/>
+          <w:color w:val="222222"/>
+        </w:rPr>
+        <w:t xml:space="preserve">on-premise par défaut</w:t>
+      </w:r>
+      <w:r>
+        <w:rPr>
+          <w:rFonts w:ascii="Inter" w:cs="Inter" w:eastAsia="Inter" w:hAnsi="Inter"/>
+          <w:color w:val="222222"/>
+        </w:rPr>
+        <w:t xml:space="preserve"> (Ollama) ; tout recours à un tiers </w:t>
+      </w:r>
+      <w:r>
+        <w:rPr>
+          <w:rFonts w:ascii="Inter" w:cs="Inter" w:eastAsia="Inter" w:hAnsi="Inter"/>
+          <w:b/>
+          <w:bCs/>
+          <w:color w:val="222222"/>
+        </w:rPr>
+        <w:t xml:space="preserve">doit</w:t>
+      </w:r>
+      <w:r>
+        <w:rPr>
+          <w:rFonts w:ascii="Inter" w:cs="Inter" w:eastAsia="Inter" w:hAnsi="Inter"/>
+          <w:color w:val="222222"/>
+        </w:rPr>
+        <w:t xml:space="preserve"> être</w:t>
+      </w:r>
+    </w:p>
+    <w:p>
+      <w:pPr>
+        <w:spacing w:after="140" w:line="276"/>
+        <w:jc w:val="both"/>
+      </w:pPr>
+      <w:r>
+        <w:rPr>
+          <w:rFonts w:ascii="Inter" w:cs="Inter" w:eastAsia="Inter" w:hAnsi="Inter"/>
+          <w:color w:val="222222"/>
+        </w:rPr>
+        <w:t xml:space="preserve">signalé à l'utilisateur.</w:t>
       </w:r>
     </w:p>
     <w:p>
@@ -3379,43 +5224,94 @@
         <w:pStyle w:val="ListParagraph"/>
         <w:numPr>
           <w:ilvl w:val="0"/>
-          <w:numId w:val="3"/>
+          <w:numId w:val="1"/>
         </w:numPr>
-        <w:spacing w:after="60" w:line="276" w:lineRule="auto"/>
-      </w:pPr>
-      <w:r>
-        <w:rPr>
-          <w:rFonts w:ascii="Inter" w:cs="Inter" w:eastAsia="Inter" w:hAnsi="Inter"/>
-        </w:rPr>
-        <w:t xml:space="preserve">L'ensemble </w:t>
-      </w:r>
-      <w:r>
-        <w:rPr>
-          <w:rFonts w:ascii="Inter" w:cs="Inter" w:eastAsia="Inter" w:hAnsi="Inter"/>
-          <w:b/>
-          <w:bCs/>
+        <w:spacing w:after="60" w:line="264"/>
+      </w:pPr>
+      <w:r>
+        <w:rPr>
+          <w:rFonts w:ascii="Inter" w:cs="Inter" w:eastAsia="Inter" w:hAnsi="Inter"/>
+          <w:color w:val="222222"/>
+        </w:rPr>
+        <w:t xml:space="preserve">Le système </w:t>
+      </w:r>
+      <w:r>
+        <w:rPr>
+          <w:rFonts w:ascii="Inter" w:cs="Inter" w:eastAsia="Inter" w:hAnsi="Inter"/>
+          <w:b/>
+          <w:bCs/>
+          <w:color w:val="222222"/>
         </w:rPr>
         <w:t xml:space="preserve">doit</w:t>
       </w:r>
       <w:r>
         <w:rPr>
           <w:rFonts w:ascii="Inter" w:cs="Inter" w:eastAsia="Inter" w:hAnsi="Inter"/>
-        </w:rPr>
-        <w:t xml:space="preserve"> se lancer via </w:t>
-      </w:r>
-      <w:r>
-        <w:rPr>
-          <w:rFonts w:ascii="Inter" w:cs="Inter" w:eastAsia="Inter" w:hAnsi="Inter"/>
-          <w:b/>
-          <w:bCs/>
-        </w:rPr>
-        <w:t xml:space="preserve">Docker Compose</w:t>
-      </w:r>
-      <w:r>
-        <w:rPr>
-          <w:rFonts w:ascii="Inter" w:cs="Inter" w:eastAsia="Inter" w:hAnsi="Inter"/>
-        </w:rPr>
-        <w:t xml:space="preserve"> (base + overrides d'environnement).</w:t>
+          <w:color w:val="222222"/>
+        </w:rPr>
+        <w:t xml:space="preserve"> appliquer </w:t>
+      </w:r>
+      <w:r>
+        <w:rPr>
+          <w:rFonts w:ascii="Inter" w:cs="Inter" w:eastAsia="Inter" w:hAnsi="Inter"/>
+          <w:b/>
+          <w:bCs/>
+          <w:color w:val="222222"/>
+        </w:rPr>
+        <w:t xml:space="preserve">privacy by default</w:t>
+      </w:r>
+      <w:r>
+        <w:rPr>
+          <w:rFonts w:ascii="Inter" w:cs="Inter" w:eastAsia="Inter" w:hAnsi="Inter"/>
+          <w:color w:val="222222"/>
+        </w:rPr>
+        <w:t xml:space="preserve"> (rôle minimal) et prévoir le **droit à</w:t>
+      </w:r>
+    </w:p>
+    <w:p>
+      <w:pPr>
+        <w:spacing w:after="140" w:line="276"/>
+        <w:jc w:val="both"/>
+      </w:pPr>
+      <w:r>
+        <w:rPr>
+          <w:rFonts w:ascii="Inter" w:cs="Inter" w:eastAsia="Inter" w:hAnsi="Inter"/>
+          <w:color w:val="222222"/>
+        </w:rPr>
+        <w:t xml:space="preserve">l'oubli</w:t>
+      </w:r>
+      <w:r>
+        <w:rPr>
+          <w:rFonts w:ascii="Inter" w:cs="Inter" w:eastAsia="Inter" w:hAnsi="Inter"/>
+          <w:b/>
+          <w:bCs/>
+          <w:color w:val="222222"/>
+        </w:rPr>
+        <w:t xml:space="preserve"> (cascade) et des durées de </w:t>
+      </w:r>
+      <w:r>
+        <w:rPr>
+          <w:rFonts w:ascii="Inter" w:cs="Inter" w:eastAsia="Inter" w:hAnsi="Inter"/>
+          <w:color w:val="222222"/>
+        </w:rPr>
+        <w:t xml:space="preserve">rétention** bornées.</w:t>
+      </w:r>
+    </w:p>
+    <w:p>
+      <w:pPr>
+        <w:pStyle w:val="Heading3"/>
+        <w:spacing w:after="120" w:before="200"/>
+      </w:pPr>
+      <w:r>
+        <w:rPr>
+          <w:rFonts w:ascii="Inter" w:cs="Inter" w:eastAsia="Inter" w:hAnsi="Inter"/>
+          <w:b/>
+          <w:bCs/>
+          <w:color w:val="0D9297"/>
+          <w:sz w:val="24"/>
+          <w:szCs w:val="24"/>
+        </w:rPr>
+        <w:t xml:space="preserve">3.5 Maintenabilité &amp; qualité</w:t>
       </w:r>
     </w:p>
     <w:p>
@@ -3423,169 +5319,70 @@
         <w:pStyle w:val="ListParagraph"/>
         <w:numPr>
           <w:ilvl w:val="0"/>
-          <w:numId w:val="3"/>
+          <w:numId w:val="1"/>
         </w:numPr>
-        <w:spacing w:after="60" w:line="276" w:lineRule="auto"/>
-      </w:pPr>
-      <w:r>
-        <w:rPr>
-          <w:rFonts w:ascii="Inter" w:cs="Inter" w:eastAsia="Inter" w:hAnsi="Inter"/>
-        </w:rPr>
-        <w:t xml:space="preserve">Le moteur de provisioning </w:t>
-      </w:r>
-      <w:r>
-        <w:rPr>
-          <w:rFonts w:ascii="Inter" w:cs="Inter" w:eastAsia="Inter" w:hAnsi="Inter"/>
-          <w:b/>
-          <w:bCs/>
+        <w:spacing w:after="60" w:line="264"/>
+      </w:pPr>
+      <w:r>
+        <w:rPr>
+          <w:rFonts w:ascii="Inter" w:cs="Inter" w:eastAsia="Inter" w:hAnsi="Inter"/>
+          <w:color w:val="222222"/>
+        </w:rPr>
+        <w:t xml:space="preserve">Le code </w:t>
+      </w:r>
+      <w:r>
+        <w:rPr>
+          <w:rFonts w:ascii="Inter" w:cs="Inter" w:eastAsia="Inter" w:hAnsi="Inter"/>
+          <w:b/>
+          <w:bCs/>
+          <w:color w:val="222222"/>
         </w:rPr>
         <w:t xml:space="preserve">doit</w:t>
       </w:r>
       <w:r>
         <w:rPr>
           <w:rFonts w:ascii="Inter" w:cs="Inter" w:eastAsia="Inter" w:hAnsi="Inter"/>
-        </w:rPr>
-        <w:t xml:space="preserve"> être </w:t>
-      </w:r>
-      <w:r>
-        <w:rPr>
-          <w:rFonts w:ascii="Inter" w:cs="Inter" w:eastAsia="Inter" w:hAnsi="Inter"/>
-          <w:b/>
-          <w:bCs/>
-        </w:rPr>
-        <w:t xml:space="preserve">pluggable</w:t>
-      </w:r>
-      <w:r>
-        <w:rPr>
-          <w:rFonts w:ascii="Inter" w:cs="Inter" w:eastAsia="Inter" w:hAnsi="Inter"/>
-        </w:rPr>
-        <w:t xml:space="preserve"> (Docker SDK au MVP, Terraform/Proxmox cible).</w:t>
-      </w:r>
-    </w:p>
-    <w:p>
-      <w:pPr>
-        <w:pBdr>
-          <w:bottom w:val="single" w:color="C9CFD6" w:sz="6" w:space="1"/>
-        </w:pBdr>
-        <w:spacing w:after="120" w:before="60"/>
-      </w:pPr>
-    </w:p>
-    <w:p>
-      <w:pPr>
-        <w:pStyle w:val="Heading2"/>
-      </w:pPr>
-      <w:r>
-        <w:rPr>
-          <w:rFonts w:ascii="Inter" w:cs="Inter" w:eastAsia="Inter" w:hAnsi="Inter"/>
-        </w:rPr>
-        <w:t xml:space="preserve">4. Périmètre</w:t>
-      </w:r>
-    </w:p>
-    <w:p>
-      <w:pPr>
-        <w:pStyle w:val="Heading3"/>
-      </w:pPr>
-      <w:r>
-        <w:rPr>
-          <w:rFonts w:ascii="Inter" w:cs="Inter" w:eastAsia="Inter" w:hAnsi="Inter"/>
-        </w:rPr>
-        <w:t xml:space="preserve">Inclus (MVP livré)</w:t>
-      </w:r>
-    </w:p>
-    <w:p>
-      <w:pPr>
-        <w:spacing w:after="160" w:line="276" w:lineRule="auto"/>
+          <w:color w:val="222222"/>
+        </w:rPr>
+        <w:t xml:space="preserve"> suivre la </w:t>
+      </w:r>
+      <w:r>
+        <w:rPr>
+          <w:rFonts w:ascii="Inter" w:cs="Inter" w:eastAsia="Inter" w:hAnsi="Inter"/>
+          <w:b/>
+          <w:bCs/>
+          <w:color w:val="222222"/>
+        </w:rPr>
+        <w:t xml:space="preserve">Clean Architecture + vertical slicing</w:t>
+      </w:r>
+      <w:r>
+        <w:rPr>
+          <w:rFonts w:ascii="Inter" w:cs="Inter" w:eastAsia="Inter" w:hAnsi="Inter"/>
+          <w:color w:val="222222"/>
+        </w:rPr>
+        <w:t xml:space="preserve"> (back et front),</w:t>
+      </w:r>
+    </w:p>
+    <w:p>
+      <w:pPr>
+        <w:spacing w:after="140" w:line="276"/>
         <w:jc w:val="both"/>
       </w:pPr>
       <w:r>
         <w:rPr>
           <w:rFonts w:ascii="Inter" w:cs="Inter" w:eastAsia="Inter" w:hAnsi="Inter"/>
-        </w:rPr>
-        <w:t xml:space="preserve">Auth complète (JWT + vérif email + reset), catalogue 45 templates avec gates de déployabilité, déploiement Docker live + cycle de vie, composeur de stack Docker Compose, chat IA (deploy + compose_stack), dashboard, actions en masse, CI multi-lanes, worktrees multi-agents.</w:t>
-      </w:r>
-    </w:p>
-    <w:p>
-      <w:pPr>
-        <w:pStyle w:val="Heading3"/>
-      </w:pPr>
-      <w:r>
-        <w:rPr>
-          <w:rFonts w:ascii="Inter" w:cs="Inter" w:eastAsia="Inter" w:hAnsi="Inter"/>
-        </w:rPr>
-        <w:t xml:space="preserve">Exclu (post-jury)</w:t>
-      </w:r>
-    </w:p>
-    <w:p>
-      <w:pPr>
-        <w:spacing w:after="160" w:line="276" w:lineRule="auto"/>
-        <w:jc w:val="both"/>
-      </w:pPr>
-      <w:r>
-        <w:rPr>
-          <w:rFonts w:ascii="Inter" w:cs="Inter" w:eastAsia="Inter" w:hAnsi="Inter"/>
-        </w:rPr>
-        <w:t xml:space="preserve">MFA TOTP ; cycle de vie </w:t>
-      </w:r>
-      <w:r>
-        <w:rPr>
-          <w:rFonts w:ascii="Inter" w:cs="Inter" w:eastAsia="Inter" w:hAnsi="Inter"/>
-          <w:b/>
-          <w:bCs/>
-        </w:rPr>
-        <w:t xml:space="preserve">par service</w:t>
-      </w:r>
-      <w:r>
-        <w:rPr>
-          <w:rFonts w:ascii="Inter" w:cs="Inter" w:eastAsia="Inter" w:hAnsi="Inter"/>
-        </w:rPr>
-        <w:t xml:space="preserve"> des stacks et édition d'une stack déployée ; répliques / scaling ; vraie </w:t>
-      </w:r>
-      <w:r>
-        <w:rPr>
-          <w:rFonts w:ascii="Inter" w:cs="Inter" w:eastAsia="Inter" w:hAnsi="Inter"/>
-          <w:b/>
-          <w:bCs/>
-        </w:rPr>
-        <w:t xml:space="preserve">pause</w:t>
-      </w:r>
-      <w:r>
-        <w:rPr>
-          <w:rFonts w:ascii="Inter" w:cs="Inter" w:eastAsia="Inter" w:hAnsi="Inter"/>
-        </w:rPr>
-        <w:t xml:space="preserve"> conteneur ; provisioning </w:t>
-      </w:r>
-      <w:r>
-        <w:rPr>
-          <w:rFonts w:ascii="Inter" w:cs="Inter" w:eastAsia="Inter" w:hAnsi="Inter"/>
-          <w:b/>
-          <w:bCs/>
-        </w:rPr>
-        <w:t xml:space="preserve">Terraform/Proxmox</w:t>
-      </w:r>
-      <w:r>
-        <w:rPr>
-          <w:rFonts w:ascii="Inter" w:cs="Inter" w:eastAsia="Inter" w:hAnsi="Inter"/>
-        </w:rPr>
-        <w:t xml:space="preserve"> (cartes infra bloquées) ; 2ᵉ LLM « juge » ; recherche/partage de fils de chat ; pièces jointes ; RAG sur la doc ; site vitrine et documentation in-app B1 ; gestion de quotas et estimation de coûts.</w:t>
-      </w:r>
-    </w:p>
-    <w:p>
-      <w:pPr>
-        <w:pBdr>
-          <w:bottom w:val="single" w:color="C9CFD6" w:sz="6" w:space="1"/>
-        </w:pBdr>
-        <w:spacing w:after="120" w:before="60"/>
-      </w:pPr>
-    </w:p>
-    <w:p>
-      <w:pPr>
-        <w:pStyle w:val="Heading2"/>
-      </w:pPr>
-      <w:r>
-        <w:rPr>
-          <w:rFonts w:ascii="Inter" w:cs="Inter" w:eastAsia="Inter" w:hAnsi="Inter"/>
-        </w:rPr>
-        <w:t xml:space="preserve">5. Contraintes</w:t>
+          <w:b/>
+          <w:bCs/>
+          <w:color w:val="222222"/>
+        </w:rPr>
+        <w:t xml:space="preserve">1 fichier = 1 classe / composant</w:t>
+      </w:r>
+      <w:r>
+        <w:rPr>
+          <w:rFonts w:ascii="Inter" w:cs="Inter" w:eastAsia="Inter" w:hAnsi="Inter"/>
+          <w:color w:val="222222"/>
+        </w:rPr>
+        <w:t xml:space="preserve">, séparation DTO/Model côté front.</w:t>
       </w:r>
     </w:p>
     <w:p>
@@ -3593,23 +5390,70 @@
         <w:pStyle w:val="ListParagraph"/>
         <w:numPr>
           <w:ilvl w:val="0"/>
-          <w:numId w:val="3"/>
+          <w:numId w:val="1"/>
         </w:numPr>
-        <w:spacing w:after="60" w:line="276" w:lineRule="auto"/>
-      </w:pPr>
-      <w:r>
-        <w:rPr>
-          <w:rFonts w:ascii="Inter" w:cs="Inter" w:eastAsia="Inter" w:hAnsi="Inter"/>
-          <w:b/>
-          <w:bCs/>
-        </w:rPr>
-        <w:t xml:space="preserve">Technologies imposées / retenues</w:t>
-      </w:r>
-      <w:r>
-        <w:rPr>
-          <w:rFonts w:ascii="Inter" w:cs="Inter" w:eastAsia="Inter" w:hAnsi="Inter"/>
-        </w:rPr>
-        <w:t xml:space="preserve"> : FastAPI + Python 3.13, React + Vite + TS, PostgreSQL 16, Redis 7, Terraform, Docker, GitHub Actions.</w:t>
+        <w:spacing w:after="60" w:line="264"/>
+      </w:pPr>
+      <w:r>
+        <w:rPr>
+          <w:rFonts w:ascii="Inter" w:cs="Inter" w:eastAsia="Inter" w:hAnsi="Inter"/>
+          <w:color w:val="222222"/>
+        </w:rPr>
+        <w:t xml:space="preserve">Tout développement </w:t>
+      </w:r>
+      <w:r>
+        <w:rPr>
+          <w:rFonts w:ascii="Inter" w:cs="Inter" w:eastAsia="Inter" w:hAnsi="Inter"/>
+          <w:b/>
+          <w:bCs/>
+          <w:color w:val="222222"/>
+        </w:rPr>
+        <w:t xml:space="preserve">doit</w:t>
+      </w:r>
+      <w:r>
+        <w:rPr>
+          <w:rFonts w:ascii="Inter" w:cs="Inter" w:eastAsia="Inter" w:hAnsi="Inter"/>
+          <w:color w:val="222222"/>
+        </w:rPr>
+        <w:t xml:space="preserve"> suivre le </w:t>
+      </w:r>
+      <w:r>
+        <w:rPr>
+          <w:rFonts w:ascii="Inter" w:cs="Inter" w:eastAsia="Inter" w:hAnsi="Inter"/>
+          <w:b/>
+          <w:bCs/>
+          <w:color w:val="222222"/>
+        </w:rPr>
+        <w:t xml:space="preserve">TDD strict</w:t>
+      </w:r>
+      <w:r>
+        <w:rPr>
+          <w:rFonts w:ascii="Inter" w:cs="Inter" w:eastAsia="Inter" w:hAnsi="Inter"/>
+          <w:color w:val="222222"/>
+        </w:rPr>
+        <w:t xml:space="preserve"> (Red → Green → Blue), avec couverture cible</w:t>
+      </w:r>
+    </w:p>
+    <w:p>
+      <w:pPr>
+        <w:spacing w:after="140" w:line="276"/>
+        <w:jc w:val="both"/>
+      </w:pPr>
+      <w:r>
+        <w:rPr>
+          <w:rFonts w:ascii="Inter" w:cs="Inter" w:eastAsia="Inter" w:hAnsi="Inter"/>
+          <w:b/>
+          <w:bCs/>
+          <w:color w:val="222222"/>
+        </w:rPr>
+        <w:t xml:space="preserve">80 % global / 90 % logique métier</w:t>
+      </w:r>
+      <w:r>
+        <w:rPr>
+          <w:rFonts w:ascii="Inter" w:cs="Inter" w:eastAsia="Inter" w:hAnsi="Inter"/>
+          <w:color w:val="222222"/>
+        </w:rPr>
+        <w:t xml:space="preserve">.</w:t>
       </w:r>
     </w:p>
     <w:p>
@@ -3617,51 +5461,154 @@
         <w:pStyle w:val="ListParagraph"/>
         <w:numPr>
           <w:ilvl w:val="0"/>
-          <w:numId w:val="3"/>
+          <w:numId w:val="1"/>
         </w:numPr>
-        <w:spacing w:after="60" w:line="276" w:lineRule="auto"/>
-      </w:pPr>
-      <w:r>
-        <w:rPr>
-          <w:rFonts w:ascii="Inter" w:cs="Inter" w:eastAsia="Inter" w:hAnsi="Inter"/>
-          <w:b/>
-          <w:bCs/>
-        </w:rPr>
-        <w:t xml:space="preserve">Infrastructure</w:t>
-      </w:r>
-      <w:r>
-        <w:rPr>
-          <w:rFonts w:ascii="Inter" w:cs="Inter" w:eastAsia="Inter" w:hAnsi="Inter"/>
-        </w:rPr>
-        <w:t xml:space="preserve"> : VM Proxmox sur le </w:t>
-      </w:r>
-      <w:r>
-        <w:rPr>
-          <w:rFonts w:ascii="Inter" w:cs="Inter" w:eastAsia="Inter" w:hAnsi="Inter"/>
-          <w:b/>
-          <w:bCs/>
-        </w:rPr>
-        <w:t xml:space="preserve">serveur d'Antony</w:t>
-      </w:r>
-      <w:r>
-        <w:rPr>
-          <w:rFonts w:ascii="Inter" w:cs="Inter" w:eastAsia="Inter" w:hAnsi="Inter"/>
-        </w:rPr>
-        <w:t xml:space="preserve">, accès </w:t>
-      </w:r>
-      <w:r>
-        <w:rPr>
-          <w:rFonts w:ascii="Inter" w:cs="Inter" w:eastAsia="Inter" w:hAnsi="Inter"/>
-          <w:b/>
-          <w:bCs/>
-        </w:rPr>
-        <w:t xml:space="preserve">VPN</w:t>
-      </w:r>
-      <w:r>
-        <w:rPr>
-          <w:rFonts w:ascii="Inter" w:cs="Inter" w:eastAsia="Inter" w:hAnsi="Inter"/>
-        </w:rPr>
-        <w:t xml:space="preserve"> (pas de ports ouverts hors HTTP/SSH), budget 0 €.</w:t>
+        <w:spacing w:after="60" w:line="264"/>
+      </w:pPr>
+      <w:r>
+        <w:rPr>
+          <w:rFonts w:ascii="Inter" w:cs="Inter" w:eastAsia="Inter" w:hAnsi="Inter"/>
+          <w:color w:val="222222"/>
+        </w:rPr>
+        <w:t xml:space="preserve">Les gates </w:t>
+      </w:r>
+      <w:r>
+        <w:rPr>
+          <w:rFonts w:ascii="Inter" w:cs="Inter" w:eastAsia="Inter" w:hAnsi="Inter"/>
+          <w:b/>
+          <w:bCs/>
+          <w:color w:val="222222"/>
+        </w:rPr>
+        <w:t xml:space="preserve">lint / format / typecheck / tests</w:t>
+      </w:r>
+      <w:r>
+        <w:rPr>
+          <w:rFonts w:ascii="Inter" w:cs="Inter" w:eastAsia="Inter" w:hAnsi="Inter"/>
+          <w:color w:val="222222"/>
+        </w:rPr>
+        <w:t xml:space="preserve"> </w:t>
+      </w:r>
+      <w:r>
+        <w:rPr>
+          <w:rFonts w:ascii="Inter" w:cs="Inter" w:eastAsia="Inter" w:hAnsi="Inter"/>
+          <w:b/>
+          <w:bCs/>
+          <w:color w:val="222222"/>
+        </w:rPr>
+        <w:t xml:space="preserve">doivent</w:t>
+      </w:r>
+      <w:r>
+        <w:rPr>
+          <w:rFonts w:ascii="Inter" w:cs="Inter" w:eastAsia="Inter" w:hAnsi="Inter"/>
+          <w:color w:val="222222"/>
+        </w:rPr>
+        <w:t xml:space="preserve"> être </w:t>
+      </w:r>
+      <w:r>
+        <w:rPr>
+          <w:rFonts w:ascii="Inter" w:cs="Inter" w:eastAsia="Inter" w:hAnsi="Inter"/>
+          <w:b/>
+          <w:bCs/>
+          <w:color w:val="222222"/>
+        </w:rPr>
+        <w:t xml:space="preserve">bloquants</w:t>
+      </w:r>
+      <w:r>
+        <w:rPr>
+          <w:rFonts w:ascii="Inter" w:cs="Inter" w:eastAsia="Inter" w:hAnsi="Inter"/>
+          <w:color w:val="222222"/>
+        </w:rPr>
+        <w:t xml:space="preserve"> en CI</w:t>
+      </w:r>
+    </w:p>
+    <w:p>
+      <w:pPr>
+        <w:spacing w:after="140" w:line="276"/>
+        <w:jc w:val="both"/>
+      </w:pPr>
+      <w:r>
+        <w:rPr>
+          <w:rFonts w:ascii="Inter" w:cs="Inter" w:eastAsia="Inter" w:hAnsi="Inter"/>
+          <w:color w:val="222222"/>
+        </w:rPr>
+        <w:t xml:space="preserve">(</w:t>
+      </w:r>
+      <w:r>
+        <w:rPr>
+          <w:rFonts w:ascii="JetBrains Mono" w:cs="JetBrains Mono" w:eastAsia="JetBrains Mono" w:hAnsi="JetBrains Mono"/>
+          <w:color w:val="032233"/>
+          <w:shd w:fill="EEF2F5" w:val="clear"/>
+        </w:rPr>
+        <w:t xml:space="preserve">eslint --max-warnings 0</w:t>
+      </w:r>
+      <w:r>
+        <w:rPr>
+          <w:rFonts w:ascii="Inter" w:cs="Inter" w:eastAsia="Inter" w:hAnsi="Inter"/>
+          <w:color w:val="222222"/>
+        </w:rPr>
+        <w:t xml:space="preserve">, </w:t>
+      </w:r>
+      <w:r>
+        <w:rPr>
+          <w:rFonts w:ascii="JetBrains Mono" w:cs="JetBrains Mono" w:eastAsia="JetBrains Mono" w:hAnsi="JetBrains Mono"/>
+          <w:color w:val="032233"/>
+          <w:shd w:fill="EEF2F5" w:val="clear"/>
+        </w:rPr>
+        <w:t xml:space="preserve">prettier --check</w:t>
+      </w:r>
+      <w:r>
+        <w:rPr>
+          <w:rFonts w:ascii="Inter" w:cs="Inter" w:eastAsia="Inter" w:hAnsi="Inter"/>
+          <w:color w:val="222222"/>
+        </w:rPr>
+        <w:t xml:space="preserve">, </w:t>
+      </w:r>
+      <w:r>
+        <w:rPr>
+          <w:rFonts w:ascii="JetBrains Mono" w:cs="JetBrains Mono" w:eastAsia="JetBrains Mono" w:hAnsi="JetBrains Mono"/>
+          <w:color w:val="032233"/>
+          <w:shd w:fill="EEF2F5" w:val="clear"/>
+        </w:rPr>
+        <w:t xml:space="preserve">mypy</w:t>
+      </w:r>
+      <w:r>
+        <w:rPr>
+          <w:rFonts w:ascii="Inter" w:cs="Inter" w:eastAsia="Inter" w:hAnsi="Inter"/>
+          <w:color w:val="222222"/>
+        </w:rPr>
+        <w:t xml:space="preserve">, </w:t>
+      </w:r>
+      <w:r>
+        <w:rPr>
+          <w:rFonts w:ascii="JetBrains Mono" w:cs="JetBrains Mono" w:eastAsia="JetBrains Mono" w:hAnsi="JetBrains Mono"/>
+          <w:color w:val="032233"/>
+          <w:shd w:fill="EEF2F5" w:val="clear"/>
+        </w:rPr>
+        <w:t xml:space="preserve">ruff</w:t>
+      </w:r>
+      <w:r>
+        <w:rPr>
+          <w:rFonts w:ascii="Inter" w:cs="Inter" w:eastAsia="Inter" w:hAnsi="Inter"/>
+          <w:color w:val="222222"/>
+        </w:rPr>
+        <w:t xml:space="preserve">).</w:t>
+      </w:r>
+    </w:p>
+    <w:p>
+      <w:pPr>
+        <w:pStyle w:val="Heading3"/>
+        <w:spacing w:after="120" w:before="200"/>
+      </w:pPr>
+      <w:r>
+        <w:rPr>
+          <w:rFonts w:ascii="Inter" w:cs="Inter" w:eastAsia="Inter" w:hAnsi="Inter"/>
+          <w:b/>
+          <w:bCs/>
+          <w:color w:val="0D9297"/>
+          <w:sz w:val="24"/>
+          <w:szCs w:val="24"/>
+        </w:rPr>
+        <w:t xml:space="preserve">3.6 Portabilité</w:t>
       </w:r>
     </w:p>
     <w:p>
@@ -3669,131 +5616,48 @@
         <w:pStyle w:val="ListParagraph"/>
         <w:numPr>
           <w:ilvl w:val="0"/>
-          <w:numId w:val="3"/>
+          <w:numId w:val="1"/>
         </w:numPr>
-        <w:spacing w:after="60" w:line="276" w:lineRule="auto"/>
-      </w:pPr>
-      <w:r>
-        <w:rPr>
-          <w:rFonts w:ascii="Inter" w:cs="Inter" w:eastAsia="Inter" w:hAnsi="Inter"/>
-          <w:b/>
-          <w:bCs/>
-        </w:rPr>
-        <w:t xml:space="preserve">4 environnements</w:t>
-      </w:r>
-      <w:r>
-        <w:rPr>
-          <w:rFonts w:ascii="Inter" w:cs="Inter" w:eastAsia="Inter" w:hAnsi="Inter"/>
-        </w:rPr>
-        <w:t xml:space="preserve"> (</w:t>
-      </w:r>
-      <w:r>
-        <w:rPr>
-          <w:rFonts w:ascii="JetBrains Mono" w:cs="JetBrains Mono" w:eastAsia="JetBrains Mono" w:hAnsi="JetBrains Mono"/>
-          <w:color w:val="032233"/>
-          <w:sz w:val="20"/>
-          <w:szCs w:val="20"/>
-          <w:shd w:fill="F5F6F8" w:val="clear"/>
-        </w:rPr>
-        <w:t xml:space="preserve">dev</w:t>
-      </w:r>
-      <w:r>
-        <w:rPr>
-          <w:rFonts w:ascii="Inter" w:cs="Inter" w:eastAsia="Inter" w:hAnsi="Inter"/>
-        </w:rPr>
-        <w:t xml:space="preserve">, </w:t>
-      </w:r>
-      <w:r>
-        <w:rPr>
-          <w:rFonts w:ascii="JetBrains Mono" w:cs="JetBrains Mono" w:eastAsia="JetBrains Mono" w:hAnsi="JetBrains Mono"/>
-          <w:color w:val="032233"/>
-          <w:sz w:val="20"/>
-          <w:szCs w:val="20"/>
-          <w:shd w:fill="F5F6F8" w:val="clear"/>
-        </w:rPr>
-        <w:t xml:space="preserve">test</w:t>
-      </w:r>
-      <w:r>
-        <w:rPr>
-          <w:rFonts w:ascii="Inter" w:cs="Inter" w:eastAsia="Inter" w:hAnsi="Inter"/>
-        </w:rPr>
-        <w:t xml:space="preserve">, </w:t>
-      </w:r>
-      <w:r>
-        <w:rPr>
-          <w:rFonts w:ascii="JetBrains Mono" w:cs="JetBrains Mono" w:eastAsia="JetBrains Mono" w:hAnsi="JetBrains Mono"/>
-          <w:color w:val="032233"/>
-          <w:sz w:val="20"/>
-          <w:szCs w:val="20"/>
-          <w:shd w:fill="F5F6F8" w:val="clear"/>
-        </w:rPr>
-        <w:t xml:space="preserve">preview</w:t>
-      </w:r>
-      <w:r>
-        <w:rPr>
-          <w:rFonts w:ascii="Inter" w:cs="Inter" w:eastAsia="Inter" w:hAnsi="Inter"/>
-        </w:rPr>
-        <w:t xml:space="preserve">, </w:t>
-      </w:r>
-      <w:r>
-        <w:rPr>
-          <w:rFonts w:ascii="JetBrains Mono" w:cs="JetBrains Mono" w:eastAsia="JetBrains Mono" w:hAnsi="JetBrains Mono"/>
-          <w:color w:val="032233"/>
-          <w:sz w:val="20"/>
-          <w:szCs w:val="20"/>
-          <w:shd w:fill="F5F6F8" w:val="clear"/>
-        </w:rPr>
-        <w:t xml:space="preserve">prod</w:t>
-      </w:r>
-      <w:r>
-        <w:rPr>
-          <w:rFonts w:ascii="Inter" w:cs="Inter" w:eastAsia="Inter" w:hAnsi="Inter"/>
-        </w:rPr>
-        <w:t xml:space="preserve">), </w:t>
-      </w:r>
-      <w:r>
-        <w:rPr>
-          <w:rFonts w:ascii="Inter" w:cs="Inter" w:eastAsia="Inter" w:hAnsi="Inter"/>
-          <w:b/>
-          <w:bCs/>
-        </w:rPr>
-        <w:t xml:space="preserve">un seul actif à la fois</w:t>
-      </w:r>
-      <w:r>
-        <w:rPr>
-          <w:rFonts w:ascii="Inter" w:cs="Inter" w:eastAsia="Inter" w:hAnsi="Inter"/>
-        </w:rPr>
-        <w:t xml:space="preserve"> (contrainte ressources serveur) ; </w:t>
-      </w:r>
-      <w:r>
-        <w:rPr>
-          <w:rFonts w:ascii="Inter" w:cs="Inter" w:eastAsia="Inter" w:hAnsi="Inter"/>
-          <w:b/>
-          <w:bCs/>
-        </w:rPr>
-        <w:t xml:space="preserve">CD toujours manuelle</w:t>
-      </w:r>
-      <w:r>
-        <w:rPr>
-          <w:rFonts w:ascii="Inter" w:cs="Inter" w:eastAsia="Inter" w:hAnsi="Inter"/>
-        </w:rPr>
-        <w:t xml:space="preserve"> (</w:t>
-      </w:r>
-      <w:r>
-        <w:rPr>
-          <w:rFonts w:ascii="JetBrains Mono" w:cs="JetBrains Mono" w:eastAsia="JetBrains Mono" w:hAnsi="JetBrains Mono"/>
-          <w:color w:val="032233"/>
-          <w:sz w:val="20"/>
-          <w:szCs w:val="20"/>
-          <w:shd w:fill="F5F6F8" w:val="clear"/>
-        </w:rPr>
-        <w:t xml:space="preserve">workflow_dispatch</w:t>
-      </w:r>
-      <w:r>
-        <w:rPr>
-          <w:rFonts w:ascii="Inter" w:cs="Inter" w:eastAsia="Inter" w:hAnsi="Inter"/>
-        </w:rPr>
-        <w:t xml:space="preserve">).</w:t>
+        <w:spacing w:after="60" w:line="264"/>
+      </w:pPr>
+      <w:r>
+        <w:rPr>
+          <w:rFonts w:ascii="Inter" w:cs="Inter" w:eastAsia="Inter" w:hAnsi="Inter"/>
+          <w:color w:val="222222"/>
+        </w:rPr>
+        <w:t xml:space="preserve">L'ensemble </w:t>
+      </w:r>
+      <w:r>
+        <w:rPr>
+          <w:rFonts w:ascii="Inter" w:cs="Inter" w:eastAsia="Inter" w:hAnsi="Inter"/>
+          <w:b/>
+          <w:bCs/>
+          <w:color w:val="222222"/>
+        </w:rPr>
+        <w:t xml:space="preserve">doit</w:t>
+      </w:r>
+      <w:r>
+        <w:rPr>
+          <w:rFonts w:ascii="Inter" w:cs="Inter" w:eastAsia="Inter" w:hAnsi="Inter"/>
+          <w:color w:val="222222"/>
+        </w:rPr>
+        <w:t xml:space="preserve"> se lancer via </w:t>
+      </w:r>
+      <w:r>
+        <w:rPr>
+          <w:rFonts w:ascii="Inter" w:cs="Inter" w:eastAsia="Inter" w:hAnsi="Inter"/>
+          <w:b/>
+          <w:bCs/>
+          <w:color w:val="222222"/>
+        </w:rPr>
+        <w:t xml:space="preserve">Docker Compose</w:t>
+      </w:r>
+      <w:r>
+        <w:rPr>
+          <w:rFonts w:ascii="Inter" w:cs="Inter" w:eastAsia="Inter" w:hAnsi="Inter"/>
+          <w:color w:val="222222"/>
+        </w:rPr>
+        <w:t xml:space="preserve"> (base + overrides d'environnement).</w:t>
       </w:r>
     </w:p>
     <w:p>
@@ -3801,37 +5665,212 @@
         <w:pStyle w:val="ListParagraph"/>
         <w:numPr>
           <w:ilvl w:val="0"/>
-          <w:numId w:val="3"/>
+          <w:numId w:val="1"/>
         </w:numPr>
-        <w:spacing w:after="60" w:line="276" w:lineRule="auto"/>
-      </w:pPr>
-      <w:r>
-        <w:rPr>
-          <w:rFonts w:ascii="Inter" w:cs="Inter" w:eastAsia="Inter" w:hAnsi="Inter"/>
-          <w:b/>
-          <w:bCs/>
-        </w:rPr>
-        <w:t xml:space="preserve">CI cloud</w:t>
-      </w:r>
-      <w:r>
-        <w:rPr>
-          <w:rFonts w:ascii="Inter" w:cs="Inter" w:eastAsia="Inter" w:hAnsi="Inter"/>
-        </w:rPr>
-        <w:t xml:space="preserve"> (runner GitHub) + </w:t>
-      </w:r>
-      <w:r>
-        <w:rPr>
-          <w:rFonts w:ascii="Inter" w:cs="Inter" w:eastAsia="Inter" w:hAnsi="Inter"/>
-          <w:b/>
-          <w:bCs/>
-        </w:rPr>
-        <w:t xml:space="preserve">CD self-hosted</w:t>
-      </w:r>
-      <w:r>
-        <w:rPr>
-          <w:rFonts w:ascii="Inter" w:cs="Inter" w:eastAsia="Inter" w:hAnsi="Inter"/>
-        </w:rPr>
-        <w:t xml:space="preserve"> (runner sur le serveur d'Antony, zéro port entrant).</w:t>
+        <w:spacing w:after="60" w:line="264"/>
+      </w:pPr>
+      <w:r>
+        <w:rPr>
+          <w:rFonts w:ascii="Inter" w:cs="Inter" w:eastAsia="Inter" w:hAnsi="Inter"/>
+          <w:color w:val="222222"/>
+        </w:rPr>
+        <w:t xml:space="preserve">Le moteur de provisioning </w:t>
+      </w:r>
+      <w:r>
+        <w:rPr>
+          <w:rFonts w:ascii="Inter" w:cs="Inter" w:eastAsia="Inter" w:hAnsi="Inter"/>
+          <w:b/>
+          <w:bCs/>
+          <w:color w:val="222222"/>
+        </w:rPr>
+        <w:t xml:space="preserve">doit</w:t>
+      </w:r>
+      <w:r>
+        <w:rPr>
+          <w:rFonts w:ascii="Inter" w:cs="Inter" w:eastAsia="Inter" w:hAnsi="Inter"/>
+          <w:color w:val="222222"/>
+        </w:rPr>
+        <w:t xml:space="preserve"> être </w:t>
+      </w:r>
+      <w:r>
+        <w:rPr>
+          <w:rFonts w:ascii="Inter" w:cs="Inter" w:eastAsia="Inter" w:hAnsi="Inter"/>
+          <w:b/>
+          <w:bCs/>
+          <w:color w:val="222222"/>
+        </w:rPr>
+        <w:t xml:space="preserve">pluggable</w:t>
+      </w:r>
+      <w:r>
+        <w:rPr>
+          <w:rFonts w:ascii="Inter" w:cs="Inter" w:eastAsia="Inter" w:hAnsi="Inter"/>
+          <w:color w:val="222222"/>
+        </w:rPr>
+        <w:t xml:space="preserve"> (Docker SDK au MVP, Terraform/Proxmox cible).</w:t>
+      </w:r>
+    </w:p>
+    <w:p>
+      <w:pPr>
+        <w:pBdr>
+          <w:bottom w:val="single" w:color="DCE2E8" w:sz="4" w:space="4"/>
+        </w:pBdr>
+        <w:spacing w:after="120" w:before="80"/>
+      </w:pPr>
+    </w:p>
+    <w:p>
+      <w:pPr>
+        <w:pStyle w:val="Heading2"/>
+        <w:pBdr>
+          <w:bottom w:val="single" w:color="C9CFD6" w:sz="6" w:space="4"/>
+        </w:pBdr>
+        <w:spacing w:after="120" w:before="280"/>
+      </w:pPr>
+      <w:r>
+        <w:rPr>
+          <w:rFonts w:ascii="Inter" w:cs="Inter" w:eastAsia="Inter" w:hAnsi="Inter"/>
+          <w:b/>
+          <w:bCs/>
+          <w:color w:val="032233"/>
+          <w:sz w:val="28"/>
+          <w:szCs w:val="28"/>
+        </w:rPr>
+        <w:t xml:space="preserve">4. Périmètre</w:t>
+      </w:r>
+    </w:p>
+    <w:p>
+      <w:pPr>
+        <w:pStyle w:val="Heading3"/>
+        <w:spacing w:after="120" w:before="200"/>
+      </w:pPr>
+      <w:r>
+        <w:rPr>
+          <w:rFonts w:ascii="Inter" w:cs="Inter" w:eastAsia="Inter" w:hAnsi="Inter"/>
+          <w:b/>
+          <w:bCs/>
+          <w:color w:val="0D9297"/>
+          <w:sz w:val="24"/>
+          <w:szCs w:val="24"/>
+        </w:rPr>
+        <w:t xml:space="preserve">Inclus (MVP livré)</w:t>
+      </w:r>
+    </w:p>
+    <w:p>
+      <w:pPr>
+        <w:spacing w:after="140" w:line="276"/>
+        <w:jc w:val="both"/>
+      </w:pPr>
+      <w:r>
+        <w:rPr>
+          <w:rFonts w:ascii="Inter" w:cs="Inter" w:eastAsia="Inter" w:hAnsi="Inter"/>
+          <w:color w:val="222222"/>
+        </w:rPr>
+        <w:t xml:space="preserve">Auth complète (JWT + vérif email + reset), catalogue 45 templates avec gates de déployabilité, déploiement Docker live + cycle de vie, composeur de stack Docker Compose, chat IA (deploy + compose_stack), dashboard, actions en masse, CI multi-lanes, worktrees multi-agents.</w:t>
+      </w:r>
+    </w:p>
+    <w:p>
+      <w:pPr>
+        <w:pStyle w:val="Heading3"/>
+        <w:spacing w:after="120" w:before="200"/>
+      </w:pPr>
+      <w:r>
+        <w:rPr>
+          <w:rFonts w:ascii="Inter" w:cs="Inter" w:eastAsia="Inter" w:hAnsi="Inter"/>
+          <w:b/>
+          <w:bCs/>
+          <w:color w:val="0D9297"/>
+          <w:sz w:val="24"/>
+          <w:szCs w:val="24"/>
+        </w:rPr>
+        <w:t xml:space="preserve">Exclu (post-jury)</w:t>
+      </w:r>
+    </w:p>
+    <w:p>
+      <w:pPr>
+        <w:spacing w:after="140" w:line="276"/>
+        <w:jc w:val="both"/>
+      </w:pPr>
+      <w:r>
+        <w:rPr>
+          <w:rFonts w:ascii="Inter" w:cs="Inter" w:eastAsia="Inter" w:hAnsi="Inter"/>
+          <w:color w:val="222222"/>
+        </w:rPr>
+        <w:t xml:space="preserve">MFA TOTP ; cycle de vie </w:t>
+      </w:r>
+      <w:r>
+        <w:rPr>
+          <w:rFonts w:ascii="Inter" w:cs="Inter" w:eastAsia="Inter" w:hAnsi="Inter"/>
+          <w:b/>
+          <w:bCs/>
+          <w:color w:val="222222"/>
+        </w:rPr>
+        <w:t xml:space="preserve">par service</w:t>
+      </w:r>
+      <w:r>
+        <w:rPr>
+          <w:rFonts w:ascii="Inter" w:cs="Inter" w:eastAsia="Inter" w:hAnsi="Inter"/>
+          <w:color w:val="222222"/>
+        </w:rPr>
+        <w:t xml:space="preserve"> des stacks et édition d'une stack déployée ; répliques / scaling ; vraie </w:t>
+      </w:r>
+      <w:r>
+        <w:rPr>
+          <w:rFonts w:ascii="Inter" w:cs="Inter" w:eastAsia="Inter" w:hAnsi="Inter"/>
+          <w:b/>
+          <w:bCs/>
+          <w:color w:val="222222"/>
+        </w:rPr>
+        <w:t xml:space="preserve">pause</w:t>
+      </w:r>
+      <w:r>
+        <w:rPr>
+          <w:rFonts w:ascii="Inter" w:cs="Inter" w:eastAsia="Inter" w:hAnsi="Inter"/>
+          <w:color w:val="222222"/>
+        </w:rPr>
+        <w:t xml:space="preserve"> conteneur ; provisioning </w:t>
+      </w:r>
+      <w:r>
+        <w:rPr>
+          <w:rFonts w:ascii="Inter" w:cs="Inter" w:eastAsia="Inter" w:hAnsi="Inter"/>
+          <w:b/>
+          <w:bCs/>
+          <w:color w:val="222222"/>
+        </w:rPr>
+        <w:t xml:space="preserve">Terraform/Proxmox</w:t>
+      </w:r>
+      <w:r>
+        <w:rPr>
+          <w:rFonts w:ascii="Inter" w:cs="Inter" w:eastAsia="Inter" w:hAnsi="Inter"/>
+          <w:color w:val="222222"/>
+        </w:rPr>
+        <w:t xml:space="preserve"> (cartes infra bloquées) ; 2ᵉ LLM « juge » ; recherche/partage de fils de chat ; pièces jointes ; RAG sur la doc ; site vitrine et documentation in-app B1 ; gestion de quotas et estimation de coûts.</w:t>
+      </w:r>
+    </w:p>
+    <w:p>
+      <w:pPr>
+        <w:pBdr>
+          <w:bottom w:val="single" w:color="DCE2E8" w:sz="4" w:space="4"/>
+        </w:pBdr>
+        <w:spacing w:after="120" w:before="80"/>
+      </w:pPr>
+    </w:p>
+    <w:p>
+      <w:pPr>
+        <w:pStyle w:val="Heading2"/>
+        <w:pBdr>
+          <w:bottom w:val="single" w:color="C9CFD6" w:sz="6" w:space="4"/>
+        </w:pBdr>
+        <w:spacing w:after="120" w:before="280"/>
+      </w:pPr>
+      <w:r>
+        <w:rPr>
+          <w:rFonts w:ascii="Inter" w:cs="Inter" w:eastAsia="Inter" w:hAnsi="Inter"/>
+          <w:b/>
+          <w:bCs/>
+          <w:color w:val="032233"/>
+          <w:sz w:val="28"/>
+          <w:szCs w:val="28"/>
+        </w:rPr>
+        <w:t xml:space="preserve">5. Contraintes</w:t>
       </w:r>
     </w:p>
     <w:p>
@@ -3839,39 +5878,38 @@
         <w:pStyle w:val="ListParagraph"/>
         <w:numPr>
           <w:ilvl w:val="0"/>
-          <w:numId w:val="3"/>
+          <w:numId w:val="1"/>
         </w:numPr>
-        <w:spacing w:after="60" w:line="276" w:lineRule="auto"/>
-      </w:pPr>
-      <w:r>
-        <w:rPr>
-          <w:rFonts w:ascii="Inter" w:cs="Inter" w:eastAsia="Inter" w:hAnsi="Inter"/>
-          <w:b/>
-          <w:bCs/>
-        </w:rPr>
-        <w:t xml:space="preserve">UI 100 % en français</w:t>
-      </w:r>
-      <w:r>
-        <w:rPr>
-          <w:rFonts w:ascii="Inter" w:cs="Inter" w:eastAsia="Inter" w:hAnsi="Inter"/>
-        </w:rPr>
-        <w:t xml:space="preserve"> ; commits en français référençant </w:t>
-      </w:r>
-      <w:r>
-        <w:rPr>
-          <w:rFonts w:ascii="JetBrains Mono" w:cs="JetBrains Mono" w:eastAsia="JetBrains Mono" w:hAnsi="JetBrains Mono"/>
-          <w:color w:val="032233"/>
-          <w:sz w:val="20"/>
-          <w:szCs w:val="20"/>
-          <w:shd w:fill="F5F6F8" w:val="clear"/>
-        </w:rPr>
-        <w:t xml:space="preserve">STN-XX</w:t>
-      </w:r>
-      <w:r>
-        <w:rPr>
-          <w:rFonts w:ascii="Inter" w:cs="Inter" w:eastAsia="Inter" w:hAnsi="Inter"/>
-        </w:rPr>
-        <w:t xml:space="preserve">.</w:t>
+        <w:spacing w:after="60" w:line="264"/>
+      </w:pPr>
+      <w:r>
+        <w:rPr>
+          <w:rFonts w:ascii="Inter" w:cs="Inter" w:eastAsia="Inter" w:hAnsi="Inter"/>
+          <w:b/>
+          <w:bCs/>
+          <w:color w:val="222222"/>
+        </w:rPr>
+        <w:t xml:space="preserve">Technologies imposées / retenues</w:t>
+      </w:r>
+      <w:r>
+        <w:rPr>
+          <w:rFonts w:ascii="Inter" w:cs="Inter" w:eastAsia="Inter" w:hAnsi="Inter"/>
+          <w:color w:val="222222"/>
+        </w:rPr>
+        <w:t xml:space="preserve"> : FastAPI + Python 3.13, React + Vite + TS, PostgreSQL 16,</w:t>
+      </w:r>
+    </w:p>
+    <w:p>
+      <w:pPr>
+        <w:spacing w:after="140" w:line="276"/>
+        <w:jc w:val="both"/>
+      </w:pPr>
+      <w:r>
+        <w:rPr>
+          <w:rFonts w:ascii="Inter" w:cs="Inter" w:eastAsia="Inter" w:hAnsi="Inter"/>
+          <w:color w:val="222222"/>
+        </w:rPr>
+        <w:t xml:space="preserve">Redis 7, Terraform, Docker, GitHub Actions.</w:t>
       </w:r>
     </w:p>
     <w:p>
@@ -3879,54 +5917,391 @@
         <w:pStyle w:val="ListParagraph"/>
         <w:numPr>
           <w:ilvl w:val="0"/>
-          <w:numId w:val="3"/>
+          <w:numId w:val="1"/>
         </w:numPr>
-        <w:spacing w:after="60" w:line="276" w:lineRule="auto"/>
-      </w:pPr>
-      <w:r>
-        <w:rPr>
-          <w:rFonts w:ascii="Inter" w:cs="Inter" w:eastAsia="Inter" w:hAnsi="Inter"/>
-          <w:b/>
-          <w:bCs/>
+        <w:spacing w:after="60" w:line="264"/>
+      </w:pPr>
+      <w:r>
+        <w:rPr>
+          <w:rFonts w:ascii="Inter" w:cs="Inter" w:eastAsia="Inter" w:hAnsi="Inter"/>
+          <w:b/>
+          <w:bCs/>
+          <w:color w:val="222222"/>
+        </w:rPr>
+        <w:t xml:space="preserve">Infrastructure</w:t>
+      </w:r>
+      <w:r>
+        <w:rPr>
+          <w:rFonts w:ascii="Inter" w:cs="Inter" w:eastAsia="Inter" w:hAnsi="Inter"/>
+          <w:color w:val="222222"/>
+        </w:rPr>
+        <w:t xml:space="preserve"> : VM Proxmox sur le </w:t>
+      </w:r>
+      <w:r>
+        <w:rPr>
+          <w:rFonts w:ascii="Inter" w:cs="Inter" w:eastAsia="Inter" w:hAnsi="Inter"/>
+          <w:b/>
+          <w:bCs/>
+          <w:color w:val="222222"/>
+        </w:rPr>
+        <w:t xml:space="preserve">serveur d'Antony</w:t>
+      </w:r>
+      <w:r>
+        <w:rPr>
+          <w:rFonts w:ascii="Inter" w:cs="Inter" w:eastAsia="Inter" w:hAnsi="Inter"/>
+          <w:color w:val="222222"/>
+        </w:rPr>
+        <w:t xml:space="preserve">, accès </w:t>
+      </w:r>
+      <w:r>
+        <w:rPr>
+          <w:rFonts w:ascii="Inter" w:cs="Inter" w:eastAsia="Inter" w:hAnsi="Inter"/>
+          <w:b/>
+          <w:bCs/>
+          <w:color w:val="222222"/>
+        </w:rPr>
+        <w:t xml:space="preserve">VPN</w:t>
+      </w:r>
+      <w:r>
+        <w:rPr>
+          <w:rFonts w:ascii="Inter" w:cs="Inter" w:eastAsia="Inter" w:hAnsi="Inter"/>
+          <w:color w:val="222222"/>
+        </w:rPr>
+        <w:t xml:space="preserve"> (pas de ports ouverts</w:t>
+      </w:r>
+    </w:p>
+    <w:p>
+      <w:pPr>
+        <w:spacing w:after="140" w:line="276"/>
+        <w:jc w:val="both"/>
+      </w:pPr>
+      <w:r>
+        <w:rPr>
+          <w:rFonts w:ascii="Inter" w:cs="Inter" w:eastAsia="Inter" w:hAnsi="Inter"/>
+          <w:color w:val="222222"/>
+        </w:rPr>
+        <w:t xml:space="preserve">hors HTTP/SSH), budget 0 €.</w:t>
+      </w:r>
+    </w:p>
+    <w:p>
+      <w:pPr>
+        <w:pStyle w:val="ListParagraph"/>
+        <w:numPr>
+          <w:ilvl w:val="0"/>
+          <w:numId w:val="1"/>
+        </w:numPr>
+        <w:spacing w:after="60" w:line="264"/>
+      </w:pPr>
+      <w:r>
+        <w:rPr>
+          <w:rFonts w:ascii="Inter" w:cs="Inter" w:eastAsia="Inter" w:hAnsi="Inter"/>
+          <w:b/>
+          <w:bCs/>
+          <w:color w:val="222222"/>
+        </w:rPr>
+        <w:t xml:space="preserve">4 environnements</w:t>
+      </w:r>
+      <w:r>
+        <w:rPr>
+          <w:rFonts w:ascii="Inter" w:cs="Inter" w:eastAsia="Inter" w:hAnsi="Inter"/>
+          <w:color w:val="222222"/>
+        </w:rPr>
+        <w:t xml:space="preserve"> (</w:t>
+      </w:r>
+      <w:r>
+        <w:rPr>
+          <w:rFonts w:ascii="JetBrains Mono" w:cs="JetBrains Mono" w:eastAsia="JetBrains Mono" w:hAnsi="JetBrains Mono"/>
+          <w:color w:val="032233"/>
+          <w:shd w:fill="EEF2F5" w:val="clear"/>
+        </w:rPr>
+        <w:t xml:space="preserve">dev</w:t>
+      </w:r>
+      <w:r>
+        <w:rPr>
+          <w:rFonts w:ascii="Inter" w:cs="Inter" w:eastAsia="Inter" w:hAnsi="Inter"/>
+          <w:color w:val="222222"/>
+        </w:rPr>
+        <w:t xml:space="preserve">, </w:t>
+      </w:r>
+      <w:r>
+        <w:rPr>
+          <w:rFonts w:ascii="JetBrains Mono" w:cs="JetBrains Mono" w:eastAsia="JetBrains Mono" w:hAnsi="JetBrains Mono"/>
+          <w:color w:val="032233"/>
+          <w:shd w:fill="EEF2F5" w:val="clear"/>
+        </w:rPr>
+        <w:t xml:space="preserve">test</w:t>
+      </w:r>
+      <w:r>
+        <w:rPr>
+          <w:rFonts w:ascii="Inter" w:cs="Inter" w:eastAsia="Inter" w:hAnsi="Inter"/>
+          <w:color w:val="222222"/>
+        </w:rPr>
+        <w:t xml:space="preserve">, </w:t>
+      </w:r>
+      <w:r>
+        <w:rPr>
+          <w:rFonts w:ascii="JetBrains Mono" w:cs="JetBrains Mono" w:eastAsia="JetBrains Mono" w:hAnsi="JetBrains Mono"/>
+          <w:color w:val="032233"/>
+          <w:shd w:fill="EEF2F5" w:val="clear"/>
+        </w:rPr>
+        <w:t xml:space="preserve">preview</w:t>
+      </w:r>
+      <w:r>
+        <w:rPr>
+          <w:rFonts w:ascii="Inter" w:cs="Inter" w:eastAsia="Inter" w:hAnsi="Inter"/>
+          <w:color w:val="222222"/>
+        </w:rPr>
+        <w:t xml:space="preserve">, </w:t>
+      </w:r>
+      <w:r>
+        <w:rPr>
+          <w:rFonts w:ascii="JetBrains Mono" w:cs="JetBrains Mono" w:eastAsia="JetBrains Mono" w:hAnsi="JetBrains Mono"/>
+          <w:color w:val="032233"/>
+          <w:shd w:fill="EEF2F5" w:val="clear"/>
+        </w:rPr>
+        <w:t xml:space="preserve">prod</w:t>
+      </w:r>
+      <w:r>
+        <w:rPr>
+          <w:rFonts w:ascii="Inter" w:cs="Inter" w:eastAsia="Inter" w:hAnsi="Inter"/>
+          <w:color w:val="222222"/>
+        </w:rPr>
+        <w:t xml:space="preserve">), </w:t>
+      </w:r>
+      <w:r>
+        <w:rPr>
+          <w:rFonts w:ascii="Inter" w:cs="Inter" w:eastAsia="Inter" w:hAnsi="Inter"/>
+          <w:b/>
+          <w:bCs/>
+          <w:color w:val="222222"/>
+        </w:rPr>
+        <w:t xml:space="preserve">un seul actif à la fois</w:t>
+      </w:r>
+      <w:r>
+        <w:rPr>
+          <w:rFonts w:ascii="Inter" w:cs="Inter" w:eastAsia="Inter" w:hAnsi="Inter"/>
+          <w:color w:val="222222"/>
+        </w:rPr>
+        <w:t xml:space="preserve"> (contrainte</w:t>
+      </w:r>
+    </w:p>
+    <w:p>
+      <w:pPr>
+        <w:spacing w:after="140" w:line="276"/>
+        <w:jc w:val="both"/>
+      </w:pPr>
+      <w:r>
+        <w:rPr>
+          <w:rFonts w:ascii="Inter" w:cs="Inter" w:eastAsia="Inter" w:hAnsi="Inter"/>
+          <w:color w:val="222222"/>
+        </w:rPr>
+        <w:t xml:space="preserve">ressources serveur) ; </w:t>
+      </w:r>
+      <w:r>
+        <w:rPr>
+          <w:rFonts w:ascii="Inter" w:cs="Inter" w:eastAsia="Inter" w:hAnsi="Inter"/>
+          <w:b/>
+          <w:bCs/>
+          <w:color w:val="222222"/>
+        </w:rPr>
+        <w:t xml:space="preserve">CD toujours manuelle</w:t>
+      </w:r>
+      <w:r>
+        <w:rPr>
+          <w:rFonts w:ascii="Inter" w:cs="Inter" w:eastAsia="Inter" w:hAnsi="Inter"/>
+          <w:color w:val="222222"/>
+        </w:rPr>
+        <w:t xml:space="preserve"> (</w:t>
+      </w:r>
+      <w:r>
+        <w:rPr>
+          <w:rFonts w:ascii="JetBrains Mono" w:cs="JetBrains Mono" w:eastAsia="JetBrains Mono" w:hAnsi="JetBrains Mono"/>
+          <w:color w:val="032233"/>
+          <w:shd w:fill="EEF2F5" w:val="clear"/>
+        </w:rPr>
+        <w:t xml:space="preserve">workflow_dispatch</w:t>
+      </w:r>
+      <w:r>
+        <w:rPr>
+          <w:rFonts w:ascii="Inter" w:cs="Inter" w:eastAsia="Inter" w:hAnsi="Inter"/>
+          <w:color w:val="222222"/>
+        </w:rPr>
+        <w:t xml:space="preserve">).</w:t>
+      </w:r>
+    </w:p>
+    <w:p>
+      <w:pPr>
+        <w:pStyle w:val="ListParagraph"/>
+        <w:numPr>
+          <w:ilvl w:val="0"/>
+          <w:numId w:val="1"/>
+        </w:numPr>
+        <w:spacing w:after="60" w:line="264"/>
+      </w:pPr>
+      <w:r>
+        <w:rPr>
+          <w:rFonts w:ascii="Inter" w:cs="Inter" w:eastAsia="Inter" w:hAnsi="Inter"/>
+          <w:b/>
+          <w:bCs/>
+          <w:color w:val="222222"/>
+        </w:rPr>
+        <w:t xml:space="preserve">CI cloud</w:t>
+      </w:r>
+      <w:r>
+        <w:rPr>
+          <w:rFonts w:ascii="Inter" w:cs="Inter" w:eastAsia="Inter" w:hAnsi="Inter"/>
+          <w:color w:val="222222"/>
+        </w:rPr>
+        <w:t xml:space="preserve"> (runner GitHub) + </w:t>
+      </w:r>
+      <w:r>
+        <w:rPr>
+          <w:rFonts w:ascii="Inter" w:cs="Inter" w:eastAsia="Inter" w:hAnsi="Inter"/>
+          <w:b/>
+          <w:bCs/>
+          <w:color w:val="222222"/>
+        </w:rPr>
+        <w:t xml:space="preserve">CD self-hosted</w:t>
+      </w:r>
+      <w:r>
+        <w:rPr>
+          <w:rFonts w:ascii="Inter" w:cs="Inter" w:eastAsia="Inter" w:hAnsi="Inter"/>
+          <w:color w:val="222222"/>
+        </w:rPr>
+        <w:t xml:space="preserve"> (runner sur le serveur d'Antony, zéro port</w:t>
+      </w:r>
+    </w:p>
+    <w:p>
+      <w:pPr>
+        <w:spacing w:after="140" w:line="276"/>
+        <w:jc w:val="both"/>
+      </w:pPr>
+      <w:r>
+        <w:rPr>
+          <w:rFonts w:ascii="Inter" w:cs="Inter" w:eastAsia="Inter" w:hAnsi="Inter"/>
+          <w:color w:val="222222"/>
+        </w:rPr>
+        <w:t xml:space="preserve">entrant).</w:t>
+      </w:r>
+    </w:p>
+    <w:p>
+      <w:pPr>
+        <w:pStyle w:val="ListParagraph"/>
+        <w:numPr>
+          <w:ilvl w:val="0"/>
+          <w:numId w:val="1"/>
+        </w:numPr>
+        <w:spacing w:after="60" w:line="264"/>
+      </w:pPr>
+      <w:r>
+        <w:rPr>
+          <w:rFonts w:ascii="Inter" w:cs="Inter" w:eastAsia="Inter" w:hAnsi="Inter"/>
+          <w:b/>
+          <w:bCs/>
+          <w:color w:val="222222"/>
+        </w:rPr>
+        <w:t xml:space="preserve">UI 100 % en français</w:t>
+      </w:r>
+      <w:r>
+        <w:rPr>
+          <w:rFonts w:ascii="Inter" w:cs="Inter" w:eastAsia="Inter" w:hAnsi="Inter"/>
+          <w:color w:val="222222"/>
+        </w:rPr>
+        <w:t xml:space="preserve"> ; commits en français référençant </w:t>
+      </w:r>
+      <w:r>
+        <w:rPr>
+          <w:rFonts w:ascii="JetBrains Mono" w:cs="JetBrains Mono" w:eastAsia="JetBrains Mono" w:hAnsi="JetBrains Mono"/>
+          <w:color w:val="032233"/>
+          <w:shd w:fill="EEF2F5" w:val="clear"/>
+        </w:rPr>
+        <w:t xml:space="preserve">STN-XX</w:t>
+      </w:r>
+      <w:r>
+        <w:rPr>
+          <w:rFonts w:ascii="Inter" w:cs="Inter" w:eastAsia="Inter" w:hAnsi="Inter"/>
+          <w:color w:val="222222"/>
+        </w:rPr>
+        <w:t xml:space="preserve">.</w:t>
+      </w:r>
+    </w:p>
+    <w:p>
+      <w:pPr>
+        <w:pStyle w:val="ListParagraph"/>
+        <w:numPr>
+          <w:ilvl w:val="0"/>
+          <w:numId w:val="1"/>
+        </w:numPr>
+        <w:spacing w:after="60" w:line="264"/>
+      </w:pPr>
+      <w:r>
+        <w:rPr>
+          <w:rFonts w:ascii="Inter" w:cs="Inter" w:eastAsia="Inter" w:hAnsi="Inter"/>
+          <w:b/>
+          <w:bCs/>
+          <w:color w:val="222222"/>
         </w:rPr>
         <w:t xml:space="preserve">LLM on-premise par défaut</w:t>
       </w:r>
       <w:r>
         <w:rPr>
           <w:rFonts w:ascii="Inter" w:cs="Inter" w:eastAsia="Inter" w:hAnsi="Inter"/>
-        </w:rPr>
-        <w:t xml:space="preserve"> (RGPD) ; clés de fournisseurs tiers jamais commitées (SOPS en preview/prod).</w:t>
+          <w:color w:val="222222"/>
+        </w:rPr>
+        <w:t xml:space="preserve"> (RGPD) ; clés de fournisseurs tiers jamais commitées (SOPS en</w:t>
+      </w:r>
+    </w:p>
+    <w:p>
+      <w:pPr>
+        <w:spacing w:after="140" w:line="276"/>
+        <w:jc w:val="both"/>
+      </w:pPr>
+      <w:r>
+        <w:rPr>
+          <w:rFonts w:ascii="Inter" w:cs="Inter" w:eastAsia="Inter" w:hAnsi="Inter"/>
+          <w:color w:val="222222"/>
+        </w:rPr>
+        <w:t xml:space="preserve">preview/prod).</w:t>
       </w:r>
     </w:p>
     <w:p>
       <w:pPr>
         <w:pBdr>
-          <w:bottom w:val="single" w:color="C9CFD6" w:sz="6" w:space="1"/>
+          <w:bottom w:val="single" w:color="DCE2E8" w:sz="4" w:space="4"/>
         </w:pBdr>
-        <w:spacing w:after="120" w:before="60"/>
+        <w:spacing w:after="120" w:before="80"/>
       </w:pPr>
     </w:p>
     <w:p>
       <w:pPr>
         <w:pStyle w:val="Heading2"/>
-      </w:pPr>
-      <w:r>
-        <w:rPr>
-          <w:rFonts w:ascii="Inter" w:cs="Inter" w:eastAsia="Inter" w:hAnsi="Inter"/>
+        <w:pBdr>
+          <w:bottom w:val="single" w:color="C9CFD6" w:sz="6" w:space="4"/>
+        </w:pBdr>
+        <w:spacing w:after="120" w:before="280"/>
+      </w:pPr>
+      <w:r>
+        <w:rPr>
+          <w:rFonts w:ascii="Inter" w:cs="Inter" w:eastAsia="Inter" w:hAnsi="Inter"/>
+          <w:b/>
+          <w:bCs/>
+          <w:color w:val="032233"/>
+          <w:sz w:val="28"/>
+          <w:szCs w:val="28"/>
         </w:rPr>
         <w:t xml:space="preserve">6. Planning sur 2 ans (jalons)</w:t>
       </w:r>
     </w:p>
     <w:tbl>
       <w:tblPr>
-        <w:tblW w:type="dxa" w:w="9360"/>
+        <w:tblW w:type="pct" w:w="100%"/>
         <w:tblBorders>
-          <w:top w:val="single" w:color="auto" w:sz="4"/>
-          <w:left w:val="single" w:color="auto" w:sz="4"/>
-          <w:bottom w:val="single" w:color="auto" w:sz="4"/>
-          <w:right w:val="single" w:color="auto" w:sz="4"/>
-          <w:insideH w:val="single" w:color="auto" w:sz="4"/>
-          <w:insideV w:val="single" w:color="auto" w:sz="4"/>
+          <w:top w:val="single" w:color="C9CFD6" w:sz="4"/>
+          <w:left w:val="single" w:color="C9CFD6" w:sz="4"/>
+          <w:bottom w:val="single" w:color="C9CFD6" w:sz="4"/>
+          <w:right w:val="single" w:color="C9CFD6" w:sz="4"/>
+          <w:insideH w:val="single" w:color="C9CFD6" w:sz="4"/>
+          <w:insideV w:val="single" w:color="C9CFD6" w:sz="4"/>
         </w:tblBorders>
       </w:tblPr>
       <w:tblGrid>
@@ -3941,13 +6316,6 @@
         </w:trPr>
         <w:tc>
           <w:tcPr>
-            <w:tcW w:type="dxa" w:w="2340"/>
-            <w:tcBorders>
-              <w:top w:val="single" w:color="C9CFD6" w:sz="4"/>
-              <w:left w:val="single" w:color="C9CFD6" w:sz="4"/>
-              <w:bottom w:val="single" w:color="C9CFD6" w:sz="4"/>
-              <w:right w:val="single" w:color="C9CFD6" w:sz="4"/>
-            </w:tcBorders>
             <w:shd w:fill="032233" w:val="clear"/>
             <w:tcMar>
               <w:top w:type="dxa" w:w="60"/>
@@ -3955,7 +6323,6 @@
               <w:bottom w:type="dxa" w:w="60"/>
               <w:right w:type="dxa" w:w="120"/>
             </w:tcMar>
-            <w:vAlign w:val="center"/>
           </w:tcPr>
           <w:p>
             <w:pPr>
@@ -3967,8 +6334,8 @@
                 <w:b/>
                 <w:bCs/>
                 <w:color w:val="FFFFFF"/>
-                <w:sz w:val="19"/>
-                <w:szCs w:val="19"/>
+                <w:sz w:val="20"/>
+                <w:szCs w:val="20"/>
               </w:rPr>
               <w:t xml:space="preserve">Phase</w:t>
             </w:r>
@@ -3976,13 +6343,6 @@
         </w:tc>
         <w:tc>
           <w:tcPr>
-            <w:tcW w:type="dxa" w:w="2340"/>
-            <w:tcBorders>
-              <w:top w:val="single" w:color="C9CFD6" w:sz="4"/>
-              <w:left w:val="single" w:color="C9CFD6" w:sz="4"/>
-              <w:bottom w:val="single" w:color="C9CFD6" w:sz="4"/>
-              <w:right w:val="single" w:color="C9CFD6" w:sz="4"/>
-            </w:tcBorders>
             <w:shd w:fill="032233" w:val="clear"/>
             <w:tcMar>
               <w:top w:type="dxa" w:w="60"/>
@@ -3990,7 +6350,6 @@
               <w:bottom w:type="dxa" w:w="60"/>
               <w:right w:type="dxa" w:w="120"/>
             </w:tcMar>
-            <w:vAlign w:val="center"/>
           </w:tcPr>
           <w:p>
             <w:pPr>
@@ -4002,8 +6361,8 @@
                 <w:b/>
                 <w:bCs/>
                 <w:color w:val="FFFFFF"/>
-                <w:sz w:val="19"/>
-                <w:szCs w:val="19"/>
+                <w:sz w:val="20"/>
+                <w:szCs w:val="20"/>
               </w:rPr>
               <w:t xml:space="preserve">Période</w:t>
             </w:r>
@@ -4011,13 +6370,6 @@
         </w:tc>
         <w:tc>
           <w:tcPr>
-            <w:tcW w:type="dxa" w:w="2340"/>
-            <w:tcBorders>
-              <w:top w:val="single" w:color="C9CFD6" w:sz="4"/>
-              <w:left w:val="single" w:color="C9CFD6" w:sz="4"/>
-              <w:bottom w:val="single" w:color="C9CFD6" w:sz="4"/>
-              <w:right w:val="single" w:color="C9CFD6" w:sz="4"/>
-            </w:tcBorders>
             <w:shd w:fill="032233" w:val="clear"/>
             <w:tcMar>
               <w:top w:type="dxa" w:w="60"/>
@@ -4025,7 +6377,6 @@
               <w:bottom w:type="dxa" w:w="60"/>
               <w:right w:type="dxa" w:w="120"/>
             </w:tcMar>
-            <w:vAlign w:val="center"/>
           </w:tcPr>
           <w:p>
             <w:pPr>
@@ -4037,8 +6388,8 @@
                 <w:b/>
                 <w:bCs/>
                 <w:color w:val="FFFFFF"/>
-                <w:sz w:val="19"/>
-                <w:szCs w:val="19"/>
+                <w:sz w:val="20"/>
+                <w:szCs w:val="20"/>
               </w:rPr>
               <w:t xml:space="preserve">Versions</w:t>
             </w:r>
@@ -4046,13 +6397,6 @@
         </w:tc>
         <w:tc>
           <w:tcPr>
-            <w:tcW w:type="dxa" w:w="2340"/>
-            <w:tcBorders>
-              <w:top w:val="single" w:color="C9CFD6" w:sz="4"/>
-              <w:left w:val="single" w:color="C9CFD6" w:sz="4"/>
-              <w:bottom w:val="single" w:color="C9CFD6" w:sz="4"/>
-              <w:right w:val="single" w:color="C9CFD6" w:sz="4"/>
-            </w:tcBorders>
             <w:shd w:fill="032233" w:val="clear"/>
             <w:tcMar>
               <w:top w:type="dxa" w:w="60"/>
@@ -4060,7 +6404,6 @@
               <w:bottom w:type="dxa" w:w="60"/>
               <w:right w:type="dxa" w:w="120"/>
             </w:tcMar>
-            <w:vAlign w:val="center"/>
           </w:tcPr>
           <w:p>
             <w:pPr>
@@ -4072,8 +6415,8 @@
                 <w:b/>
                 <w:bCs/>
                 <w:color w:val="FFFFFF"/>
-                <w:sz w:val="19"/>
-                <w:szCs w:val="19"/>
+                <w:sz w:val="20"/>
+                <w:szCs w:val="20"/>
               </w:rPr>
               <w:t xml:space="preserve">Contenu</w:t>
             </w:r>
@@ -4083,21 +6426,12 @@
       <w:tr>
         <w:tc>
           <w:tcPr>
-            <w:tcW w:type="dxa" w:w="2340"/>
-            <w:tcBorders>
-              <w:top w:val="single" w:color="C9CFD6" w:sz="4"/>
-              <w:left w:val="single" w:color="C9CFD6" w:sz="4"/>
-              <w:bottom w:val="single" w:color="C9CFD6" w:sz="4"/>
-              <w:right w:val="single" w:color="C9CFD6" w:sz="4"/>
-            </w:tcBorders>
-            <w:shd w:fill="FFFFFF" w:val="clear"/>
             <w:tcMar>
-              <w:top w:type="dxa" w:w="60"/>
+              <w:top w:type="dxa" w:w="50"/>
               <w:left w:type="dxa" w:w="120"/>
-              <w:bottom w:type="dxa" w:w="60"/>
+              <w:bottom w:type="dxa" w:w="50"/>
               <w:right w:type="dxa" w:w="120"/>
             </w:tcMar>
-            <w:vAlign w:val="center"/>
           </w:tcPr>
           <w:p>
             <w:pPr>
@@ -4106,11 +6440,7 @@
             <w:r>
               <w:rPr>
                 <w:rFonts w:ascii="Inter" w:cs="Inter" w:eastAsia="Inter" w:hAnsi="Inter"/>
-                <w:b w:val="false"/>
-                <w:bCs w:val="false"/>
                 <w:color w:val="222222"/>
-                <w:sz w:val="19"/>
-                <w:szCs w:val="19"/>
               </w:rPr>
               <w:t xml:space="preserve">Phase 1</w:t>
             </w:r>
@@ -4118,21 +6448,12 @@
         </w:tc>
         <w:tc>
           <w:tcPr>
-            <w:tcW w:type="dxa" w:w="2340"/>
-            <w:tcBorders>
-              <w:top w:val="single" w:color="C9CFD6" w:sz="4"/>
-              <w:left w:val="single" w:color="C9CFD6" w:sz="4"/>
-              <w:bottom w:val="single" w:color="C9CFD6" w:sz="4"/>
-              <w:right w:val="single" w:color="C9CFD6" w:sz="4"/>
-            </w:tcBorders>
-            <w:shd w:fill="FFFFFF" w:val="clear"/>
             <w:tcMar>
-              <w:top w:type="dxa" w:w="60"/>
+              <w:top w:type="dxa" w:w="50"/>
               <w:left w:type="dxa" w:w="120"/>
-              <w:bottom w:type="dxa" w:w="60"/>
+              <w:bottom w:type="dxa" w:w="50"/>
               <w:right w:type="dxa" w:w="120"/>
             </w:tcMar>
-            <w:vAlign w:val="center"/>
           </w:tcPr>
           <w:p>
             <w:pPr>
@@ -4141,11 +6462,7 @@
             <w:r>
               <w:rPr>
                 <w:rFonts w:ascii="Inter" w:cs="Inter" w:eastAsia="Inter" w:hAnsi="Inter"/>
-                <w:b w:val="false"/>
-                <w:bCs w:val="false"/>
                 <w:color w:val="222222"/>
-                <w:sz w:val="19"/>
-                <w:szCs w:val="19"/>
               </w:rPr>
               <w:t xml:space="preserve">14-19 avril 2026</w:t>
             </w:r>
@@ -4153,21 +6470,12 @@
         </w:tc>
         <w:tc>
           <w:tcPr>
-            <w:tcW w:type="dxa" w:w="2340"/>
-            <w:tcBorders>
-              <w:top w:val="single" w:color="C9CFD6" w:sz="4"/>
-              <w:left w:val="single" w:color="C9CFD6" w:sz="4"/>
-              <w:bottom w:val="single" w:color="C9CFD6" w:sz="4"/>
-              <w:right w:val="single" w:color="C9CFD6" w:sz="4"/>
-            </w:tcBorders>
-            <w:shd w:fill="FFFFFF" w:val="clear"/>
             <w:tcMar>
-              <w:top w:type="dxa" w:w="60"/>
+              <w:top w:type="dxa" w:w="50"/>
               <w:left w:type="dxa" w:w="120"/>
-              <w:bottom w:type="dxa" w:w="60"/>
+              <w:bottom w:type="dxa" w:w="50"/>
               <w:right w:type="dxa" w:w="120"/>
             </w:tcMar>
-            <w:vAlign w:val="center"/>
           </w:tcPr>
           <w:p>
             <w:pPr>
@@ -4176,11 +6484,7 @@
             <w:r>
               <w:rPr>
                 <w:rFonts w:ascii="Inter" w:cs="Inter" w:eastAsia="Inter" w:hAnsi="Inter"/>
-                <w:b w:val="false"/>
-                <w:bCs w:val="false"/>
                 <w:color w:val="222222"/>
-                <w:sz w:val="19"/>
-                <w:szCs w:val="19"/>
               </w:rPr>
               <w:t xml:space="preserve">v0.1.0</w:t>
             </w:r>
@@ -4188,21 +6492,12 @@
         </w:tc>
         <w:tc>
           <w:tcPr>
-            <w:tcW w:type="dxa" w:w="2340"/>
-            <w:tcBorders>
-              <w:top w:val="single" w:color="C9CFD6" w:sz="4"/>
-              <w:left w:val="single" w:color="C9CFD6" w:sz="4"/>
-              <w:bottom w:val="single" w:color="C9CFD6" w:sz="4"/>
-              <w:right w:val="single" w:color="C9CFD6" w:sz="4"/>
-            </w:tcBorders>
-            <w:shd w:fill="FFFFFF" w:val="clear"/>
             <w:tcMar>
-              <w:top w:type="dxa" w:w="60"/>
+              <w:top w:type="dxa" w:w="50"/>
               <w:left w:type="dxa" w:w="120"/>
-              <w:bottom w:type="dxa" w:w="60"/>
+              <w:bottom w:type="dxa" w:w="50"/>
               <w:right w:type="dxa" w:w="120"/>
             </w:tcMar>
-            <w:vAlign w:val="center"/>
           </w:tcPr>
           <w:p>
             <w:pPr>
@@ -4211,11 +6506,7 @@
             <w:r>
               <w:rPr>
                 <w:rFonts w:ascii="Inter" w:cs="Inter" w:eastAsia="Inter" w:hAnsi="Inter"/>
-                <w:b w:val="false"/>
-                <w:bCs w:val="false"/>
                 <w:color w:val="222222"/>
-                <w:sz w:val="19"/>
-                <w:szCs w:val="19"/>
               </w:rPr>
               <w:t xml:space="preserve">Setup projet + 4 environnements</w:t>
             </w:r>
@@ -4225,21 +6516,13 @@
       <w:tr>
         <w:tc>
           <w:tcPr>
-            <w:tcW w:type="dxa" w:w="2340"/>
-            <w:tcBorders>
-              <w:top w:val="single" w:color="C9CFD6" w:sz="4"/>
-              <w:left w:val="single" w:color="C9CFD6" w:sz="4"/>
-              <w:bottom w:val="single" w:color="C9CFD6" w:sz="4"/>
-              <w:right w:val="single" w:color="C9CFD6" w:sz="4"/>
-            </w:tcBorders>
-            <w:shd w:fill="EEF2F5" w:val="clear"/>
+            <w:shd w:fill="F2F4F6" w:val="clear"/>
             <w:tcMar>
-              <w:top w:type="dxa" w:w="60"/>
+              <w:top w:type="dxa" w:w="50"/>
               <w:left w:type="dxa" w:w="120"/>
-              <w:bottom w:type="dxa" w:w="60"/>
+              <w:bottom w:type="dxa" w:w="50"/>
               <w:right w:type="dxa" w:w="120"/>
             </w:tcMar>
-            <w:vAlign w:val="center"/>
           </w:tcPr>
           <w:p>
             <w:pPr>
@@ -4248,11 +6531,7 @@
             <w:r>
               <w:rPr>
                 <w:rFonts w:ascii="Inter" w:cs="Inter" w:eastAsia="Inter" w:hAnsi="Inter"/>
-                <w:b w:val="false"/>
-                <w:bCs w:val="false"/>
                 <w:color w:val="222222"/>
-                <w:sz w:val="19"/>
-                <w:szCs w:val="19"/>
               </w:rPr>
               <w:t xml:space="preserve">Phase 2</w:t>
             </w:r>
@@ -4260,21 +6539,13 @@
         </w:tc>
         <w:tc>
           <w:tcPr>
-            <w:tcW w:type="dxa" w:w="2340"/>
-            <w:tcBorders>
-              <w:top w:val="single" w:color="C9CFD6" w:sz="4"/>
-              <w:left w:val="single" w:color="C9CFD6" w:sz="4"/>
-              <w:bottom w:val="single" w:color="C9CFD6" w:sz="4"/>
-              <w:right w:val="single" w:color="C9CFD6" w:sz="4"/>
-            </w:tcBorders>
-            <w:shd w:fill="EEF2F5" w:val="clear"/>
+            <w:shd w:fill="F2F4F6" w:val="clear"/>
             <w:tcMar>
-              <w:top w:type="dxa" w:w="60"/>
+              <w:top w:type="dxa" w:w="50"/>
               <w:left w:type="dxa" w:w="120"/>
-              <w:bottom w:type="dxa" w:w="60"/>
+              <w:bottom w:type="dxa" w:w="50"/>
               <w:right w:type="dxa" w:w="120"/>
             </w:tcMar>
-            <w:vAlign w:val="center"/>
           </w:tcPr>
           <w:p>
             <w:pPr>
@@ -4283,11 +6554,7 @@
             <w:r>
               <w:rPr>
                 <w:rFonts w:ascii="Inter" w:cs="Inter" w:eastAsia="Inter" w:hAnsi="Inter"/>
-                <w:b w:val="false"/>
-                <w:bCs w:val="false"/>
                 <w:color w:val="222222"/>
-                <w:sz w:val="19"/>
-                <w:szCs w:val="19"/>
               </w:rPr>
               <w:t xml:space="preserve">19 avril - 10 mai</w:t>
             </w:r>
@@ -4295,21 +6562,13 @@
         </w:tc>
         <w:tc>
           <w:tcPr>
-            <w:tcW w:type="dxa" w:w="2340"/>
-            <w:tcBorders>
-              <w:top w:val="single" w:color="C9CFD6" w:sz="4"/>
-              <w:left w:val="single" w:color="C9CFD6" w:sz="4"/>
-              <w:bottom w:val="single" w:color="C9CFD6" w:sz="4"/>
-              <w:right w:val="single" w:color="C9CFD6" w:sz="4"/>
-            </w:tcBorders>
-            <w:shd w:fill="EEF2F5" w:val="clear"/>
+            <w:shd w:fill="F2F4F6" w:val="clear"/>
             <w:tcMar>
-              <w:top w:type="dxa" w:w="60"/>
+              <w:top w:type="dxa" w:w="50"/>
               <w:left w:type="dxa" w:w="120"/>
-              <w:bottom w:type="dxa" w:w="60"/>
+              <w:bottom w:type="dxa" w:w="50"/>
               <w:right w:type="dxa" w:w="120"/>
             </w:tcMar>
-            <w:vAlign w:val="center"/>
           </w:tcPr>
           <w:p>
             <w:pPr>
@@ -4318,11 +6577,7 @@
             <w:r>
               <w:rPr>
                 <w:rFonts w:ascii="Inter" w:cs="Inter" w:eastAsia="Inter" w:hAnsi="Inter"/>
-                <w:b w:val="false"/>
-                <w:bCs w:val="false"/>
                 <w:color w:val="222222"/>
-                <w:sz w:val="19"/>
-                <w:szCs w:val="19"/>
               </w:rPr>
               <w:t xml:space="preserve">v0.2.0 → v0.4.0</w:t>
             </w:r>
@@ -4330,21 +6585,13 @@
         </w:tc>
         <w:tc>
           <w:tcPr>
-            <w:tcW w:type="dxa" w:w="2340"/>
-            <w:tcBorders>
-              <w:top w:val="single" w:color="C9CFD6" w:sz="4"/>
-              <w:left w:val="single" w:color="C9CFD6" w:sz="4"/>
-              <w:bottom w:val="single" w:color="C9CFD6" w:sz="4"/>
-              <w:right w:val="single" w:color="C9CFD6" w:sz="4"/>
-            </w:tcBorders>
-            <w:shd w:fill="EEF2F5" w:val="clear"/>
+            <w:shd w:fill="F2F4F6" w:val="clear"/>
             <w:tcMar>
-              <w:top w:type="dxa" w:w="60"/>
+              <w:top w:type="dxa" w:w="50"/>
               <w:left w:type="dxa" w:w="120"/>
-              <w:bottom w:type="dxa" w:w="60"/>
+              <w:bottom w:type="dxa" w:w="50"/>
               <w:right w:type="dxa" w:w="120"/>
             </w:tcMar>
-            <w:vAlign w:val="center"/>
           </w:tcPr>
           <w:p>
             <w:pPr>
@@ -4353,33 +6600,23 @@
             <w:r>
               <w:rPr>
                 <w:rFonts w:ascii="Inter" w:cs="Inter" w:eastAsia="Inter" w:hAnsi="Inter"/>
-                <w:b w:val="false"/>
-                <w:bCs w:val="false"/>
                 <w:color w:val="222222"/>
-                <w:sz w:val="19"/>
-                <w:szCs w:val="19"/>
               </w:rPr>
               <w:t xml:space="preserve">Catalogue + worker + déploiement (</w:t>
             </w:r>
             <w:r>
               <w:rPr>
                 <w:rFonts w:ascii="Inter" w:cs="Inter" w:eastAsia="Inter" w:hAnsi="Inter"/>
-                <w:b w:val="false"/>
-                <w:bCs w:val="false"/>
+                <w:b/>
+                <w:bCs/>
                 <w:color w:val="222222"/>
-                <w:sz w:val="19"/>
-                <w:szCs w:val="19"/>
               </w:rPr>
               <w:t xml:space="preserve">MVP démonstrable</w:t>
             </w:r>
             <w:r>
               <w:rPr>
                 <w:rFonts w:ascii="Inter" w:cs="Inter" w:eastAsia="Inter" w:hAnsi="Inter"/>
-                <w:b w:val="false"/>
-                <w:bCs w:val="false"/>
                 <w:color w:val="222222"/>
-                <w:sz w:val="19"/>
-                <w:szCs w:val="19"/>
               </w:rPr>
               <w:t xml:space="preserve">)</w:t>
             </w:r>
@@ -4389,21 +6626,12 @@
       <w:tr>
         <w:tc>
           <w:tcPr>
-            <w:tcW w:type="dxa" w:w="2340"/>
-            <w:tcBorders>
-              <w:top w:val="single" w:color="C9CFD6" w:sz="4"/>
-              <w:left w:val="single" w:color="C9CFD6" w:sz="4"/>
-              <w:bottom w:val="single" w:color="C9CFD6" w:sz="4"/>
-              <w:right w:val="single" w:color="C9CFD6" w:sz="4"/>
-            </w:tcBorders>
-            <w:shd w:fill="FFFFFF" w:val="clear"/>
             <w:tcMar>
-              <w:top w:type="dxa" w:w="60"/>
+              <w:top w:type="dxa" w:w="50"/>
               <w:left w:type="dxa" w:w="120"/>
-              <w:bottom w:type="dxa" w:w="60"/>
+              <w:bottom w:type="dxa" w:w="50"/>
               <w:right w:type="dxa" w:w="120"/>
             </w:tcMar>
-            <w:vAlign w:val="center"/>
           </w:tcPr>
           <w:p>
             <w:pPr>
@@ -4412,11 +6640,7 @@
             <w:r>
               <w:rPr>
                 <w:rFonts w:ascii="Inter" w:cs="Inter" w:eastAsia="Inter" w:hAnsi="Inter"/>
-                <w:b w:val="false"/>
-                <w:bCs w:val="false"/>
                 <w:color w:val="222222"/>
-                <w:sz w:val="19"/>
-                <w:szCs w:val="19"/>
               </w:rPr>
               <w:t xml:space="preserve">Phase 3</w:t>
             </w:r>
@@ -4424,21 +6648,12 @@
         </w:tc>
         <w:tc>
           <w:tcPr>
-            <w:tcW w:type="dxa" w:w="2340"/>
-            <w:tcBorders>
-              <w:top w:val="single" w:color="C9CFD6" w:sz="4"/>
-              <w:left w:val="single" w:color="C9CFD6" w:sz="4"/>
-              <w:bottom w:val="single" w:color="C9CFD6" w:sz="4"/>
-              <w:right w:val="single" w:color="C9CFD6" w:sz="4"/>
-            </w:tcBorders>
-            <w:shd w:fill="FFFFFF" w:val="clear"/>
             <w:tcMar>
-              <w:top w:type="dxa" w:w="60"/>
+              <w:top w:type="dxa" w:w="50"/>
               <w:left w:type="dxa" w:w="120"/>
-              <w:bottom w:type="dxa" w:w="60"/>
+              <w:bottom w:type="dxa" w:w="50"/>
               <w:right w:type="dxa" w:w="120"/>
             </w:tcMar>
-            <w:vAlign w:val="center"/>
           </w:tcPr>
           <w:p>
             <w:pPr>
@@ -4447,11 +6662,7 @@
             <w:r>
               <w:rPr>
                 <w:rFonts w:ascii="Inter" w:cs="Inter" w:eastAsia="Inter" w:hAnsi="Inter"/>
-                <w:b w:val="false"/>
-                <w:bCs w:val="false"/>
                 <w:color w:val="222222"/>
-                <w:sz w:val="19"/>
-                <w:szCs w:val="19"/>
               </w:rPr>
               <w:t xml:space="preserve">10-24 mai</w:t>
             </w:r>
@@ -4459,21 +6670,12 @@
         </w:tc>
         <w:tc>
           <w:tcPr>
-            <w:tcW w:type="dxa" w:w="2340"/>
-            <w:tcBorders>
-              <w:top w:val="single" w:color="C9CFD6" w:sz="4"/>
-              <w:left w:val="single" w:color="C9CFD6" w:sz="4"/>
-              <w:bottom w:val="single" w:color="C9CFD6" w:sz="4"/>
-              <w:right w:val="single" w:color="C9CFD6" w:sz="4"/>
-            </w:tcBorders>
-            <w:shd w:fill="FFFFFF" w:val="clear"/>
             <w:tcMar>
-              <w:top w:type="dxa" w:w="60"/>
+              <w:top w:type="dxa" w:w="50"/>
               <w:left w:type="dxa" w:w="120"/>
-              <w:bottom w:type="dxa" w:w="60"/>
+              <w:bottom w:type="dxa" w:w="50"/>
               <w:right w:type="dxa" w:w="120"/>
             </w:tcMar>
-            <w:vAlign w:val="center"/>
           </w:tcPr>
           <w:p>
             <w:pPr>
@@ -4482,11 +6684,7 @@
             <w:r>
               <w:rPr>
                 <w:rFonts w:ascii="Inter" w:cs="Inter" w:eastAsia="Inter" w:hAnsi="Inter"/>
-                <w:b w:val="false"/>
-                <w:bCs w:val="false"/>
                 <w:color w:val="222222"/>
-                <w:sz w:val="19"/>
-                <w:szCs w:val="19"/>
               </w:rPr>
               <w:t xml:space="preserve">v0.5.0, v0.6.0</w:t>
             </w:r>
@@ -4494,21 +6692,12 @@
         </w:tc>
         <w:tc>
           <w:tcPr>
-            <w:tcW w:type="dxa" w:w="2340"/>
-            <w:tcBorders>
-              <w:top w:val="single" w:color="C9CFD6" w:sz="4"/>
-              <w:left w:val="single" w:color="C9CFD6" w:sz="4"/>
-              <w:bottom w:val="single" w:color="C9CFD6" w:sz="4"/>
-              <w:right w:val="single" w:color="C9CFD6" w:sz="4"/>
-            </w:tcBorders>
-            <w:shd w:fill="FFFFFF" w:val="clear"/>
             <w:tcMar>
-              <w:top w:type="dxa" w:w="60"/>
+              <w:top w:type="dxa" w:w="50"/>
               <w:left w:type="dxa" w:w="120"/>
-              <w:bottom w:type="dxa" w:w="60"/>
+              <w:bottom w:type="dxa" w:w="50"/>
               <w:right w:type="dxa" w:w="120"/>
             </w:tcMar>
-            <w:vAlign w:val="center"/>
           </w:tcPr>
           <w:p>
             <w:pPr>
@@ -4517,11 +6706,7 @@
             <w:r>
               <w:rPr>
                 <w:rFonts w:ascii="Inter" w:cs="Inter" w:eastAsia="Inter" w:hAnsi="Inter"/>
-                <w:b w:val="false"/>
-                <w:bCs w:val="false"/>
                 <w:color w:val="222222"/>
-                <w:sz w:val="19"/>
-                <w:szCs w:val="19"/>
               </w:rPr>
               <w:t xml:space="preserve">Auth complète + historique/gestion</w:t>
             </w:r>
@@ -4531,21 +6716,13 @@
       <w:tr>
         <w:tc>
           <w:tcPr>
-            <w:tcW w:type="dxa" w:w="2340"/>
-            <w:tcBorders>
-              <w:top w:val="single" w:color="C9CFD6" w:sz="4"/>
-              <w:left w:val="single" w:color="C9CFD6" w:sz="4"/>
-              <w:bottom w:val="single" w:color="C9CFD6" w:sz="4"/>
-              <w:right w:val="single" w:color="C9CFD6" w:sz="4"/>
-            </w:tcBorders>
-            <w:shd w:fill="EEF2F5" w:val="clear"/>
+            <w:shd w:fill="F2F4F6" w:val="clear"/>
             <w:tcMar>
-              <w:top w:type="dxa" w:w="60"/>
+              <w:top w:type="dxa" w:w="50"/>
               <w:left w:type="dxa" w:w="120"/>
-              <w:bottom w:type="dxa" w:w="60"/>
+              <w:bottom w:type="dxa" w:w="50"/>
               <w:right w:type="dxa" w:w="120"/>
             </w:tcMar>
-            <w:vAlign w:val="center"/>
           </w:tcPr>
           <w:p>
             <w:pPr>
@@ -4554,11 +6731,7 @@
             <w:r>
               <w:rPr>
                 <w:rFonts w:ascii="Inter" w:cs="Inter" w:eastAsia="Inter" w:hAnsi="Inter"/>
-                <w:b w:val="false"/>
-                <w:bCs w:val="false"/>
                 <w:color w:val="222222"/>
-                <w:sz w:val="19"/>
-                <w:szCs w:val="19"/>
               </w:rPr>
               <w:t xml:space="preserve">Phase 4</w:t>
             </w:r>
@@ -4566,21 +6739,13 @@
         </w:tc>
         <w:tc>
           <w:tcPr>
-            <w:tcW w:type="dxa" w:w="2340"/>
-            <w:tcBorders>
-              <w:top w:val="single" w:color="C9CFD6" w:sz="4"/>
-              <w:left w:val="single" w:color="C9CFD6" w:sz="4"/>
-              <w:bottom w:val="single" w:color="C9CFD6" w:sz="4"/>
-              <w:right w:val="single" w:color="C9CFD6" w:sz="4"/>
-            </w:tcBorders>
-            <w:shd w:fill="EEF2F5" w:val="clear"/>
+            <w:shd w:fill="F2F4F6" w:val="clear"/>
             <w:tcMar>
-              <w:top w:type="dxa" w:w="60"/>
+              <w:top w:type="dxa" w:w="50"/>
               <w:left w:type="dxa" w:w="120"/>
-              <w:bottom w:type="dxa" w:w="60"/>
+              <w:bottom w:type="dxa" w:w="50"/>
               <w:right w:type="dxa" w:w="120"/>
             </w:tcMar>
-            <w:vAlign w:val="center"/>
           </w:tcPr>
           <w:p>
             <w:pPr>
@@ -4589,11 +6754,7 @@
             <w:r>
               <w:rPr>
                 <w:rFonts w:ascii="Inter" w:cs="Inter" w:eastAsia="Inter" w:hAnsi="Inter"/>
-                <w:b w:val="false"/>
-                <w:bCs w:val="false"/>
                 <w:color w:val="222222"/>
-                <w:sz w:val="19"/>
-                <w:szCs w:val="19"/>
               </w:rPr>
               <w:t xml:space="preserve">24 mai - 7 juin</w:t>
             </w:r>
@@ -4601,21 +6762,13 @@
         </w:tc>
         <w:tc>
           <w:tcPr>
-            <w:tcW w:type="dxa" w:w="2340"/>
-            <w:tcBorders>
-              <w:top w:val="single" w:color="C9CFD6" w:sz="4"/>
-              <w:left w:val="single" w:color="C9CFD6" w:sz="4"/>
-              <w:bottom w:val="single" w:color="C9CFD6" w:sz="4"/>
-              <w:right w:val="single" w:color="C9CFD6" w:sz="4"/>
-            </w:tcBorders>
-            <w:shd w:fill="EEF2F5" w:val="clear"/>
+            <w:shd w:fill="F2F4F6" w:val="clear"/>
             <w:tcMar>
-              <w:top w:type="dxa" w:w="60"/>
+              <w:top w:type="dxa" w:w="50"/>
               <w:left w:type="dxa" w:w="120"/>
-              <w:bottom w:type="dxa" w:w="60"/>
+              <w:bottom w:type="dxa" w:w="50"/>
               <w:right w:type="dxa" w:w="120"/>
             </w:tcMar>
-            <w:vAlign w:val="center"/>
           </w:tcPr>
           <w:p>
             <w:pPr>
@@ -4624,11 +6777,7 @@
             <w:r>
               <w:rPr>
                 <w:rFonts w:ascii="Inter" w:cs="Inter" w:eastAsia="Inter" w:hAnsi="Inter"/>
-                <w:b w:val="false"/>
-                <w:bCs w:val="false"/>
                 <w:color w:val="222222"/>
-                <w:sz w:val="19"/>
-                <w:szCs w:val="19"/>
               </w:rPr>
               <w:t xml:space="preserve">v0.7.0, v0.8.0</w:t>
             </w:r>
@@ -4636,21 +6785,13 @@
         </w:tc>
         <w:tc>
           <w:tcPr>
-            <w:tcW w:type="dxa" w:w="2340"/>
-            <w:tcBorders>
-              <w:top w:val="single" w:color="C9CFD6" w:sz="4"/>
-              <w:left w:val="single" w:color="C9CFD6" w:sz="4"/>
-              <w:bottom w:val="single" w:color="C9CFD6" w:sz="4"/>
-              <w:right w:val="single" w:color="C9CFD6" w:sz="4"/>
-            </w:tcBorders>
-            <w:shd w:fill="EEF2F5" w:val="clear"/>
+            <w:shd w:fill="F2F4F6" w:val="clear"/>
             <w:tcMar>
-              <w:top w:type="dxa" w:w="60"/>
+              <w:top w:type="dxa" w:w="50"/>
               <w:left w:type="dxa" w:w="120"/>
-              <w:bottom w:type="dxa" w:w="60"/>
+              <w:bottom w:type="dxa" w:w="50"/>
               <w:right w:type="dxa" w:w="120"/>
             </w:tcMar>
-            <w:vAlign w:val="center"/>
           </w:tcPr>
           <w:p>
             <w:pPr>
@@ -4659,11 +6800,7 @@
             <w:r>
               <w:rPr>
                 <w:rFonts w:ascii="Inter" w:cs="Inter" w:eastAsia="Inter" w:hAnsi="Inter"/>
-                <w:b w:val="false"/>
-                <w:bCs w:val="false"/>
                 <w:color w:val="222222"/>
-                <w:sz w:val="19"/>
-                <w:szCs w:val="19"/>
               </w:rPr>
               <w:t xml:space="preserve">Chat IA + dashboard ; + composeur de stack</w:t>
             </w:r>
@@ -4673,21 +6810,12 @@
       <w:tr>
         <w:tc>
           <w:tcPr>
-            <w:tcW w:type="dxa" w:w="2340"/>
-            <w:tcBorders>
-              <w:top w:val="single" w:color="C9CFD6" w:sz="4"/>
-              <w:left w:val="single" w:color="C9CFD6" w:sz="4"/>
-              <w:bottom w:val="single" w:color="C9CFD6" w:sz="4"/>
-              <w:right w:val="single" w:color="C9CFD6" w:sz="4"/>
-            </w:tcBorders>
-            <w:shd w:fill="FFFFFF" w:val="clear"/>
             <w:tcMar>
-              <w:top w:type="dxa" w:w="60"/>
+              <w:top w:type="dxa" w:w="50"/>
               <w:left w:type="dxa" w:w="120"/>
-              <w:bottom w:type="dxa" w:w="60"/>
+              <w:bottom w:type="dxa" w:w="50"/>
               <w:right w:type="dxa" w:w="120"/>
             </w:tcMar>
-            <w:vAlign w:val="center"/>
           </w:tcPr>
           <w:p>
             <w:pPr>
@@ -4696,11 +6824,7 @@
             <w:r>
               <w:rPr>
                 <w:rFonts w:ascii="Inter" w:cs="Inter" w:eastAsia="Inter" w:hAnsi="Inter"/>
-                <w:b w:val="false"/>
-                <w:bCs w:val="false"/>
                 <w:color w:val="222222"/>
-                <w:sz w:val="19"/>
-                <w:szCs w:val="19"/>
               </w:rPr>
               <w:t xml:space="preserve">Prép. oral</w:t>
             </w:r>
@@ -4708,21 +6832,12 @@
         </w:tc>
         <w:tc>
           <w:tcPr>
-            <w:tcW w:type="dxa" w:w="2340"/>
-            <w:tcBorders>
-              <w:top w:val="single" w:color="C9CFD6" w:sz="4"/>
-              <w:left w:val="single" w:color="C9CFD6" w:sz="4"/>
-              <w:bottom w:val="single" w:color="C9CFD6" w:sz="4"/>
-              <w:right w:val="single" w:color="C9CFD6" w:sz="4"/>
-            </w:tcBorders>
-            <w:shd w:fill="FFFFFF" w:val="clear"/>
             <w:tcMar>
-              <w:top w:type="dxa" w:w="60"/>
+              <w:top w:type="dxa" w:w="50"/>
               <w:left w:type="dxa" w:w="120"/>
-              <w:bottom w:type="dxa" w:w="60"/>
+              <w:bottom w:type="dxa" w:w="50"/>
               <w:right w:type="dxa" w:w="120"/>
             </w:tcMar>
-            <w:vAlign w:val="center"/>
           </w:tcPr>
           <w:p>
             <w:pPr>
@@ -4731,11 +6846,7 @@
             <w:r>
               <w:rPr>
                 <w:rFonts w:ascii="Inter" w:cs="Inter" w:eastAsia="Inter" w:hAnsi="Inter"/>
-                <w:b w:val="false"/>
-                <w:bCs w:val="false"/>
                 <w:color w:val="222222"/>
-                <w:sz w:val="19"/>
-                <w:szCs w:val="19"/>
               </w:rPr>
               <w:t xml:space="preserve">7-16 juin</w:t>
             </w:r>
@@ -4743,21 +6854,12 @@
         </w:tc>
         <w:tc>
           <w:tcPr>
-            <w:tcW w:type="dxa" w:w="2340"/>
-            <w:tcBorders>
-              <w:top w:val="single" w:color="C9CFD6" w:sz="4"/>
-              <w:left w:val="single" w:color="C9CFD6" w:sz="4"/>
-              <w:bottom w:val="single" w:color="C9CFD6" w:sz="4"/>
-              <w:right w:val="single" w:color="C9CFD6" w:sz="4"/>
-            </w:tcBorders>
-            <w:shd w:fill="FFFFFF" w:val="clear"/>
             <w:tcMar>
-              <w:top w:type="dxa" w:w="60"/>
+              <w:top w:type="dxa" w:w="50"/>
               <w:left w:type="dxa" w:w="120"/>
-              <w:bottom w:type="dxa" w:w="60"/>
+              <w:bottom w:type="dxa" w:w="50"/>
               <w:right w:type="dxa" w:w="120"/>
             </w:tcMar>
-            <w:vAlign w:val="center"/>
           </w:tcPr>
           <w:p>
             <w:pPr>
@@ -4766,11 +6868,7 @@
             <w:r>
               <w:rPr>
                 <w:rFonts w:ascii="Inter" w:cs="Inter" w:eastAsia="Inter" w:hAnsi="Inter"/>
-                <w:b w:val="false"/>
-                <w:bCs w:val="false"/>
                 <w:color w:val="222222"/>
-                <w:sz w:val="19"/>
-                <w:szCs w:val="19"/>
               </w:rPr>
               <w:t xml:space="preserve">—</w:t>
             </w:r>
@@ -4778,21 +6876,12 @@
         </w:tc>
         <w:tc>
           <w:tcPr>
-            <w:tcW w:type="dxa" w:w="2340"/>
-            <w:tcBorders>
-              <w:top w:val="single" w:color="C9CFD6" w:sz="4"/>
-              <w:left w:val="single" w:color="C9CFD6" w:sz="4"/>
-              <w:bottom w:val="single" w:color="C9CFD6" w:sz="4"/>
-              <w:right w:val="single" w:color="C9CFD6" w:sz="4"/>
-            </w:tcBorders>
-            <w:shd w:fill="FFFFFF" w:val="clear"/>
             <w:tcMar>
-              <w:top w:type="dxa" w:w="60"/>
+              <w:top w:type="dxa" w:w="50"/>
               <w:left w:type="dxa" w:w="120"/>
-              <w:bottom w:type="dxa" w:w="60"/>
+              <w:bottom w:type="dxa" w:w="50"/>
               <w:right w:type="dxa" w:w="120"/>
             </w:tcMar>
-            <w:vAlign w:val="center"/>
           </w:tcPr>
           <w:p>
             <w:pPr>
@@ -4801,11 +6890,7 @@
             <w:r>
               <w:rPr>
                 <w:rFonts w:ascii="Inter" w:cs="Inter" w:eastAsia="Inter" w:hAnsi="Inter"/>
-                <w:b w:val="false"/>
-                <w:bCs w:val="false"/>
                 <w:color w:val="222222"/>
-                <w:sz w:val="19"/>
-                <w:szCs w:val="19"/>
               </w:rPr>
               <w:t xml:space="preserve">Vidéo démo, slides, entraînement, bugfixes</w:t>
             </w:r>
@@ -4815,21 +6900,13 @@
       <w:tr>
         <w:tc>
           <w:tcPr>
-            <w:tcW w:type="dxa" w:w="2340"/>
-            <w:tcBorders>
-              <w:top w:val="single" w:color="C9CFD6" w:sz="4"/>
-              <w:left w:val="single" w:color="C9CFD6" w:sz="4"/>
-              <w:bottom w:val="single" w:color="C9CFD6" w:sz="4"/>
-              <w:right w:val="single" w:color="C9CFD6" w:sz="4"/>
-            </w:tcBorders>
-            <w:shd w:fill="EEF2F5" w:val="clear"/>
+            <w:shd w:fill="F2F4F6" w:val="clear"/>
             <w:tcMar>
-              <w:top w:type="dxa" w:w="60"/>
+              <w:top w:type="dxa" w:w="50"/>
               <w:left w:type="dxa" w:w="120"/>
-              <w:bottom w:type="dxa" w:w="60"/>
+              <w:bottom w:type="dxa" w:w="50"/>
               <w:right w:type="dxa" w:w="120"/>
             </w:tcMar>
-            <w:vAlign w:val="center"/>
           </w:tcPr>
           <w:p>
             <w:pPr>
@@ -4838,11 +6915,7 @@
             <w:r>
               <w:rPr>
                 <w:rFonts w:ascii="Inter" w:cs="Inter" w:eastAsia="Inter" w:hAnsi="Inter"/>
-                <w:b w:val="false"/>
-                <w:bCs w:val="false"/>
                 <w:color w:val="222222"/>
-                <w:sz w:val="19"/>
-                <w:szCs w:val="19"/>
               </w:rPr>
               <w:t xml:space="preserve">Phase 5</w:t>
             </w:r>
@@ -4850,21 +6923,13 @@
         </w:tc>
         <w:tc>
           <w:tcPr>
-            <w:tcW w:type="dxa" w:w="2340"/>
-            <w:tcBorders>
-              <w:top w:val="single" w:color="C9CFD6" w:sz="4"/>
-              <w:left w:val="single" w:color="C9CFD6" w:sz="4"/>
-              <w:bottom w:val="single" w:color="C9CFD6" w:sz="4"/>
-              <w:right w:val="single" w:color="C9CFD6" w:sz="4"/>
-            </w:tcBorders>
-            <w:shd w:fill="EEF2F5" w:val="clear"/>
+            <w:shd w:fill="F2F4F6" w:val="clear"/>
             <w:tcMar>
-              <w:top w:type="dxa" w:w="60"/>
+              <w:top w:type="dxa" w:w="50"/>
               <w:left w:type="dxa" w:w="120"/>
-              <w:bottom w:type="dxa" w:w="60"/>
+              <w:bottom w:type="dxa" w:w="50"/>
               <w:right w:type="dxa" w:w="120"/>
             </w:tcMar>
-            <w:vAlign w:val="center"/>
           </w:tcPr>
           <w:p>
             <w:pPr>
@@ -4873,11 +6938,7 @@
             <w:r>
               <w:rPr>
                 <w:rFonts w:ascii="Inter" w:cs="Inter" w:eastAsia="Inter" w:hAnsi="Inter"/>
-                <w:b w:val="false"/>
-                <w:bCs w:val="false"/>
                 <w:color w:val="222222"/>
-                <w:sz w:val="19"/>
-                <w:szCs w:val="19"/>
               </w:rPr>
               <w:t xml:space="preserve">Sept. 2026+</w:t>
             </w:r>
@@ -4885,21 +6946,13 @@
         </w:tc>
         <w:tc>
           <w:tcPr>
-            <w:tcW w:type="dxa" w:w="2340"/>
-            <w:tcBorders>
-              <w:top w:val="single" w:color="C9CFD6" w:sz="4"/>
-              <w:left w:val="single" w:color="C9CFD6" w:sz="4"/>
-              <w:bottom w:val="single" w:color="C9CFD6" w:sz="4"/>
-              <w:right w:val="single" w:color="C9CFD6" w:sz="4"/>
-            </w:tcBorders>
-            <w:shd w:fill="EEF2F5" w:val="clear"/>
+            <w:shd w:fill="F2F4F6" w:val="clear"/>
             <w:tcMar>
-              <w:top w:type="dxa" w:w="60"/>
+              <w:top w:type="dxa" w:w="50"/>
               <w:left w:type="dxa" w:w="120"/>
-              <w:bottom w:type="dxa" w:w="60"/>
+              <w:bottom w:type="dxa" w:w="50"/>
               <w:right w:type="dxa" w:w="120"/>
             </w:tcMar>
-            <w:vAlign w:val="center"/>
           </w:tcPr>
           <w:p>
             <w:pPr>
@@ -4908,11 +6961,7 @@
             <w:r>
               <w:rPr>
                 <w:rFonts w:ascii="Inter" w:cs="Inter" w:eastAsia="Inter" w:hAnsi="Inter"/>
-                <w:b w:val="false"/>
-                <w:bCs w:val="false"/>
                 <w:color w:val="222222"/>
-                <w:sz w:val="19"/>
-                <w:szCs w:val="19"/>
               </w:rPr>
               <w:t xml:space="preserve">v0.9.0+</w:t>
             </w:r>
@@ -4920,21 +6969,13 @@
         </w:tc>
         <w:tc>
           <w:tcPr>
-            <w:tcW w:type="dxa" w:w="2340"/>
-            <w:tcBorders>
-              <w:top w:val="single" w:color="C9CFD6" w:sz="4"/>
-              <w:left w:val="single" w:color="C9CFD6" w:sz="4"/>
-              <w:bottom w:val="single" w:color="C9CFD6" w:sz="4"/>
-              <w:right w:val="single" w:color="C9CFD6" w:sz="4"/>
-            </w:tcBorders>
-            <w:shd w:fill="EEF2F5" w:val="clear"/>
+            <w:shd w:fill="F2F4F6" w:val="clear"/>
             <w:tcMar>
-              <w:top w:type="dxa" w:w="60"/>
+              <w:top w:type="dxa" w:w="50"/>
               <w:left w:type="dxa" w:w="120"/>
-              <w:bottom w:type="dxa" w:w="60"/>
+              <w:bottom w:type="dxa" w:w="50"/>
               <w:right w:type="dxa" w:w="120"/>
             </w:tcMar>
-            <w:vAlign w:val="center"/>
           </w:tcPr>
           <w:p>
             <w:pPr>
@@ -4943,11 +6984,7 @@
             <w:r>
               <w:rPr>
                 <w:rFonts w:ascii="Inter" w:cs="Inter" w:eastAsia="Inter" w:hAnsi="Inter"/>
-                <w:b w:val="false"/>
-                <w:bCs w:val="false"/>
                 <w:color w:val="222222"/>
-                <w:sz w:val="19"/>
-                <w:szCs w:val="19"/>
               </w:rPr>
               <w:t xml:space="preserve">MFA, Terraform/Proxmox, audits cyber, docs B1, site vitrine</w:t>
             </w:r>
@@ -4957,21 +6994,12 @@
       <w:tr>
         <w:tc>
           <w:tcPr>
-            <w:tcW w:type="dxa" w:w="2340"/>
-            <w:tcBorders>
-              <w:top w:val="single" w:color="C9CFD6" w:sz="4"/>
-              <w:left w:val="single" w:color="C9CFD6" w:sz="4"/>
-              <w:bottom w:val="single" w:color="C9CFD6" w:sz="4"/>
-              <w:right w:val="single" w:color="C9CFD6" w:sz="4"/>
-            </w:tcBorders>
-            <w:shd w:fill="FFFFFF" w:val="clear"/>
             <w:tcMar>
-              <w:top w:type="dxa" w:w="60"/>
+              <w:top w:type="dxa" w:w="50"/>
               <w:left w:type="dxa" w:w="120"/>
-              <w:bottom w:type="dxa" w:w="60"/>
+              <w:bottom w:type="dxa" w:w="50"/>
               <w:right w:type="dxa" w:w="120"/>
             </w:tcMar>
-            <w:vAlign w:val="center"/>
           </w:tcPr>
           <w:p>
             <w:pPr>
@@ -4980,11 +7008,7 @@
             <w:r>
               <w:rPr>
                 <w:rFonts w:ascii="Inter" w:cs="Inter" w:eastAsia="Inter" w:hAnsi="Inter"/>
-                <w:b w:val="false"/>
-                <w:bCs w:val="false"/>
                 <w:color w:val="222222"/>
-                <w:sz w:val="19"/>
-                <w:szCs w:val="19"/>
               </w:rPr>
               <w:t xml:space="preserve">Phase 6</w:t>
             </w:r>
@@ -4992,21 +7016,12 @@
         </w:tc>
         <w:tc>
           <w:tcPr>
-            <w:tcW w:type="dxa" w:w="2340"/>
-            <w:tcBorders>
-              <w:top w:val="single" w:color="C9CFD6" w:sz="4"/>
-              <w:left w:val="single" w:color="C9CFD6" w:sz="4"/>
-              <w:bottom w:val="single" w:color="C9CFD6" w:sz="4"/>
-              <w:right w:val="single" w:color="C9CFD6" w:sz="4"/>
-            </w:tcBorders>
-            <w:shd w:fill="FFFFFF" w:val="clear"/>
             <w:tcMar>
-              <w:top w:type="dxa" w:w="60"/>
+              <w:top w:type="dxa" w:w="50"/>
               <w:left w:type="dxa" w:w="120"/>
-              <w:bottom w:type="dxa" w:w="60"/>
+              <w:bottom w:type="dxa" w:w="50"/>
               <w:right w:type="dxa" w:w="120"/>
             </w:tcMar>
-            <w:vAlign w:val="center"/>
           </w:tcPr>
           <w:p>
             <w:pPr>
@@ -5015,11 +7030,7 @@
             <w:r>
               <w:rPr>
                 <w:rFonts w:ascii="Inter" w:cs="Inter" w:eastAsia="Inter" w:hAnsi="Inter"/>
-                <w:b w:val="false"/>
-                <w:bCs w:val="false"/>
                 <w:color w:val="222222"/>
-                <w:sz w:val="19"/>
-                <w:szCs w:val="19"/>
               </w:rPr>
               <w:t xml:space="preserve">Janv.-juin 2027</w:t>
             </w:r>
@@ -5027,21 +7038,12 @@
         </w:tc>
         <w:tc>
           <w:tcPr>
-            <w:tcW w:type="dxa" w:w="2340"/>
-            <w:tcBorders>
-              <w:top w:val="single" w:color="C9CFD6" w:sz="4"/>
-              <w:left w:val="single" w:color="C9CFD6" w:sz="4"/>
-              <w:bottom w:val="single" w:color="C9CFD6" w:sz="4"/>
-              <w:right w:val="single" w:color="C9CFD6" w:sz="4"/>
-            </w:tcBorders>
-            <w:shd w:fill="FFFFFF" w:val="clear"/>
             <w:tcMar>
-              <w:top w:type="dxa" w:w="60"/>
+              <w:top w:type="dxa" w:w="50"/>
               <w:left w:type="dxa" w:w="120"/>
-              <w:bottom w:type="dxa" w:w="60"/>
+              <w:bottom w:type="dxa" w:w="50"/>
               <w:right w:type="dxa" w:w="120"/>
             </w:tcMar>
-            <w:vAlign w:val="center"/>
           </w:tcPr>
           <w:p>
             <w:pPr>
@@ -5050,11 +7052,7 @@
             <w:r>
               <w:rPr>
                 <w:rFonts w:ascii="Inter" w:cs="Inter" w:eastAsia="Inter" w:hAnsi="Inter"/>
-                <w:b w:val="false"/>
-                <w:bCs w:val="false"/>
                 <w:color w:val="222222"/>
-                <w:sz w:val="19"/>
-                <w:szCs w:val="19"/>
               </w:rPr>
               <w:t xml:space="preserve">v1.0.0</w:t>
             </w:r>
@@ -5062,21 +7060,12 @@
         </w:tc>
         <w:tc>
           <w:tcPr>
-            <w:tcW w:type="dxa" w:w="2340"/>
-            <w:tcBorders>
-              <w:top w:val="single" w:color="C9CFD6" w:sz="4"/>
-              <w:left w:val="single" w:color="C9CFD6" w:sz="4"/>
-              <w:bottom w:val="single" w:color="C9CFD6" w:sz="4"/>
-              <w:right w:val="single" w:color="C9CFD6" w:sz="4"/>
-            </w:tcBorders>
-            <w:shd w:fill="FFFFFF" w:val="clear"/>
             <w:tcMar>
-              <w:top w:type="dxa" w:w="60"/>
+              <w:top w:type="dxa" w:w="50"/>
               <w:left w:type="dxa" w:w="120"/>
-              <w:bottom w:type="dxa" w:w="60"/>
+              <w:bottom w:type="dxa" w:w="50"/>
               <w:right w:type="dxa" w:w="120"/>
             </w:tcMar>
-            <w:vAlign w:val="center"/>
           </w:tcPr>
           <w:p>
             <w:pPr>
@@ -5085,11 +7074,7 @@
             <w:r>
               <w:rPr>
                 <w:rFonts w:ascii="Inter" w:cs="Inter" w:eastAsia="Inter" w:hAnsi="Inter"/>
-                <w:b w:val="false"/>
-                <w:bCs w:val="false"/>
                 <w:color w:val="222222"/>
-                <w:sz w:val="19"/>
-                <w:szCs w:val="19"/>
               </w:rPr>
               <w:t xml:space="preserve">Bêta-testing, commercialisation</w:t>
             </w:r>
@@ -5099,43 +7084,79 @@
     </w:tbl>
     <w:p>
       <w:pPr>
+        <w:spacing w:after="140"/>
+      </w:pPr>
+    </w:p>
+    <w:tbl>
+      <w:tblPr>
+        <w:tblW w:type="pct" w:w="100%"/>
+        <w:tblBorders>
+          <w:top w:val="none"/>
+          <w:left w:val="single" w:color="0D9297" w:sz="18"/>
+          <w:bottom w:val="none"/>
+          <w:right w:val="none"/>
+          <w:insideH w:val="none"/>
+          <w:insideV w:val="none"/>
+        </w:tblBorders>
+      </w:tblPr>
+      <w:tblGrid>
+        <w:gridCol w:w="100"/>
+      </w:tblGrid>
+      <w:tr>
+        <w:tc>
+          <w:tcPr>
+            <w:shd w:fill="F5F6F8" w:val="clear"/>
+            <w:tcMar>
+              <w:top w:type="dxa" w:w="80"/>
+              <w:left w:type="dxa" w:w="160"/>
+              <w:bottom w:type="dxa" w:w="80"/>
+              <w:right w:type="dxa" w:w="120"/>
+            </w:tcMar>
+          </w:tcPr>
+          <w:p>
+            <w:pPr>
+              <w:spacing w:after="0"/>
+            </w:pPr>
+            <w:r>
+              <w:rPr>
+                <w:rFonts w:ascii="Inter" w:cs="Inter" w:eastAsia="Inter" w:hAnsi="Inter"/>
+                <w:color w:val="222222"/>
+              </w:rPr>
+              <w:t xml:space="preserve">Jalons : MVP démontrable dès la v0.4.0 ; feature-complete pour le jury à la v0.8.0 (feature freeze le 7 juin) ; oral mi-juin 2026.</w:t>
+            </w:r>
+          </w:p>
+        </w:tc>
+      </w:tr>
+    </w:tbl>
+    <w:p>
+      <w:pPr>
         <w:spacing w:after="120"/>
       </w:pPr>
     </w:p>
     <w:p>
       <w:pPr>
         <w:pBdr>
-          <w:left w:val="single" w:color="0D9297" w:sz="18" w:space="12"/>
+          <w:bottom w:val="single" w:color="DCE2E8" w:sz="4" w:space="4"/>
         </w:pBdr>
-        <w:shd w:fill="F2F4F6" w:val="clear"/>
-        <w:spacing w:after="160" w:line="276" w:lineRule="auto"/>
-        <w:ind w:left="360"/>
-      </w:pPr>
-      <w:r>
-        <w:rPr>
-          <w:rFonts w:ascii="Inter" w:cs="Inter" w:eastAsia="Inter" w:hAnsi="Inter"/>
-          <w:i/>
-          <w:iCs/>
-          <w:color w:val="37474F"/>
-        </w:rPr>
-        <w:t xml:space="preserve">Jalons : MVP démontrable dès la v0.4.0 ; feature-complete pour le jury à la v0.8.0 (feature freeze le 7 juin) ; oral mi-juin 2026.</w:t>
-      </w:r>
-    </w:p>
-    <w:p>
-      <w:pPr>
+        <w:spacing w:after="120" w:before="80"/>
+      </w:pPr>
+    </w:p>
+    <w:p>
+      <w:pPr>
+        <w:pStyle w:val="Heading2"/>
         <w:pBdr>
-          <w:bottom w:val="single" w:color="C9CFD6" w:sz="6" w:space="1"/>
+          <w:bottom w:val="single" w:color="C9CFD6" w:sz="6" w:space="4"/>
         </w:pBdr>
-        <w:spacing w:after="120" w:before="60"/>
-      </w:pPr>
-    </w:p>
-    <w:p>
-      <w:pPr>
-        <w:pStyle w:val="Heading2"/>
-      </w:pPr>
-      <w:r>
-        <w:rPr>
-          <w:rFonts w:ascii="Inter" w:cs="Inter" w:eastAsia="Inter" w:hAnsi="Inter"/>
+        <w:spacing w:after="120" w:before="280"/>
+      </w:pPr>
+      <w:r>
+        <w:rPr>
+          <w:rFonts w:ascii="Inter" w:cs="Inter" w:eastAsia="Inter" w:hAnsi="Inter"/>
+          <w:b/>
+          <w:bCs/>
+          <w:color w:val="032233"/>
+          <w:sz w:val="28"/>
+          <w:szCs w:val="28"/>
         </w:rPr>
         <w:t xml:space="preserve">7. Critères d'acceptation globaux</w:t>
       </w:r>
@@ -5147,11 +7168,12 @@
           <w:ilvl w:val="0"/>
           <w:numId w:val="2"/>
         </w:numPr>
-        <w:spacing w:after="60" w:line="276" w:lineRule="auto"/>
-      </w:pPr>
-      <w:r>
-        <w:rPr>
-          <w:rFonts w:ascii="Inter" w:cs="Inter" w:eastAsia="Inter" w:hAnsi="Inter"/>
+        <w:spacing w:after="60" w:line="264"/>
+      </w:pPr>
+      <w:r>
+        <w:rPr>
+          <w:rFonts w:ascii="Inter" w:cs="Inter" w:eastAsia="Inter" w:hAnsi="Inter"/>
+          <w:color w:val="222222"/>
         </w:rPr>
         <w:t xml:space="preserve">Un utilisateur authentifié </w:t>
       </w:r>
@@ -5160,26 +7182,43 @@
           <w:rFonts w:ascii="Inter" w:cs="Inter" w:eastAsia="Inter" w:hAnsi="Inter"/>
           <w:b/>
           <w:bCs/>
+          <w:color w:val="222222"/>
         </w:rPr>
         <w:t xml:space="preserve">peut déployer</w:t>
       </w:r>
       <w:r>
         <w:rPr>
           <w:rFonts w:ascii="Inter" w:cs="Inter" w:eastAsia="Inter" w:hAnsi="Inter"/>
-        </w:rPr>
-        <w:t xml:space="preserve"> une ressource Docker du catalogue et en suivre la progression </w:t>
-      </w:r>
-      <w:r>
-        <w:rPr>
-          <w:rFonts w:ascii="Inter" w:cs="Inter" w:eastAsia="Inter" w:hAnsi="Inter"/>
-          <w:b/>
-          <w:bCs/>
+          <w:color w:val="222222"/>
+        </w:rPr>
+        <w:t xml:space="preserve"> une ressource Docker du catalogue et en suivre la</w:t>
+      </w:r>
+    </w:p>
+    <w:p>
+      <w:pPr>
+        <w:spacing w:after="140" w:line="276"/>
+        <w:jc w:val="both"/>
+      </w:pPr>
+      <w:r>
+        <w:rPr>
+          <w:rFonts w:ascii="Inter" w:cs="Inter" w:eastAsia="Inter" w:hAnsi="Inter"/>
+          <w:color w:val="222222"/>
+        </w:rPr>
+        <w:t xml:space="preserve">progression </w:t>
+      </w:r>
+      <w:r>
+        <w:rPr>
+          <w:rFonts w:ascii="Inter" w:cs="Inter" w:eastAsia="Inter" w:hAnsi="Inter"/>
+          <w:b/>
+          <w:bCs/>
+          <w:color w:val="222222"/>
         </w:rPr>
         <w:t xml:space="preserve">en temps réel</w:t>
       </w:r>
       <w:r>
         <w:rPr>
           <w:rFonts w:ascii="Inter" w:cs="Inter" w:eastAsia="Inter" w:hAnsi="Inter"/>
+          <w:color w:val="222222"/>
         </w:rPr>
         <w:t xml:space="preserve">, puis en gérer le </w:t>
       </w:r>
@@ -5188,12 +7227,14 @@
           <w:rFonts w:ascii="Inter" w:cs="Inter" w:eastAsia="Inter" w:hAnsi="Inter"/>
           <w:b/>
           <w:bCs/>
+          <w:color w:val="222222"/>
         </w:rPr>
         <w:t xml:space="preserve">cycle de vie complet</w:t>
       </w:r>
       <w:r>
         <w:rPr>
           <w:rFonts w:ascii="Inter" w:cs="Inter" w:eastAsia="Inter" w:hAnsi="Inter"/>
+          <w:color w:val="222222"/>
         </w:rPr>
         <w:t xml:space="preserve">.</w:t>
       </w:r>
@@ -5205,11 +7246,12 @@
           <w:ilvl w:val="0"/>
           <w:numId w:val="2"/>
         </w:numPr>
-        <w:spacing w:after="60" w:line="276" w:lineRule="auto"/>
-      </w:pPr>
-      <w:r>
-        <w:rPr>
-          <w:rFonts w:ascii="Inter" w:cs="Inter" w:eastAsia="Inter" w:hAnsi="Inter"/>
+        <w:spacing w:after="60" w:line="264"/>
+      </w:pPr>
+      <w:r>
+        <w:rPr>
+          <w:rFonts w:ascii="Inter" w:cs="Inter" w:eastAsia="Inter" w:hAnsi="Inter"/>
+          <w:color w:val="222222"/>
         </w:rPr>
         <w:t xml:space="preserve">Le </w:t>
       </w:r>
@@ -5218,12 +7260,14 @@
           <w:rFonts w:ascii="Inter" w:cs="Inter" w:eastAsia="Inter" w:hAnsi="Inter"/>
           <w:b/>
           <w:bCs/>
+          <w:color w:val="222222"/>
         </w:rPr>
         <w:t xml:space="preserve">secret</w:t>
       </w:r>
       <w:r>
         <w:rPr>
           <w:rFonts w:ascii="Inter" w:cs="Inter" w:eastAsia="Inter" w:hAnsi="Inter"/>
+          <w:color w:val="222222"/>
         </w:rPr>
         <w:t xml:space="preserve"> d'une ressource n'apparaît </w:t>
       </w:r>
@@ -5232,26 +7276,43 @@
           <w:rFonts w:ascii="Inter" w:cs="Inter" w:eastAsia="Inter" w:hAnsi="Inter"/>
           <w:b/>
           <w:bCs/>
+          <w:color w:val="222222"/>
         </w:rPr>
         <w:t xml:space="preserve">jamais</w:t>
       </w:r>
       <w:r>
         <w:rPr>
           <w:rFonts w:ascii="Inter" w:cs="Inter" w:eastAsia="Inter" w:hAnsi="Inter"/>
-        </w:rPr>
-        <w:t xml:space="preserve"> en base ni dans une réponse API/SSE, et est affiché </w:t>
-      </w:r>
-      <w:r>
-        <w:rPr>
-          <w:rFonts w:ascii="Inter" w:cs="Inter" w:eastAsia="Inter" w:hAnsi="Inter"/>
-          <w:b/>
-          <w:bCs/>
+          <w:color w:val="222222"/>
+        </w:rPr>
+        <w:t xml:space="preserve"> en base ni dans une réponse API/SSE, et est</w:t>
+      </w:r>
+    </w:p>
+    <w:p>
+      <w:pPr>
+        <w:spacing w:after="140" w:line="276"/>
+        <w:jc w:val="both"/>
+      </w:pPr>
+      <w:r>
+        <w:rPr>
+          <w:rFonts w:ascii="Inter" w:cs="Inter" w:eastAsia="Inter" w:hAnsi="Inter"/>
+          <w:color w:val="222222"/>
+        </w:rPr>
+        <w:t xml:space="preserve">affiché </w:t>
+      </w:r>
+      <w:r>
+        <w:rPr>
+          <w:rFonts w:ascii="Inter" w:cs="Inter" w:eastAsia="Inter" w:hAnsi="Inter"/>
+          <w:b/>
+          <w:bCs/>
+          <w:color w:val="222222"/>
         </w:rPr>
         <w:t xml:space="preserve">une seule fois</w:t>
       </w:r>
       <w:r>
         <w:rPr>
           <w:rFonts w:ascii="Inter" w:cs="Inter" w:eastAsia="Inter" w:hAnsi="Inter"/>
+          <w:color w:val="222222"/>
         </w:rPr>
         <w:t xml:space="preserve">.</w:t>
       </w:r>
@@ -5263,11 +7324,12 @@
           <w:ilvl w:val="0"/>
           <w:numId w:val="2"/>
         </w:numPr>
-        <w:spacing w:after="60" w:line="276" w:lineRule="auto"/>
-      </w:pPr>
-      <w:r>
-        <w:rPr>
-          <w:rFonts w:ascii="Inter" w:cs="Inter" w:eastAsia="Inter" w:hAnsi="Inter"/>
+        <w:spacing w:after="60" w:line="264"/>
+      </w:pPr>
+      <w:r>
+        <w:rPr>
+          <w:rFonts w:ascii="Inter" w:cs="Inter" w:eastAsia="Inter" w:hAnsi="Inter"/>
+          <w:color w:val="222222"/>
         </w:rPr>
         <w:t xml:space="preserve">Une </w:t>
       </w:r>
@@ -5276,28 +7338,35 @@
           <w:rFonts w:ascii="Inter" w:cs="Inter" w:eastAsia="Inter" w:hAnsi="Inter"/>
           <w:b/>
           <w:bCs/>
+          <w:color w:val="222222"/>
         </w:rPr>
         <w:t xml:space="preserve">stack multi-services</w:t>
       </w:r>
       <w:r>
         <w:rPr>
           <w:rFonts w:ascii="Inter" w:cs="Inter" w:eastAsia="Inter" w:hAnsi="Inter"/>
-        </w:rPr>
-        <w:t xml:space="preserve"> peut être composée avec des liens câblés, déployée comme projet </w:t>
-      </w:r>
+          <w:color w:val="222222"/>
+        </w:rPr>
+        <w:t xml:space="preserve"> peut être composée avec des liens câblés, déployée comme projet</w:t>
+      </w:r>
+    </w:p>
+    <w:p>
+      <w:pPr>
+        <w:spacing w:after="140" w:line="276"/>
+        <w:jc w:val="both"/>
+      </w:pPr>
       <w:r>
         <w:rPr>
           <w:rFonts w:ascii="JetBrains Mono" w:cs="JetBrains Mono" w:eastAsia="JetBrains Mono" w:hAnsi="JetBrains Mono"/>
           <w:color w:val="032233"/>
-          <w:sz w:val="20"/>
-          <w:szCs w:val="20"/>
-          <w:shd w:fill="F5F6F8" w:val="clear"/>
+          <w:shd w:fill="EEF2F5" w:val="clear"/>
         </w:rPr>
         <w:t xml:space="preserve">docker compose</w:t>
       </w:r>
       <w:r>
         <w:rPr>
           <w:rFonts w:ascii="Inter" w:cs="Inter" w:eastAsia="Inter" w:hAnsi="Inter"/>
+          <w:color w:val="222222"/>
         </w:rPr>
         <w:t xml:space="preserve">, et détruite avec ses volumes ; le détail montre le statut </w:t>
       </w:r>
@@ -5306,12 +7375,14 @@
           <w:rFonts w:ascii="Inter" w:cs="Inter" w:eastAsia="Inter" w:hAnsi="Inter"/>
           <w:b/>
           <w:bCs/>
+          <w:color w:val="222222"/>
         </w:rPr>
         <w:t xml:space="preserve">global et par service</w:t>
       </w:r>
       <w:r>
         <w:rPr>
           <w:rFonts w:ascii="Inter" w:cs="Inter" w:eastAsia="Inter" w:hAnsi="Inter"/>
+          <w:color w:val="222222"/>
         </w:rPr>
         <w:t xml:space="preserve">.</w:t>
       </w:r>
@@ -5323,11 +7394,12 @@
           <w:ilvl w:val="0"/>
           <w:numId w:val="2"/>
         </w:numPr>
-        <w:spacing w:after="60" w:line="276" w:lineRule="auto"/>
-      </w:pPr>
-      <w:r>
-        <w:rPr>
-          <w:rFonts w:ascii="Inter" w:cs="Inter" w:eastAsia="Inter" w:hAnsi="Inter"/>
+        <w:spacing w:after="60" w:line="264"/>
+      </w:pPr>
+      <w:r>
+        <w:rPr>
+          <w:rFonts w:ascii="Inter" w:cs="Inter" w:eastAsia="Inter" w:hAnsi="Inter"/>
+          <w:color w:val="222222"/>
         </w:rPr>
         <w:t xml:space="preserve">Le </w:t>
       </w:r>
@@ -5336,12 +7408,14 @@
           <w:rFonts w:ascii="Inter" w:cs="Inter" w:eastAsia="Inter" w:hAnsi="Inter"/>
           <w:b/>
           <w:bCs/>
+          <w:color w:val="222222"/>
         </w:rPr>
         <w:t xml:space="preserve">chat</w:t>
       </w:r>
       <w:r>
         <w:rPr>
           <w:rFonts w:ascii="Inter" w:cs="Inter" w:eastAsia="Inter" w:hAnsi="Inter"/>
+          <w:color w:val="222222"/>
         </w:rPr>
         <w:t xml:space="preserve"> propose une action (déploiement </w:t>
       </w:r>
@@ -5350,14 +7424,29 @@
           <w:rFonts w:ascii="Inter" w:cs="Inter" w:eastAsia="Inter" w:hAnsi="Inter"/>
           <w:b/>
           <w:bCs/>
+          <w:color w:val="222222"/>
         </w:rPr>
         <w:t xml:space="preserve">ou</w:t>
       </w:r>
       <w:r>
         <w:rPr>
           <w:rFonts w:ascii="Inter" w:cs="Inter" w:eastAsia="Inter" w:hAnsi="Inter"/>
-        </w:rPr>
-        <w:t xml:space="preserve"> composition de stack) reformulée et confirmable, sans jamais exécuter sans confirmation, et sans proposer de ressource hors catalogue.</w:t>
+          <w:color w:val="222222"/>
+        </w:rPr>
+        <w:t xml:space="preserve"> composition de stack) reformulée et confirmable,</w:t>
+      </w:r>
+    </w:p>
+    <w:p>
+      <w:pPr>
+        <w:spacing w:after="140" w:line="276"/>
+        <w:jc w:val="both"/>
+      </w:pPr>
+      <w:r>
+        <w:rPr>
+          <w:rFonts w:ascii="Inter" w:cs="Inter" w:eastAsia="Inter" w:hAnsi="Inter"/>
+          <w:color w:val="222222"/>
+        </w:rPr>
+        <w:t xml:space="preserve">sans jamais exécuter sans confirmation, et sans proposer de ressource hors catalogue.</w:t>
       </w:r>
     </w:p>
     <w:p>
@@ -5367,11 +7456,12 @@
           <w:ilvl w:val="0"/>
           <w:numId w:val="2"/>
         </w:numPr>
-        <w:spacing w:after="60" w:line="276" w:lineRule="auto"/>
-      </w:pPr>
-      <w:r>
-        <w:rPr>
-          <w:rFonts w:ascii="Inter" w:cs="Inter" w:eastAsia="Inter" w:hAnsi="Inter"/>
+        <w:spacing w:after="60" w:line="264"/>
+      </w:pPr>
+      <w:r>
+        <w:rPr>
+          <w:rFonts w:ascii="Inter" w:cs="Inter" w:eastAsia="Inter" w:hAnsi="Inter"/>
+          <w:color w:val="222222"/>
         </w:rPr>
         <w:t xml:space="preserve">Une ressource </w:t>
       </w:r>
@@ -5380,12 +7470,14 @@
           <w:rFonts w:ascii="Inter" w:cs="Inter" w:eastAsia="Inter" w:hAnsi="Inter"/>
           <w:b/>
           <w:bCs/>
+          <w:color w:val="222222"/>
         </w:rPr>
         <w:t xml:space="preserve">Terraform/runtime bloquée</w:t>
       </w:r>
       <w:r>
         <w:rPr>
           <w:rFonts w:ascii="Inter" w:cs="Inter" w:eastAsia="Inter" w:hAnsi="Inter"/>
+          <w:color w:val="222222"/>
         </w:rPr>
         <w:t xml:space="preserve"> est </w:t>
       </w:r>
@@ -5394,12 +7486,14 @@
           <w:rFonts w:ascii="Inter" w:cs="Inter" w:eastAsia="Inter" w:hAnsi="Inter"/>
           <w:b/>
           <w:bCs/>
+          <w:color w:val="222222"/>
         </w:rPr>
         <w:t xml:space="preserve">visible mais non déployable</w:t>
       </w:r>
       <w:r>
         <w:rPr>
           <w:rFonts w:ascii="Inter" w:cs="Inter" w:eastAsia="Inter" w:hAnsi="Inter"/>
+          <w:color w:val="222222"/>
         </w:rPr>
         <w:t xml:space="preserve">.</w:t>
       </w:r>
@@ -5411,11 +7505,12 @@
           <w:ilvl w:val="0"/>
           <w:numId w:val="2"/>
         </w:numPr>
-        <w:spacing w:after="60" w:line="276" w:lineRule="auto"/>
-      </w:pPr>
-      <w:r>
-        <w:rPr>
-          <w:rFonts w:ascii="Inter" w:cs="Inter" w:eastAsia="Inter" w:hAnsi="Inter"/>
+        <w:spacing w:after="60" w:line="264"/>
+      </w:pPr>
+      <w:r>
+        <w:rPr>
+          <w:rFonts w:ascii="Inter" w:cs="Inter" w:eastAsia="Inter" w:hAnsi="Inter"/>
+          <w:color w:val="222222"/>
         </w:rPr>
         <w:t xml:space="preserve">La suite de tests passe (back + front) et les </w:t>
       </w:r>
@@ -5424,20 +7519,35 @@
           <w:rFonts w:ascii="Inter" w:cs="Inter" w:eastAsia="Inter" w:hAnsi="Inter"/>
           <w:b/>
           <w:bCs/>
+          <w:color w:val="222222"/>
         </w:rPr>
         <w:t xml:space="preserve">gates</w:t>
       </w:r>
       <w:r>
         <w:rPr>
           <w:rFonts w:ascii="Inter" w:cs="Inter" w:eastAsia="Inter" w:hAnsi="Inter"/>
-        </w:rPr>
-        <w:t xml:space="preserve"> lint/format/typecheck/tests sont verts en CI ; couverture conforme aux cibles.</w:t>
+          <w:color w:val="222222"/>
+        </w:rPr>
+        <w:t xml:space="preserve"> lint/format/typecheck/tests sont verts en</w:t>
+      </w:r>
+    </w:p>
+    <w:p>
+      <w:pPr>
+        <w:spacing w:after="140" w:line="276"/>
+        <w:jc w:val="both"/>
+      </w:pPr>
+      <w:r>
+        <w:rPr>
+          <w:rFonts w:ascii="Inter" w:cs="Inter" w:eastAsia="Inter" w:hAnsi="Inter"/>
+          <w:color w:val="222222"/>
+        </w:rPr>
+        <w:t xml:space="preserve">CI ; couverture conforme aux cibles.</w:t>
       </w:r>
     </w:p>
     <w:sectPr>
       <w:footerReference w:type="default" r:id="rId7"/>
-      <w:pgSz w:w="12240" w:h="15840" w:orient="portrait"/>
-      <w:pgMar w:top="1440" w:right="1440" w:bottom="1440" w:left="1440" w:header="708" w:footer="708" w:gutter="0"/>
+      <w:pgSz w:w="11906" w:h="16838" w:orient="portrait"/>
+      <w:pgMar w:top="1100" w:right="1100" w:bottom="1100" w:left="1100" w:header="708" w:footer="708" w:gutter="0"/>
       <w:pgNumType/>
       <w:docGrid w:linePitch="360"/>
     </w:sectPr>
@@ -5679,47 +7789,11 @@
     <w:multiLevelType w:val="hybridMultilevel"/>
     <w:lvl w:ilvl="0" w15:tentative="1">
       <w:start w:val="1"/>
-      <w:numFmt w:val="bullet"/>
-      <w:lvlText w:val="•"/>
-      <w:lvlJc w:val="left"/>
-      <w:pPr>
-        <w:ind w:left="540" w:hanging="280"/>
-      </w:pPr>
-      <w:rPr>
-        <w:color w:val="0D9297"/>
-      </w:rPr>
-    </w:lvl>
-    <w:lvl w:ilvl="1" w15:tentative="1">
-      <w:start w:val="1"/>
-      <w:numFmt w:val="bullet"/>
-      <w:lvlText w:val="◦"/>
-      <w:lvlJc w:val="left"/>
-      <w:pPr>
-        <w:ind w:left="1080" w:hanging="280"/>
-      </w:pPr>
-      <w:rPr>
-        <w:color w:val="0D9297"/>
-      </w:rPr>
-    </w:lvl>
-  </w:abstractNum>
-  <w:abstractNum w:abstractNumId="3" w15:restartNumberingAfterBreak="0">
-    <w:multiLevelType w:val="hybridMultilevel"/>
-    <w:lvl w:ilvl="0" w15:tentative="1">
-      <w:start w:val="1"/>
       <w:numFmt w:val="decimal"/>
       <w:lvlText w:val="%1."/>
-      <w:lvlJc w:val="left"/>
-      <w:pPr>
-        <w:ind w:left="540" w:hanging="280"/>
-      </w:pPr>
-    </w:lvl>
-    <w:lvl w:ilvl="1" w15:tentative="1">
-      <w:start w:val="1"/>
-      <w:numFmt w:val="lowerLetter"/>
-      <w:lvlText w:val="%2)"/>
-      <w:lvlJc w:val="left"/>
-      <w:pPr>
-        <w:ind w:left="1080" w:hanging="280"/>
+      <w:lvlJc w:val="start"/>
+      <w:pPr>
+        <w:ind w:left="360" w:hanging="260"/>
       </w:pPr>
     </w:lvl>
   </w:abstractNum>
@@ -5730,12 +7804,6 @@
     </w:lvlOverride>
   </w:num>
   <w:num w:numId="2">
-    <w:abstractNumId w:val="3"/>
-    <w:lvlOverride w:ilvl="0">
-      <w:startOverride w:val="1"/>
-    </w:lvlOverride>
-  </w:num>
-  <w:num w:numId="3">
     <w:abstractNumId w:val="2"/>
     <w:lvlOverride w:ilvl="0">
       <w:startOverride w:val="1"/>
@@ -5933,20 +8001,13 @@
     <w:basedOn w:val="Normal"/>
     <w:next w:val="Normal"/>
     <w:qFormat/>
-    <w:pPr>
-      <w:pBdr>
-        <w:bottom w:val="single" w:color="0D9297" w:sz="10" w:space="4"/>
-      </w:pBdr>
-      <w:spacing w:after="160" w:before="320"/>
-      <w:outlineLvl w:val="0"/>
-    </w:pPr>
     <w:rPr>
       <w:rFonts w:ascii="Inter" w:cs="Inter" w:eastAsia="Inter" w:hAnsi="Inter"/>
       <w:b/>
       <w:bCs/>
       <w:color w:val="032233"/>
-      <w:sz w:val="32"/>
-      <w:szCs w:val="32"/>
+      <w:sz w:val="34"/>
+      <w:szCs w:val="34"/>
     </w:rPr>
   </w:style>
   <w:style w:type="paragraph" w:styleId="Heading2">
@@ -5954,17 +8015,13 @@
     <w:basedOn w:val="Normal"/>
     <w:next w:val="Normal"/>
     <w:qFormat/>
-    <w:pPr>
-      <w:spacing w:after="120" w:before="260"/>
-      <w:outlineLvl w:val="1"/>
-    </w:pPr>
     <w:rPr>
       <w:rFonts w:ascii="Inter" w:cs="Inter" w:eastAsia="Inter" w:hAnsi="Inter"/>
       <w:b/>
       <w:bCs/>
       <w:color w:val="032233"/>
-      <w:sz w:val="27"/>
-      <w:szCs w:val="27"/>
+      <w:sz w:val="28"/>
+      <w:szCs w:val="28"/>
     </w:rPr>
   </w:style>
   <w:style w:type="paragraph" w:styleId="Heading3">
@@ -5972,17 +8029,13 @@
     <w:basedOn w:val="Normal"/>
     <w:next w:val="Normal"/>
     <w:qFormat/>
-    <w:pPr>
-      <w:spacing w:after="100" w:before="200"/>
-      <w:outlineLvl w:val="2"/>
-    </w:pPr>
     <w:rPr>
       <w:rFonts w:ascii="Inter" w:cs="Inter" w:eastAsia="Inter" w:hAnsi="Inter"/>
       <w:b/>
       <w:bCs/>
       <w:color w:val="0D9297"/>
-      <w:sz w:val="23"/>
-      <w:szCs w:val="23"/>
+      <w:sz w:val="24"/>
+      <w:szCs w:val="24"/>
     </w:rPr>
   </w:style>
   <w:style w:type="paragraph" w:styleId="Heading4">
@@ -5990,17 +8043,13 @@
     <w:basedOn w:val="Normal"/>
     <w:next w:val="Normal"/>
     <w:qFormat/>
-    <w:pPr>
-      <w:spacing w:after="80" w:before="160"/>
-      <w:outlineLvl w:val="3"/>
-    </w:pPr>
     <w:rPr>
       <w:rFonts w:ascii="Inter" w:cs="Inter" w:eastAsia="Inter" w:hAnsi="Inter"/>
       <w:b/>
       <w:bCs/>
-      <w:color w:val="37474F"/>
-      <w:sz w:val="21"/>
-      <w:szCs w:val="21"/>
+      <w:color w:val="0D9297"/>
+      <w:sz w:val="22"/>
+      <w:szCs w:val="22"/>
     </w:rPr>
   </w:style>
 </w:styles>
